--- a/交付物-doc-pdf-ppt/AI内容课_VerB_CMO战略版_工作手册.docx
+++ b/交付物-doc-pdf-ppt/AI内容课_VerB_CMO战略版_工作手册.docx
@@ -1536,7 +1536,7 @@
             <w:pPr>
               <w:spacing w:after="40"/>
             </w:pPr>
-            <w:hyperlink w:history="1" r:id="rIdewhztxo4cnsy-s90zvsz4">
+            <w:hyperlink w:history="1" r:id="rIdq1_t9ydihfm7rd-ytlfw2">
               <w:r>
                 <w:rPr>
                   <w:rFonts w:ascii="Courier New" w:eastAsia="PingFang SC" w:hAnsi="Courier New"/>
@@ -1567,7 +1567,7 @@
             <w:pPr>
               <w:spacing w:after="0"/>
             </w:pPr>
-            <w:hyperlink w:history="1" r:id="rIdr_qqiq95flsxyqxor7j7n">
+            <w:hyperlink w:history="1" r:id="rIdfv0fodpt1epr1jkkvyyoo">
               <w:r>
                 <w:rPr>
                   <w:rFonts w:ascii="Courier New" w:eastAsia="PingFang SC" w:hAnsi="Courier New"/>
@@ -1789,7 +1789,7 @@
             <w:pPr>
               <w:spacing w:after="0" w:line="252"/>
             </w:pPr>
-            <w:hyperlink w:history="1" r:id="rIdvetdmzi3tlkfaig1qj9df">
+            <w:hyperlink w:history="1" r:id="rIdbrqn2uzlce5tzgbw4biug">
               <w:r>
                 <w:rPr>
                   <w:rFonts w:ascii="Arial" w:eastAsia="PingFang SC" w:hAnsi="Arial"/>
@@ -1891,7 +1891,7 @@
             <w:pPr>
               <w:spacing w:after="0" w:line="252"/>
             </w:pPr>
-            <w:hyperlink w:history="1" r:id="rIdrnebecyf841g4xqry7t6b">
+            <w:hyperlink w:history="1" r:id="rId93pm6tims8fsw0n5bjieu">
               <w:r>
                 <w:rPr>
                   <w:rFonts w:ascii="Arial" w:eastAsia="PingFang SC" w:hAnsi="Arial"/>
@@ -1993,7 +1993,7 @@
             <w:pPr>
               <w:spacing w:after="0" w:line="252"/>
             </w:pPr>
-            <w:hyperlink w:history="1" r:id="rIdxsy_auuajocglnnlmwj7t">
+            <w:hyperlink w:history="1" r:id="rId3yklpcxsdljul71yglmz_">
               <w:r>
                 <w:rPr>
                   <w:rFonts w:ascii="Arial" w:eastAsia="PingFang SC" w:hAnsi="Arial"/>
@@ -2095,7 +2095,7 @@
             <w:pPr>
               <w:spacing w:after="0" w:line="252"/>
             </w:pPr>
-            <w:hyperlink w:history="1" r:id="rIdndgig6epr51gwadnlhjz8">
+            <w:hyperlink w:history="1" r:id="rId1pxuk6viyqqcd6tw3h7of">
               <w:r>
                 <w:rPr>
                   <w:rFonts w:ascii="Arial" w:eastAsia="PingFang SC" w:hAnsi="Arial"/>
@@ -2197,7 +2197,7 @@
             <w:pPr>
               <w:spacing w:after="0" w:line="252"/>
             </w:pPr>
-            <w:hyperlink w:history="1" r:id="rIdlpizri-fvmii0tapalyph">
+            <w:hyperlink w:history="1" r:id="rIdoqbzbwphgvkcv9-kl-qfa">
               <w:r>
                 <w:rPr>
                   <w:rFonts w:ascii="Arial" w:eastAsia="PingFang SC" w:hAnsi="Arial"/>
@@ -2299,7 +2299,7 @@
             <w:pPr>
               <w:spacing w:after="0" w:line="252"/>
             </w:pPr>
-            <w:hyperlink w:history="1" r:id="rIdey_oyyjdmc6l3hrm9s0aj">
+            <w:hyperlink w:history="1" r:id="rIdrmensy7pafl1ndgxh4zxj">
               <w:r>
                 <w:rPr>
                   <w:rFonts w:ascii="Arial" w:eastAsia="PingFang SC" w:hAnsi="Arial"/>
@@ -2401,7 +2401,7 @@
             <w:pPr>
               <w:spacing w:after="0" w:line="252"/>
             </w:pPr>
-            <w:hyperlink w:history="1" r:id="rIdqxmfpflspmuquepicgljo">
+            <w:hyperlink w:history="1" r:id="rIdhccdmismqzpzvtlxxmkve">
               <w:r>
                 <w:rPr>
                   <w:rFonts w:ascii="Arial" w:eastAsia="PingFang SC" w:hAnsi="Arial"/>
@@ -2503,7 +2503,7 @@
             <w:pPr>
               <w:spacing w:after="0" w:line="252"/>
             </w:pPr>
-            <w:hyperlink w:history="1" r:id="rIdgpi2cj0-iguvi0ygq46mz">
+            <w:hyperlink w:history="1" r:id="rIdp6s2mjvz7wwnmuarwn2jd">
               <w:r>
                 <w:rPr>
                   <w:rFonts w:ascii="Arial" w:eastAsia="PingFang SC" w:hAnsi="Arial"/>
@@ -2605,7 +2605,7 @@
             <w:pPr>
               <w:spacing w:after="0" w:line="252"/>
             </w:pPr>
-            <w:hyperlink w:history="1" r:id="rIdr43dzfes48z7amc_s1dwt">
+            <w:hyperlink w:history="1" r:id="rIdej83kdkizkkn6utvocflm">
               <w:r>
                 <w:rPr>
                   <w:rFonts w:ascii="Arial" w:eastAsia="PingFang SC" w:hAnsi="Arial"/>
@@ -2707,7 +2707,7 @@
             <w:pPr>
               <w:spacing w:after="0" w:line="252"/>
             </w:pPr>
-            <w:hyperlink w:history="1" r:id="rIdjrdhh2n2_hkz57ohk6c3r">
+            <w:hyperlink w:history="1" r:id="rIdo2obtwap-92y_bpmoe6jc">
               <w:r>
                 <w:rPr>
                   <w:rFonts w:ascii="Arial" w:eastAsia="PingFang SC" w:hAnsi="Arial"/>
@@ -2855,7 +2855,7 @@
             <w:pPr>
               <w:spacing w:after="0" w:line="252"/>
             </w:pPr>
-            <w:hyperlink w:history="1" r:id="rIdvpbmzyhypcb00e6yz8s_k">
+            <w:hyperlink w:history="1" r:id="rIdup2ekzunsd0xphe9oy5uu">
               <w:r>
                 <w:rPr>
                   <w:rFonts w:ascii="Arial" w:eastAsia="PingFang SC" w:hAnsi="Arial"/>
@@ -2957,7 +2957,7 @@
             <w:pPr>
               <w:spacing w:after="0" w:line="252"/>
             </w:pPr>
-            <w:hyperlink w:history="1" r:id="rIdqpnbmbskieufxj-uc-qgw">
+            <w:hyperlink w:history="1" r:id="rIdihimatxnimtbfx1e-moml">
               <w:r>
                 <w:rPr>
                   <w:rFonts w:ascii="Arial" w:eastAsia="PingFang SC" w:hAnsi="Arial"/>
@@ -3059,7 +3059,7 @@
             <w:pPr>
               <w:spacing w:after="0" w:line="252"/>
             </w:pPr>
-            <w:hyperlink w:history="1" r:id="rIdas9rceit_gdogiok72zdn">
+            <w:hyperlink w:history="1" r:id="rIddh1litn0acji0od_dntgt">
               <w:r>
                 <w:rPr>
                   <w:rFonts w:ascii="Arial" w:eastAsia="PingFang SC" w:hAnsi="Arial"/>
@@ -3161,7 +3161,7 @@
             <w:pPr>
               <w:spacing w:after="0" w:line="252"/>
             </w:pPr>
-            <w:hyperlink w:history="1" r:id="rIdccco9ndeffyckoad7oktr">
+            <w:hyperlink w:history="1" r:id="rIdbrjhqwymb17an-hh2qjbi">
               <w:r>
                 <w:rPr>
                   <w:rFonts w:ascii="Arial" w:eastAsia="PingFang SC" w:hAnsi="Arial"/>
@@ -3263,7 +3263,7 @@
             <w:pPr>
               <w:spacing w:after="0" w:line="252"/>
             </w:pPr>
-            <w:hyperlink w:history="1" r:id="rIdgggmep7yhe6wqtmujcmik">
+            <w:hyperlink w:history="1" r:id="rIdv1ua4s6elg5dp4qv9dhbg">
               <w:r>
                 <w:rPr>
                   <w:rFonts w:ascii="Arial" w:eastAsia="PingFang SC" w:hAnsi="Arial"/>
@@ -3365,7 +3365,7 @@
             <w:pPr>
               <w:spacing w:after="0" w:line="252"/>
             </w:pPr>
-            <w:hyperlink w:history="1" r:id="rIdam79t1onsllquepyuvnjz">
+            <w:hyperlink w:history="1" r:id="rIdzukcqpyzzajvctphredxw">
               <w:r>
                 <w:rPr>
                   <w:rFonts w:ascii="Arial" w:eastAsia="PingFang SC" w:hAnsi="Arial"/>
@@ -7255,7 +7255,7 @@
           <w:sz w:val="21"/>
           <w:szCs w:val="21"/>
         </w:rPr>
-        <w:t xml:space="preserve">看它锁脸出的数字人口播</w:t>
+        <w:t xml:space="preserve">看它锁脸出的数字人口播——照片级真人，不要卡通 / 3D avatar</w:t>
       </w:r>
     </w:p>
     <w:p>

--- a/交付物-doc-pdf-ppt/AI内容课_VerB_CMO战略版_工作手册.docx
+++ b/交付物-doc-pdf-ppt/AI内容课_VerB_CMO战略版_工作手册.docx
@@ -293,6 +293,56 @@
     </w:p>
     <w:p>
       <w:pPr>
+        <w:spacing w:after="120" w:before="0" w:line="276"/>
+      </w:pPr>
+      <w:r>
+        <w:rPr>
+          <w:rFonts w:ascii="Arial" w:eastAsia="PingFang SC" w:hAnsi="Arial"/>
+          <w:b/>
+          <w:bCs/>
+          <w:color w:val="FCB040"/>
+          <w:sz w:val="22"/>
+          <w:szCs w:val="22"/>
+        </w:rPr>
+        <w:t xml:space="preserve">🎯 八二法则：</w:t>
+      </w:r>
+      <w:r>
+        <w:rPr>
+          <w:rFonts w:ascii="Arial" w:eastAsia="PingFang SC" w:hAnsi="Arial"/>
+          <w:color w:val="142233"/>
+          <w:sz w:val="22"/>
+          <w:szCs w:val="22"/>
+        </w:rPr>
+        <w:t xml:space="preserve">80% 结果由最初 20%（方向/地基）决定，方向先对。</w:t>
+      </w:r>
+    </w:p>
+    <w:p>
+      <w:pPr>
+        <w:spacing w:after="120" w:before="0" w:line="276"/>
+      </w:pPr>
+      <w:r>
+        <w:rPr>
+          <w:rFonts w:ascii="Arial" w:eastAsia="PingFang SC" w:hAnsi="Arial"/>
+          <w:b/>
+          <w:bCs/>
+          <w:color w:val="0F75BC"/>
+          <w:sz w:val="22"/>
+          <w:szCs w:val="22"/>
+        </w:rPr>
+        <w:t xml:space="preserve">🔴 两条内容路线：</w:t>
+      </w:r>
+      <w:r>
+        <w:rPr>
+          <w:rFonts w:ascii="Arial" w:eastAsia="PingFang SC" w:hAnsi="Arial"/>
+          <w:color w:val="142233"/>
+          <w:sz w:val="22"/>
+          <w:szCs w:val="22"/>
+        </w:rPr>
+        <w:t xml:space="preserve">每个工具先分「个人 IP 内容」还是「卖产品/服务」，角度不同。营销心法：持续&gt;爆款（每周 3 次）· 带你自己的独特观点。</w:t>
+      </w:r>
+    </w:p>
+    <w:p>
+      <w:pPr>
         <w:spacing w:after="80" w:before="160"/>
       </w:pPr>
       <w:r>
@@ -1536,7 +1586,7 @@
             <w:pPr>
               <w:spacing w:after="40"/>
             </w:pPr>
-            <w:hyperlink w:history="1" r:id="rIdulcayzswbgu5rqt2dscxy">
+            <w:hyperlink w:history="1" r:id="rId_eszlz0mxnkcjqrxiexfp">
               <w:r>
                 <w:rPr>
                   <w:rFonts w:ascii="Courier New" w:eastAsia="PingFang SC" w:hAnsi="Courier New"/>
@@ -1567,7 +1617,7 @@
             <w:pPr>
               <w:spacing w:after="0"/>
             </w:pPr>
-            <w:hyperlink w:history="1" r:id="rIdtebw-bhrlcl84v3ilirl-">
+            <w:hyperlink w:history="1" r:id="rIducznkycuyda-2z6jca-mo">
               <w:r>
                 <w:rPr>
                   <w:rFonts w:ascii="Courier New" w:eastAsia="PingFang SC" w:hAnsi="Courier New"/>
@@ -1789,7 +1839,7 @@
             <w:pPr>
               <w:spacing w:after="0" w:line="252"/>
             </w:pPr>
-            <w:hyperlink w:history="1" r:id="rId25bsyg3x96a10mhh02cwc">
+            <w:hyperlink w:history="1" r:id="rIdpzccdi0lnjsmod-cc2ghe">
               <w:r>
                 <w:rPr>
                   <w:rFonts w:ascii="Arial" w:eastAsia="PingFang SC" w:hAnsi="Arial"/>
@@ -1891,7 +1941,7 @@
             <w:pPr>
               <w:spacing w:after="0" w:line="252"/>
             </w:pPr>
-            <w:hyperlink w:history="1" r:id="rIdn4xr6xwnzu8ls1pqkejlf">
+            <w:hyperlink w:history="1" r:id="rIdkakrj_50tzhrr88rpk7ri">
               <w:r>
                 <w:rPr>
                   <w:rFonts w:ascii="Arial" w:eastAsia="PingFang SC" w:hAnsi="Arial"/>
@@ -1993,7 +2043,7 @@
             <w:pPr>
               <w:spacing w:after="0" w:line="252"/>
             </w:pPr>
-            <w:hyperlink w:history="1" r:id="rIdl_8ito7x95imspbvu7nxn">
+            <w:hyperlink w:history="1" r:id="rId2qsvxqv_63pdzot48j7eh">
               <w:r>
                 <w:rPr>
                   <w:rFonts w:ascii="Arial" w:eastAsia="PingFang SC" w:hAnsi="Arial"/>
@@ -2095,7 +2145,7 @@
             <w:pPr>
               <w:spacing w:after="0" w:line="252"/>
             </w:pPr>
-            <w:hyperlink w:history="1" r:id="rIdcrmtdgsxyec-isjucci2j">
+            <w:hyperlink w:history="1" r:id="rId1gouj3n0qahb9rajkmu0n">
               <w:r>
                 <w:rPr>
                   <w:rFonts w:ascii="Arial" w:eastAsia="PingFang SC" w:hAnsi="Arial"/>
@@ -2197,7 +2247,7 @@
             <w:pPr>
               <w:spacing w:after="0" w:line="252"/>
             </w:pPr>
-            <w:hyperlink w:history="1" r:id="rIdrz0jj8bgpteiyaedz9wmb">
+            <w:hyperlink w:history="1" r:id="rIdmh-9py77jpmvswbi7df4i">
               <w:r>
                 <w:rPr>
                   <w:rFonts w:ascii="Arial" w:eastAsia="PingFang SC" w:hAnsi="Arial"/>
@@ -2299,7 +2349,7 @@
             <w:pPr>
               <w:spacing w:after="0" w:line="252"/>
             </w:pPr>
-            <w:hyperlink w:history="1" r:id="rId9krarej8cacou8sv4a-3u">
+            <w:hyperlink w:history="1" r:id="rIdsak8gl1ecqcoxovjb01as">
               <w:r>
                 <w:rPr>
                   <w:rFonts w:ascii="Arial" w:eastAsia="PingFang SC" w:hAnsi="Arial"/>
@@ -2401,7 +2451,7 @@
             <w:pPr>
               <w:spacing w:after="0" w:line="252"/>
             </w:pPr>
-            <w:hyperlink w:history="1" r:id="rIdiktubtbv-5zx1j3-k2st7">
+            <w:hyperlink w:history="1" r:id="rId5egck5sgeuaqfwkpzi5sg">
               <w:r>
                 <w:rPr>
                   <w:rFonts w:ascii="Arial" w:eastAsia="PingFang SC" w:hAnsi="Arial"/>
@@ -2503,7 +2553,7 @@
             <w:pPr>
               <w:spacing w:after="0" w:line="252"/>
             </w:pPr>
-            <w:hyperlink w:history="1" r:id="rIdmfjv8zvpawdu7zh92kx8v">
+            <w:hyperlink w:history="1" r:id="rIdnginfjtohgbo78dtddwl8">
               <w:r>
                 <w:rPr>
                   <w:rFonts w:ascii="Arial" w:eastAsia="PingFang SC" w:hAnsi="Arial"/>
@@ -2605,7 +2655,7 @@
             <w:pPr>
               <w:spacing w:after="0" w:line="252"/>
             </w:pPr>
-            <w:hyperlink w:history="1" r:id="rId4b-mhnza4zvididet0i6e">
+            <w:hyperlink w:history="1" r:id="rId8vetmwvu-knbma6u3dtg-">
               <w:r>
                 <w:rPr>
                   <w:rFonts w:ascii="Arial" w:eastAsia="PingFang SC" w:hAnsi="Arial"/>
@@ -2707,7 +2757,7 @@
             <w:pPr>
               <w:spacing w:after="0" w:line="252"/>
             </w:pPr>
-            <w:hyperlink w:history="1" r:id="rIdxzs-n3jthjs2oir24mm1q">
+            <w:hyperlink w:history="1" r:id="rIdgg3lajgao6hgmgzgwz0hr">
               <w:r>
                 <w:rPr>
                   <w:rFonts w:ascii="Arial" w:eastAsia="PingFang SC" w:hAnsi="Arial"/>
@@ -2855,7 +2905,7 @@
             <w:pPr>
               <w:spacing w:after="0" w:line="252"/>
             </w:pPr>
-            <w:hyperlink w:history="1" r:id="rId-oacfchzxnqwb9tlv_gy5">
+            <w:hyperlink w:history="1" r:id="rIdzqgbplknjpyud4m9msugc">
               <w:r>
                 <w:rPr>
                   <w:rFonts w:ascii="Arial" w:eastAsia="PingFang SC" w:hAnsi="Arial"/>
@@ -2957,7 +3007,7 @@
             <w:pPr>
               <w:spacing w:after="0" w:line="252"/>
             </w:pPr>
-            <w:hyperlink w:history="1" r:id="rId15kpyumw_a2imil6gzi7u">
+            <w:hyperlink w:history="1" r:id="rIdiuqya8uhwxqmtzsqe5fgg">
               <w:r>
                 <w:rPr>
                   <w:rFonts w:ascii="Arial" w:eastAsia="PingFang SC" w:hAnsi="Arial"/>
@@ -3059,7 +3109,7 @@
             <w:pPr>
               <w:spacing w:after="0" w:line="252"/>
             </w:pPr>
-            <w:hyperlink w:history="1" r:id="rIdhr6bz3pbx52rb4matqsbb">
+            <w:hyperlink w:history="1" r:id="rId1yvgykom7obymqs_vsupd">
               <w:r>
                 <w:rPr>
                   <w:rFonts w:ascii="Arial" w:eastAsia="PingFang SC" w:hAnsi="Arial"/>
@@ -3161,7 +3211,7 @@
             <w:pPr>
               <w:spacing w:after="0" w:line="252"/>
             </w:pPr>
-            <w:hyperlink w:history="1" r:id="rIdz0tdmegh3svyllpqy0dtj">
+            <w:hyperlink w:history="1" r:id="rIdykol9ohh1ly99h1s7e21j">
               <w:r>
                 <w:rPr>
                   <w:rFonts w:ascii="Arial" w:eastAsia="PingFang SC" w:hAnsi="Arial"/>
@@ -3263,7 +3313,7 @@
             <w:pPr>
               <w:spacing w:after="0" w:line="252"/>
             </w:pPr>
-            <w:hyperlink w:history="1" r:id="rIdnrf-eetsne7jyop1ttlcd">
+            <w:hyperlink w:history="1" r:id="rIdcixow24pwb9eoejovylv3">
               <w:r>
                 <w:rPr>
                   <w:rFonts w:ascii="Arial" w:eastAsia="PingFang SC" w:hAnsi="Arial"/>
@@ -3365,7 +3415,7 @@
             <w:pPr>
               <w:spacing w:after="0" w:line="252"/>
             </w:pPr>
-            <w:hyperlink w:history="1" r:id="rId9oxqjcbzxaxtl-lsrfppq">
+            <w:hyperlink w:history="1" r:id="rIdrl9jjz3gtwsho9yteealp">
               <w:r>
                 <w:rPr>
                   <w:rFonts w:ascii="Arial" w:eastAsia="PingFang SC" w:hAnsi="Arial"/>

--- a/交付物-doc-pdf-ppt/AI内容课_VerB_CMO战略版_工作手册.docx
+++ b/交付物-doc-pdf-ppt/AI内容课_VerB_CMO战略版_工作手册.docx
@@ -1586,7 +1586,7 @@
             <w:pPr>
               <w:spacing w:after="40"/>
             </w:pPr>
-            <w:hyperlink w:history="1" r:id="rId_eszlz0mxnkcjqrxiexfp">
+            <w:hyperlink w:history="1" r:id="rIdqegomu65l1grmfcx5pt7a">
               <w:r>
                 <w:rPr>
                   <w:rFonts w:ascii="Courier New" w:eastAsia="PingFang SC" w:hAnsi="Courier New"/>
@@ -1617,7 +1617,7 @@
             <w:pPr>
               <w:spacing w:after="0"/>
             </w:pPr>
-            <w:hyperlink w:history="1" r:id="rIducznkycuyda-2z6jca-mo">
+            <w:hyperlink w:history="1" r:id="rId6gcgcy6rphecevqimjnkt">
               <w:r>
                 <w:rPr>
                   <w:rFonts w:ascii="Courier New" w:eastAsia="PingFang SC" w:hAnsi="Courier New"/>
@@ -1839,7 +1839,7 @@
             <w:pPr>
               <w:spacing w:after="0" w:line="252"/>
             </w:pPr>
-            <w:hyperlink w:history="1" r:id="rIdpzccdi0lnjsmod-cc2ghe">
+            <w:hyperlink w:history="1" r:id="rIdpjphto7p0gprb57vl6_qp">
               <w:r>
                 <w:rPr>
                   <w:rFonts w:ascii="Arial" w:eastAsia="PingFang SC" w:hAnsi="Arial"/>
@@ -1941,7 +1941,7 @@
             <w:pPr>
               <w:spacing w:after="0" w:line="252"/>
             </w:pPr>
-            <w:hyperlink w:history="1" r:id="rIdkakrj_50tzhrr88rpk7ri">
+            <w:hyperlink w:history="1" r:id="rId05eglisjytmdwlvx9yfus">
               <w:r>
                 <w:rPr>
                   <w:rFonts w:ascii="Arial" w:eastAsia="PingFang SC" w:hAnsi="Arial"/>
@@ -2043,7 +2043,7 @@
             <w:pPr>
               <w:spacing w:after="0" w:line="252"/>
             </w:pPr>
-            <w:hyperlink w:history="1" r:id="rId2qsvxqv_63pdzot48j7eh">
+            <w:hyperlink w:history="1" r:id="rId-pehjgjmabnmzlrlgzrkn">
               <w:r>
                 <w:rPr>
                   <w:rFonts w:ascii="Arial" w:eastAsia="PingFang SC" w:hAnsi="Arial"/>
@@ -2145,7 +2145,7 @@
             <w:pPr>
               <w:spacing w:after="0" w:line="252"/>
             </w:pPr>
-            <w:hyperlink w:history="1" r:id="rId1gouj3n0qahb9rajkmu0n">
+            <w:hyperlink w:history="1" r:id="rId5djjjlkl8ugbfuxw7plh9">
               <w:r>
                 <w:rPr>
                   <w:rFonts w:ascii="Arial" w:eastAsia="PingFang SC" w:hAnsi="Arial"/>
@@ -2247,7 +2247,7 @@
             <w:pPr>
               <w:spacing w:after="0" w:line="252"/>
             </w:pPr>
-            <w:hyperlink w:history="1" r:id="rIdmh-9py77jpmvswbi7df4i">
+            <w:hyperlink w:history="1" r:id="rIdadbm2il4t60zccy7556xh">
               <w:r>
                 <w:rPr>
                   <w:rFonts w:ascii="Arial" w:eastAsia="PingFang SC" w:hAnsi="Arial"/>
@@ -2349,7 +2349,7 @@
             <w:pPr>
               <w:spacing w:after="0" w:line="252"/>
             </w:pPr>
-            <w:hyperlink w:history="1" r:id="rIdsak8gl1ecqcoxovjb01as">
+            <w:hyperlink w:history="1" r:id="rIdlz9vnhnuwashi1lt1el5t">
               <w:r>
                 <w:rPr>
                   <w:rFonts w:ascii="Arial" w:eastAsia="PingFang SC" w:hAnsi="Arial"/>
@@ -2451,7 +2451,7 @@
             <w:pPr>
               <w:spacing w:after="0" w:line="252"/>
             </w:pPr>
-            <w:hyperlink w:history="1" r:id="rId5egck5sgeuaqfwkpzi5sg">
+            <w:hyperlink w:history="1" r:id="rIdcdkf10wviyvh7k8or1hqj">
               <w:r>
                 <w:rPr>
                   <w:rFonts w:ascii="Arial" w:eastAsia="PingFang SC" w:hAnsi="Arial"/>
@@ -2553,7 +2553,7 @@
             <w:pPr>
               <w:spacing w:after="0" w:line="252"/>
             </w:pPr>
-            <w:hyperlink w:history="1" r:id="rIdnginfjtohgbo78dtddwl8">
+            <w:hyperlink w:history="1" r:id="rIdpmtp6w1lltnhav8pjnvxp">
               <w:r>
                 <w:rPr>
                   <w:rFonts w:ascii="Arial" w:eastAsia="PingFang SC" w:hAnsi="Arial"/>
@@ -2655,7 +2655,7 @@
             <w:pPr>
               <w:spacing w:after="0" w:line="252"/>
             </w:pPr>
-            <w:hyperlink w:history="1" r:id="rId8vetmwvu-knbma6u3dtg-">
+            <w:hyperlink w:history="1" r:id="rIdouopfi4qfkcnsoymibyjv">
               <w:r>
                 <w:rPr>
                   <w:rFonts w:ascii="Arial" w:eastAsia="PingFang SC" w:hAnsi="Arial"/>
@@ -2757,7 +2757,7 @@
             <w:pPr>
               <w:spacing w:after="0" w:line="252"/>
             </w:pPr>
-            <w:hyperlink w:history="1" r:id="rIdgg3lajgao6hgmgzgwz0hr">
+            <w:hyperlink w:history="1" r:id="rId3clggxbwjr0yqk5lqhaj9">
               <w:r>
                 <w:rPr>
                   <w:rFonts w:ascii="Arial" w:eastAsia="PingFang SC" w:hAnsi="Arial"/>
@@ -2905,7 +2905,7 @@
             <w:pPr>
               <w:spacing w:after="0" w:line="252"/>
             </w:pPr>
-            <w:hyperlink w:history="1" r:id="rIdzqgbplknjpyud4m9msugc">
+            <w:hyperlink w:history="1" r:id="rId8qj3n4ritpv0bnfh6uvnh">
               <w:r>
                 <w:rPr>
                   <w:rFonts w:ascii="Arial" w:eastAsia="PingFang SC" w:hAnsi="Arial"/>
@@ -3007,7 +3007,7 @@
             <w:pPr>
               <w:spacing w:after="0" w:line="252"/>
             </w:pPr>
-            <w:hyperlink w:history="1" r:id="rIdiuqya8uhwxqmtzsqe5fgg">
+            <w:hyperlink w:history="1" r:id="rIdq5o362rnhh_otazkutwgl">
               <w:r>
                 <w:rPr>
                   <w:rFonts w:ascii="Arial" w:eastAsia="PingFang SC" w:hAnsi="Arial"/>
@@ -3109,7 +3109,7 @@
             <w:pPr>
               <w:spacing w:after="0" w:line="252"/>
             </w:pPr>
-            <w:hyperlink w:history="1" r:id="rId1yvgykom7obymqs_vsupd">
+            <w:hyperlink w:history="1" r:id="rIdljk6bn5snhw2-pv_kjy-i">
               <w:r>
                 <w:rPr>
                   <w:rFonts w:ascii="Arial" w:eastAsia="PingFang SC" w:hAnsi="Arial"/>
@@ -3211,7 +3211,7 @@
             <w:pPr>
               <w:spacing w:after="0" w:line="252"/>
             </w:pPr>
-            <w:hyperlink w:history="1" r:id="rIdykol9ohh1ly99h1s7e21j">
+            <w:hyperlink w:history="1" r:id="rIdqvv5-kw7ddclhf11xzoh9">
               <w:r>
                 <w:rPr>
                   <w:rFonts w:ascii="Arial" w:eastAsia="PingFang SC" w:hAnsi="Arial"/>
@@ -3313,7 +3313,7 @@
             <w:pPr>
               <w:spacing w:after="0" w:line="252"/>
             </w:pPr>
-            <w:hyperlink w:history="1" r:id="rIdcixow24pwb9eoejovylv3">
+            <w:hyperlink w:history="1" r:id="rIdwuezftvfvo66awegrfbzt">
               <w:r>
                 <w:rPr>
                   <w:rFonts w:ascii="Arial" w:eastAsia="PingFang SC" w:hAnsi="Arial"/>
@@ -3415,7 +3415,7 @@
             <w:pPr>
               <w:spacing w:after="0" w:line="252"/>
             </w:pPr>
-            <w:hyperlink w:history="1" r:id="rIdrl9jjz3gtwsho9yteealp">
+            <w:hyperlink w:history="1" r:id="rIddm-dghe_rgr9vquxw6ps9">
               <w:r>
                 <w:rPr>
                   <w:rFonts w:ascii="Arial" w:eastAsia="PingFang SC" w:hAnsi="Arial"/>

--- a/交付物-doc-pdf-ppt/AI内容课_VerB_CMO战略版_工作手册.docx
+++ b/交付物-doc-pdf-ppt/AI内容课_VerB_CMO战略版_工作手册.docx
@@ -1586,7 +1586,7 @@
             <w:pPr>
               <w:spacing w:after="40"/>
             </w:pPr>
-            <w:hyperlink w:history="1" r:id="rIdxsa3yt3bfzalumowdecds">
+            <w:hyperlink w:history="1" r:id="rIdemihuim1ornd_0wotkqxa">
               <w:r>
                 <w:rPr>
                   <w:rFonts w:ascii="Courier New" w:eastAsia="PingFang SC" w:hAnsi="Courier New"/>
@@ -1617,7 +1617,7 @@
             <w:pPr>
               <w:spacing w:after="0"/>
             </w:pPr>
-            <w:hyperlink w:history="1" r:id="rIdc41c27gtruqi8qzt6f8qf">
+            <w:hyperlink w:history="1" r:id="rIdwgcdqmtiojnuynfefn22v">
               <w:r>
                 <w:rPr>
                   <w:rFonts w:ascii="Courier New" w:eastAsia="PingFang SC" w:hAnsi="Courier New"/>
@@ -1839,7 +1839,7 @@
             <w:pPr>
               <w:spacing w:after="0" w:line="252"/>
             </w:pPr>
-            <w:hyperlink w:history="1" r:id="rIdslnqcdsxzxbf2pagcc_vg">
+            <w:hyperlink w:history="1" r:id="rIdcwexhl6xe2rd0kuejcjt6">
               <w:r>
                 <w:rPr>
                   <w:rFonts w:ascii="Arial" w:eastAsia="PingFang SC" w:hAnsi="Arial"/>
@@ -1941,7 +1941,7 @@
             <w:pPr>
               <w:spacing w:after="0" w:line="252"/>
             </w:pPr>
-            <w:hyperlink w:history="1" r:id="rIdhurgk5_tfsu5sf4rpygy5">
+            <w:hyperlink w:history="1" r:id="rIdnfstoowtwchti6ybyopba">
               <w:r>
                 <w:rPr>
                   <w:rFonts w:ascii="Arial" w:eastAsia="PingFang SC" w:hAnsi="Arial"/>
@@ -2043,7 +2043,7 @@
             <w:pPr>
               <w:spacing w:after="0" w:line="252"/>
             </w:pPr>
-            <w:hyperlink w:history="1" r:id="rIdybtq_ahmd1ifmpgjry0r_">
+            <w:hyperlink w:history="1" r:id="rIdriepqf9n9wtslpqzqh19y">
               <w:r>
                 <w:rPr>
                   <w:rFonts w:ascii="Arial" w:eastAsia="PingFang SC" w:hAnsi="Arial"/>
@@ -2145,7 +2145,7 @@
             <w:pPr>
               <w:spacing w:after="0" w:line="252"/>
             </w:pPr>
-            <w:hyperlink w:history="1" r:id="rIdsdpowlhwdxcj5hzqatiox">
+            <w:hyperlink w:history="1" r:id="rIdhcln-qtz7fmrejjp4o5hy">
               <w:r>
                 <w:rPr>
                   <w:rFonts w:ascii="Arial" w:eastAsia="PingFang SC" w:hAnsi="Arial"/>
@@ -2247,7 +2247,7 @@
             <w:pPr>
               <w:spacing w:after="0" w:line="252"/>
             </w:pPr>
-            <w:hyperlink w:history="1" r:id="rIdi1g7xhnpx2p4vnqt-zybv">
+            <w:hyperlink w:history="1" r:id="rIds25hcsmdbdtm6o1nh74pr">
               <w:r>
                 <w:rPr>
                   <w:rFonts w:ascii="Arial" w:eastAsia="PingFang SC" w:hAnsi="Arial"/>
@@ -2349,7 +2349,7 @@
             <w:pPr>
               <w:spacing w:after="0" w:line="252"/>
             </w:pPr>
-            <w:hyperlink w:history="1" r:id="rIdhclzb4qvaudkxyxkeotrd">
+            <w:hyperlink w:history="1" r:id="rIdwb2dtmzvfmk_ti4qqx0v7">
               <w:r>
                 <w:rPr>
                   <w:rFonts w:ascii="Arial" w:eastAsia="PingFang SC" w:hAnsi="Arial"/>
@@ -2451,7 +2451,7 @@
             <w:pPr>
               <w:spacing w:after="0" w:line="252"/>
             </w:pPr>
-            <w:hyperlink w:history="1" r:id="rIdmdug2xtlusd2yvqouvxdd">
+            <w:hyperlink w:history="1" r:id="rIdcwfhytz3gectctaaidc9j">
               <w:r>
                 <w:rPr>
                   <w:rFonts w:ascii="Arial" w:eastAsia="PingFang SC" w:hAnsi="Arial"/>
@@ -2553,7 +2553,7 @@
             <w:pPr>
               <w:spacing w:after="0" w:line="252"/>
             </w:pPr>
-            <w:hyperlink w:history="1" r:id="rIdzu6exx9mg69rgslwqb1sv">
+            <w:hyperlink w:history="1" r:id="rIdi8g1bdf9q-scrm4v_mvk2">
               <w:r>
                 <w:rPr>
                   <w:rFonts w:ascii="Arial" w:eastAsia="PingFang SC" w:hAnsi="Arial"/>
@@ -2655,7 +2655,7 @@
             <w:pPr>
               <w:spacing w:after="0" w:line="252"/>
             </w:pPr>
-            <w:hyperlink w:history="1" r:id="rIdk-l7oxienhv51jgbj75mw">
+            <w:hyperlink w:history="1" r:id="rIds_zdwcpqncsdmnhkiyff3">
               <w:r>
                 <w:rPr>
                   <w:rFonts w:ascii="Arial" w:eastAsia="PingFang SC" w:hAnsi="Arial"/>
@@ -2757,7 +2757,7 @@
             <w:pPr>
               <w:spacing w:after="0" w:line="252"/>
             </w:pPr>
-            <w:hyperlink w:history="1" r:id="rId8qtucn2lkssyrgux9k426">
+            <w:hyperlink w:history="1" r:id="rIdyzl3n8afclypkio7kvvje">
               <w:r>
                 <w:rPr>
                   <w:rFonts w:ascii="Arial" w:eastAsia="PingFang SC" w:hAnsi="Arial"/>
@@ -2905,7 +2905,7 @@
             <w:pPr>
               <w:spacing w:after="0" w:line="252"/>
             </w:pPr>
-            <w:hyperlink w:history="1" r:id="rIdl9xyvnckszpygtdatcapc">
+            <w:hyperlink w:history="1" r:id="rIdtsdqyciiovlgkiirxdcje">
               <w:r>
                 <w:rPr>
                   <w:rFonts w:ascii="Arial" w:eastAsia="PingFang SC" w:hAnsi="Arial"/>
@@ -3007,7 +3007,7 @@
             <w:pPr>
               <w:spacing w:after="0" w:line="252"/>
             </w:pPr>
-            <w:hyperlink w:history="1" r:id="rIdrkqfogjbsuljpagiah26x">
+            <w:hyperlink w:history="1" r:id="rId671_78cg5izgefpcuef6v">
               <w:r>
                 <w:rPr>
                   <w:rFonts w:ascii="Arial" w:eastAsia="PingFang SC" w:hAnsi="Arial"/>
@@ -3109,7 +3109,7 @@
             <w:pPr>
               <w:spacing w:after="0" w:line="252"/>
             </w:pPr>
-            <w:hyperlink w:history="1" r:id="rId2m9itcmw_ctqb3fsjzf5s">
+            <w:hyperlink w:history="1" r:id="rIdzuaqceg6wf8tvwmh_hilp">
               <w:r>
                 <w:rPr>
                   <w:rFonts w:ascii="Arial" w:eastAsia="PingFang SC" w:hAnsi="Arial"/>
@@ -3211,7 +3211,7 @@
             <w:pPr>
               <w:spacing w:after="0" w:line="252"/>
             </w:pPr>
-            <w:hyperlink w:history="1" r:id="rIdezoov3vpkwe8yzco8am_g">
+            <w:hyperlink w:history="1" r:id="rIdsnnapsl8uldlvec8ohxxv">
               <w:r>
                 <w:rPr>
                   <w:rFonts w:ascii="Arial" w:eastAsia="PingFang SC" w:hAnsi="Arial"/>
@@ -3313,7 +3313,7 @@
             <w:pPr>
               <w:spacing w:after="0" w:line="252"/>
             </w:pPr>
-            <w:hyperlink w:history="1" r:id="rId9htuxlagtigp4fpndmcc-">
+            <w:hyperlink w:history="1" r:id="rIdpxuqnhe9wste3rxnev9w9">
               <w:r>
                 <w:rPr>
                   <w:rFonts w:ascii="Arial" w:eastAsia="PingFang SC" w:hAnsi="Arial"/>
@@ -3415,7 +3415,7 @@
             <w:pPr>
               <w:spacing w:after="0" w:line="252"/>
             </w:pPr>
-            <w:hyperlink w:history="1" r:id="rIdr5tx2qxdlpn_0nhgakjns">
+            <w:hyperlink w:history="1" r:id="rIdlqx_wrkedebib-8zx_xwv">
               <w:r>
                 <w:rPr>
                   <w:rFonts w:ascii="Arial" w:eastAsia="PingFang SC" w:hAnsi="Arial"/>

--- a/交付物-doc-pdf-ppt/AI内容课_VerB_CMO战略版_工作手册.docx
+++ b/交付物-doc-pdf-ppt/AI内容课_VerB_CMO战略版_工作手册.docx
@@ -1586,7 +1586,7 @@
             <w:pPr>
               <w:spacing w:after="40"/>
             </w:pPr>
-            <w:hyperlink w:history="1" r:id="rIdsxlbque3c7kszumkssih2">
+            <w:hyperlink w:history="1" r:id="rIdv-9kg6gorev9yheogjh4c">
               <w:r>
                 <w:rPr>
                   <w:rFonts w:ascii="Courier New" w:eastAsia="PingFang SC" w:hAnsi="Courier New"/>
@@ -1617,7 +1617,7 @@
             <w:pPr>
               <w:spacing w:after="0"/>
             </w:pPr>
-            <w:hyperlink w:history="1" r:id="rIdqchbmu4npb3vaidztx1dz">
+            <w:hyperlink w:history="1" r:id="rIdwazqkgt-vpqbykoe4z6xm">
               <w:r>
                 <w:rPr>
                   <w:rFonts w:ascii="Courier New" w:eastAsia="PingFang SC" w:hAnsi="Courier New"/>
@@ -1839,7 +1839,7 @@
             <w:pPr>
               <w:spacing w:after="0" w:line="252"/>
             </w:pPr>
-            <w:hyperlink w:history="1" r:id="rIdcpk6zsfrvhyxdunis0oo2">
+            <w:hyperlink w:history="1" r:id="rIdb2tmrxvodt0fqyrv6t8b3">
               <w:r>
                 <w:rPr>
                   <w:rFonts w:ascii="Arial" w:eastAsia="PingFang SC" w:hAnsi="Arial"/>
@@ -1917,7 +1917,7 @@
                 <w:sz w:val="20"/>
                 <w:szCs w:val="20"/>
               </w:rPr>
-              <w:t xml:space="preserve">01</w:t>
+              <w:t xml:space="preserve">入口</w:t>
             </w:r>
           </w:p>
         </w:tc>
@@ -1941,7 +1941,7 @@
             <w:pPr>
               <w:spacing w:after="0" w:line="252"/>
             </w:pPr>
-            <w:hyperlink w:history="1" r:id="rIdklbcj9rg8umxhqb1es-lr">
+            <w:hyperlink w:history="1" r:id="rIdgcbhtp9aqerkktri5mmub">
               <w:r>
                 <w:rPr>
                   <w:rFonts w:ascii="Arial" w:eastAsia="PingFang SC" w:hAnsi="Arial"/>
@@ -1950,7 +1950,7 @@
                   <w:szCs w:val="19"/>
                   <w:u w:val="single"/>
                 </w:rPr>
-                <w:t xml:space="preserve">01-课程架构-线下实操课-Session制.md</w:t>
+                <w:t xml:space="preserve">SKILL.md</w:t>
               </w:r>
             </w:hyperlink>
           </w:p>
@@ -1982,7 +1982,7 @@
                 <w:sz w:val="19"/>
                 <w:szCs w:val="19"/>
               </w:rPr>
-              <w:t xml:space="preserve">Session 0–10 课程地图</w:t>
+              <w:t xml:space="preserve">系统总览 + 交互教练（复制 repo 链接叫 Claude 安装）</w:t>
             </w:r>
           </w:p>
         </w:tc>
@@ -2019,7 +2019,7 @@
                 <w:sz w:val="20"/>
                 <w:szCs w:val="20"/>
               </w:rPr>
-              <w:t xml:space="preserve">02</w:t>
+              <w:t xml:space="preserve">🎁</w:t>
             </w:r>
           </w:p>
         </w:tc>
@@ -2043,7 +2043,7 @@
             <w:pPr>
               <w:spacing w:after="0" w:line="252"/>
             </w:pPr>
-            <w:hyperlink w:history="1" r:id="rId3qfjrq2efpriftcckdnc_">
+            <w:hyperlink w:history="1" r:id="rIdira6yx7eg6py3h3krjjur">
               <w:r>
                 <w:rPr>
                   <w:rFonts w:ascii="Arial" w:eastAsia="PingFang SC" w:hAnsi="Arial"/>
@@ -2052,7 +2052,7 @@
                   <w:szCs w:val="19"/>
                   <w:u w:val="single"/>
                 </w:rPr>
-                <w:t xml:space="preserve">02-从零搭建-步骤与安装.md</w:t>
+                <w:t xml:space="preserve">7大AI启动包/01-《AI品牌定位》启动包/README.md</w:t>
               </w:r>
             </w:hyperlink>
           </w:p>
@@ -2084,7 +2084,7 @@
                 <w:sz w:val="19"/>
                 <w:szCs w:val="19"/>
               </w:rPr>
-              <w:t xml:space="preserve">6 阶段搭建路线</w:t>
+              <w:t xml:space="preserve">地基：品牌 7 题 · 受众 · 路线 · 红线 · 命名（先做这个）</w:t>
             </w:r>
           </w:p>
         </w:tc>
@@ -2121,7 +2121,7 @@
                 <w:sz w:val="20"/>
                 <w:szCs w:val="20"/>
               </w:rPr>
-              <w:t xml:space="preserve">03</w:t>
+              <w:t xml:space="preserve">🎁</w:t>
             </w:r>
           </w:p>
         </w:tc>
@@ -2145,7 +2145,7 @@
             <w:pPr>
               <w:spacing w:after="0" w:line="252"/>
             </w:pPr>
-            <w:hyperlink w:history="1" r:id="rIdtaib8cy1xgkw8kjwafj5d">
+            <w:hyperlink w:history="1" r:id="rIda1b2ybh-jp8vuimdglf7y">
               <w:r>
                 <w:rPr>
                   <w:rFonts w:ascii="Arial" w:eastAsia="PingFang SC" w:hAnsi="Arial"/>
@@ -2154,7 +2154,7 @@
                   <w:szCs w:val="19"/>
                   <w:u w:val="single"/>
                 </w:rPr>
-                <w:t xml:space="preserve">03-SETUP-详细清单-装连喂.md</w:t>
+                <w:t xml:space="preserve">7大AI启动包/02-《AI产品图》启动包/README.md</w:t>
               </w:r>
             </w:hyperlink>
           </w:p>
@@ -2186,7 +2186,7 @@
                 <w:sz w:val="19"/>
                 <w:szCs w:val="19"/>
               </w:rPr>
-              <w:t xml:space="preserve">装什么 skill / 连什么账号 / 喂什么</w:t>
+              <w:t xml:space="preserve">海报 / 卖点图 · 5 风格库 · logo 自适应合成</w:t>
             </w:r>
           </w:p>
         </w:tc>
@@ -2223,7 +2223,7 @@
                 <w:sz w:val="20"/>
                 <w:szCs w:val="20"/>
               </w:rPr>
-              <w:t xml:space="preserve">04</w:t>
+              <w:t xml:space="preserve">🎁</w:t>
             </w:r>
           </w:p>
         </w:tc>
@@ -2247,7 +2247,7 @@
             <w:pPr>
               <w:spacing w:after="0" w:line="252"/>
             </w:pPr>
-            <w:hyperlink w:history="1" r:id="rIdbftsy8p9moda7sudcndj2">
+            <w:hyperlink w:history="1" r:id="rIdu0o5k2v4hm2dezcrewnie">
               <w:r>
                 <w:rPr>
                   <w:rFonts w:ascii="Arial" w:eastAsia="PingFang SC" w:hAnsi="Arial"/>
@@ -2256,7 +2256,7 @@
                   <w:szCs w:val="19"/>
                   <w:u w:val="single"/>
                 </w:rPr>
-                <w:t xml:space="preserve">04-文案框架-验证版-可直接喂Claude.md</w:t>
+                <w:t xml:space="preserve">7大AI启动包/03-《AI口播短视频》启动包/README.md</w:t>
               </w:r>
             </w:hyperlink>
           </w:p>
@@ -2288,7 +2288,7 @@
                 <w:sz w:val="19"/>
                 <w:szCs w:val="19"/>
               </w:rPr>
-              <w:t xml:space="preserve">验证过的文案框架（直接喂 Claude）</w:t>
+              <w:t xml:space="preserve">8 分镜短视频 · 选人锁脸 · B-roll · AI 剪辑</w:t>
             </w:r>
           </w:p>
         </w:tc>
@@ -2325,7 +2325,7 @@
                 <w:sz w:val="20"/>
                 <w:szCs w:val="20"/>
               </w:rPr>
-              <w:t xml:space="preserve">05</w:t>
+              <w:t xml:space="preserve">🎁</w:t>
             </w:r>
           </w:p>
         </w:tc>
@@ -2349,7 +2349,7 @@
             <w:pPr>
               <w:spacing w:after="0" w:line="252"/>
             </w:pPr>
-            <w:hyperlink w:history="1" r:id="rIdrxa24pitndwnlx2xd__tl">
+            <w:hyperlink w:history="1" r:id="rIdyblplrfu5per6aekicolu">
               <w:r>
                 <w:rPr>
                   <w:rFonts w:ascii="Arial" w:eastAsia="PingFang SC" w:hAnsi="Arial"/>
@@ -2358,7 +2358,7 @@
                   <w:szCs w:val="19"/>
                   <w:u w:val="single"/>
                 </w:rPr>
-                <w:t xml:space="preserve">05-对话会怎么走-Claude带你搭.md</w:t>
+                <w:t xml:space="preserve">7大AI启动包/04-《AI爆款文案》启动包/README.md</w:t>
               </w:r>
             </w:hyperlink>
           </w:p>
@@ -2390,7 +2390,7 @@
                 <w:sz w:val="19"/>
                 <w:szCs w:val="19"/>
               </w:rPr>
-              <w:t xml:space="preserve">对话会怎么走：Claude 会问什么、你怎么答 / 挑刺</w:t>
+              <w:t xml:space="preserve">钩子 + 正文成套 · 分层框架 · NLP 技巧</w:t>
             </w:r>
           </w:p>
         </w:tc>
@@ -2427,7 +2427,7 @@
                 <w:sz w:val="20"/>
                 <w:szCs w:val="20"/>
               </w:rPr>
-              <w:t xml:space="preserve">06</w:t>
+              <w:t xml:space="preserve">🎁</w:t>
             </w:r>
           </w:p>
         </w:tc>
@@ -2451,7 +2451,7 @@
             <w:pPr>
               <w:spacing w:after="0" w:line="252"/>
             </w:pPr>
-            <w:hyperlink w:history="1" r:id="rIduda0jig3v3lje_j7mixta">
+            <w:hyperlink w:history="1" r:id="rIdfalovdhxfbv75gp6hjsiw">
               <w:r>
                 <w:rPr>
                   <w:rFonts w:ascii="Arial" w:eastAsia="PingFang SC" w:hAnsi="Arial"/>
@@ -2460,7 +2460,7 @@
                   <w:szCs w:val="19"/>
                   <w:u w:val="single"/>
                 </w:rPr>
-                <w:t xml:space="preserve">06-FRAMEWORK-如何指挥AI搭系统.md</w:t>
+                <w:t xml:space="preserve">7大AI启动包/05-《AI数字分身》启动包/README.md</w:t>
               </w:r>
             </w:hyperlink>
           </w:p>
@@ -2492,7 +2492,7 @@
                 <w:sz w:val="19"/>
                 <w:szCs w:val="19"/>
               </w:rPr>
-              <w:t xml:space="preserve">指挥 AI 的协作方法论</w:t>
+              <w:t xml:space="preserve">照片级真人主播 · 跨分镜锁脸</w:t>
             </w:r>
           </w:p>
         </w:tc>
@@ -2529,7 +2529,7 @@
                 <w:sz w:val="20"/>
                 <w:szCs w:val="20"/>
               </w:rPr>
-              <w:t xml:space="preserve">07</w:t>
+              <w:t xml:space="preserve">🎁</w:t>
             </w:r>
           </w:p>
         </w:tc>
@@ -2553,7 +2553,7 @@
             <w:pPr>
               <w:spacing w:after="0" w:line="252"/>
             </w:pPr>
-            <w:hyperlink w:history="1" r:id="rIdgagtkksbm0jl77btqzwkz">
+            <w:hyperlink w:history="1" r:id="rIdkck_ghbwf9jlrmyzfxpra">
               <w:r>
                 <w:rPr>
                   <w:rFonts w:ascii="Arial" w:eastAsia="PingFang SC" w:hAnsi="Arial"/>
@@ -2562,7 +2562,7 @@
                   <w:szCs w:val="19"/>
                   <w:u w:val="single"/>
                 </w:rPr>
-                <w:t xml:space="preserve">07-TEMPLATE.md</w:t>
+                <w:t xml:space="preserve">7大AI启动包/06-《AI销售PPT》启动包/README.md</w:t>
               </w:r>
             </w:hyperlink>
           </w:p>
@@ -2594,7 +2594,7 @@
                 <w:sz w:val="19"/>
                 <w:szCs w:val="19"/>
               </w:rPr>
-              <w:t xml:space="preserve">填空定制你自己的系统</w:t>
+              <w:t xml:space="preserve">销售 / 教学 / 汇报三场景 · 演示大师框架</w:t>
             </w:r>
           </w:p>
         </w:tc>
@@ -2631,7 +2631,7 @@
                 <w:sz w:val="20"/>
                 <w:szCs w:val="20"/>
               </w:rPr>
-              <w:t xml:space="preserve">08</w:t>
+              <w:t xml:space="preserve">🎁</w:t>
             </w:r>
           </w:p>
         </w:tc>
@@ -2655,7 +2655,7 @@
             <w:pPr>
               <w:spacing w:after="0" w:line="252"/>
             </w:pPr>
-            <w:hyperlink w:history="1" r:id="rIdlyku1i4an51scsq6ihxub">
+            <w:hyperlink w:history="1" r:id="rIdjqmdov5trnlinj-bdljs1">
               <w:r>
                 <w:rPr>
                   <w:rFonts w:ascii="Arial" w:eastAsia="PingFang SC" w:hAnsi="Arial"/>
@@ -2664,7 +2664,7 @@
                   <w:szCs w:val="19"/>
                   <w:u w:val="single"/>
                 </w:rPr>
-                <w:t xml:space="preserve">08-NLP营销技巧-让文案更有说服力.md</w:t>
+                <w:t xml:space="preserve">7大AI启动包/07-《AI品牌配乐》启动包/README.md</w:t>
               </w:r>
             </w:hyperlink>
           </w:p>
@@ -2696,109 +2696,7 @@
                 <w:sz w:val="19"/>
                 <w:szCs w:val="19"/>
               </w:rPr>
-              <w:t xml:space="preserve">12 个 NLP 说服技巧（写文案时叠上去）</w:t>
-            </w:r>
-          </w:p>
-        </w:tc>
-      </w:tr>
-      <w:tr>
-        <w:tc>
-          <w:tcPr>
-            <w:tcW w:type="dxa" w:w="900"/>
-            <w:tcBorders>
-              <w:top w:val="single" w:color="CCD9E3" w:sz="1"/>
-              <w:left w:val="single" w:color="CCD9E3" w:sz="1"/>
-              <w:bottom w:val="single" w:color="CCD9E3" w:sz="1"/>
-              <w:right w:val="single" w:color="CCD9E3" w:sz="1"/>
-            </w:tcBorders>
-            <w:shd w:fill="F4F8FB" w:val="clear"/>
-            <w:tcMar>
-              <w:top w:type="dxa" w:w="70"/>
-              <w:left w:type="dxa" w:w="110"/>
-              <w:bottom w:type="dxa" w:w="70"/>
-              <w:right w:type="dxa" w:w="110"/>
-            </w:tcMar>
-          </w:tcPr>
-          <w:p>
-            <w:pPr>
-              <w:spacing w:after="0" w:line="252"/>
-              <w:jc w:val="center"/>
-            </w:pPr>
-            <w:r>
-              <w:rPr>
-                <w:rFonts w:ascii="Arial" w:eastAsia="PingFang SC" w:hAnsi="Arial"/>
-                <w:b/>
-                <w:bCs/>
-                <w:color w:val="28C2E7"/>
-                <w:sz w:val="20"/>
-                <w:szCs w:val="20"/>
-              </w:rPr>
-              <w:t xml:space="preserve">09</w:t>
-            </w:r>
-          </w:p>
-        </w:tc>
-        <w:tc>
-          <w:tcPr>
-            <w:tcW w:type="dxa" w:w="4900"/>
-            <w:tcBorders>
-              <w:top w:val="single" w:color="CCD9E3" w:sz="1"/>
-              <w:left w:val="single" w:color="CCD9E3" w:sz="1"/>
-              <w:bottom w:val="single" w:color="CCD9E3" w:sz="1"/>
-              <w:right w:val="single" w:color="CCD9E3" w:sz="1"/>
-            </w:tcBorders>
-            <w:tcMar>
-              <w:top w:type="dxa" w:w="70"/>
-              <w:left w:type="dxa" w:w="110"/>
-              <w:bottom w:type="dxa" w:w="70"/>
-              <w:right w:type="dxa" w:w="110"/>
-            </w:tcMar>
-          </w:tcPr>
-          <w:p>
-            <w:pPr>
-              <w:spacing w:after="0" w:line="252"/>
-            </w:pPr>
-            <w:hyperlink w:history="1" r:id="rIdbhkke_fs5h93zanopf021">
-              <w:r>
-                <w:rPr>
-                  <w:rFonts w:ascii="Arial" w:eastAsia="PingFang SC" w:hAnsi="Arial"/>
-                  <w:color w:val="0F75BC"/>
-                  <w:sz w:val="19"/>
-                  <w:szCs w:val="19"/>
-                  <w:u w:val="single"/>
-                </w:rPr>
-                <w:t xml:space="preserve">09-6大人性需求-内容角度更有方向.md</w:t>
-              </w:r>
-            </w:hyperlink>
-          </w:p>
-        </w:tc>
-        <w:tc>
-          <w:tcPr>
-            <w:tcW w:type="dxa" w:w="3560"/>
-            <w:tcBorders>
-              <w:top w:val="single" w:color="CCD9E3" w:sz="1"/>
-              <w:left w:val="single" w:color="CCD9E3" w:sz="1"/>
-              <w:bottom w:val="single" w:color="CCD9E3" w:sz="1"/>
-              <w:right w:val="single" w:color="CCD9E3" w:sz="1"/>
-            </w:tcBorders>
-            <w:tcMar>
-              <w:top w:type="dxa" w:w="70"/>
-              <w:left w:type="dxa" w:w="110"/>
-              <w:bottom w:type="dxa" w:w="70"/>
-              <w:right w:type="dxa" w:w="110"/>
-            </w:tcMar>
-          </w:tcPr>
-          <w:p>
-            <w:pPr>
-              <w:spacing w:after="0" w:line="252"/>
-            </w:pPr>
-            <w:r>
-              <w:rPr>
-                <w:rFonts w:ascii="Arial" w:eastAsia="PingFang SC" w:hAnsi="Arial"/>
-                <w:color w:val="5B6B7A"/>
-                <w:sz w:val="19"/>
-                <w:szCs w:val="19"/>
-              </w:rPr>
-              <w:t xml:space="preserve">6 大人性需求：内容角度没方向时用它切</w:t>
+              <w:t xml:space="preserve">专属 BGM / 音效</w:t>
             </w:r>
           </w:p>
         </w:tc>
@@ -2829,7 +2727,7 @@
           <w:sz w:val="22"/>
           <w:szCs w:val="22"/>
         </w:rPr>
-        <w:t xml:space="preserve">🛠️ tools/ · 六个 AI 技能</w:t>
+        <w:t xml:space="preserve">⚙️ 系统文件 · 课程地图 / 搭建路线 / 方法论</w:t>
       </w:r>
     </w:p>
     <w:tbl>
@@ -2881,7 +2779,7 @@
                 <w:sz w:val="20"/>
                 <w:szCs w:val="20"/>
               </w:rPr>
-              <w:t xml:space="preserve">t1</w:t>
+              <w:t xml:space="preserve">⚙️</w:t>
             </w:r>
           </w:p>
         </w:tc>
@@ -2905,7 +2803,7 @@
             <w:pPr>
               <w:spacing w:after="0" w:line="252"/>
             </w:pPr>
-            <w:hyperlink w:history="1" r:id="rIdesdqi9s3xkvl1csfh_4ng">
+            <w:hyperlink w:history="1" r:id="rIddyka6btcf_fxqjq0iagl1">
               <w:r>
                 <w:rPr>
                   <w:rFonts w:ascii="Arial" w:eastAsia="PingFang SC" w:hAnsi="Arial"/>
@@ -2914,7 +2812,7 @@
                   <w:szCs w:val="19"/>
                   <w:u w:val="single"/>
                 </w:rPr>
-                <w:t xml:space="preserve">tools/01-ai-copywriting.md</w:t>
+                <w:t xml:space="preserve">系统/01-课程架构-线下实操课-Session制.md</w:t>
               </w:r>
             </w:hyperlink>
           </w:p>
@@ -2946,7 +2844,7 @@
                 <w:sz w:val="19"/>
                 <w:szCs w:val="19"/>
               </w:rPr>
-              <w:t xml:space="preserve">AI 文案 · Claude</w:t>
+              <w:t xml:space="preserve">Session 0–10 课程地图</w:t>
             </w:r>
           </w:p>
         </w:tc>
@@ -2983,7 +2881,7 @@
                 <w:sz w:val="20"/>
                 <w:szCs w:val="20"/>
               </w:rPr>
-              <w:t xml:space="preserve">t2</w:t>
+              <w:t xml:space="preserve">⚙️</w:t>
             </w:r>
           </w:p>
         </w:tc>
@@ -3007,7 +2905,7 @@
             <w:pPr>
               <w:spacing w:after="0" w:line="252"/>
             </w:pPr>
-            <w:hyperlink w:history="1" r:id="rIdqovujmnoaxtq3hck7dduw">
+            <w:hyperlink w:history="1" r:id="rId1djjp9ld42o2bwrtb2d4k">
               <w:r>
                 <w:rPr>
                   <w:rFonts w:ascii="Arial" w:eastAsia="PingFang SC" w:hAnsi="Arial"/>
@@ -3016,7 +2914,7 @@
                   <w:szCs w:val="19"/>
                   <w:u w:val="single"/>
                 </w:rPr>
-                <w:t xml:space="preserve">tools/02-ai-image.md</w:t>
+                <w:t xml:space="preserve">系统/02-从零搭建-步骤与安装.md</w:t>
               </w:r>
             </w:hyperlink>
           </w:p>
@@ -3048,7 +2946,7 @@
                 <w:sz w:val="19"/>
                 <w:szCs w:val="19"/>
               </w:rPr>
-              <w:t xml:space="preserve">AI 图像 · Higgsfield</w:t>
+              <w:t xml:space="preserve">6 阶段搭建路线</w:t>
             </w:r>
           </w:p>
         </w:tc>
@@ -3085,7 +2983,7 @@
                 <w:sz w:val="20"/>
                 <w:szCs w:val="20"/>
               </w:rPr>
-              <w:t xml:space="preserve">t3</w:t>
+              <w:t xml:space="preserve">⚙️</w:t>
             </w:r>
           </w:p>
         </w:tc>
@@ -3109,7 +3007,7 @@
             <w:pPr>
               <w:spacing w:after="0" w:line="252"/>
             </w:pPr>
-            <w:hyperlink w:history="1" r:id="rIdoflw1tqbgcj1d_lh1bpjp">
+            <w:hyperlink w:history="1" r:id="rIdlqfxapkezdd5kwnhkcix9">
               <w:r>
                 <w:rPr>
                   <w:rFonts w:ascii="Arial" w:eastAsia="PingFang SC" w:hAnsi="Arial"/>
@@ -3118,7 +3016,7 @@
                   <w:szCs w:val="19"/>
                   <w:u w:val="single"/>
                 </w:rPr>
-                <w:t xml:space="preserve">tools/03-ai-avatar.md</w:t>
+                <w:t xml:space="preserve">系统/05-对话会怎么走-Claude带你搭.md</w:t>
               </w:r>
             </w:hyperlink>
           </w:p>
@@ -3150,7 +3048,7 @@
                 <w:sz w:val="19"/>
                 <w:szCs w:val="19"/>
               </w:rPr>
-              <w:t xml:space="preserve">AI 数字人 · Seedance</w:t>
+              <w:t xml:space="preserve">对话会怎么走：Claude 问什么、你怎么答 / 挑刺</w:t>
             </w:r>
           </w:p>
         </w:tc>
@@ -3187,7 +3085,7 @@
                 <w:sz w:val="20"/>
                 <w:szCs w:val="20"/>
               </w:rPr>
-              <w:t xml:space="preserve">t4</w:t>
+              <w:t xml:space="preserve">⚙️</w:t>
             </w:r>
           </w:p>
         </w:tc>
@@ -3211,7 +3109,7 @@
             <w:pPr>
               <w:spacing w:after="0" w:line="252"/>
             </w:pPr>
-            <w:hyperlink w:history="1" r:id="rIda4p3wg93rlgpkpxa8wmhr">
+            <w:hyperlink w:history="1" r:id="rIdeuq9crarkgmk9iaboqxpc">
               <w:r>
                 <w:rPr>
                   <w:rFonts w:ascii="Arial" w:eastAsia="PingFang SC" w:hAnsi="Arial"/>
@@ -3220,7 +3118,7 @@
                   <w:szCs w:val="19"/>
                   <w:u w:val="single"/>
                 </w:rPr>
-                <w:t xml:space="preserve">tools/04-ai-ppt.md</w:t>
+                <w:t xml:space="preserve">系统/06-FRAMEWORK-如何指挥AI搭系统.md</w:t>
               </w:r>
             </w:hyperlink>
           </w:p>
@@ -3252,7 +3150,7 @@
                 <w:sz w:val="19"/>
                 <w:szCs w:val="19"/>
               </w:rPr>
-              <w:t xml:space="preserve">AI PPT</w:t>
+              <w:t xml:space="preserve">指挥 AI 的协作方法论</w:t>
             </w:r>
           </w:p>
         </w:tc>
@@ -3289,7 +3187,7 @@
                 <w:sz w:val="20"/>
                 <w:szCs w:val="20"/>
               </w:rPr>
-              <w:t xml:space="preserve">t5</w:t>
+              <w:t xml:space="preserve">📎</w:t>
             </w:r>
           </w:p>
         </w:tc>
@@ -3313,7 +3211,7 @@
             <w:pPr>
               <w:spacing w:after="0" w:line="252"/>
             </w:pPr>
-            <w:hyperlink w:history="1" r:id="rIdmtymi_sacaexdzdoqrgz3">
+            <w:hyperlink w:history="1" r:id="rIdfv1taifxzfm6zmjvinvjx">
               <w:r>
                 <w:rPr>
                   <w:rFonts w:ascii="Arial" w:eastAsia="PingFang SC" w:hAnsi="Arial"/>
@@ -3322,7 +3220,7 @@
                   <w:szCs w:val="19"/>
                   <w:u w:val="single"/>
                 </w:rPr>
-                <w:t xml:space="preserve">tools/05-ai-music.md</w:t>
+                <w:t xml:space="preserve">7大AI启动包/01-《AI品牌定位》启动包/03-SETUP-详细清单-装连喂.md</w:t>
               </w:r>
             </w:hyperlink>
           </w:p>
@@ -3354,7 +3252,7 @@
                 <w:sz w:val="19"/>
                 <w:szCs w:val="19"/>
               </w:rPr>
-              <w:t xml:space="preserve">AI 音乐 · Suno</w:t>
+              <w:t xml:space="preserve">装什么 / 连什么 / 喂什么</w:t>
             </w:r>
           </w:p>
         </w:tc>
@@ -3391,7 +3289,7 @@
                 <w:sz w:val="20"/>
                 <w:szCs w:val="20"/>
               </w:rPr>
-              <w:t xml:space="preserve">t6</w:t>
+              <w:t xml:space="preserve">📎</w:t>
             </w:r>
           </w:p>
         </w:tc>
@@ -3415,7 +3313,7 @@
             <w:pPr>
               <w:spacing w:after="0" w:line="252"/>
             </w:pPr>
-            <w:hyperlink w:history="1" r:id="rId_eglqung6wqkj-fo9pcr-">
+            <w:hyperlink w:history="1" r:id="rIdd6lookrg8rlm8a-i6nlzh">
               <w:r>
                 <w:rPr>
                   <w:rFonts w:ascii="Arial" w:eastAsia="PingFang SC" w:hAnsi="Arial"/>
@@ -3424,7 +3322,7 @@
                   <w:szCs w:val="19"/>
                   <w:u w:val="single"/>
                 </w:rPr>
-                <w:t xml:space="preserve">tools/06-ai-video.md</w:t>
+                <w:t xml:space="preserve">7大AI启动包/01-《AI品牌定位》启动包/07-TEMPLATE.md</w:t>
               </w:r>
             </w:hyperlink>
           </w:p>
@@ -3456,7 +3354,313 @@
                 <w:sz w:val="19"/>
                 <w:szCs w:val="19"/>
               </w:rPr>
-              <w:t xml:space="preserve">AI 影片 · Seedance</w:t>
+              <w:t xml:space="preserve">填空定制你自己的系统</w:t>
+            </w:r>
+          </w:p>
+        </w:tc>
+      </w:tr>
+      <w:tr>
+        <w:tc>
+          <w:tcPr>
+            <w:tcW w:type="dxa" w:w="900"/>
+            <w:tcBorders>
+              <w:top w:val="single" w:color="CCD9E3" w:sz="1"/>
+              <w:left w:val="single" w:color="CCD9E3" w:sz="1"/>
+              <w:bottom w:val="single" w:color="CCD9E3" w:sz="1"/>
+              <w:right w:val="single" w:color="CCD9E3" w:sz="1"/>
+            </w:tcBorders>
+            <w:shd w:fill="F4F8FB" w:val="clear"/>
+            <w:tcMar>
+              <w:top w:type="dxa" w:w="70"/>
+              <w:left w:type="dxa" w:w="110"/>
+              <w:bottom w:type="dxa" w:w="70"/>
+              <w:right w:type="dxa" w:w="110"/>
+            </w:tcMar>
+          </w:tcPr>
+          <w:p>
+            <w:pPr>
+              <w:spacing w:after="0" w:line="252"/>
+              <w:jc w:val="center"/>
+            </w:pPr>
+            <w:r>
+              <w:rPr>
+                <w:rFonts w:ascii="Arial" w:eastAsia="PingFang SC" w:hAnsi="Arial"/>
+                <w:b/>
+                <w:bCs/>
+                <w:color w:val="28C2E7"/>
+                <w:sz w:val="20"/>
+                <w:szCs w:val="20"/>
+              </w:rPr>
+              <w:t xml:space="preserve">📎</w:t>
+            </w:r>
+          </w:p>
+        </w:tc>
+        <w:tc>
+          <w:tcPr>
+            <w:tcW w:type="dxa" w:w="4900"/>
+            <w:tcBorders>
+              <w:top w:val="single" w:color="CCD9E3" w:sz="1"/>
+              <w:left w:val="single" w:color="CCD9E3" w:sz="1"/>
+              <w:bottom w:val="single" w:color="CCD9E3" w:sz="1"/>
+              <w:right w:val="single" w:color="CCD9E3" w:sz="1"/>
+            </w:tcBorders>
+            <w:tcMar>
+              <w:top w:type="dxa" w:w="70"/>
+              <w:left w:type="dxa" w:w="110"/>
+              <w:bottom w:type="dxa" w:w="70"/>
+              <w:right w:type="dxa" w:w="110"/>
+            </w:tcMar>
+          </w:tcPr>
+          <w:p>
+            <w:pPr>
+              <w:spacing w:after="0" w:line="252"/>
+            </w:pPr>
+            <w:hyperlink w:history="1" r:id="rIdoak7ezdzv9lrcrd9zmybo">
+              <w:r>
+                <w:rPr>
+                  <w:rFonts w:ascii="Arial" w:eastAsia="PingFang SC" w:hAnsi="Arial"/>
+                  <w:color w:val="0F75BC"/>
+                  <w:sz w:val="19"/>
+                  <w:szCs w:val="19"/>
+                  <w:u w:val="single"/>
+                </w:rPr>
+                <w:t xml:space="preserve">7大AI启动包/01-《AI品牌定位》启动包/09-6大人性需求-内容角度更有方向.md</w:t>
+              </w:r>
+            </w:hyperlink>
+          </w:p>
+        </w:tc>
+        <w:tc>
+          <w:tcPr>
+            <w:tcW w:type="dxa" w:w="3560"/>
+            <w:tcBorders>
+              <w:top w:val="single" w:color="CCD9E3" w:sz="1"/>
+              <w:left w:val="single" w:color="CCD9E3" w:sz="1"/>
+              <w:bottom w:val="single" w:color="CCD9E3" w:sz="1"/>
+              <w:right w:val="single" w:color="CCD9E3" w:sz="1"/>
+            </w:tcBorders>
+            <w:tcMar>
+              <w:top w:type="dxa" w:w="70"/>
+              <w:left w:type="dxa" w:w="110"/>
+              <w:bottom w:type="dxa" w:w="70"/>
+              <w:right w:type="dxa" w:w="110"/>
+            </w:tcMar>
+          </w:tcPr>
+          <w:p>
+            <w:pPr>
+              <w:spacing w:after="0" w:line="252"/>
+            </w:pPr>
+            <w:r>
+              <w:rPr>
+                <w:rFonts w:ascii="Arial" w:eastAsia="PingFang SC" w:hAnsi="Arial"/>
+                <w:color w:val="5B6B7A"/>
+                <w:sz w:val="19"/>
+                <w:szCs w:val="19"/>
+              </w:rPr>
+              <w:t xml:space="preserve">6 大人性需求：内容角度没方向时用它切</w:t>
+            </w:r>
+          </w:p>
+        </w:tc>
+      </w:tr>
+      <w:tr>
+        <w:tc>
+          <w:tcPr>
+            <w:tcW w:type="dxa" w:w="900"/>
+            <w:tcBorders>
+              <w:top w:val="single" w:color="CCD9E3" w:sz="1"/>
+              <w:left w:val="single" w:color="CCD9E3" w:sz="1"/>
+              <w:bottom w:val="single" w:color="CCD9E3" w:sz="1"/>
+              <w:right w:val="single" w:color="CCD9E3" w:sz="1"/>
+            </w:tcBorders>
+            <w:shd w:fill="F4F8FB" w:val="clear"/>
+            <w:tcMar>
+              <w:top w:type="dxa" w:w="70"/>
+              <w:left w:type="dxa" w:w="110"/>
+              <w:bottom w:type="dxa" w:w="70"/>
+              <w:right w:type="dxa" w:w="110"/>
+            </w:tcMar>
+          </w:tcPr>
+          <w:p>
+            <w:pPr>
+              <w:spacing w:after="0" w:line="252"/>
+              <w:jc w:val="center"/>
+            </w:pPr>
+            <w:r>
+              <w:rPr>
+                <w:rFonts w:ascii="Arial" w:eastAsia="PingFang SC" w:hAnsi="Arial"/>
+                <w:b/>
+                <w:bCs/>
+                <w:color w:val="28C2E7"/>
+                <w:sz w:val="20"/>
+                <w:szCs w:val="20"/>
+              </w:rPr>
+              <w:t xml:space="preserve">📎</w:t>
+            </w:r>
+          </w:p>
+        </w:tc>
+        <w:tc>
+          <w:tcPr>
+            <w:tcW w:type="dxa" w:w="4900"/>
+            <w:tcBorders>
+              <w:top w:val="single" w:color="CCD9E3" w:sz="1"/>
+              <w:left w:val="single" w:color="CCD9E3" w:sz="1"/>
+              <w:bottom w:val="single" w:color="CCD9E3" w:sz="1"/>
+              <w:right w:val="single" w:color="CCD9E3" w:sz="1"/>
+            </w:tcBorders>
+            <w:tcMar>
+              <w:top w:type="dxa" w:w="70"/>
+              <w:left w:type="dxa" w:w="110"/>
+              <w:bottom w:type="dxa" w:w="70"/>
+              <w:right w:type="dxa" w:w="110"/>
+            </w:tcMar>
+          </w:tcPr>
+          <w:p>
+            <w:pPr>
+              <w:spacing w:after="0" w:line="252"/>
+            </w:pPr>
+            <w:hyperlink w:history="1" r:id="rIdzmthnzdszf3zlvezvmw2m">
+              <w:r>
+                <w:rPr>
+                  <w:rFonts w:ascii="Arial" w:eastAsia="PingFang SC" w:hAnsi="Arial"/>
+                  <w:color w:val="0F75BC"/>
+                  <w:sz w:val="19"/>
+                  <w:szCs w:val="19"/>
+                  <w:u w:val="single"/>
+                </w:rPr>
+                <w:t xml:space="preserve">7大AI启动包/04-《AI爆款文案》启动包/04-文案框架-验证版-可直接喂Claude.md</w:t>
+              </w:r>
+            </w:hyperlink>
+          </w:p>
+        </w:tc>
+        <w:tc>
+          <w:tcPr>
+            <w:tcW w:type="dxa" w:w="3560"/>
+            <w:tcBorders>
+              <w:top w:val="single" w:color="CCD9E3" w:sz="1"/>
+              <w:left w:val="single" w:color="CCD9E3" w:sz="1"/>
+              <w:bottom w:val="single" w:color="CCD9E3" w:sz="1"/>
+              <w:right w:val="single" w:color="CCD9E3" w:sz="1"/>
+            </w:tcBorders>
+            <w:tcMar>
+              <w:top w:type="dxa" w:w="70"/>
+              <w:left w:type="dxa" w:w="110"/>
+              <w:bottom w:type="dxa" w:w="70"/>
+              <w:right w:type="dxa" w:w="110"/>
+            </w:tcMar>
+          </w:tcPr>
+          <w:p>
+            <w:pPr>
+              <w:spacing w:after="0" w:line="252"/>
+            </w:pPr>
+            <w:r>
+              <w:rPr>
+                <w:rFonts w:ascii="Arial" w:eastAsia="PingFang SC" w:hAnsi="Arial"/>
+                <w:color w:val="5B6B7A"/>
+                <w:sz w:val="19"/>
+                <w:szCs w:val="19"/>
+              </w:rPr>
+              <w:t xml:space="preserve">验证过的文案框架（直接喂 Claude）</w:t>
+            </w:r>
+          </w:p>
+        </w:tc>
+      </w:tr>
+      <w:tr>
+        <w:tc>
+          <w:tcPr>
+            <w:tcW w:type="dxa" w:w="900"/>
+            <w:tcBorders>
+              <w:top w:val="single" w:color="CCD9E3" w:sz="1"/>
+              <w:left w:val="single" w:color="CCD9E3" w:sz="1"/>
+              <w:bottom w:val="single" w:color="CCD9E3" w:sz="1"/>
+              <w:right w:val="single" w:color="CCD9E3" w:sz="1"/>
+            </w:tcBorders>
+            <w:shd w:fill="F4F8FB" w:val="clear"/>
+            <w:tcMar>
+              <w:top w:type="dxa" w:w="70"/>
+              <w:left w:type="dxa" w:w="110"/>
+              <w:bottom w:type="dxa" w:w="70"/>
+              <w:right w:type="dxa" w:w="110"/>
+            </w:tcMar>
+          </w:tcPr>
+          <w:p>
+            <w:pPr>
+              <w:spacing w:after="0" w:line="252"/>
+              <w:jc w:val="center"/>
+            </w:pPr>
+            <w:r>
+              <w:rPr>
+                <w:rFonts w:ascii="Arial" w:eastAsia="PingFang SC" w:hAnsi="Arial"/>
+                <w:b/>
+                <w:bCs/>
+                <w:color w:val="28C2E7"/>
+                <w:sz w:val="20"/>
+                <w:szCs w:val="20"/>
+              </w:rPr>
+              <w:t xml:space="preserve">📎</w:t>
+            </w:r>
+          </w:p>
+        </w:tc>
+        <w:tc>
+          <w:tcPr>
+            <w:tcW w:type="dxa" w:w="4900"/>
+            <w:tcBorders>
+              <w:top w:val="single" w:color="CCD9E3" w:sz="1"/>
+              <w:left w:val="single" w:color="CCD9E3" w:sz="1"/>
+              <w:bottom w:val="single" w:color="CCD9E3" w:sz="1"/>
+              <w:right w:val="single" w:color="CCD9E3" w:sz="1"/>
+            </w:tcBorders>
+            <w:tcMar>
+              <w:top w:type="dxa" w:w="70"/>
+              <w:left w:type="dxa" w:w="110"/>
+              <w:bottom w:type="dxa" w:w="70"/>
+              <w:right w:type="dxa" w:w="110"/>
+            </w:tcMar>
+          </w:tcPr>
+          <w:p>
+            <w:pPr>
+              <w:spacing w:after="0" w:line="252"/>
+            </w:pPr>
+            <w:hyperlink w:history="1" r:id="rIdgvg7zb4exwudu8wzi5aza">
+              <w:r>
+                <w:rPr>
+                  <w:rFonts w:ascii="Arial" w:eastAsia="PingFang SC" w:hAnsi="Arial"/>
+                  <w:color w:val="0F75BC"/>
+                  <w:sz w:val="19"/>
+                  <w:szCs w:val="19"/>
+                  <w:u w:val="single"/>
+                </w:rPr>
+                <w:t xml:space="preserve">7大AI启动包/04-《AI爆款文案》启动包/08-NLP营销技巧-让文案更有说服力.md</w:t>
+              </w:r>
+            </w:hyperlink>
+          </w:p>
+        </w:tc>
+        <w:tc>
+          <w:tcPr>
+            <w:tcW w:type="dxa" w:w="3560"/>
+            <w:tcBorders>
+              <w:top w:val="single" w:color="CCD9E3" w:sz="1"/>
+              <w:left w:val="single" w:color="CCD9E3" w:sz="1"/>
+              <w:bottom w:val="single" w:color="CCD9E3" w:sz="1"/>
+              <w:right w:val="single" w:color="CCD9E3" w:sz="1"/>
+            </w:tcBorders>
+            <w:tcMar>
+              <w:top w:type="dxa" w:w="70"/>
+              <w:left w:type="dxa" w:w="110"/>
+              <w:bottom w:type="dxa" w:w="70"/>
+              <w:right w:type="dxa" w:w="110"/>
+            </w:tcMar>
+          </w:tcPr>
+          <w:p>
+            <w:pPr>
+              <w:spacing w:after="0" w:line="252"/>
+            </w:pPr>
+            <w:r>
+              <w:rPr>
+                <w:rFonts w:ascii="Arial" w:eastAsia="PingFang SC" w:hAnsi="Arial"/>
+                <w:color w:val="5B6B7A"/>
+                <w:sz w:val="19"/>
+                <w:szCs w:val="19"/>
+              </w:rPr>
+              <w:t xml:space="preserve">12 个 NLP 说服技巧（写文案时叠上去）</w:t>
             </w:r>
           </w:p>
         </w:tc>
@@ -4879,7 +5083,7 @@
                 <w:sz w:val="20"/>
                 <w:szCs w:val="20"/>
               </w:rPr>
-              <w:t xml:space="preserve">记忆系统（auto-memory）· ai-content-factory（总览）</w:t>
+              <w:t xml:space="preserve">记忆系统（auto-memory）· ai-marketing-agent-system（总览）</w:t>
             </w:r>
           </w:p>
         </w:tc>
@@ -4946,7 +5150,7 @@
                 <w:sz w:val="20"/>
                 <w:szCs w:val="20"/>
               </w:rPr>
-              <w:t xml:space="preserve">02-从零搭建 · 03-SETUP-装连喂 · 07-TEMPLATE</w:t>
+              <w:t xml:space="preserve">系统/02-从零搭建 · 7大AI启动包/01-《AI品牌定位》启动包（SETUP + TEMPLATE）</w:t>
             </w:r>
           </w:p>
         </w:tc>
@@ -5715,7 +5919,7 @@
                 <w:sz w:val="20"/>
                 <w:szCs w:val="20"/>
               </w:rPr>
-              <w:t xml:space="preserve">04-文案框架-验证版 · tools/01-ai-copywriting</w:t>
+              <w:t xml:space="preserve">7大AI启动包/04-《AI爆款文案》启动包</w:t>
             </w:r>
           </w:p>
         </w:tc>
@@ -6491,7 +6695,7 @@
                 <w:sz w:val="20"/>
                 <w:szCs w:val="20"/>
               </w:rPr>
-              <w:t xml:space="preserve">tools/02-ai-image</w:t>
+              <w:t xml:space="preserve">7大AI启动包/02-《AI产品图》启动包</w:t>
             </w:r>
           </w:p>
         </w:tc>
@@ -7286,7 +7490,7 @@
                 <w:sz w:val="20"/>
                 <w:szCs w:val="20"/>
               </w:rPr>
-              <w:t xml:space="preserve">tools/03-ai-avatar</w:t>
+              <w:t xml:space="preserve">7大AI启动包/05-《AI数字分身》启动包</w:t>
             </w:r>
           </w:p>
         </w:tc>
@@ -7869,7 +8073,7 @@
                 <w:sz w:val="20"/>
                 <w:szCs w:val="20"/>
               </w:rPr>
-              <w:t xml:space="preserve">tools/04-ai-ppt</w:t>
+              <w:t xml:space="preserve">7大AI启动包/06-《AI销售PPT》启动包</w:t>
             </w:r>
           </w:p>
         </w:tc>
@@ -8452,7 +8656,7 @@
                 <w:sz w:val="20"/>
                 <w:szCs w:val="20"/>
               </w:rPr>
-              <w:t xml:space="preserve">tools/05-ai-music</w:t>
+              <w:t xml:space="preserve">7大AI启动包/07-《AI品牌配乐》启动包</w:t>
             </w:r>
           </w:p>
         </w:tc>
@@ -9035,7 +9239,7 @@
                 <w:sz w:val="20"/>
                 <w:szCs w:val="20"/>
               </w:rPr>
-              <w:t xml:space="preserve">tools/06-ai-video</w:t>
+              <w:t xml:space="preserve">7大AI启动包/03-《AI口播短视频》启动包</w:t>
             </w:r>
           </w:p>
         </w:tc>
@@ -10390,7 +10594,7 @@
                 <w:sz w:val="20"/>
                 <w:szCs w:val="20"/>
               </w:rPr>
-              <w:t xml:space="preserve">tools/01 + tools/02 + SKILL.md</w:t>
+              <w:t xml:space="preserve">启动包 04《AI爆款文案》+ 02《AI产品图》+ SKILL.md</w:t>
             </w:r>
           </w:p>
         </w:tc>
@@ -10973,7 +11177,7 @@
                 <w:sz w:val="20"/>
                 <w:szCs w:val="20"/>
               </w:rPr>
-              <w:t xml:space="preserve">tools/03 / 05 / 06 + SKILL.md</w:t>
+              <w:t xml:space="preserve">启动包 05《AI数字分身》/ 07《AI品牌配乐》/ 03《AI口播短视频》+ SKILL.md</w:t>
             </w:r>
           </w:p>
         </w:tc>
@@ -13211,7 +13415,7 @@
           <w:sz w:val="19"/>
           <w:szCs w:val="19"/>
         </w:rPr>
-        <w:t xml:space="preserve">配套教材（本 skill 包）：SKILL.md（总览+交互教练）· SETUP（装连喂）· 05-对话会怎么走· 文案框架-验证版 · tools/（6 技能）· FRAMEWORK（方法论）· TEMPLATE（填空）。</w:t>
+        <w:t xml:space="preserve">配套教材（本 skill 包）：SKILL.md（总览+交互教练）· 7大AI启动包/（7 个启动包）· 系统/（课程架构 · 从零搭建 · 对话会怎么走 · FRAMEWORK 方法论）· 01-《AI品牌定位》启动包 里的 SETUP（装连喂）+ TEMPLATE（填空）。</w:t>
       </w:r>
     </w:p>
     <w:sectPr>

--- a/交付物-doc-pdf-ppt/AI内容课_VerB_CMO战略版_工作手册.docx
+++ b/交付物-doc-pdf-ppt/AI内容课_VerB_CMO战略版_工作手册.docx
@@ -1586,7 +1586,7 @@
             <w:pPr>
               <w:spacing w:after="40"/>
             </w:pPr>
-            <w:hyperlink w:history="1" r:id="rIda0soizwl-ylvtkpsl-5tm">
+            <w:hyperlink w:history="1" r:id="rIdn4qmn9qfyyuzt9uemt4kg">
               <w:r>
                 <w:rPr>
                   <w:rFonts w:ascii="Courier New" w:eastAsia="PingFang SC" w:hAnsi="Courier New"/>
@@ -1617,7 +1617,7 @@
             <w:pPr>
               <w:spacing w:after="0"/>
             </w:pPr>
-            <w:hyperlink w:history="1" r:id="rIdzj4a9th_vdra2xkqfocyo">
+            <w:hyperlink w:history="1" r:id="rId6-vpbtnfreg5nglnoru0r">
               <w:r>
                 <w:rPr>
                   <w:rFonts w:ascii="Courier New" w:eastAsia="PingFang SC" w:hAnsi="Courier New"/>
@@ -1839,7 +1839,7 @@
             <w:pPr>
               <w:spacing w:after="0" w:line="252"/>
             </w:pPr>
-            <w:hyperlink w:history="1" r:id="rIdcs6ppfcr87_bq1o0gxkgv">
+            <w:hyperlink w:history="1" r:id="rIddek0jo_fac6jcspdoxlcc">
               <w:r>
                 <w:rPr>
                   <w:rFonts w:ascii="Arial" w:eastAsia="PingFang SC" w:hAnsi="Arial"/>
@@ -1941,7 +1941,7 @@
             <w:pPr>
               <w:spacing w:after="0" w:line="252"/>
             </w:pPr>
-            <w:hyperlink w:history="1" r:id="rId8cugoc3heymywf-mlo7_f">
+            <w:hyperlink w:history="1" r:id="rIdh-gmuv0iclyxam5d2t6r-">
               <w:r>
                 <w:rPr>
                   <w:rFonts w:ascii="Arial" w:eastAsia="PingFang SC" w:hAnsi="Arial"/>
@@ -2043,7 +2043,7 @@
             <w:pPr>
               <w:spacing w:after="0" w:line="252"/>
             </w:pPr>
-            <w:hyperlink w:history="1" r:id="rId5vd8oxrhtpd4nhj8ioiqs">
+            <w:hyperlink w:history="1" r:id="rIdq3shbdsw_vernb-nflx8y">
               <w:r>
                 <w:rPr>
                   <w:rFonts w:ascii="Arial" w:eastAsia="PingFang SC" w:hAnsi="Arial"/>
@@ -2145,7 +2145,7 @@
             <w:pPr>
               <w:spacing w:after="0" w:line="252"/>
             </w:pPr>
-            <w:hyperlink w:history="1" r:id="rIdvacumjbgyvoiswwgyo9lm">
+            <w:hyperlink w:history="1" r:id="rIdgsursldathtbqy2plb6_x">
               <w:r>
                 <w:rPr>
                   <w:rFonts w:ascii="Arial" w:eastAsia="PingFang SC" w:hAnsi="Arial"/>
@@ -2247,7 +2247,7 @@
             <w:pPr>
               <w:spacing w:after="0" w:line="252"/>
             </w:pPr>
-            <w:hyperlink w:history="1" r:id="rIdth2gm-oyz2xcqtqfuv4bp">
+            <w:hyperlink w:history="1" r:id="rIdt_pnw-rjizmhku2qpd73f">
               <w:r>
                 <w:rPr>
                   <w:rFonts w:ascii="Arial" w:eastAsia="PingFang SC" w:hAnsi="Arial"/>
@@ -2349,7 +2349,7 @@
             <w:pPr>
               <w:spacing w:after="0" w:line="252"/>
             </w:pPr>
-            <w:hyperlink w:history="1" r:id="rIdiavsmrsl3ay4jlsmn8s7l">
+            <w:hyperlink w:history="1" r:id="rId8vr0lzyfjx-4uwha_qi-y">
               <w:r>
                 <w:rPr>
                   <w:rFonts w:ascii="Arial" w:eastAsia="PingFang SC" w:hAnsi="Arial"/>
@@ -2451,7 +2451,7 @@
             <w:pPr>
               <w:spacing w:after="0" w:line="252"/>
             </w:pPr>
-            <w:hyperlink w:history="1" r:id="rIdgd5j0ue_lf4ptcghxtcwy">
+            <w:hyperlink w:history="1" r:id="rIdguoigpouuy_izntl083fz">
               <w:r>
                 <w:rPr>
                   <w:rFonts w:ascii="Arial" w:eastAsia="PingFang SC" w:hAnsi="Arial"/>
@@ -2553,7 +2553,7 @@
             <w:pPr>
               <w:spacing w:after="0" w:line="252"/>
             </w:pPr>
-            <w:hyperlink w:history="1" r:id="rIdpiodu-a_deo9kx34ts0hf">
+            <w:hyperlink w:history="1" r:id="rIdpkooaqp1dlkfaz6dfp2hs">
               <w:r>
                 <w:rPr>
                   <w:rFonts w:ascii="Arial" w:eastAsia="PingFang SC" w:hAnsi="Arial"/>
@@ -2655,7 +2655,7 @@
             <w:pPr>
               <w:spacing w:after="0" w:line="252"/>
             </w:pPr>
-            <w:hyperlink w:history="1" r:id="rIdbylkhvld5lh0bv8iwwk9e">
+            <w:hyperlink w:history="1" r:id="rId_v2bgiawoxuj1-blrwcd-">
               <w:r>
                 <w:rPr>
                   <w:rFonts w:ascii="Arial" w:eastAsia="PingFang SC" w:hAnsi="Arial"/>
@@ -2803,7 +2803,7 @@
             <w:pPr>
               <w:spacing w:after="0" w:line="252"/>
             </w:pPr>
-            <w:hyperlink w:history="1" r:id="rIdhdsjruzuf7jbt6ovn8rn-">
+            <w:hyperlink w:history="1" r:id="rIden3rk7qrtdegfpfy0byox">
               <w:r>
                 <w:rPr>
                   <w:rFonts w:ascii="Arial" w:eastAsia="PingFang SC" w:hAnsi="Arial"/>
@@ -2905,7 +2905,7 @@
             <w:pPr>
               <w:spacing w:after="0" w:line="252"/>
             </w:pPr>
-            <w:hyperlink w:history="1" r:id="rIdqyvkuarz7np-oyjlnd7ve">
+            <w:hyperlink w:history="1" r:id="rIdumr_3sx5xb7iadadwlerz">
               <w:r>
                 <w:rPr>
                   <w:rFonts w:ascii="Arial" w:eastAsia="PingFang SC" w:hAnsi="Arial"/>
@@ -3007,7 +3007,7 @@
             <w:pPr>
               <w:spacing w:after="0" w:line="252"/>
             </w:pPr>
-            <w:hyperlink w:history="1" r:id="rIdnlu9yo8n-vzr3t9yy0nhb">
+            <w:hyperlink w:history="1" r:id="rIdlye6nkt0dq7f3kuobcjpu">
               <w:r>
                 <w:rPr>
                   <w:rFonts w:ascii="Arial" w:eastAsia="PingFang SC" w:hAnsi="Arial"/>
@@ -3109,7 +3109,7 @@
             <w:pPr>
               <w:spacing w:after="0" w:line="252"/>
             </w:pPr>
-            <w:hyperlink w:history="1" r:id="rId-5mvtpltny88_v-0ewvhy">
+            <w:hyperlink w:history="1" r:id="rId-uuptbklzkzet5ys3svbq">
               <w:r>
                 <w:rPr>
                   <w:rFonts w:ascii="Arial" w:eastAsia="PingFang SC" w:hAnsi="Arial"/>
@@ -3211,7 +3211,7 @@
             <w:pPr>
               <w:spacing w:after="0" w:line="252"/>
             </w:pPr>
-            <w:hyperlink w:history="1" r:id="rIdps64tttgwupkbs8-xbl2d">
+            <w:hyperlink w:history="1" r:id="rIdu0l9xkcluyxqumafhsmqi">
               <w:r>
                 <w:rPr>
                   <w:rFonts w:ascii="Arial" w:eastAsia="PingFang SC" w:hAnsi="Arial"/>
@@ -3313,7 +3313,7 @@
             <w:pPr>
               <w:spacing w:after="0" w:line="252"/>
             </w:pPr>
-            <w:hyperlink w:history="1" r:id="rIde4ot98fb0ofwzsmviftte">
+            <w:hyperlink w:history="1" r:id="rIdvbsylvkcilmj5crg_5nnb">
               <w:r>
                 <w:rPr>
                   <w:rFonts w:ascii="Arial" w:eastAsia="PingFang SC" w:hAnsi="Arial"/>
@@ -3415,7 +3415,7 @@
             <w:pPr>
               <w:spacing w:after="0" w:line="252"/>
             </w:pPr>
-            <w:hyperlink w:history="1" r:id="rId8suxbwrohvxn8sfzugjmt">
+            <w:hyperlink w:history="1" r:id="rIdpuq198_zjvplwyekvvo5x">
               <w:r>
                 <w:rPr>
                   <w:rFonts w:ascii="Arial" w:eastAsia="PingFang SC" w:hAnsi="Arial"/>
@@ -3517,7 +3517,7 @@
             <w:pPr>
               <w:spacing w:after="0" w:line="252"/>
             </w:pPr>
-            <w:hyperlink w:history="1" r:id="rIdpxjmeohgpufqgjg6incsn">
+            <w:hyperlink w:history="1" r:id="rIdye0kq25bxmbryhesldicz">
               <w:r>
                 <w:rPr>
                   <w:rFonts w:ascii="Arial" w:eastAsia="PingFang SC" w:hAnsi="Arial"/>
@@ -3619,7 +3619,7 @@
             <w:pPr>
               <w:spacing w:after="0" w:line="252"/>
             </w:pPr>
-            <w:hyperlink w:history="1" r:id="rIdjaeabqbpz6ewjvjv1tocn">
+            <w:hyperlink w:history="1" r:id="rIdrg10vzbhwx2hx0qrb8u96">
               <w:r>
                 <w:rPr>
                   <w:rFonts w:ascii="Arial" w:eastAsia="PingFang SC" w:hAnsi="Arial"/>
@@ -5785,7 +5785,7 @@
                 <w:sz w:val="20"/>
                 <w:szCs w:val="20"/>
               </w:rPr>
-              <w:t xml:space="preserve">会用分层框架写你行业的广告文案。</w:t>
+              <w:t xml:space="preserve">用分层框架 + 文案大师写你行业的广告文案（不是只套骨架）。</w:t>
             </w:r>
           </w:p>
         </w:tc>
@@ -5957,7 +5957,7 @@
           <w:sz w:val="21"/>
           <w:szCs w:val="21"/>
         </w:rPr>
-        <w:t xml:space="preserve">看 Claude 按分层框架写的第一条</w:t>
+        <w:t xml:space="preserve">看 Claude 按分层框架 + 大师层写的第一条</w:t>
       </w:r>
     </w:p>
     <w:p>
@@ -5976,7 +5976,7 @@
           <w:sz w:val="21"/>
           <w:szCs w:val="21"/>
         </w:rPr>
-        <w:t xml:space="preserve">不满意就挑刺纠正</w:t>
+        <w:t xml:space="preserve">🔴 让它说出「用了哪几个大师」</w:t>
       </w:r>
     </w:p>
     <w:p>
@@ -5995,7 +5995,7 @@
           <w:sz w:val="21"/>
           <w:szCs w:val="21"/>
         </w:rPr>
-        <w:t xml:space="preserve">满意 → 标 Proceed to Generate</w:t>
+        <w:t xml:space="preserve">不满意就挑刺 → 满意标 Proceed to Generate</w:t>
       </w:r>
     </w:p>
     <w:p>
@@ -6066,7 +6066,7 @@
                 <w:sz w:val="20"/>
                 <w:szCs w:val="20"/>
               </w:rPr>
-              <w:t xml:space="preserve">会挑一格（服装店老板娘 × ToFu × 痛点直击），按分层框架写出 标题 + 文案 + 图片 prompt 给你看。</w:t>
+              <w:t xml:space="preserve">会挑一格（服装店老板娘 × ToFu × 痛点直击），按分层框架叠上文案大师写出 标题 + 文案 + 图片 prompt 给你看。</w:t>
             </w:r>
           </w:p>
         </w:tc>
@@ -6240,7 +6240,7 @@
                 <w:sz w:val="20"/>
                 <w:szCs w:val="20"/>
               </w:rPr>
-              <w:t xml:space="preserve">改好后问你要不要放行。</w:t>
+              <w:t xml:space="preserve">🔴 会说清这条用了哪几个大师（如 Blair Warren 为处境正名『不是你不会，是没人教对方法』+ 自我说服『你是不是也…』+ LF8 戳本能），不是只套骨架——套不上大师就是泛泛，重写。</w:t>
             </w:r>
           </w:p>
         </w:tc>
@@ -6298,570 +6298,7 @@
                 <w:sz w:val="20"/>
                 <w:szCs w:val="20"/>
               </w:rPr>
-              <w:t xml:space="preserve">可以了，标 Proceed to Generate；以后服装类都照这版口径。</w:t>
-            </w:r>
-          </w:p>
-        </w:tc>
-      </w:tr>
-    </w:tbl>
-    <w:p>
-      <w:pPr>
-        <w:spacing w:after="40"/>
-      </w:pPr>
-      <w:r>
-        <w:rPr>
-          <w:sz w:val="8"/>
-          <w:szCs w:val="8"/>
-        </w:rPr>
-        <w:t xml:space="preserve"/>
-      </w:r>
-    </w:p>
-    <w:tbl>
-      <w:tblPr>
-        <w:tblW w:type="dxa" w:w="9360"/>
-        <w:tblBorders>
-          <w:top w:val="single" w:color="auto" w:sz="4"/>
-          <w:left w:val="single" w:color="auto" w:sz="4"/>
-          <w:bottom w:val="single" w:color="auto" w:sz="4"/>
-          <w:right w:val="single" w:color="auto" w:sz="4"/>
-          <w:insideH w:val="single" w:color="auto" w:sz="4"/>
-          <w:insideV w:val="single" w:color="auto" w:sz="4"/>
-        </w:tblBorders>
-      </w:tblPr>
-      <w:tblGrid>
-        <w:gridCol w:w="9360"/>
-      </w:tblGrid>
-      <w:tr>
-        <w:tc>
-          <w:tcPr>
-            <w:tcW w:type="dxa" w:w="9360"/>
-            <w:tcBorders>
-              <w:top w:val="none"/>
-              <w:left w:val="single" w:color="28C2E7" w:sz="24" w:space="6"/>
-              <w:bottom w:val="none"/>
-              <w:right w:val="none"/>
-            </w:tcBorders>
-            <w:shd w:fill="28C2E7" w:val="clear"/>
-            <w:tcMar>
-              <w:top w:type="dxa" w:w="120"/>
-              <w:left w:type="dxa" w:w="160"/>
-              <w:bottom w:type="dxa" w:w="120"/>
-              <w:right w:type="dxa" w:w="160"/>
-            </w:tcMar>
-          </w:tcPr>
-          <w:p>
-            <w:r>
-              <w:rPr>
-                <w:rFonts w:ascii="Arial" w:eastAsia="PingFang SC" w:hAnsi="Arial"/>
-                <w:b/>
-                <w:bCs/>
-                <w:color w:val="FFFFFF"/>
-                <w:sz w:val="22"/>
-                <w:szCs w:val="22"/>
-              </w:rPr>
-              <w:t xml:space="preserve">🎁 走出教室的交付物：</w:t>
-            </w:r>
-            <w:r>
-              <w:rPr>
-                <w:rFonts w:ascii="Arial" w:eastAsia="PingFang SC" w:hAnsi="Arial"/>
-                <w:b/>
-                <w:bCs/>
-                <w:color w:val="FFFFFF"/>
-                <w:sz w:val="22"/>
-                <w:szCs w:val="22"/>
-              </w:rPr>
-              <w:t xml:space="preserve">3 条广告文案</w:t>
-            </w:r>
-          </w:p>
-        </w:tc>
-      </w:tr>
-    </w:tbl>
-    <w:p>
-      <w:pPr>
-        <w:spacing w:after="80" w:before="160"/>
-      </w:pPr>
-      <w:r>
-        <w:rPr>
-          <w:rFonts w:ascii="Arial" w:eastAsia="PingFang SC" w:hAnsi="Arial"/>
-          <w:b/>
-          <w:bCs/>
-          <w:color w:val="0F75BC"/>
-          <w:sz w:val="22"/>
-          <w:szCs w:val="22"/>
-        </w:rPr>
-        <w:t xml:space="preserve">✍️ 我的记录（现场填）</w:t>
-      </w:r>
-    </w:p>
-    <w:p>
-      <w:pPr>
-        <w:spacing w:after="0" w:before="60"/>
-      </w:pPr>
-      <w:r>
-        <w:rPr>
-          <w:rFonts w:ascii="Arial" w:eastAsia="PingFang SC" w:hAnsi="Arial"/>
-          <w:b/>
-          <w:bCs/>
-          <w:color w:val="5B6B7A"/>
-          <w:sz w:val="20"/>
-          <w:szCs w:val="20"/>
-        </w:rPr>
-        <w:t xml:space="preserve">我写出的 3 条：</w:t>
-      </w:r>
-    </w:p>
-    <w:p>
-      <w:pPr>
-        <w:pBdr>
-          <w:bottom w:val="single" w:color="CCD9E3" w:sz="4" w:space="6"/>
-        </w:pBdr>
-        <w:spacing w:after="140"/>
-      </w:pPr>
-      <w:r>
-        <w:rPr>
-          <w:rFonts w:ascii="Arial" w:eastAsia="PingFang SC" w:hAnsi="Arial"/>
-          <w:sz w:val="20"/>
-          <w:szCs w:val="20"/>
-        </w:rPr>
-        <w:t xml:space="preserve"/>
-      </w:r>
-    </w:p>
-    <w:p>
-      <w:pPr>
-        <w:spacing w:after="0" w:before="60"/>
-      </w:pPr>
-      <w:r>
-        <w:rPr>
-          <w:rFonts w:ascii="Arial" w:eastAsia="PingFang SC" w:hAnsi="Arial"/>
-          <w:b/>
-          <w:bCs/>
-          <w:color w:val="5B6B7A"/>
-          <w:sz w:val="20"/>
-          <w:szCs w:val="20"/>
-        </w:rPr>
-        <w:t xml:space="preserve">被 Claude 改掉的问题：</w:t>
-      </w:r>
-    </w:p>
-    <w:p>
-      <w:pPr>
-        <w:pBdr>
-          <w:bottom w:val="single" w:color="CCD9E3" w:sz="4" w:space="6"/>
-        </w:pBdr>
-        <w:spacing w:after="140"/>
-      </w:pPr>
-      <w:r>
-        <w:rPr>
-          <w:rFonts w:ascii="Arial" w:eastAsia="PingFang SC" w:hAnsi="Arial"/>
-          <w:sz w:val="20"/>
-          <w:szCs w:val="20"/>
-        </w:rPr>
-        <w:t xml:space="preserve"/>
-      </w:r>
-    </w:p>
-    <w:p>
-      <w:r>
-        <w:br w:type="page"/>
-      </w:r>
-    </w:p>
-    <w:p>
-      <w:pPr>
-        <w:pStyle w:val="Heading1"/>
-        <w:pBdr>
-          <w:bottom w:val="single" w:color="0F75BC" w:sz="12" w:space="4"/>
-        </w:pBdr>
-        <w:spacing w:after="160" w:before="280"/>
-      </w:pPr>
-      <w:r>
-        <w:rPr>
-          <w:rFonts w:ascii="Arial" w:eastAsia="PingFang SC" w:hAnsi="Arial"/>
-          <w:b/>
-          <w:bCs/>
-          <w:color w:val="0F75BC"/>
-          <w:sz w:val="30"/>
-          <w:szCs w:val="30"/>
-        </w:rPr>
-        <w:t xml:space="preserve">Session 2 · AI 图像</w:t>
-      </w:r>
-    </w:p>
-    <w:tbl>
-      <w:tblPr>
-        <w:tblW w:type="dxa" w:w="9360"/>
-        <w:tblBorders>
-          <w:top w:val="single" w:color="auto" w:sz="4"/>
-          <w:left w:val="single" w:color="auto" w:sz="4"/>
-          <w:bottom w:val="single" w:color="auto" w:sz="4"/>
-          <w:right w:val="single" w:color="auto" w:sz="4"/>
-          <w:insideH w:val="single" w:color="auto" w:sz="4"/>
-          <w:insideV w:val="single" w:color="auto" w:sz="4"/>
-        </w:tblBorders>
-      </w:tblPr>
-      <w:tblGrid>
-        <w:gridCol w:w="1700"/>
-        <w:gridCol w:w="7660"/>
-      </w:tblGrid>
-      <w:tr>
-        <w:tc>
-          <w:tcPr>
-            <w:tcW w:type="dxa" w:w="1700"/>
-            <w:tcBorders>
-              <w:top w:val="single" w:color="CCD9E3" w:sz="1"/>
-              <w:left w:val="single" w:color="CCD9E3" w:sz="1"/>
-              <w:bottom w:val="single" w:color="CCD9E3" w:sz="1"/>
-              <w:right w:val="single" w:color="CCD9E3" w:sz="1"/>
-            </w:tcBorders>
-            <w:shd w:fill="28C2E7" w:val="clear"/>
-            <w:tcMar>
-              <w:top w:type="dxa" w:w="70"/>
-              <w:left w:type="dxa" w:w="110"/>
-              <w:bottom w:type="dxa" w:w="70"/>
-              <w:right w:type="dxa" w:w="110"/>
-            </w:tcMar>
-            <w:vAlign w:val="center"/>
-          </w:tcPr>
-          <w:p>
-            <w:pPr>
-              <w:spacing w:after="0" w:line="252"/>
-            </w:pPr>
-            <w:r>
-              <w:rPr>
-                <w:rFonts w:ascii="Arial" w:eastAsia="PingFang SC" w:hAnsi="Arial"/>
-                <w:b/>
-                <w:bCs/>
-                <w:color w:val="FFFFFF"/>
-                <w:sz w:val="20"/>
-                <w:szCs w:val="20"/>
-              </w:rPr>
-              <w:t xml:space="preserve">🎯 目标</w:t>
-            </w:r>
-          </w:p>
-        </w:tc>
-        <w:tc>
-          <w:tcPr>
-            <w:tcW w:type="dxa" w:w="7660"/>
-            <w:tcBorders>
-              <w:top w:val="single" w:color="CCD9E3" w:sz="1"/>
-              <w:left w:val="single" w:color="CCD9E3" w:sz="1"/>
-              <w:bottom w:val="single" w:color="CCD9E3" w:sz="1"/>
-              <w:right w:val="single" w:color="CCD9E3" w:sz="1"/>
-            </w:tcBorders>
-            <w:tcMar>
-              <w:top w:type="dxa" w:w="70"/>
-              <w:left w:type="dxa" w:w="110"/>
-              <w:bottom w:type="dxa" w:w="70"/>
-              <w:right w:type="dxa" w:w="110"/>
-            </w:tcMar>
-            <w:vAlign w:val="center"/>
-          </w:tcPr>
-          <w:p>
-            <w:pPr>
-              <w:spacing w:after="0" w:line="252"/>
-            </w:pPr>
-            <w:r>
-              <w:rPr>
-                <w:rFonts w:ascii="Arial" w:eastAsia="PingFang SC" w:hAnsi="Arial"/>
-                <w:color w:val="142233"/>
-                <w:sz w:val="20"/>
-                <w:szCs w:val="20"/>
-              </w:rPr>
-              <w:t xml:space="preserve">出一张场景化海报 + 合上你的 logo。</w:t>
-            </w:r>
-          </w:p>
-        </w:tc>
-      </w:tr>
-      <w:tr>
-        <w:tc>
-          <w:tcPr>
-            <w:tcW w:type="dxa" w:w="1700"/>
-            <w:tcBorders>
-              <w:top w:val="single" w:color="CCD9E3" w:sz="1"/>
-              <w:left w:val="single" w:color="CCD9E3" w:sz="1"/>
-              <w:bottom w:val="single" w:color="CCD9E3" w:sz="1"/>
-              <w:right w:val="single" w:color="CCD9E3" w:sz="1"/>
-            </w:tcBorders>
-            <w:shd w:fill="E3F2F9" w:val="clear"/>
-            <w:tcMar>
-              <w:top w:type="dxa" w:w="70"/>
-              <w:left w:type="dxa" w:w="110"/>
-              <w:bottom w:type="dxa" w:w="70"/>
-              <w:right w:type="dxa" w:w="110"/>
-            </w:tcMar>
-          </w:tcPr>
-          <w:p>
-            <w:pPr>
-              <w:spacing w:after="0" w:line="252"/>
-            </w:pPr>
-            <w:r>
-              <w:rPr>
-                <w:rFonts w:ascii="Arial" w:eastAsia="PingFang SC" w:hAnsi="Arial"/>
-                <w:b/>
-                <w:bCs/>
-                <w:color w:val="142233"/>
-                <w:sz w:val="20"/>
-                <w:szCs w:val="20"/>
-              </w:rPr>
-              <w:t xml:space="preserve">📦 学 skill</w:t>
-            </w:r>
-          </w:p>
-        </w:tc>
-        <w:tc>
-          <w:tcPr>
-            <w:tcW w:type="dxa" w:w="7660"/>
-            <w:tcBorders>
-              <w:top w:val="single" w:color="CCD9E3" w:sz="1"/>
-              <w:left w:val="single" w:color="CCD9E3" w:sz="1"/>
-              <w:bottom w:val="single" w:color="CCD9E3" w:sz="1"/>
-              <w:right w:val="single" w:color="CCD9E3" w:sz="1"/>
-            </w:tcBorders>
-            <w:tcMar>
-              <w:top w:type="dxa" w:w="70"/>
-              <w:left w:type="dxa" w:w="110"/>
-              <w:bottom w:type="dxa" w:w="70"/>
-              <w:right w:type="dxa" w:w="110"/>
-            </w:tcMar>
-          </w:tcPr>
-          <w:p>
-            <w:pPr>
-              <w:spacing w:after="0" w:line="252"/>
-            </w:pPr>
-            <w:r>
-              <w:rPr>
-                <w:rFonts w:ascii="Arial" w:eastAsia="PingFang SC" w:hAnsi="Arial"/>
-                <w:color w:val="142233"/>
-                <w:sz w:val="20"/>
-                <w:szCs w:val="20"/>
-              </w:rPr>
-              <w:t xml:space="preserve">Higgsfield（图像）</w:t>
-            </w:r>
-          </w:p>
-        </w:tc>
-      </w:tr>
-      <w:tr>
-        <w:tc>
-          <w:tcPr>
-            <w:tcW w:type="dxa" w:w="1700"/>
-            <w:tcBorders>
-              <w:top w:val="single" w:color="CCD9E3" w:sz="1"/>
-              <w:left w:val="single" w:color="CCD9E3" w:sz="1"/>
-              <w:bottom w:val="single" w:color="CCD9E3" w:sz="1"/>
-              <w:right w:val="single" w:color="CCD9E3" w:sz="1"/>
-            </w:tcBorders>
-            <w:shd w:fill="E3F2F9" w:val="clear"/>
-            <w:tcMar>
-              <w:top w:type="dxa" w:w="70"/>
-              <w:left w:type="dxa" w:w="110"/>
-              <w:bottom w:type="dxa" w:w="70"/>
-              <w:right w:type="dxa" w:w="110"/>
-            </w:tcMar>
-          </w:tcPr>
-          <w:p>
-            <w:pPr>
-              <w:spacing w:after="0" w:line="252"/>
-            </w:pPr>
-            <w:r>
-              <w:rPr>
-                <w:rFonts w:ascii="Arial" w:eastAsia="PingFang SC" w:hAnsi="Arial"/>
-                <w:b/>
-                <w:bCs/>
-                <w:color w:val="142233"/>
-                <w:sz w:val="20"/>
-                <w:szCs w:val="20"/>
-              </w:rPr>
-              <w:t xml:space="preserve">📖 读 md</w:t>
-            </w:r>
-          </w:p>
-        </w:tc>
-        <w:tc>
-          <w:tcPr>
-            <w:tcW w:type="dxa" w:w="7660"/>
-            <w:tcBorders>
-              <w:top w:val="single" w:color="CCD9E3" w:sz="1"/>
-              <w:left w:val="single" w:color="CCD9E3" w:sz="1"/>
-              <w:bottom w:val="single" w:color="CCD9E3" w:sz="1"/>
-              <w:right w:val="single" w:color="CCD9E3" w:sz="1"/>
-            </w:tcBorders>
-            <w:tcMar>
-              <w:top w:type="dxa" w:w="70"/>
-              <w:left w:type="dxa" w:w="110"/>
-              <w:bottom w:type="dxa" w:w="70"/>
-              <w:right w:type="dxa" w:w="110"/>
-            </w:tcMar>
-          </w:tcPr>
-          <w:p>
-            <w:pPr>
-              <w:spacing w:after="0" w:line="252"/>
-            </w:pPr>
-            <w:r>
-              <w:rPr>
-                <w:rFonts w:ascii="Arial" w:eastAsia="PingFang SC" w:hAnsi="Arial"/>
-                <w:color w:val="142233"/>
-                <w:sz w:val="20"/>
-                <w:szCs w:val="20"/>
-              </w:rPr>
-              <w:t xml:space="preserve">7大AI启动包/03-《AI产品图》启动包</w:t>
-            </w:r>
-          </w:p>
-        </w:tc>
-      </w:tr>
-    </w:tbl>
-    <w:p>
-      <w:pPr>
-        <w:spacing w:after="80" w:before="160"/>
-      </w:pPr>
-      <w:r>
-        <w:rPr>
-          <w:rFonts w:ascii="Arial" w:eastAsia="PingFang SC" w:hAnsi="Arial"/>
-          <w:b/>
-          <w:bCs/>
-          <w:color w:val="0F75BC"/>
-          <w:sz w:val="22"/>
-          <w:szCs w:val="22"/>
-        </w:rPr>
-        <w:t xml:space="preserve">🛠️ 当场动手</w:t>
-      </w:r>
-    </w:p>
-    <w:p>
-      <w:pPr>
-        <w:pStyle w:val="ListParagraph"/>
-        <w:numPr>
-          <w:ilvl w:val="0"/>
-          <w:numId w:val="2"/>
-        </w:numPr>
-        <w:spacing w:after="70" w:line="264"/>
-      </w:pPr>
-      <w:r>
-        <w:rPr>
-          <w:rFonts w:ascii="Arial" w:eastAsia="PingFang SC" w:hAnsi="Arial"/>
-          <w:color w:val="142233"/>
-          <w:sz w:val="21"/>
-          <w:szCs w:val="21"/>
-        </w:rPr>
-        <w:t xml:space="preserve">先挑一种海报风格（5 选 1：战报证明 / 悬浮UI / 导师权威 / 游戏化 / 扁平色块，同批别全用一种）</w:t>
-      </w:r>
-    </w:p>
-    <w:p>
-      <w:pPr>
-        <w:pStyle w:val="ListParagraph"/>
-        <w:numPr>
-          <w:ilvl w:val="0"/>
-          <w:numId w:val="2"/>
-        </w:numPr>
-        <w:spacing w:after="70" w:line="264"/>
-      </w:pPr>
-      <w:r>
-        <w:rPr>
-          <w:rFonts w:ascii="Arial" w:eastAsia="PingFang SC" w:hAnsi="Arial"/>
-          <w:color w:val="142233"/>
-          <w:sz w:val="21"/>
-          <w:szCs w:val="21"/>
-        </w:rPr>
-        <w:t xml:space="preserve">看 Claude 出的图（它自审后给你看）</w:t>
-      </w:r>
-    </w:p>
-    <w:p>
-      <w:pPr>
-        <w:pStyle w:val="ListParagraph"/>
-        <w:numPr>
-          <w:ilvl w:val="0"/>
-          <w:numId w:val="2"/>
-        </w:numPr>
-        <w:spacing w:after="70" w:line="264"/>
-      </w:pPr>
-      <w:r>
-        <w:rPr>
-          <w:rFonts w:ascii="Arial" w:eastAsia="PingFang SC" w:hAnsi="Arial"/>
-          <w:color w:val="142233"/>
-          <w:sz w:val="21"/>
-          <w:szCs w:val="21"/>
-        </w:rPr>
-        <w:t xml:space="preserve">挑刺（外国脸 / 撞 logo / 色号印进图）</w:t>
-      </w:r>
-    </w:p>
-    <w:p>
-      <w:pPr>
-        <w:pStyle w:val="ListParagraph"/>
-        <w:numPr>
-          <w:ilvl w:val="0"/>
-          <w:numId w:val="2"/>
-        </w:numPr>
-        <w:spacing w:after="70" w:line="264"/>
-      </w:pPr>
-      <w:r>
-        <w:rPr>
-          <w:rFonts w:ascii="Arial" w:eastAsia="PingFang SC" w:hAnsi="Arial"/>
-          <w:color w:val="142233"/>
-          <w:sz w:val="21"/>
-          <w:szCs w:val="21"/>
-        </w:rPr>
-        <w:t xml:space="preserve">OK → 合 logo → 上传 → 归档</w:t>
-      </w:r>
-    </w:p>
-    <w:p>
-      <w:pPr>
-        <w:spacing w:after="80" w:before="160"/>
-      </w:pPr>
-      <w:r>
-        <w:rPr>
-          <w:rFonts w:ascii="Arial" w:eastAsia="PingFang SC" w:hAnsi="Arial"/>
-          <w:b/>
-          <w:bCs/>
-          <w:color w:val="0F75BC"/>
-          <w:sz w:val="22"/>
-          <w:szCs w:val="22"/>
-        </w:rPr>
-        <w:t xml:space="preserve">💬 这一步对话会怎么走（你只答题 / 挑刺，不用打 prompt）</w:t>
-      </w:r>
-    </w:p>
-    <w:tbl>
-      <w:tblPr>
-        <w:tblW w:type="dxa" w:w="9360"/>
-        <w:tblBorders>
-          <w:top w:val="single" w:color="auto" w:sz="4"/>
-          <w:left w:val="single" w:color="auto" w:sz="4"/>
-          <w:bottom w:val="single" w:color="auto" w:sz="4"/>
-          <w:right w:val="single" w:color="auto" w:sz="4"/>
-          <w:insideH w:val="single" w:color="auto" w:sz="4"/>
-          <w:insideV w:val="single" w:color="auto" w:sz="4"/>
-        </w:tblBorders>
-      </w:tblPr>
-      <w:tblGrid>
-        <w:gridCol w:w="9360"/>
-      </w:tblGrid>
-      <w:tr>
-        <w:tc>
-          <w:tcPr>
-            <w:tcW w:type="dxa" w:w="9360"/>
-            <w:tcBorders>
-              <w:top w:val="none"/>
-              <w:left w:val="single" w:color="0F75BC" w:sz="24" w:space="6"/>
-              <w:bottom w:val="none"/>
-              <w:right w:val="none"/>
-            </w:tcBorders>
-            <w:shd w:fill="E3F2F9" w:val="clear"/>
-            <w:tcMar>
-              <w:top w:type="dxa" w:w="120"/>
-              <w:left w:type="dxa" w:w="160"/>
-              <w:bottom w:type="dxa" w:w="120"/>
-              <w:right w:type="dxa" w:w="160"/>
-            </w:tcMar>
-          </w:tcPr>
-          <w:p>
-            <w:r>
-              <w:rPr>
-                <w:rFonts w:ascii="Arial" w:eastAsia="PingFang SC" w:hAnsi="Arial"/>
-                <w:b/>
-                <w:bCs/>
-                <w:color w:val="0F75BC"/>
-                <w:sz w:val="20"/>
-                <w:szCs w:val="20"/>
-              </w:rPr>
-              <w:t xml:space="preserve">🗣️ Claude 会问 / 做：</w:t>
-            </w:r>
-            <w:r>
-              <w:rPr>
-                <w:rFonts w:ascii="Arial" w:eastAsia="PingFang SC" w:hAnsi="Arial"/>
-                <w:color w:val="142233"/>
-                <w:sz w:val="20"/>
-                <w:szCs w:val="20"/>
-              </w:rPr>
-              <w:t xml:space="preserve">会用你确认的方向出图 → 自己先审一遍 → 给你看（不急着上传）。</w:t>
+              <w:t xml:space="preserve">对，我要那种『说到心坎里』的，不要泛泛喊口号。</w:t>
             </w:r>
           </w:p>
         </w:tc>
@@ -6888,11 +6325,11 @@
             <w:tcW w:type="dxa" w:w="9360"/>
             <w:tcBorders>
               <w:top w:val="none"/>
-              <w:left w:val="single" w:color="28C2E7" w:sz="24" w:space="6"/>
+              <w:left w:val="single" w:color="0F75BC" w:sz="24" w:space="6"/>
               <w:bottom w:val="none"/>
               <w:right w:val="none"/>
             </w:tcBorders>
-            <w:shd w:fill="F4F8FB" w:val="clear"/>
+            <w:shd w:fill="E3F2F9" w:val="clear"/>
             <w:tcMar>
               <w:top w:type="dxa" w:w="120"/>
               <w:left w:type="dxa" w:w="160"/>
@@ -6910,16 +6347,16 @@
                 <w:sz w:val="20"/>
                 <w:szCs w:val="20"/>
               </w:rPr>
-              <w:t xml:space="preserve">🙋 你答（SUMA 例子）：</w:t>
-            </w:r>
-            <w:r>
-              <w:rPr>
-                <w:rFonts w:ascii="Arial" w:eastAsia="PingFang SC" w:hAnsi="Arial"/>
-                <w:color w:val="142233"/>
-                <w:sz w:val="20"/>
-                <w:szCs w:val="20"/>
-              </w:rPr>
-              <w:t xml:space="preserve">（看图，挑刺）</w:t>
+              <w:t xml:space="preserve">🗣️ Claude 会问 / 做：</w:t>
+            </w:r>
+            <w:r>
+              <w:rPr>
+                <w:rFonts w:ascii="Arial" w:eastAsia="PingFang SC" w:hAnsi="Arial"/>
+                <w:color w:val="142233"/>
+                <w:sz w:val="20"/>
+                <w:szCs w:val="20"/>
+              </w:rPr>
+              <w:t xml:space="preserve">改好后问你要不要放行。</w:t>
             </w:r>
           </w:p>
         </w:tc>
@@ -6946,11 +6383,11 @@
             <w:tcW w:type="dxa" w:w="9360"/>
             <w:tcBorders>
               <w:top w:val="none"/>
-              <w:left w:val="single" w:color="FCB040" w:sz="24" w:space="6"/>
+              <w:left w:val="single" w:color="28C2E7" w:sz="24" w:space="6"/>
               <w:bottom w:val="none"/>
               <w:right w:val="none"/>
             </w:tcBorders>
-            <w:shd w:fill="FFF8EC" w:val="clear"/>
+            <w:shd w:fill="F4F8FB" w:val="clear"/>
             <w:tcMar>
               <w:top w:type="dxa" w:w="120"/>
               <w:left w:type="dxa" w:w="160"/>
@@ -6964,20 +6401,615 @@
                 <w:rFonts w:ascii="Arial" w:eastAsia="PingFang SC" w:hAnsi="Arial"/>
                 <w:b/>
                 <w:bCs/>
-                <w:color w:val="B8791A"/>
-                <w:sz w:val="20"/>
-                <w:szCs w:val="20"/>
-              </w:rPr>
-              <w:t xml:space="preserve">✏️ 想改就挑刺：</w:t>
-            </w:r>
-            <w:r>
-              <w:rPr>
-                <w:rFonts w:ascii="Arial" w:eastAsia="PingFang SC" w:hAnsi="Arial"/>
-                <w:color w:val="6A5427"/>
-                <w:sz w:val="20"/>
-                <w:szCs w:val="20"/>
-              </w:rPr>
-              <w:t xml:space="preserve">模特是外国脸换本地人；标题撞 logo 加顶部留白带；#28c2e7 被印进图里改用文字描述（青色）。</w:t>
+                <w:color w:val="0F75BC"/>
+                <w:sz w:val="20"/>
+                <w:szCs w:val="20"/>
+              </w:rPr>
+              <w:t xml:space="preserve">🙋 你答（SUMA 例子）：</w:t>
+            </w:r>
+            <w:r>
+              <w:rPr>
+                <w:rFonts w:ascii="Arial" w:eastAsia="PingFang SC" w:hAnsi="Arial"/>
+                <w:color w:val="142233"/>
+                <w:sz w:val="20"/>
+                <w:szCs w:val="20"/>
+              </w:rPr>
+              <w:t xml:space="preserve">可以了，标 Proceed to Generate；以后服装类都照这版口径。</w:t>
+            </w:r>
+          </w:p>
+        </w:tc>
+      </w:tr>
+    </w:tbl>
+    <w:p>
+      <w:pPr>
+        <w:spacing w:after="40"/>
+      </w:pPr>
+      <w:r>
+        <w:rPr>
+          <w:sz w:val="8"/>
+          <w:szCs w:val="8"/>
+        </w:rPr>
+        <w:t xml:space="preserve"/>
+      </w:r>
+    </w:p>
+    <w:tbl>
+      <w:tblPr>
+        <w:tblW w:type="dxa" w:w="9360"/>
+        <w:tblBorders>
+          <w:top w:val="single" w:color="auto" w:sz="4"/>
+          <w:left w:val="single" w:color="auto" w:sz="4"/>
+          <w:bottom w:val="single" w:color="auto" w:sz="4"/>
+          <w:right w:val="single" w:color="auto" w:sz="4"/>
+          <w:insideH w:val="single" w:color="auto" w:sz="4"/>
+          <w:insideV w:val="single" w:color="auto" w:sz="4"/>
+        </w:tblBorders>
+      </w:tblPr>
+      <w:tblGrid>
+        <w:gridCol w:w="9360"/>
+      </w:tblGrid>
+      <w:tr>
+        <w:tc>
+          <w:tcPr>
+            <w:tcW w:type="dxa" w:w="9360"/>
+            <w:tcBorders>
+              <w:top w:val="none"/>
+              <w:left w:val="single" w:color="28C2E7" w:sz="24" w:space="6"/>
+              <w:bottom w:val="none"/>
+              <w:right w:val="none"/>
+            </w:tcBorders>
+            <w:shd w:fill="28C2E7" w:val="clear"/>
+            <w:tcMar>
+              <w:top w:type="dxa" w:w="120"/>
+              <w:left w:type="dxa" w:w="160"/>
+              <w:bottom w:type="dxa" w:w="120"/>
+              <w:right w:type="dxa" w:w="160"/>
+            </w:tcMar>
+          </w:tcPr>
+          <w:p>
+            <w:r>
+              <w:rPr>
+                <w:rFonts w:ascii="Arial" w:eastAsia="PingFang SC" w:hAnsi="Arial"/>
+                <w:b/>
+                <w:bCs/>
+                <w:color w:val="FFFFFF"/>
+                <w:sz w:val="22"/>
+                <w:szCs w:val="22"/>
+              </w:rPr>
+              <w:t xml:space="preserve">🎁 走出教室的交付物：</w:t>
+            </w:r>
+            <w:r>
+              <w:rPr>
+                <w:rFonts w:ascii="Arial" w:eastAsia="PingFang SC" w:hAnsi="Arial"/>
+                <w:b/>
+                <w:bCs/>
+                <w:color w:val="FFFFFF"/>
+                <w:sz w:val="22"/>
+                <w:szCs w:val="22"/>
+              </w:rPr>
+              <w:t xml:space="preserve">3 条广告文案</w:t>
+            </w:r>
+          </w:p>
+        </w:tc>
+      </w:tr>
+    </w:tbl>
+    <w:p>
+      <w:pPr>
+        <w:spacing w:after="80" w:before="160"/>
+      </w:pPr>
+      <w:r>
+        <w:rPr>
+          <w:rFonts w:ascii="Arial" w:eastAsia="PingFang SC" w:hAnsi="Arial"/>
+          <w:b/>
+          <w:bCs/>
+          <w:color w:val="0F75BC"/>
+          <w:sz w:val="22"/>
+          <w:szCs w:val="22"/>
+        </w:rPr>
+        <w:t xml:space="preserve">✍️ 我的记录（现场填）</w:t>
+      </w:r>
+    </w:p>
+    <w:p>
+      <w:pPr>
+        <w:spacing w:after="0" w:before="60"/>
+      </w:pPr>
+      <w:r>
+        <w:rPr>
+          <w:rFonts w:ascii="Arial" w:eastAsia="PingFang SC" w:hAnsi="Arial"/>
+          <w:b/>
+          <w:bCs/>
+          <w:color w:val="5B6B7A"/>
+          <w:sz w:val="20"/>
+          <w:szCs w:val="20"/>
+        </w:rPr>
+        <w:t xml:space="preserve">我写出的 3 条：</w:t>
+      </w:r>
+    </w:p>
+    <w:p>
+      <w:pPr>
+        <w:pBdr>
+          <w:bottom w:val="single" w:color="CCD9E3" w:sz="4" w:space="6"/>
+        </w:pBdr>
+        <w:spacing w:after="140"/>
+      </w:pPr>
+      <w:r>
+        <w:rPr>
+          <w:rFonts w:ascii="Arial" w:eastAsia="PingFang SC" w:hAnsi="Arial"/>
+          <w:sz w:val="20"/>
+          <w:szCs w:val="20"/>
+        </w:rPr>
+        <w:t xml:space="preserve"/>
+      </w:r>
+    </w:p>
+    <w:p>
+      <w:pPr>
+        <w:spacing w:after="0" w:before="60"/>
+      </w:pPr>
+      <w:r>
+        <w:rPr>
+          <w:rFonts w:ascii="Arial" w:eastAsia="PingFang SC" w:hAnsi="Arial"/>
+          <w:b/>
+          <w:bCs/>
+          <w:color w:val="5B6B7A"/>
+          <w:sz w:val="20"/>
+          <w:szCs w:val="20"/>
+        </w:rPr>
+        <w:t xml:space="preserve">用了哪几个大师：</w:t>
+      </w:r>
+    </w:p>
+    <w:p>
+      <w:pPr>
+        <w:pBdr>
+          <w:bottom w:val="single" w:color="CCD9E3" w:sz="4" w:space="6"/>
+        </w:pBdr>
+        <w:spacing w:after="140"/>
+      </w:pPr>
+      <w:r>
+        <w:rPr>
+          <w:rFonts w:ascii="Arial" w:eastAsia="PingFang SC" w:hAnsi="Arial"/>
+          <w:sz w:val="20"/>
+          <w:szCs w:val="20"/>
+        </w:rPr>
+        <w:t xml:space="preserve"/>
+      </w:r>
+    </w:p>
+    <w:p>
+      <w:pPr>
+        <w:spacing w:after="0" w:before="60"/>
+      </w:pPr>
+      <w:r>
+        <w:rPr>
+          <w:rFonts w:ascii="Arial" w:eastAsia="PingFang SC" w:hAnsi="Arial"/>
+          <w:b/>
+          <w:bCs/>
+          <w:color w:val="5B6B7A"/>
+          <w:sz w:val="20"/>
+          <w:szCs w:val="20"/>
+        </w:rPr>
+        <w:t xml:space="preserve">被 Claude 改掉的问题：</w:t>
+      </w:r>
+    </w:p>
+    <w:p>
+      <w:pPr>
+        <w:pBdr>
+          <w:bottom w:val="single" w:color="CCD9E3" w:sz="4" w:space="6"/>
+        </w:pBdr>
+        <w:spacing w:after="140"/>
+      </w:pPr>
+      <w:r>
+        <w:rPr>
+          <w:rFonts w:ascii="Arial" w:eastAsia="PingFang SC" w:hAnsi="Arial"/>
+          <w:sz w:val="20"/>
+          <w:szCs w:val="20"/>
+        </w:rPr>
+        <w:t xml:space="preserve"/>
+      </w:r>
+    </w:p>
+    <w:p>
+      <w:r>
+        <w:br w:type="page"/>
+      </w:r>
+    </w:p>
+    <w:p>
+      <w:pPr>
+        <w:pStyle w:val="Heading1"/>
+        <w:pBdr>
+          <w:bottom w:val="single" w:color="0F75BC" w:sz="12" w:space="4"/>
+        </w:pBdr>
+        <w:spacing w:after="160" w:before="280"/>
+      </w:pPr>
+      <w:r>
+        <w:rPr>
+          <w:rFonts w:ascii="Arial" w:eastAsia="PingFang SC" w:hAnsi="Arial"/>
+          <w:b/>
+          <w:bCs/>
+          <w:color w:val="0F75BC"/>
+          <w:sz w:val="30"/>
+          <w:szCs w:val="30"/>
+        </w:rPr>
+        <w:t xml:space="preserve">Session 2 · AI 图像</w:t>
+      </w:r>
+    </w:p>
+    <w:tbl>
+      <w:tblPr>
+        <w:tblW w:type="dxa" w:w="9360"/>
+        <w:tblBorders>
+          <w:top w:val="single" w:color="auto" w:sz="4"/>
+          <w:left w:val="single" w:color="auto" w:sz="4"/>
+          <w:bottom w:val="single" w:color="auto" w:sz="4"/>
+          <w:right w:val="single" w:color="auto" w:sz="4"/>
+          <w:insideH w:val="single" w:color="auto" w:sz="4"/>
+          <w:insideV w:val="single" w:color="auto" w:sz="4"/>
+        </w:tblBorders>
+      </w:tblPr>
+      <w:tblGrid>
+        <w:gridCol w:w="1700"/>
+        <w:gridCol w:w="7660"/>
+      </w:tblGrid>
+      <w:tr>
+        <w:tc>
+          <w:tcPr>
+            <w:tcW w:type="dxa" w:w="1700"/>
+            <w:tcBorders>
+              <w:top w:val="single" w:color="CCD9E3" w:sz="1"/>
+              <w:left w:val="single" w:color="CCD9E3" w:sz="1"/>
+              <w:bottom w:val="single" w:color="CCD9E3" w:sz="1"/>
+              <w:right w:val="single" w:color="CCD9E3" w:sz="1"/>
+            </w:tcBorders>
+            <w:shd w:fill="28C2E7" w:val="clear"/>
+            <w:tcMar>
+              <w:top w:type="dxa" w:w="70"/>
+              <w:left w:type="dxa" w:w="110"/>
+              <w:bottom w:type="dxa" w:w="70"/>
+              <w:right w:type="dxa" w:w="110"/>
+            </w:tcMar>
+            <w:vAlign w:val="center"/>
+          </w:tcPr>
+          <w:p>
+            <w:pPr>
+              <w:spacing w:after="0" w:line="252"/>
+            </w:pPr>
+            <w:r>
+              <w:rPr>
+                <w:rFonts w:ascii="Arial" w:eastAsia="PingFang SC" w:hAnsi="Arial"/>
+                <w:b/>
+                <w:bCs/>
+                <w:color w:val="FFFFFF"/>
+                <w:sz w:val="20"/>
+                <w:szCs w:val="20"/>
+              </w:rPr>
+              <w:t xml:space="preserve">🎯 目标</w:t>
+            </w:r>
+          </w:p>
+        </w:tc>
+        <w:tc>
+          <w:tcPr>
+            <w:tcW w:type="dxa" w:w="7660"/>
+            <w:tcBorders>
+              <w:top w:val="single" w:color="CCD9E3" w:sz="1"/>
+              <w:left w:val="single" w:color="CCD9E3" w:sz="1"/>
+              <w:bottom w:val="single" w:color="CCD9E3" w:sz="1"/>
+              <w:right w:val="single" w:color="CCD9E3" w:sz="1"/>
+            </w:tcBorders>
+            <w:tcMar>
+              <w:top w:type="dxa" w:w="70"/>
+              <w:left w:type="dxa" w:w="110"/>
+              <w:bottom w:type="dxa" w:w="70"/>
+              <w:right w:type="dxa" w:w="110"/>
+            </w:tcMar>
+            <w:vAlign w:val="center"/>
+          </w:tcPr>
+          <w:p>
+            <w:pPr>
+              <w:spacing w:after="0" w:line="252"/>
+            </w:pPr>
+            <w:r>
+              <w:rPr>
+                <w:rFonts w:ascii="Arial" w:eastAsia="PingFang SC" w:hAnsi="Arial"/>
+                <w:color w:val="142233"/>
+                <w:sz w:val="20"/>
+                <w:szCs w:val="20"/>
+              </w:rPr>
+              <w:t xml:space="preserve">出一张场景化海报 + 合上你的 logo。</w:t>
+            </w:r>
+          </w:p>
+        </w:tc>
+      </w:tr>
+      <w:tr>
+        <w:tc>
+          <w:tcPr>
+            <w:tcW w:type="dxa" w:w="1700"/>
+            <w:tcBorders>
+              <w:top w:val="single" w:color="CCD9E3" w:sz="1"/>
+              <w:left w:val="single" w:color="CCD9E3" w:sz="1"/>
+              <w:bottom w:val="single" w:color="CCD9E3" w:sz="1"/>
+              <w:right w:val="single" w:color="CCD9E3" w:sz="1"/>
+            </w:tcBorders>
+            <w:shd w:fill="E3F2F9" w:val="clear"/>
+            <w:tcMar>
+              <w:top w:type="dxa" w:w="70"/>
+              <w:left w:type="dxa" w:w="110"/>
+              <w:bottom w:type="dxa" w:w="70"/>
+              <w:right w:type="dxa" w:w="110"/>
+            </w:tcMar>
+          </w:tcPr>
+          <w:p>
+            <w:pPr>
+              <w:spacing w:after="0" w:line="252"/>
+            </w:pPr>
+            <w:r>
+              <w:rPr>
+                <w:rFonts w:ascii="Arial" w:eastAsia="PingFang SC" w:hAnsi="Arial"/>
+                <w:b/>
+                <w:bCs/>
+                <w:color w:val="142233"/>
+                <w:sz w:val="20"/>
+                <w:szCs w:val="20"/>
+              </w:rPr>
+              <w:t xml:space="preserve">📦 学 skill</w:t>
+            </w:r>
+          </w:p>
+        </w:tc>
+        <w:tc>
+          <w:tcPr>
+            <w:tcW w:type="dxa" w:w="7660"/>
+            <w:tcBorders>
+              <w:top w:val="single" w:color="CCD9E3" w:sz="1"/>
+              <w:left w:val="single" w:color="CCD9E3" w:sz="1"/>
+              <w:bottom w:val="single" w:color="CCD9E3" w:sz="1"/>
+              <w:right w:val="single" w:color="CCD9E3" w:sz="1"/>
+            </w:tcBorders>
+            <w:tcMar>
+              <w:top w:type="dxa" w:w="70"/>
+              <w:left w:type="dxa" w:w="110"/>
+              <w:bottom w:type="dxa" w:w="70"/>
+              <w:right w:type="dxa" w:w="110"/>
+            </w:tcMar>
+          </w:tcPr>
+          <w:p>
+            <w:pPr>
+              <w:spacing w:after="0" w:line="252"/>
+            </w:pPr>
+            <w:r>
+              <w:rPr>
+                <w:rFonts w:ascii="Arial" w:eastAsia="PingFang SC" w:hAnsi="Arial"/>
+                <w:color w:val="142233"/>
+                <w:sz w:val="20"/>
+                <w:szCs w:val="20"/>
+              </w:rPr>
+              <w:t xml:space="preserve">Higgsfield（图像）</w:t>
+            </w:r>
+          </w:p>
+        </w:tc>
+      </w:tr>
+      <w:tr>
+        <w:tc>
+          <w:tcPr>
+            <w:tcW w:type="dxa" w:w="1700"/>
+            <w:tcBorders>
+              <w:top w:val="single" w:color="CCD9E3" w:sz="1"/>
+              <w:left w:val="single" w:color="CCD9E3" w:sz="1"/>
+              <w:bottom w:val="single" w:color="CCD9E3" w:sz="1"/>
+              <w:right w:val="single" w:color="CCD9E3" w:sz="1"/>
+            </w:tcBorders>
+            <w:shd w:fill="E3F2F9" w:val="clear"/>
+            <w:tcMar>
+              <w:top w:type="dxa" w:w="70"/>
+              <w:left w:type="dxa" w:w="110"/>
+              <w:bottom w:type="dxa" w:w="70"/>
+              <w:right w:type="dxa" w:w="110"/>
+            </w:tcMar>
+          </w:tcPr>
+          <w:p>
+            <w:pPr>
+              <w:spacing w:after="0" w:line="252"/>
+            </w:pPr>
+            <w:r>
+              <w:rPr>
+                <w:rFonts w:ascii="Arial" w:eastAsia="PingFang SC" w:hAnsi="Arial"/>
+                <w:b/>
+                <w:bCs/>
+                <w:color w:val="142233"/>
+                <w:sz w:val="20"/>
+                <w:szCs w:val="20"/>
+              </w:rPr>
+              <w:t xml:space="preserve">📖 读 md</w:t>
+            </w:r>
+          </w:p>
+        </w:tc>
+        <w:tc>
+          <w:tcPr>
+            <w:tcW w:type="dxa" w:w="7660"/>
+            <w:tcBorders>
+              <w:top w:val="single" w:color="CCD9E3" w:sz="1"/>
+              <w:left w:val="single" w:color="CCD9E3" w:sz="1"/>
+              <w:bottom w:val="single" w:color="CCD9E3" w:sz="1"/>
+              <w:right w:val="single" w:color="CCD9E3" w:sz="1"/>
+            </w:tcBorders>
+            <w:tcMar>
+              <w:top w:type="dxa" w:w="70"/>
+              <w:left w:type="dxa" w:w="110"/>
+              <w:bottom w:type="dxa" w:w="70"/>
+              <w:right w:type="dxa" w:w="110"/>
+            </w:tcMar>
+          </w:tcPr>
+          <w:p>
+            <w:pPr>
+              <w:spacing w:after="0" w:line="252"/>
+            </w:pPr>
+            <w:r>
+              <w:rPr>
+                <w:rFonts w:ascii="Arial" w:eastAsia="PingFang SC" w:hAnsi="Arial"/>
+                <w:color w:val="142233"/>
+                <w:sz w:val="20"/>
+                <w:szCs w:val="20"/>
+              </w:rPr>
+              <w:t xml:space="preserve">7大AI启动包/03-《AI产品图》启动包</w:t>
+            </w:r>
+          </w:p>
+        </w:tc>
+      </w:tr>
+    </w:tbl>
+    <w:p>
+      <w:pPr>
+        <w:spacing w:after="80" w:before="160"/>
+      </w:pPr>
+      <w:r>
+        <w:rPr>
+          <w:rFonts w:ascii="Arial" w:eastAsia="PingFang SC" w:hAnsi="Arial"/>
+          <w:b/>
+          <w:bCs/>
+          <w:color w:val="0F75BC"/>
+          <w:sz w:val="22"/>
+          <w:szCs w:val="22"/>
+        </w:rPr>
+        <w:t xml:space="preserve">🛠️ 当场动手</w:t>
+      </w:r>
+    </w:p>
+    <w:p>
+      <w:pPr>
+        <w:pStyle w:val="ListParagraph"/>
+        <w:numPr>
+          <w:ilvl w:val="0"/>
+          <w:numId w:val="2"/>
+        </w:numPr>
+        <w:spacing w:after="70" w:line="264"/>
+      </w:pPr>
+      <w:r>
+        <w:rPr>
+          <w:rFonts w:ascii="Arial" w:eastAsia="PingFang SC" w:hAnsi="Arial"/>
+          <w:color w:val="142233"/>
+          <w:sz w:val="21"/>
+          <w:szCs w:val="21"/>
+        </w:rPr>
+        <w:t xml:space="preserve">先挑一种海报风格（5 选 1：战报证明 / 悬浮UI / 导师权威 / 游戏化 / 扁平色块，同批别全用一种）</w:t>
+      </w:r>
+    </w:p>
+    <w:p>
+      <w:pPr>
+        <w:pStyle w:val="ListParagraph"/>
+        <w:numPr>
+          <w:ilvl w:val="0"/>
+          <w:numId w:val="2"/>
+        </w:numPr>
+        <w:spacing w:after="70" w:line="264"/>
+      </w:pPr>
+      <w:r>
+        <w:rPr>
+          <w:rFonts w:ascii="Arial" w:eastAsia="PingFang SC" w:hAnsi="Arial"/>
+          <w:color w:val="142233"/>
+          <w:sz w:val="21"/>
+          <w:szCs w:val="21"/>
+        </w:rPr>
+        <w:t xml:space="preserve">看 Claude 出的图（它自审后给你看）</w:t>
+      </w:r>
+    </w:p>
+    <w:p>
+      <w:pPr>
+        <w:pStyle w:val="ListParagraph"/>
+        <w:numPr>
+          <w:ilvl w:val="0"/>
+          <w:numId w:val="2"/>
+        </w:numPr>
+        <w:spacing w:after="70" w:line="264"/>
+      </w:pPr>
+      <w:r>
+        <w:rPr>
+          <w:rFonts w:ascii="Arial" w:eastAsia="PingFang SC" w:hAnsi="Arial"/>
+          <w:color w:val="142233"/>
+          <w:sz w:val="21"/>
+          <w:szCs w:val="21"/>
+        </w:rPr>
+        <w:t xml:space="preserve">挑刺（外国脸 / 撞 logo / 色号印进图）</w:t>
+      </w:r>
+    </w:p>
+    <w:p>
+      <w:pPr>
+        <w:pStyle w:val="ListParagraph"/>
+        <w:numPr>
+          <w:ilvl w:val="0"/>
+          <w:numId w:val="2"/>
+        </w:numPr>
+        <w:spacing w:after="70" w:line="264"/>
+      </w:pPr>
+      <w:r>
+        <w:rPr>
+          <w:rFonts w:ascii="Arial" w:eastAsia="PingFang SC" w:hAnsi="Arial"/>
+          <w:color w:val="142233"/>
+          <w:sz w:val="21"/>
+          <w:szCs w:val="21"/>
+        </w:rPr>
+        <w:t xml:space="preserve">OK → 合 logo → 上传 → 归档</w:t>
+      </w:r>
+    </w:p>
+    <w:p>
+      <w:pPr>
+        <w:spacing w:after="80" w:before="160"/>
+      </w:pPr>
+      <w:r>
+        <w:rPr>
+          <w:rFonts w:ascii="Arial" w:eastAsia="PingFang SC" w:hAnsi="Arial"/>
+          <w:b/>
+          <w:bCs/>
+          <w:color w:val="0F75BC"/>
+          <w:sz w:val="22"/>
+          <w:szCs w:val="22"/>
+        </w:rPr>
+        <w:t xml:space="preserve">💬 这一步对话会怎么走（你只答题 / 挑刺，不用打 prompt）</w:t>
+      </w:r>
+    </w:p>
+    <w:tbl>
+      <w:tblPr>
+        <w:tblW w:type="dxa" w:w="9360"/>
+        <w:tblBorders>
+          <w:top w:val="single" w:color="auto" w:sz="4"/>
+          <w:left w:val="single" w:color="auto" w:sz="4"/>
+          <w:bottom w:val="single" w:color="auto" w:sz="4"/>
+          <w:right w:val="single" w:color="auto" w:sz="4"/>
+          <w:insideH w:val="single" w:color="auto" w:sz="4"/>
+          <w:insideV w:val="single" w:color="auto" w:sz="4"/>
+        </w:tblBorders>
+      </w:tblPr>
+      <w:tblGrid>
+        <w:gridCol w:w="9360"/>
+      </w:tblGrid>
+      <w:tr>
+        <w:tc>
+          <w:tcPr>
+            <w:tcW w:type="dxa" w:w="9360"/>
+            <w:tcBorders>
+              <w:top w:val="none"/>
+              <w:left w:val="single" w:color="0F75BC" w:sz="24" w:space="6"/>
+              <w:bottom w:val="none"/>
+              <w:right w:val="none"/>
+            </w:tcBorders>
+            <w:shd w:fill="E3F2F9" w:val="clear"/>
+            <w:tcMar>
+              <w:top w:type="dxa" w:w="120"/>
+              <w:left w:type="dxa" w:w="160"/>
+              <w:bottom w:type="dxa" w:w="120"/>
+              <w:right w:type="dxa" w:w="160"/>
+            </w:tcMar>
+          </w:tcPr>
+          <w:p>
+            <w:r>
+              <w:rPr>
+                <w:rFonts w:ascii="Arial" w:eastAsia="PingFang SC" w:hAnsi="Arial"/>
+                <w:b/>
+                <w:bCs/>
+                <w:color w:val="0F75BC"/>
+                <w:sz w:val="20"/>
+                <w:szCs w:val="20"/>
+              </w:rPr>
+              <w:t xml:space="preserve">🗣️ Claude 会问 / 做：</w:t>
+            </w:r>
+            <w:r>
+              <w:rPr>
+                <w:rFonts w:ascii="Arial" w:eastAsia="PingFang SC" w:hAnsi="Arial"/>
+                <w:color w:val="142233"/>
+                <w:sz w:val="20"/>
+                <w:szCs w:val="20"/>
+              </w:rPr>
+              <w:t xml:space="preserve">会用你确认的方向出图 → 自己先审一遍 → 给你看（不急着上传）。</w:t>
             </w:r>
           </w:p>
         </w:tc>
@@ -7004,11 +7036,11 @@
             <w:tcW w:type="dxa" w:w="9360"/>
             <w:tcBorders>
               <w:top w:val="none"/>
-              <w:left w:val="single" w:color="0F75BC" w:sz="24" w:space="6"/>
+              <w:left w:val="single" w:color="28C2E7" w:sz="24" w:space="6"/>
               <w:bottom w:val="none"/>
               <w:right w:val="none"/>
             </w:tcBorders>
-            <w:shd w:fill="E3F2F9" w:val="clear"/>
+            <w:shd w:fill="F4F8FB" w:val="clear"/>
             <w:tcMar>
               <w:top w:type="dxa" w:w="120"/>
               <w:left w:type="dxa" w:w="160"/>
@@ -7026,16 +7058,16 @@
                 <w:sz w:val="20"/>
                 <w:szCs w:val="20"/>
               </w:rPr>
-              <w:t xml:space="preserve">🗣️ Claude 会问 / 做：</w:t>
-            </w:r>
-            <w:r>
-              <w:rPr>
-                <w:rFonts w:ascii="Arial" w:eastAsia="PingFang SC" w:hAnsi="Arial"/>
-                <w:color w:val="142233"/>
-                <w:sz w:val="20"/>
-                <w:szCs w:val="20"/>
-              </w:rPr>
-              <w:t xml:space="preserve">OK 后合 logo（顶部 header 带、色自适应）→ 上传 Notion 验证渲染 → 存 Drive。</w:t>
+              <w:t xml:space="preserve">🙋 你答（SUMA 例子）：</w:t>
+            </w:r>
+            <w:r>
+              <w:rPr>
+                <w:rFonts w:ascii="Arial" w:eastAsia="PingFang SC" w:hAnsi="Arial"/>
+                <w:color w:val="142233"/>
+                <w:sz w:val="20"/>
+                <w:szCs w:val="20"/>
+              </w:rPr>
+              <w:t xml:space="preserve">（看图，挑刺）</w:t>
             </w:r>
           </w:p>
         </w:tc>
@@ -7062,11 +7094,11 @@
             <w:tcW w:type="dxa" w:w="9360"/>
             <w:tcBorders>
               <w:top w:val="none"/>
-              <w:left w:val="single" w:color="28C2E7" w:sz="24" w:space="6"/>
+              <w:left w:val="single" w:color="FCB040" w:sz="24" w:space="6"/>
               <w:bottom w:val="none"/>
               <w:right w:val="none"/>
             </w:tcBorders>
-            <w:shd w:fill="F4F8FB" w:val="clear"/>
+            <w:shd w:fill="FFF8EC" w:val="clear"/>
             <w:tcMar>
               <w:top w:type="dxa" w:w="120"/>
               <w:left w:type="dxa" w:w="160"/>
@@ -7080,545 +7112,20 @@
                 <w:rFonts w:ascii="Arial" w:eastAsia="PingFang SC" w:hAnsi="Arial"/>
                 <w:b/>
                 <w:bCs/>
-                <w:color w:val="0F75BC"/>
-                <w:sz w:val="20"/>
-                <w:szCs w:val="20"/>
-              </w:rPr>
-              <w:t xml:space="preserve">🙋 你答（SUMA 例子）：</w:t>
-            </w:r>
-            <w:r>
-              <w:rPr>
-                <w:rFonts w:ascii="Arial" w:eastAsia="PingFang SC" w:hAnsi="Arial"/>
-                <w:color w:val="142233"/>
-                <w:sz w:val="20"/>
-                <w:szCs w:val="20"/>
-              </w:rPr>
-              <w:t xml:space="preserve">好，合我的 logo、上传、状态改 Need Review Poster。</w:t>
-            </w:r>
-          </w:p>
-        </w:tc>
-      </w:tr>
-    </w:tbl>
-    <w:p>
-      <w:pPr>
-        <w:spacing w:after="40"/>
-      </w:pPr>
-      <w:r>
-        <w:rPr>
-          <w:sz w:val="8"/>
-          <w:szCs w:val="8"/>
-        </w:rPr>
-        <w:t xml:space="preserve"/>
-      </w:r>
-    </w:p>
-    <w:tbl>
-      <w:tblPr>
-        <w:tblW w:type="dxa" w:w="9360"/>
-        <w:tblBorders>
-          <w:top w:val="single" w:color="auto" w:sz="4"/>
-          <w:left w:val="single" w:color="auto" w:sz="4"/>
-          <w:bottom w:val="single" w:color="auto" w:sz="4"/>
-          <w:right w:val="single" w:color="auto" w:sz="4"/>
-          <w:insideH w:val="single" w:color="auto" w:sz="4"/>
-          <w:insideV w:val="single" w:color="auto" w:sz="4"/>
-        </w:tblBorders>
-      </w:tblPr>
-      <w:tblGrid>
-        <w:gridCol w:w="9360"/>
-      </w:tblGrid>
-      <w:tr>
-        <w:tc>
-          <w:tcPr>
-            <w:tcW w:type="dxa" w:w="9360"/>
-            <w:tcBorders>
-              <w:top w:val="none"/>
-              <w:left w:val="single" w:color="28C2E7" w:sz="24" w:space="6"/>
-              <w:bottom w:val="none"/>
-              <w:right w:val="none"/>
-            </w:tcBorders>
-            <w:shd w:fill="28C2E7" w:val="clear"/>
-            <w:tcMar>
-              <w:top w:type="dxa" w:w="120"/>
-              <w:left w:type="dxa" w:w="160"/>
-              <w:bottom w:type="dxa" w:w="120"/>
-              <w:right w:type="dxa" w:w="160"/>
-            </w:tcMar>
-          </w:tcPr>
-          <w:p>
-            <w:r>
-              <w:rPr>
-                <w:rFonts w:ascii="Arial" w:eastAsia="PingFang SC" w:hAnsi="Arial"/>
-                <w:b/>
-                <w:bCs/>
-                <w:color w:val="FFFFFF"/>
-                <w:sz w:val="22"/>
-                <w:szCs w:val="22"/>
-              </w:rPr>
-              <w:t xml:space="preserve">🎁 走出教室的交付物：</w:t>
-            </w:r>
-            <w:r>
-              <w:rPr>
-                <w:rFonts w:ascii="Arial" w:eastAsia="PingFang SC" w:hAnsi="Arial"/>
-                <w:b/>
-                <w:bCs/>
-                <w:color w:val="FFFFFF"/>
-                <w:sz w:val="22"/>
-                <w:szCs w:val="22"/>
-              </w:rPr>
-              <w:t xml:space="preserve">1 张成品海报（带你的 logo）</w:t>
-            </w:r>
-          </w:p>
-        </w:tc>
-      </w:tr>
-    </w:tbl>
-    <w:p>
-      <w:pPr>
-        <w:spacing w:after="80" w:before="160"/>
-      </w:pPr>
-      <w:r>
-        <w:rPr>
-          <w:rFonts w:ascii="Arial" w:eastAsia="PingFang SC" w:hAnsi="Arial"/>
-          <w:b/>
-          <w:bCs/>
-          <w:color w:val="0F75BC"/>
-          <w:sz w:val="22"/>
-          <w:szCs w:val="22"/>
-        </w:rPr>
-        <w:t xml:space="preserve">✍️ 我的记录（现场填）</w:t>
-      </w:r>
-    </w:p>
-    <w:p>
-      <w:pPr>
-        <w:spacing w:after="0" w:before="60"/>
-      </w:pPr>
-      <w:r>
-        <w:rPr>
-          <w:rFonts w:ascii="Arial" w:eastAsia="PingFang SC" w:hAnsi="Arial"/>
-          <w:b/>
-          <w:bCs/>
-          <w:color w:val="5B6B7A"/>
-          <w:sz w:val="20"/>
-          <w:szCs w:val="20"/>
-        </w:rPr>
-        <w:t xml:space="preserve">海报文件名：</w:t>
-      </w:r>
-    </w:p>
-    <w:p>
-      <w:pPr>
-        <w:pBdr>
-          <w:bottom w:val="single" w:color="CCD9E3" w:sz="4" w:space="6"/>
-        </w:pBdr>
-        <w:spacing w:after="140"/>
-      </w:pPr>
-      <w:r>
-        <w:rPr>
-          <w:rFonts w:ascii="Arial" w:eastAsia="PingFang SC" w:hAnsi="Arial"/>
-          <w:sz w:val="20"/>
-          <w:szCs w:val="20"/>
-        </w:rPr>
-        <w:t xml:space="preserve"/>
-      </w:r>
-    </w:p>
-    <w:p>
-      <w:pPr>
-        <w:spacing w:after="0" w:before="60"/>
-      </w:pPr>
-      <w:r>
-        <w:rPr>
-          <w:rFonts w:ascii="Arial" w:eastAsia="PingFang SC" w:hAnsi="Arial"/>
-          <w:b/>
-          <w:bCs/>
-          <w:color w:val="5B6B7A"/>
-          <w:sz w:val="20"/>
-          <w:szCs w:val="20"/>
-        </w:rPr>
-        <w:t xml:space="preserve">踩过的坑：</w:t>
-      </w:r>
-    </w:p>
-    <w:p>
-      <w:pPr>
-        <w:pBdr>
-          <w:bottom w:val="single" w:color="CCD9E3" w:sz="4" w:space="6"/>
-        </w:pBdr>
-        <w:spacing w:after="140"/>
-      </w:pPr>
-      <w:r>
-        <w:rPr>
-          <w:rFonts w:ascii="Arial" w:eastAsia="PingFang SC" w:hAnsi="Arial"/>
-          <w:sz w:val="20"/>
-          <w:szCs w:val="20"/>
-        </w:rPr>
-        <w:t xml:space="preserve"/>
-      </w:r>
-    </w:p>
-    <w:p>
-      <w:r>
-        <w:br w:type="page"/>
-      </w:r>
-    </w:p>
-    <w:p>
-      <w:pPr>
-        <w:pStyle w:val="Heading1"/>
-        <w:pBdr>
-          <w:bottom w:val="single" w:color="0F75BC" w:sz="12" w:space="4"/>
-        </w:pBdr>
-        <w:spacing w:after="160" w:before="280"/>
-      </w:pPr>
-      <w:r>
-        <w:rPr>
-          <w:rFonts w:ascii="Arial" w:eastAsia="PingFang SC" w:hAnsi="Arial"/>
-          <w:b/>
-          <w:bCs/>
-          <w:color w:val="0F75BC"/>
-          <w:sz w:val="30"/>
-          <w:szCs w:val="30"/>
-        </w:rPr>
-        <w:t xml:space="preserve">Session 3 · AI 数字人</w:t>
-      </w:r>
-    </w:p>
-    <w:tbl>
-      <w:tblPr>
-        <w:tblW w:type="dxa" w:w="9360"/>
-        <w:tblBorders>
-          <w:top w:val="single" w:color="auto" w:sz="4"/>
-          <w:left w:val="single" w:color="auto" w:sz="4"/>
-          <w:bottom w:val="single" w:color="auto" w:sz="4"/>
-          <w:right w:val="single" w:color="auto" w:sz="4"/>
-          <w:insideH w:val="single" w:color="auto" w:sz="4"/>
-          <w:insideV w:val="single" w:color="auto" w:sz="4"/>
-        </w:tblBorders>
-      </w:tblPr>
-      <w:tblGrid>
-        <w:gridCol w:w="1700"/>
-        <w:gridCol w:w="7660"/>
-      </w:tblGrid>
-      <w:tr>
-        <w:tc>
-          <w:tcPr>
-            <w:tcW w:type="dxa" w:w="1700"/>
-            <w:tcBorders>
-              <w:top w:val="single" w:color="CCD9E3" w:sz="1"/>
-              <w:left w:val="single" w:color="CCD9E3" w:sz="1"/>
-              <w:bottom w:val="single" w:color="CCD9E3" w:sz="1"/>
-              <w:right w:val="single" w:color="CCD9E3" w:sz="1"/>
-            </w:tcBorders>
-            <w:shd w:fill="28C2E7" w:val="clear"/>
-            <w:tcMar>
-              <w:top w:type="dxa" w:w="70"/>
-              <w:left w:type="dxa" w:w="110"/>
-              <w:bottom w:type="dxa" w:w="70"/>
-              <w:right w:type="dxa" w:w="110"/>
-            </w:tcMar>
-            <w:vAlign w:val="center"/>
-          </w:tcPr>
-          <w:p>
-            <w:pPr>
-              <w:spacing w:after="0" w:line="252"/>
-            </w:pPr>
-            <w:r>
-              <w:rPr>
-                <w:rFonts w:ascii="Arial" w:eastAsia="PingFang SC" w:hAnsi="Arial"/>
-                <w:b/>
-                <w:bCs/>
-                <w:color w:val="FFFFFF"/>
-                <w:sz w:val="20"/>
-                <w:szCs w:val="20"/>
-              </w:rPr>
-              <w:t xml:space="preserve">🎯 目标</w:t>
-            </w:r>
-          </w:p>
-        </w:tc>
-        <w:tc>
-          <w:tcPr>
-            <w:tcW w:type="dxa" w:w="7660"/>
-            <w:tcBorders>
-              <w:top w:val="single" w:color="CCD9E3" w:sz="1"/>
-              <w:left w:val="single" w:color="CCD9E3" w:sz="1"/>
-              <w:bottom w:val="single" w:color="CCD9E3" w:sz="1"/>
-              <w:right w:val="single" w:color="CCD9E3" w:sz="1"/>
-            </w:tcBorders>
-            <w:tcMar>
-              <w:top w:type="dxa" w:w="70"/>
-              <w:left w:type="dxa" w:w="110"/>
-              <w:bottom w:type="dxa" w:w="70"/>
-              <w:right w:type="dxa" w:w="110"/>
-            </w:tcMar>
-            <w:vAlign w:val="center"/>
-          </w:tcPr>
-          <w:p>
-            <w:pPr>
-              <w:spacing w:after="0" w:line="252"/>
-            </w:pPr>
-            <w:r>
-              <w:rPr>
-                <w:rFonts w:ascii="Arial" w:eastAsia="PingFang SC" w:hAnsi="Arial"/>
-                <w:color w:val="142233"/>
-                <w:sz w:val="20"/>
-                <w:szCs w:val="20"/>
-              </w:rPr>
-              <w:t xml:space="preserve">做一个照片级真人数字主播替你出镜。</w:t>
-            </w:r>
-          </w:p>
-        </w:tc>
-      </w:tr>
-      <w:tr>
-        <w:tc>
-          <w:tcPr>
-            <w:tcW w:type="dxa" w:w="1700"/>
-            <w:tcBorders>
-              <w:top w:val="single" w:color="CCD9E3" w:sz="1"/>
-              <w:left w:val="single" w:color="CCD9E3" w:sz="1"/>
-              <w:bottom w:val="single" w:color="CCD9E3" w:sz="1"/>
-              <w:right w:val="single" w:color="CCD9E3" w:sz="1"/>
-            </w:tcBorders>
-            <w:shd w:fill="E3F2F9" w:val="clear"/>
-            <w:tcMar>
-              <w:top w:type="dxa" w:w="70"/>
-              <w:left w:type="dxa" w:w="110"/>
-              <w:bottom w:type="dxa" w:w="70"/>
-              <w:right w:type="dxa" w:w="110"/>
-            </w:tcMar>
-          </w:tcPr>
-          <w:p>
-            <w:pPr>
-              <w:spacing w:after="0" w:line="252"/>
-            </w:pPr>
-            <w:r>
-              <w:rPr>
-                <w:rFonts w:ascii="Arial" w:eastAsia="PingFang SC" w:hAnsi="Arial"/>
-                <w:b/>
-                <w:bCs/>
-                <w:color w:val="142233"/>
-                <w:sz w:val="20"/>
-                <w:szCs w:val="20"/>
-              </w:rPr>
-              <w:t xml:space="preserve">📦 学 skill</w:t>
-            </w:r>
-          </w:p>
-        </w:tc>
-        <w:tc>
-          <w:tcPr>
-            <w:tcW w:type="dxa" w:w="7660"/>
-            <w:tcBorders>
-              <w:top w:val="single" w:color="CCD9E3" w:sz="1"/>
-              <w:left w:val="single" w:color="CCD9E3" w:sz="1"/>
-              <w:bottom w:val="single" w:color="CCD9E3" w:sz="1"/>
-              <w:right w:val="single" w:color="CCD9E3" w:sz="1"/>
-            </w:tcBorders>
-            <w:tcMar>
-              <w:top w:type="dxa" w:w="70"/>
-              <w:left w:type="dxa" w:w="110"/>
-              <w:bottom w:type="dxa" w:w="70"/>
-              <w:right w:type="dxa" w:w="110"/>
-            </w:tcMar>
-          </w:tcPr>
-          <w:p>
-            <w:pPr>
-              <w:spacing w:after="0" w:line="252"/>
-            </w:pPr>
-            <w:r>
-              <w:rPr>
-                <w:rFonts w:ascii="Arial" w:eastAsia="PingFang SC" w:hAnsi="Arial"/>
-                <w:color w:val="142233"/>
-                <w:sz w:val="20"/>
-                <w:szCs w:val="20"/>
-              </w:rPr>
-              <w:t xml:space="preserve">Higgsfield（Seedance）</w:t>
-            </w:r>
-          </w:p>
-        </w:tc>
-      </w:tr>
-      <w:tr>
-        <w:tc>
-          <w:tcPr>
-            <w:tcW w:type="dxa" w:w="1700"/>
-            <w:tcBorders>
-              <w:top w:val="single" w:color="CCD9E3" w:sz="1"/>
-              <w:left w:val="single" w:color="CCD9E3" w:sz="1"/>
-              <w:bottom w:val="single" w:color="CCD9E3" w:sz="1"/>
-              <w:right w:val="single" w:color="CCD9E3" w:sz="1"/>
-            </w:tcBorders>
-            <w:shd w:fill="E3F2F9" w:val="clear"/>
-            <w:tcMar>
-              <w:top w:type="dxa" w:w="70"/>
-              <w:left w:type="dxa" w:w="110"/>
-              <w:bottom w:type="dxa" w:w="70"/>
-              <w:right w:type="dxa" w:w="110"/>
-            </w:tcMar>
-          </w:tcPr>
-          <w:p>
-            <w:pPr>
-              <w:spacing w:after="0" w:line="252"/>
-            </w:pPr>
-            <w:r>
-              <w:rPr>
-                <w:rFonts w:ascii="Arial" w:eastAsia="PingFang SC" w:hAnsi="Arial"/>
-                <w:b/>
-                <w:bCs/>
-                <w:color w:val="142233"/>
-                <w:sz w:val="20"/>
-                <w:szCs w:val="20"/>
-              </w:rPr>
-              <w:t xml:space="preserve">📖 读 md</w:t>
-            </w:r>
-          </w:p>
-        </w:tc>
-        <w:tc>
-          <w:tcPr>
-            <w:tcW w:type="dxa" w:w="7660"/>
-            <w:tcBorders>
-              <w:top w:val="single" w:color="CCD9E3" w:sz="1"/>
-              <w:left w:val="single" w:color="CCD9E3" w:sz="1"/>
-              <w:bottom w:val="single" w:color="CCD9E3" w:sz="1"/>
-              <w:right w:val="single" w:color="CCD9E3" w:sz="1"/>
-            </w:tcBorders>
-            <w:tcMar>
-              <w:top w:type="dxa" w:w="70"/>
-              <w:left w:type="dxa" w:w="110"/>
-              <w:bottom w:type="dxa" w:w="70"/>
-              <w:right w:type="dxa" w:w="110"/>
-            </w:tcMar>
-          </w:tcPr>
-          <w:p>
-            <w:pPr>
-              <w:spacing w:after="0" w:line="252"/>
-            </w:pPr>
-            <w:r>
-              <w:rPr>
-                <w:rFonts w:ascii="Arial" w:eastAsia="PingFang SC" w:hAnsi="Arial"/>
-                <w:color w:val="142233"/>
-                <w:sz w:val="20"/>
-                <w:szCs w:val="20"/>
-              </w:rPr>
-              <w:t xml:space="preserve">7大AI启动包/05-《AI数字分身》启动包</w:t>
-            </w:r>
-          </w:p>
-        </w:tc>
-      </w:tr>
-    </w:tbl>
-    <w:p>
-      <w:pPr>
-        <w:spacing w:after="80" w:before="160"/>
-      </w:pPr>
-      <w:r>
-        <w:rPr>
-          <w:rFonts w:ascii="Arial" w:eastAsia="PingFang SC" w:hAnsi="Arial"/>
-          <w:b/>
-          <w:bCs/>
-          <w:color w:val="0F75BC"/>
-          <w:sz w:val="22"/>
-          <w:szCs w:val="22"/>
-        </w:rPr>
-        <w:t xml:space="preserve">🛠️ 当场动手</w:t>
-      </w:r>
-    </w:p>
-    <w:p>
-      <w:pPr>
-        <w:pStyle w:val="ListParagraph"/>
-        <w:numPr>
-          <w:ilvl w:val="0"/>
-          <w:numId w:val="2"/>
-        </w:numPr>
-        <w:spacing w:after="70" w:line="264"/>
-      </w:pPr>
-      <w:r>
-        <w:rPr>
-          <w:rFonts w:ascii="Arial" w:eastAsia="PingFang SC" w:hAnsi="Arial"/>
-          <w:color w:val="142233"/>
-          <w:sz w:val="21"/>
-          <w:szCs w:val="21"/>
-        </w:rPr>
-        <w:t xml:space="preserve">给 Claude 一个本地人 persona</w:t>
-      </w:r>
-    </w:p>
-    <w:p>
-      <w:pPr>
-        <w:pStyle w:val="ListParagraph"/>
-        <w:numPr>
-          <w:ilvl w:val="0"/>
-          <w:numId w:val="2"/>
-        </w:numPr>
-        <w:spacing w:after="70" w:line="264"/>
-      </w:pPr>
-      <w:r>
-        <w:rPr>
-          <w:rFonts w:ascii="Arial" w:eastAsia="PingFang SC" w:hAnsi="Arial"/>
-          <w:color w:val="142233"/>
-          <w:sz w:val="21"/>
-          <w:szCs w:val="21"/>
-        </w:rPr>
-        <w:t xml:space="preserve">看它锁脸出的数字人口播——照片级真人，不要卡通 / 3D avatar</w:t>
-      </w:r>
-    </w:p>
-    <w:p>
-      <w:pPr>
-        <w:spacing w:after="80" w:before="160"/>
-      </w:pPr>
-      <w:r>
-        <w:rPr>
-          <w:rFonts w:ascii="Arial" w:eastAsia="PingFang SC" w:hAnsi="Arial"/>
-          <w:b/>
-          <w:bCs/>
-          <w:color w:val="0F75BC"/>
-          <w:sz w:val="22"/>
-          <w:szCs w:val="22"/>
-        </w:rPr>
-        <w:t xml:space="preserve">💬 这一步对话会怎么走（你只答题 / 挑刺，不用打 prompt）</w:t>
-      </w:r>
-    </w:p>
-    <w:tbl>
-      <w:tblPr>
-        <w:tblW w:type="dxa" w:w="9360"/>
-        <w:tblBorders>
-          <w:top w:val="single" w:color="auto" w:sz="4"/>
-          <w:left w:val="single" w:color="auto" w:sz="4"/>
-          <w:bottom w:val="single" w:color="auto" w:sz="4"/>
-          <w:right w:val="single" w:color="auto" w:sz="4"/>
-          <w:insideH w:val="single" w:color="auto" w:sz="4"/>
-          <w:insideV w:val="single" w:color="auto" w:sz="4"/>
-        </w:tblBorders>
-      </w:tblPr>
-      <w:tblGrid>
-        <w:gridCol w:w="9360"/>
-      </w:tblGrid>
-      <w:tr>
-        <w:tc>
-          <w:tcPr>
-            <w:tcW w:type="dxa" w:w="9360"/>
-            <w:tcBorders>
-              <w:top w:val="none"/>
-              <w:left w:val="single" w:color="0F75BC" w:sz="24" w:space="6"/>
-              <w:bottom w:val="none"/>
-              <w:right w:val="none"/>
-            </w:tcBorders>
-            <w:shd w:fill="E3F2F9" w:val="clear"/>
-            <w:tcMar>
-              <w:top w:type="dxa" w:w="120"/>
-              <w:left w:type="dxa" w:w="160"/>
-              <w:bottom w:type="dxa" w:w="120"/>
-              <w:right w:type="dxa" w:w="160"/>
-            </w:tcMar>
-          </w:tcPr>
-          <w:p>
-            <w:r>
-              <w:rPr>
-                <w:rFonts w:ascii="Arial" w:eastAsia="PingFang SC" w:hAnsi="Arial"/>
-                <w:b/>
-                <w:bCs/>
-                <w:color w:val="0F75BC"/>
-                <w:sz w:val="20"/>
-                <w:szCs w:val="20"/>
-              </w:rPr>
-              <w:t xml:space="preserve">🗣️ Claude 会问 / 做：</w:t>
-            </w:r>
-            <w:r>
-              <w:rPr>
-                <w:rFonts w:ascii="Arial" w:eastAsia="PingFang SC" w:hAnsi="Arial"/>
-                <w:color w:val="142233"/>
-                <w:sz w:val="20"/>
-                <w:szCs w:val="20"/>
-              </w:rPr>
-              <w:t xml:space="preserve">会出人物参考图锁脸（本地人 persona）→ 用它生成一段数字人口播给你看。</w:t>
+                <w:color w:val="B8791A"/>
+                <w:sz w:val="20"/>
+                <w:szCs w:val="20"/>
+              </w:rPr>
+              <w:t xml:space="preserve">✏️ 想改就挑刺：</w:t>
+            </w:r>
+            <w:r>
+              <w:rPr>
+                <w:rFonts w:ascii="Arial" w:eastAsia="PingFang SC" w:hAnsi="Arial"/>
+                <w:color w:val="6A5427"/>
+                <w:sz w:val="20"/>
+                <w:szCs w:val="20"/>
+              </w:rPr>
+              <w:t xml:space="preserve">模特是外国脸换本地人；标题撞 logo 加顶部留白带；#28c2e7 被印进图里改用文字描述（青色）。</w:t>
             </w:r>
           </w:p>
         </w:tc>
@@ -7645,11 +7152,11 @@
             <w:tcW w:type="dxa" w:w="9360"/>
             <w:tcBorders>
               <w:top w:val="none"/>
-              <w:left w:val="single" w:color="28C2E7" w:sz="24" w:space="6"/>
+              <w:left w:val="single" w:color="0F75BC" w:sz="24" w:space="6"/>
               <w:bottom w:val="none"/>
               <w:right w:val="none"/>
             </w:tcBorders>
-            <w:shd w:fill="F4F8FB" w:val="clear"/>
+            <w:shd w:fill="E3F2F9" w:val="clear"/>
             <w:tcMar>
               <w:top w:type="dxa" w:w="120"/>
               <w:left w:type="dxa" w:w="160"/>
@@ -7667,531 +7174,6 @@
                 <w:sz w:val="20"/>
                 <w:szCs w:val="20"/>
               </w:rPr>
-              <w:t xml:space="preserve">🙋 你答（SUMA 例子）：</w:t>
-            </w:r>
-            <w:r>
-              <w:rPr>
-                <w:rFonts w:ascii="Arial" w:eastAsia="PingFang SC" w:hAnsi="Arial"/>
-                <w:color w:val="142233"/>
-                <w:sz w:val="20"/>
-                <w:szCs w:val="20"/>
-              </w:rPr>
-              <w:t xml:space="preserve">persona 用学姐「陈晓晴」：马来西亚本地年轻女生、亲和、校园气质。从第一帧就讲话、不留白。</w:t>
-            </w:r>
-          </w:p>
-        </w:tc>
-      </w:tr>
-    </w:tbl>
-    <w:p>
-      <w:pPr>
-        <w:spacing w:after="40"/>
-      </w:pPr>
-      <w:r>
-        <w:rPr>
-          <w:sz w:val="8"/>
-          <w:szCs w:val="8"/>
-        </w:rPr>
-        <w:t xml:space="preserve"/>
-      </w:r>
-    </w:p>
-    <w:tbl>
-      <w:tblPr>
-        <w:tblW w:type="dxa" w:w="9360"/>
-        <w:tblBorders>
-          <w:top w:val="single" w:color="auto" w:sz="4"/>
-          <w:left w:val="single" w:color="auto" w:sz="4"/>
-          <w:bottom w:val="single" w:color="auto" w:sz="4"/>
-          <w:right w:val="single" w:color="auto" w:sz="4"/>
-          <w:insideH w:val="single" w:color="auto" w:sz="4"/>
-          <w:insideV w:val="single" w:color="auto" w:sz="4"/>
-        </w:tblBorders>
-      </w:tblPr>
-      <w:tblGrid>
-        <w:gridCol w:w="9360"/>
-      </w:tblGrid>
-      <w:tr>
-        <w:tc>
-          <w:tcPr>
-            <w:tcW w:type="dxa" w:w="9360"/>
-            <w:tcBorders>
-              <w:top w:val="none"/>
-              <w:left w:val="single" w:color="28C2E7" w:sz="24" w:space="6"/>
-              <w:bottom w:val="none"/>
-              <w:right w:val="none"/>
-            </w:tcBorders>
-            <w:shd w:fill="28C2E7" w:val="clear"/>
-            <w:tcMar>
-              <w:top w:type="dxa" w:w="120"/>
-              <w:left w:type="dxa" w:w="160"/>
-              <w:bottom w:type="dxa" w:w="120"/>
-              <w:right w:type="dxa" w:w="160"/>
-            </w:tcMar>
-          </w:tcPr>
-          <w:p>
-            <w:r>
-              <w:rPr>
-                <w:rFonts w:ascii="Arial" w:eastAsia="PingFang SC" w:hAnsi="Arial"/>
-                <w:b/>
-                <w:bCs/>
-                <w:color w:val="FFFFFF"/>
-                <w:sz w:val="22"/>
-                <w:szCs w:val="22"/>
-              </w:rPr>
-              <w:t xml:space="preserve">🎁 走出教室的交付物：</w:t>
-            </w:r>
-            <w:r>
-              <w:rPr>
-                <w:rFonts w:ascii="Arial" w:eastAsia="PingFang SC" w:hAnsi="Arial"/>
-                <w:b/>
-                <w:bCs/>
-                <w:color w:val="FFFFFF"/>
-                <w:sz w:val="22"/>
-                <w:szCs w:val="22"/>
-              </w:rPr>
-              <w:t xml:space="preserve">你的数字主播 + 一段口播</w:t>
-            </w:r>
-          </w:p>
-        </w:tc>
-      </w:tr>
-    </w:tbl>
-    <w:p>
-      <w:pPr>
-        <w:spacing w:after="80" w:before="160"/>
-      </w:pPr>
-      <w:r>
-        <w:rPr>
-          <w:rFonts w:ascii="Arial" w:eastAsia="PingFang SC" w:hAnsi="Arial"/>
-          <w:b/>
-          <w:bCs/>
-          <w:color w:val="0F75BC"/>
-          <w:sz w:val="22"/>
-          <w:szCs w:val="22"/>
-        </w:rPr>
-        <w:t xml:space="preserve">✍️ 我的记录（现场填）</w:t>
-      </w:r>
-    </w:p>
-    <w:p>
-      <w:pPr>
-        <w:spacing w:after="0" w:before="60"/>
-      </w:pPr>
-      <w:r>
-        <w:rPr>
-          <w:rFonts w:ascii="Arial" w:eastAsia="PingFang SC" w:hAnsi="Arial"/>
-          <w:b/>
-          <w:bCs/>
-          <w:color w:val="5B6B7A"/>
-          <w:sz w:val="20"/>
-          <w:szCs w:val="20"/>
-        </w:rPr>
-        <w:t xml:space="preserve">主播 persona：</w:t>
-      </w:r>
-    </w:p>
-    <w:p>
-      <w:pPr>
-        <w:pBdr>
-          <w:bottom w:val="single" w:color="CCD9E3" w:sz="4" w:space="6"/>
-        </w:pBdr>
-        <w:spacing w:after="140"/>
-      </w:pPr>
-      <w:r>
-        <w:rPr>
-          <w:rFonts w:ascii="Arial" w:eastAsia="PingFang SC" w:hAnsi="Arial"/>
-          <w:sz w:val="20"/>
-          <w:szCs w:val="20"/>
-        </w:rPr>
-        <w:t xml:space="preserve"/>
-      </w:r>
-    </w:p>
-    <w:p>
-      <w:pPr>
-        <w:spacing w:after="0" w:before="60"/>
-      </w:pPr>
-      <w:r>
-        <w:rPr>
-          <w:rFonts w:ascii="Arial" w:eastAsia="PingFang SC" w:hAnsi="Arial"/>
-          <w:b/>
-          <w:bCs/>
-          <w:color w:val="5B6B7A"/>
-          <w:sz w:val="20"/>
-          <w:szCs w:val="20"/>
-        </w:rPr>
-        <w:t xml:space="preserve">参考图路径：</w:t>
-      </w:r>
-    </w:p>
-    <w:p>
-      <w:pPr>
-        <w:pBdr>
-          <w:bottom w:val="single" w:color="CCD9E3" w:sz="4" w:space="6"/>
-        </w:pBdr>
-        <w:spacing w:after="140"/>
-      </w:pPr>
-      <w:r>
-        <w:rPr>
-          <w:rFonts w:ascii="Arial" w:eastAsia="PingFang SC" w:hAnsi="Arial"/>
-          <w:sz w:val="20"/>
-          <w:szCs w:val="20"/>
-        </w:rPr>
-        <w:t xml:space="preserve"/>
-      </w:r>
-    </w:p>
-    <w:p>
-      <w:r>
-        <w:br w:type="page"/>
-      </w:r>
-    </w:p>
-    <w:p>
-      <w:pPr>
-        <w:pStyle w:val="Heading1"/>
-        <w:pBdr>
-          <w:bottom w:val="single" w:color="0F75BC" w:sz="12" w:space="4"/>
-        </w:pBdr>
-        <w:spacing w:after="160" w:before="280"/>
-      </w:pPr>
-      <w:r>
-        <w:rPr>
-          <w:rFonts w:ascii="Arial" w:eastAsia="PingFang SC" w:hAnsi="Arial"/>
-          <w:b/>
-          <w:bCs/>
-          <w:color w:val="0F75BC"/>
-          <w:sz w:val="30"/>
-          <w:szCs w:val="30"/>
-        </w:rPr>
-        <w:t xml:space="preserve">Session 4 · AI PPT</w:t>
-      </w:r>
-    </w:p>
-    <w:tbl>
-      <w:tblPr>
-        <w:tblW w:type="dxa" w:w="9360"/>
-        <w:tblBorders>
-          <w:top w:val="single" w:color="auto" w:sz="4"/>
-          <w:left w:val="single" w:color="auto" w:sz="4"/>
-          <w:bottom w:val="single" w:color="auto" w:sz="4"/>
-          <w:right w:val="single" w:color="auto" w:sz="4"/>
-          <w:insideH w:val="single" w:color="auto" w:sz="4"/>
-          <w:insideV w:val="single" w:color="auto" w:sz="4"/>
-        </w:tblBorders>
-      </w:tblPr>
-      <w:tblGrid>
-        <w:gridCol w:w="1700"/>
-        <w:gridCol w:w="7660"/>
-      </w:tblGrid>
-      <w:tr>
-        <w:tc>
-          <w:tcPr>
-            <w:tcW w:type="dxa" w:w="1700"/>
-            <w:tcBorders>
-              <w:top w:val="single" w:color="CCD9E3" w:sz="1"/>
-              <w:left w:val="single" w:color="CCD9E3" w:sz="1"/>
-              <w:bottom w:val="single" w:color="CCD9E3" w:sz="1"/>
-              <w:right w:val="single" w:color="CCD9E3" w:sz="1"/>
-            </w:tcBorders>
-            <w:shd w:fill="28C2E7" w:val="clear"/>
-            <w:tcMar>
-              <w:top w:type="dxa" w:w="70"/>
-              <w:left w:type="dxa" w:w="110"/>
-              <w:bottom w:type="dxa" w:w="70"/>
-              <w:right w:type="dxa" w:w="110"/>
-            </w:tcMar>
-            <w:vAlign w:val="center"/>
-          </w:tcPr>
-          <w:p>
-            <w:pPr>
-              <w:spacing w:after="0" w:line="252"/>
-            </w:pPr>
-            <w:r>
-              <w:rPr>
-                <w:rFonts w:ascii="Arial" w:eastAsia="PingFang SC" w:hAnsi="Arial"/>
-                <w:b/>
-                <w:bCs/>
-                <w:color w:val="FFFFFF"/>
-                <w:sz w:val="20"/>
-                <w:szCs w:val="20"/>
-              </w:rPr>
-              <w:t xml:space="preserve">🎯 目标</w:t>
-            </w:r>
-          </w:p>
-        </w:tc>
-        <w:tc>
-          <w:tcPr>
-            <w:tcW w:type="dxa" w:w="7660"/>
-            <w:tcBorders>
-              <w:top w:val="single" w:color="CCD9E3" w:sz="1"/>
-              <w:left w:val="single" w:color="CCD9E3" w:sz="1"/>
-              <w:bottom w:val="single" w:color="CCD9E3" w:sz="1"/>
-              <w:right w:val="single" w:color="CCD9E3" w:sz="1"/>
-            </w:tcBorders>
-            <w:tcMar>
-              <w:top w:type="dxa" w:w="70"/>
-              <w:left w:type="dxa" w:w="110"/>
-              <w:bottom w:type="dxa" w:w="70"/>
-              <w:right w:type="dxa" w:w="110"/>
-            </w:tcMar>
-            <w:vAlign w:val="center"/>
-          </w:tcPr>
-          <w:p>
-            <w:pPr>
-              <w:spacing w:after="0" w:line="252"/>
-            </w:pPr>
-            <w:r>
-              <w:rPr>
-                <w:rFonts w:ascii="Arial" w:eastAsia="PingFang SC" w:hAnsi="Arial"/>
-                <w:color w:val="142233"/>
-                <w:sz w:val="20"/>
-                <w:szCs w:val="20"/>
-              </w:rPr>
-              <w:t xml:space="preserve">做一页会卖的卖点页 / 汇报。</w:t>
-            </w:r>
-          </w:p>
-        </w:tc>
-      </w:tr>
-      <w:tr>
-        <w:tc>
-          <w:tcPr>
-            <w:tcW w:type="dxa" w:w="1700"/>
-            <w:tcBorders>
-              <w:top w:val="single" w:color="CCD9E3" w:sz="1"/>
-              <w:left w:val="single" w:color="CCD9E3" w:sz="1"/>
-              <w:bottom w:val="single" w:color="CCD9E3" w:sz="1"/>
-              <w:right w:val="single" w:color="CCD9E3" w:sz="1"/>
-            </w:tcBorders>
-            <w:shd w:fill="E3F2F9" w:val="clear"/>
-            <w:tcMar>
-              <w:top w:type="dxa" w:w="70"/>
-              <w:left w:type="dxa" w:w="110"/>
-              <w:bottom w:type="dxa" w:w="70"/>
-              <w:right w:type="dxa" w:w="110"/>
-            </w:tcMar>
-          </w:tcPr>
-          <w:p>
-            <w:pPr>
-              <w:spacing w:after="0" w:line="252"/>
-            </w:pPr>
-            <w:r>
-              <w:rPr>
-                <w:rFonts w:ascii="Arial" w:eastAsia="PingFang SC" w:hAnsi="Arial"/>
-                <w:b/>
-                <w:bCs/>
-                <w:color w:val="142233"/>
-                <w:sz w:val="20"/>
-                <w:szCs w:val="20"/>
-              </w:rPr>
-              <w:t xml:space="preserve">📦 学 skill</w:t>
-            </w:r>
-          </w:p>
-        </w:tc>
-        <w:tc>
-          <w:tcPr>
-            <w:tcW w:type="dxa" w:w="7660"/>
-            <w:tcBorders>
-              <w:top w:val="single" w:color="CCD9E3" w:sz="1"/>
-              <w:left w:val="single" w:color="CCD9E3" w:sz="1"/>
-              <w:bottom w:val="single" w:color="CCD9E3" w:sz="1"/>
-              <w:right w:val="single" w:color="CCD9E3" w:sz="1"/>
-            </w:tcBorders>
-            <w:tcMar>
-              <w:top w:type="dxa" w:w="70"/>
-              <w:left w:type="dxa" w:w="110"/>
-              <w:bottom w:type="dxa" w:w="70"/>
-              <w:right w:type="dxa" w:w="110"/>
-            </w:tcMar>
-          </w:tcPr>
-          <w:p>
-            <w:pPr>
-              <w:spacing w:after="0" w:line="252"/>
-            </w:pPr>
-            <w:r>
-              <w:rPr>
-                <w:rFonts w:ascii="Arial" w:eastAsia="PingFang SC" w:hAnsi="Arial"/>
-                <w:color w:val="142233"/>
-                <w:sz w:val="20"/>
-                <w:szCs w:val="20"/>
-              </w:rPr>
-              <w:t xml:space="preserve">Claude / AI PPT 工具</w:t>
-            </w:r>
-          </w:p>
-        </w:tc>
-      </w:tr>
-      <w:tr>
-        <w:tc>
-          <w:tcPr>
-            <w:tcW w:type="dxa" w:w="1700"/>
-            <w:tcBorders>
-              <w:top w:val="single" w:color="CCD9E3" w:sz="1"/>
-              <w:left w:val="single" w:color="CCD9E3" w:sz="1"/>
-              <w:bottom w:val="single" w:color="CCD9E3" w:sz="1"/>
-              <w:right w:val="single" w:color="CCD9E3" w:sz="1"/>
-            </w:tcBorders>
-            <w:shd w:fill="E3F2F9" w:val="clear"/>
-            <w:tcMar>
-              <w:top w:type="dxa" w:w="70"/>
-              <w:left w:type="dxa" w:w="110"/>
-              <w:bottom w:type="dxa" w:w="70"/>
-              <w:right w:type="dxa" w:w="110"/>
-            </w:tcMar>
-          </w:tcPr>
-          <w:p>
-            <w:pPr>
-              <w:spacing w:after="0" w:line="252"/>
-            </w:pPr>
-            <w:r>
-              <w:rPr>
-                <w:rFonts w:ascii="Arial" w:eastAsia="PingFang SC" w:hAnsi="Arial"/>
-                <w:b/>
-                <w:bCs/>
-                <w:color w:val="142233"/>
-                <w:sz w:val="20"/>
-                <w:szCs w:val="20"/>
-              </w:rPr>
-              <w:t xml:space="preserve">📖 读 md</w:t>
-            </w:r>
-          </w:p>
-        </w:tc>
-        <w:tc>
-          <w:tcPr>
-            <w:tcW w:type="dxa" w:w="7660"/>
-            <w:tcBorders>
-              <w:top w:val="single" w:color="CCD9E3" w:sz="1"/>
-              <w:left w:val="single" w:color="CCD9E3" w:sz="1"/>
-              <w:bottom w:val="single" w:color="CCD9E3" w:sz="1"/>
-              <w:right w:val="single" w:color="CCD9E3" w:sz="1"/>
-            </w:tcBorders>
-            <w:tcMar>
-              <w:top w:type="dxa" w:w="70"/>
-              <w:left w:type="dxa" w:w="110"/>
-              <w:bottom w:type="dxa" w:w="70"/>
-              <w:right w:type="dxa" w:w="110"/>
-            </w:tcMar>
-          </w:tcPr>
-          <w:p>
-            <w:pPr>
-              <w:spacing w:after="0" w:line="252"/>
-            </w:pPr>
-            <w:r>
-              <w:rPr>
-                <w:rFonts w:ascii="Arial" w:eastAsia="PingFang SC" w:hAnsi="Arial"/>
-                <w:color w:val="142233"/>
-                <w:sz w:val="20"/>
-                <w:szCs w:val="20"/>
-              </w:rPr>
-              <w:t xml:space="preserve">7大AI启动包/06-《AI销售PPT》启动包</w:t>
-            </w:r>
-          </w:p>
-        </w:tc>
-      </w:tr>
-    </w:tbl>
-    <w:p>
-      <w:pPr>
-        <w:spacing w:after="80" w:before="160"/>
-      </w:pPr>
-      <w:r>
-        <w:rPr>
-          <w:rFonts w:ascii="Arial" w:eastAsia="PingFang SC" w:hAnsi="Arial"/>
-          <w:b/>
-          <w:bCs/>
-          <w:color w:val="0F75BC"/>
-          <w:sz w:val="22"/>
-          <w:szCs w:val="22"/>
-        </w:rPr>
-        <w:t xml:space="preserve">🛠️ 当场动手</w:t>
-      </w:r>
-    </w:p>
-    <w:p>
-      <w:pPr>
-        <w:pStyle w:val="ListParagraph"/>
-        <w:numPr>
-          <w:ilvl w:val="0"/>
-          <w:numId w:val="2"/>
-        </w:numPr>
-        <w:spacing w:after="70" w:line="264"/>
-      </w:pPr>
-      <w:r>
-        <w:rPr>
-          <w:rFonts w:ascii="Arial" w:eastAsia="PingFang SC" w:hAnsi="Arial"/>
-          <w:color w:val="142233"/>
-          <w:sz w:val="21"/>
-          <w:szCs w:val="21"/>
-        </w:rPr>
-        <w:t xml:space="preserve">给 Claude 一个卖点</w:t>
-      </w:r>
-    </w:p>
-    <w:p>
-      <w:pPr>
-        <w:pStyle w:val="ListParagraph"/>
-        <w:numPr>
-          <w:ilvl w:val="0"/>
-          <w:numId w:val="2"/>
-        </w:numPr>
-        <w:spacing w:after="70" w:line="264"/>
-      </w:pPr>
-      <w:r>
-        <w:rPr>
-          <w:rFonts w:ascii="Arial" w:eastAsia="PingFang SC" w:hAnsi="Arial"/>
-          <w:color w:val="142233"/>
-          <w:sz w:val="21"/>
-          <w:szCs w:val="21"/>
-        </w:rPr>
-        <w:t xml:space="preserve">看它用 what/why/how + 品牌色排的卖点页</w:t>
-      </w:r>
-    </w:p>
-    <w:p>
-      <w:pPr>
-        <w:spacing w:after="80" w:before="160"/>
-      </w:pPr>
-      <w:r>
-        <w:rPr>
-          <w:rFonts w:ascii="Arial" w:eastAsia="PingFang SC" w:hAnsi="Arial"/>
-          <w:b/>
-          <w:bCs/>
-          <w:color w:val="0F75BC"/>
-          <w:sz w:val="22"/>
-          <w:szCs w:val="22"/>
-        </w:rPr>
-        <w:t xml:space="preserve">💬 这一步对话会怎么走（你只答题 / 挑刺，不用打 prompt）</w:t>
-      </w:r>
-    </w:p>
-    <w:tbl>
-      <w:tblPr>
-        <w:tblW w:type="dxa" w:w="9360"/>
-        <w:tblBorders>
-          <w:top w:val="single" w:color="auto" w:sz="4"/>
-          <w:left w:val="single" w:color="auto" w:sz="4"/>
-          <w:bottom w:val="single" w:color="auto" w:sz="4"/>
-          <w:right w:val="single" w:color="auto" w:sz="4"/>
-          <w:insideH w:val="single" w:color="auto" w:sz="4"/>
-          <w:insideV w:val="single" w:color="auto" w:sz="4"/>
-        </w:tblBorders>
-      </w:tblPr>
-      <w:tblGrid>
-        <w:gridCol w:w="9360"/>
-      </w:tblGrid>
-      <w:tr>
-        <w:tc>
-          <w:tcPr>
-            <w:tcW w:type="dxa" w:w="9360"/>
-            <w:tcBorders>
-              <w:top w:val="none"/>
-              <w:left w:val="single" w:color="0F75BC" w:sz="24" w:space="6"/>
-              <w:bottom w:val="none"/>
-              <w:right w:val="none"/>
-            </w:tcBorders>
-            <w:shd w:fill="E3F2F9" w:val="clear"/>
-            <w:tcMar>
-              <w:top w:type="dxa" w:w="120"/>
-              <w:left w:type="dxa" w:w="160"/>
-              <w:bottom w:type="dxa" w:w="120"/>
-              <w:right w:type="dxa" w:w="160"/>
-            </w:tcMar>
-          </w:tcPr>
-          <w:p>
-            <w:r>
-              <w:rPr>
-                <w:rFonts w:ascii="Arial" w:eastAsia="PingFang SC" w:hAnsi="Arial"/>
-                <w:b/>
-                <w:bCs/>
-                <w:color w:val="0F75BC"/>
-                <w:sz w:val="20"/>
-                <w:szCs w:val="20"/>
-              </w:rPr>
               <w:t xml:space="preserve">🗣️ Claude 会问 / 做：</w:t>
             </w:r>
             <w:r>
@@ -8201,7 +7183,7 @@
                 <w:sz w:val="20"/>
                 <w:szCs w:val="20"/>
               </w:rPr>
-              <w:t xml:space="preserve">会把你给的一个卖点用 what / why / how 排成一页、套你的品牌色。</w:t>
+              <w:t xml:space="preserve">OK 后合 logo（顶部 header 带、色自适应）→ 上传 Notion 验证渲染 → 存 Drive。</w:t>
             </w:r>
           </w:p>
         </w:tc>
@@ -8259,7 +7241,7 @@
                 <w:sz w:val="20"/>
                 <w:szCs w:val="20"/>
               </w:rPr>
-              <w:t xml:space="preserve">卖点：&lt;你的卖点&gt;；用主色 #28c2e7 / 辅 #fcb040，标题要能卖、别堆字。</w:t>
+              <w:t xml:space="preserve">好，合我的 logo、上传、状态改 Need Review Poster。</w:t>
             </w:r>
           </w:p>
         </w:tc>
@@ -8331,7 +7313,7 @@
                 <w:sz w:val="22"/>
                 <w:szCs w:val="22"/>
               </w:rPr>
-              <w:t xml:space="preserve">1 份卖点 PPT</w:t>
+              <w:t xml:space="preserve">1 张成品海报（带你的 logo）</w:t>
             </w:r>
           </w:p>
         </w:tc>
@@ -8366,7 +7348,7 @@
           <w:sz w:val="20"/>
           <w:szCs w:val="20"/>
         </w:rPr>
-        <w:t xml:space="preserve">卖点主题：</w:t>
+        <w:t xml:space="preserve">海报文件名：</w:t>
       </w:r>
     </w:p>
     <w:p>
@@ -8398,7 +7380,7 @@
           <w:sz w:val="20"/>
           <w:szCs w:val="20"/>
         </w:rPr>
-        <w:t xml:space="preserve">用的品牌色：</w:t>
+        <w:t xml:space="preserve">踩过的坑：</w:t>
       </w:r>
     </w:p>
     <w:p>
@@ -8439,7 +7421,7 @@
           <w:sz w:val="30"/>
           <w:szCs w:val="30"/>
         </w:rPr>
-        <w:t xml:space="preserve">Session 5 · AI 音乐</w:t>
+        <w:t xml:space="preserve">Session 3 · AI 数字人</w:t>
       </w:r>
     </w:p>
     <w:tbl>
@@ -8522,7 +7504,7 @@
                 <w:sz w:val="20"/>
                 <w:szCs w:val="20"/>
               </w:rPr>
-              <w:t xml:space="preserve">给视频配背景乐 —— 垫在口播底下，不抢戏。</w:t>
+              <w:t xml:space="preserve">做一个照片级真人数字主播替你出镜。</w:t>
             </w:r>
           </w:p>
         </w:tc>
@@ -8589,7 +7571,7 @@
                 <w:sz w:val="20"/>
                 <w:szCs w:val="20"/>
               </w:rPr>
-              <w:t xml:space="preserve">Suno + Claude</w:t>
+              <w:t xml:space="preserve">Higgsfield（Seedance）</w:t>
             </w:r>
           </w:p>
         </w:tc>
@@ -8656,7 +7638,7 @@
                 <w:sz w:val="20"/>
                 <w:szCs w:val="20"/>
               </w:rPr>
-              <w:t xml:space="preserve">7大AI启动包/07-《AI品牌配乐》启动包</w:t>
+              <w:t xml:space="preserve">7大AI启动包/05-《AI数字分身》启动包</w:t>
             </w:r>
           </w:p>
         </w:tc>
@@ -8694,7 +7676,7 @@
           <w:sz w:val="21"/>
           <w:szCs w:val="21"/>
         </w:rPr>
-        <w:t xml:space="preserve">逛 Suno Discover 找「我要这个感觉」</w:t>
+        <w:t xml:space="preserve">给 Claude 一个本地人 persona</w:t>
       </w:r>
     </w:p>
     <w:p>
@@ -8713,64 +7695,7 @@
           <w:sz w:val="21"/>
           <w:szCs w:val="21"/>
         </w:rPr>
-        <w:t xml:space="preserve">🔴 点开「+ Show full styles」看作者的完整 prompt（抄写法，不抄歌）</w:t>
-      </w:r>
-    </w:p>
-    <w:p>
-      <w:pPr>
-        <w:pStyle w:val="ListParagraph"/>
-        <w:numPr>
-          <w:ilvl w:val="0"/>
-          <w:numId w:val="2"/>
-        </w:numPr>
-        <w:spacing w:after="70" w:line="264"/>
-      </w:pPr>
-      <w:r>
-        <w:rPr>
-          <w:rFonts w:ascii="Arial" w:eastAsia="PingFang SC" w:hAnsi="Arial"/>
-          <w:color w:val="142233"/>
-          <w:sz w:val="21"/>
-          <w:szCs w:val="21"/>
-        </w:rPr>
-        <w:t xml:space="preserve">跟 Claude 说你要的感觉 → 它写 prompt → 你去 Suno 生成</w:t>
-      </w:r>
-    </w:p>
-    <w:p>
-      <w:pPr>
-        <w:pStyle w:val="ListParagraph"/>
-        <w:numPr>
-          <w:ilvl w:val="0"/>
-          <w:numId w:val="2"/>
-        </w:numPr>
-        <w:spacing w:after="70" w:line="264"/>
-      </w:pPr>
-      <w:r>
-        <w:rPr>
-          <w:rFonts w:ascii="Arial" w:eastAsia="PingFang SC" w:hAnsi="Arial"/>
-          <w:color w:val="142233"/>
-          <w:sz w:val="21"/>
-          <w:szCs w:val="21"/>
-        </w:rPr>
-        <w:t xml:space="preserve">🔴 你试听（AI 没耳朵）→ 说哪里不对 → 它改 prompt</w:t>
-      </w:r>
-    </w:p>
-    <w:p>
-      <w:pPr>
-        <w:pStyle w:val="ListParagraph"/>
-        <w:numPr>
-          <w:ilvl w:val="0"/>
-          <w:numId w:val="2"/>
-        </w:numPr>
-        <w:spacing w:after="70" w:line="264"/>
-      </w:pPr>
-      <w:r>
-        <w:rPr>
-          <w:rFonts w:ascii="Arial" w:eastAsia="PingFang SC" w:hAnsi="Arial"/>
-          <w:color w:val="142233"/>
-          <w:sz w:val="21"/>
-          <w:szCs w:val="21"/>
-        </w:rPr>
-        <w:t xml:space="preserve">🔴 存进 Notion 音乐库（每首一行，版本+时长进标题）</w:t>
+        <w:t xml:space="preserve">看它锁脸出的数字人口播——照片级真人，不要卡通 / 3D avatar</w:t>
       </w:r>
     </w:p>
     <w:p>
@@ -8841,7 +7766,7 @@
                 <w:sz w:val="20"/>
                 <w:szCs w:val="20"/>
               </w:rPr>
-              <w:t xml:space="preserve">会先问你要什么感觉、有没有参考的歌，然后写出带五个成分的 prompt：①用途+格式 ②具体乐器 ③调性(含「不要什么」) ④给人声让路 ⑤BPM+时长。</w:t>
+              <w:t xml:space="preserve">会出人物参考图锁脸（本地人 persona）→ 用它生成一段数字人口播给你看。</w:t>
             </w:r>
           </w:p>
         </w:tc>
@@ -8899,7 +7824,532 @@
                 <w:sz w:val="20"/>
                 <w:szCs w:val="20"/>
               </w:rPr>
-              <w:t xml:space="preserve">我要 Discover 上那首的感觉（cinematic、有力量），但要垫在口播底下不抢戏。</w:t>
+              <w:t xml:space="preserve">persona 用学姐「陈晓晴」：马来西亚本地年轻女生、亲和、校园气质。从第一帧就讲话、不留白。</w:t>
+            </w:r>
+          </w:p>
+        </w:tc>
+      </w:tr>
+    </w:tbl>
+    <w:p>
+      <w:pPr>
+        <w:spacing w:after="40"/>
+      </w:pPr>
+      <w:r>
+        <w:rPr>
+          <w:sz w:val="8"/>
+          <w:szCs w:val="8"/>
+        </w:rPr>
+        <w:t xml:space="preserve"/>
+      </w:r>
+    </w:p>
+    <w:tbl>
+      <w:tblPr>
+        <w:tblW w:type="dxa" w:w="9360"/>
+        <w:tblBorders>
+          <w:top w:val="single" w:color="auto" w:sz="4"/>
+          <w:left w:val="single" w:color="auto" w:sz="4"/>
+          <w:bottom w:val="single" w:color="auto" w:sz="4"/>
+          <w:right w:val="single" w:color="auto" w:sz="4"/>
+          <w:insideH w:val="single" w:color="auto" w:sz="4"/>
+          <w:insideV w:val="single" w:color="auto" w:sz="4"/>
+        </w:tblBorders>
+      </w:tblPr>
+      <w:tblGrid>
+        <w:gridCol w:w="9360"/>
+      </w:tblGrid>
+      <w:tr>
+        <w:tc>
+          <w:tcPr>
+            <w:tcW w:type="dxa" w:w="9360"/>
+            <w:tcBorders>
+              <w:top w:val="none"/>
+              <w:left w:val="single" w:color="28C2E7" w:sz="24" w:space="6"/>
+              <w:bottom w:val="none"/>
+              <w:right w:val="none"/>
+            </w:tcBorders>
+            <w:shd w:fill="28C2E7" w:val="clear"/>
+            <w:tcMar>
+              <w:top w:type="dxa" w:w="120"/>
+              <w:left w:type="dxa" w:w="160"/>
+              <w:bottom w:type="dxa" w:w="120"/>
+              <w:right w:type="dxa" w:w="160"/>
+            </w:tcMar>
+          </w:tcPr>
+          <w:p>
+            <w:r>
+              <w:rPr>
+                <w:rFonts w:ascii="Arial" w:eastAsia="PingFang SC" w:hAnsi="Arial"/>
+                <w:b/>
+                <w:bCs/>
+                <w:color w:val="FFFFFF"/>
+                <w:sz w:val="22"/>
+                <w:szCs w:val="22"/>
+              </w:rPr>
+              <w:t xml:space="preserve">🎁 走出教室的交付物：</w:t>
+            </w:r>
+            <w:r>
+              <w:rPr>
+                <w:rFonts w:ascii="Arial" w:eastAsia="PingFang SC" w:hAnsi="Arial"/>
+                <w:b/>
+                <w:bCs/>
+                <w:color w:val="FFFFFF"/>
+                <w:sz w:val="22"/>
+                <w:szCs w:val="22"/>
+              </w:rPr>
+              <w:t xml:space="preserve">你的数字主播 + 一段口播</w:t>
+            </w:r>
+          </w:p>
+        </w:tc>
+      </w:tr>
+    </w:tbl>
+    <w:p>
+      <w:pPr>
+        <w:spacing w:after="80" w:before="160"/>
+      </w:pPr>
+      <w:r>
+        <w:rPr>
+          <w:rFonts w:ascii="Arial" w:eastAsia="PingFang SC" w:hAnsi="Arial"/>
+          <w:b/>
+          <w:bCs/>
+          <w:color w:val="0F75BC"/>
+          <w:sz w:val="22"/>
+          <w:szCs w:val="22"/>
+        </w:rPr>
+        <w:t xml:space="preserve">✍️ 我的记录（现场填）</w:t>
+      </w:r>
+    </w:p>
+    <w:p>
+      <w:pPr>
+        <w:spacing w:after="0" w:before="60"/>
+      </w:pPr>
+      <w:r>
+        <w:rPr>
+          <w:rFonts w:ascii="Arial" w:eastAsia="PingFang SC" w:hAnsi="Arial"/>
+          <w:b/>
+          <w:bCs/>
+          <w:color w:val="5B6B7A"/>
+          <w:sz w:val="20"/>
+          <w:szCs w:val="20"/>
+        </w:rPr>
+        <w:t xml:space="preserve">主播 persona：</w:t>
+      </w:r>
+    </w:p>
+    <w:p>
+      <w:pPr>
+        <w:pBdr>
+          <w:bottom w:val="single" w:color="CCD9E3" w:sz="4" w:space="6"/>
+        </w:pBdr>
+        <w:spacing w:after="140"/>
+      </w:pPr>
+      <w:r>
+        <w:rPr>
+          <w:rFonts w:ascii="Arial" w:eastAsia="PingFang SC" w:hAnsi="Arial"/>
+          <w:sz w:val="20"/>
+          <w:szCs w:val="20"/>
+        </w:rPr>
+        <w:t xml:space="preserve"/>
+      </w:r>
+    </w:p>
+    <w:p>
+      <w:pPr>
+        <w:spacing w:after="0" w:before="60"/>
+      </w:pPr>
+      <w:r>
+        <w:rPr>
+          <w:rFonts w:ascii="Arial" w:eastAsia="PingFang SC" w:hAnsi="Arial"/>
+          <w:b/>
+          <w:bCs/>
+          <w:color w:val="5B6B7A"/>
+          <w:sz w:val="20"/>
+          <w:szCs w:val="20"/>
+        </w:rPr>
+        <w:t xml:space="preserve">参考图路径：</w:t>
+      </w:r>
+    </w:p>
+    <w:p>
+      <w:pPr>
+        <w:pBdr>
+          <w:bottom w:val="single" w:color="CCD9E3" w:sz="4" w:space="6"/>
+        </w:pBdr>
+        <w:spacing w:after="140"/>
+      </w:pPr>
+      <w:r>
+        <w:rPr>
+          <w:rFonts w:ascii="Arial" w:eastAsia="PingFang SC" w:hAnsi="Arial"/>
+          <w:sz w:val="20"/>
+          <w:szCs w:val="20"/>
+        </w:rPr>
+        <w:t xml:space="preserve"/>
+      </w:r>
+    </w:p>
+    <w:p>
+      <w:r>
+        <w:br w:type="page"/>
+      </w:r>
+    </w:p>
+    <w:p>
+      <w:pPr>
+        <w:pStyle w:val="Heading1"/>
+        <w:pBdr>
+          <w:bottom w:val="single" w:color="0F75BC" w:sz="12" w:space="4"/>
+        </w:pBdr>
+        <w:spacing w:after="160" w:before="280"/>
+      </w:pPr>
+      <w:r>
+        <w:rPr>
+          <w:rFonts w:ascii="Arial" w:eastAsia="PingFang SC" w:hAnsi="Arial"/>
+          <w:b/>
+          <w:bCs/>
+          <w:color w:val="0F75BC"/>
+          <w:sz w:val="30"/>
+          <w:szCs w:val="30"/>
+        </w:rPr>
+        <w:t xml:space="preserve">Session 4 · AI PPT</w:t>
+      </w:r>
+    </w:p>
+    <w:tbl>
+      <w:tblPr>
+        <w:tblW w:type="dxa" w:w="9360"/>
+        <w:tblBorders>
+          <w:top w:val="single" w:color="auto" w:sz="4"/>
+          <w:left w:val="single" w:color="auto" w:sz="4"/>
+          <w:bottom w:val="single" w:color="auto" w:sz="4"/>
+          <w:right w:val="single" w:color="auto" w:sz="4"/>
+          <w:insideH w:val="single" w:color="auto" w:sz="4"/>
+          <w:insideV w:val="single" w:color="auto" w:sz="4"/>
+        </w:tblBorders>
+      </w:tblPr>
+      <w:tblGrid>
+        <w:gridCol w:w="1700"/>
+        <w:gridCol w:w="7660"/>
+      </w:tblGrid>
+      <w:tr>
+        <w:tc>
+          <w:tcPr>
+            <w:tcW w:type="dxa" w:w="1700"/>
+            <w:tcBorders>
+              <w:top w:val="single" w:color="CCD9E3" w:sz="1"/>
+              <w:left w:val="single" w:color="CCD9E3" w:sz="1"/>
+              <w:bottom w:val="single" w:color="CCD9E3" w:sz="1"/>
+              <w:right w:val="single" w:color="CCD9E3" w:sz="1"/>
+            </w:tcBorders>
+            <w:shd w:fill="28C2E7" w:val="clear"/>
+            <w:tcMar>
+              <w:top w:type="dxa" w:w="70"/>
+              <w:left w:type="dxa" w:w="110"/>
+              <w:bottom w:type="dxa" w:w="70"/>
+              <w:right w:type="dxa" w:w="110"/>
+            </w:tcMar>
+            <w:vAlign w:val="center"/>
+          </w:tcPr>
+          <w:p>
+            <w:pPr>
+              <w:spacing w:after="0" w:line="252"/>
+            </w:pPr>
+            <w:r>
+              <w:rPr>
+                <w:rFonts w:ascii="Arial" w:eastAsia="PingFang SC" w:hAnsi="Arial"/>
+                <w:b/>
+                <w:bCs/>
+                <w:color w:val="FFFFFF"/>
+                <w:sz w:val="20"/>
+                <w:szCs w:val="20"/>
+              </w:rPr>
+              <w:t xml:space="preserve">🎯 目标</w:t>
+            </w:r>
+          </w:p>
+        </w:tc>
+        <w:tc>
+          <w:tcPr>
+            <w:tcW w:type="dxa" w:w="7660"/>
+            <w:tcBorders>
+              <w:top w:val="single" w:color="CCD9E3" w:sz="1"/>
+              <w:left w:val="single" w:color="CCD9E3" w:sz="1"/>
+              <w:bottom w:val="single" w:color="CCD9E3" w:sz="1"/>
+              <w:right w:val="single" w:color="CCD9E3" w:sz="1"/>
+            </w:tcBorders>
+            <w:tcMar>
+              <w:top w:type="dxa" w:w="70"/>
+              <w:left w:type="dxa" w:w="110"/>
+              <w:bottom w:type="dxa" w:w="70"/>
+              <w:right w:type="dxa" w:w="110"/>
+            </w:tcMar>
+            <w:vAlign w:val="center"/>
+          </w:tcPr>
+          <w:p>
+            <w:pPr>
+              <w:spacing w:after="0" w:line="252"/>
+            </w:pPr>
+            <w:r>
+              <w:rPr>
+                <w:rFonts w:ascii="Arial" w:eastAsia="PingFang SC" w:hAnsi="Arial"/>
+                <w:color w:val="142233"/>
+                <w:sz w:val="20"/>
+                <w:szCs w:val="20"/>
+              </w:rPr>
+              <w:t xml:space="preserve">做一页会卖的卖点页 / 汇报。</w:t>
+            </w:r>
+          </w:p>
+        </w:tc>
+      </w:tr>
+      <w:tr>
+        <w:tc>
+          <w:tcPr>
+            <w:tcW w:type="dxa" w:w="1700"/>
+            <w:tcBorders>
+              <w:top w:val="single" w:color="CCD9E3" w:sz="1"/>
+              <w:left w:val="single" w:color="CCD9E3" w:sz="1"/>
+              <w:bottom w:val="single" w:color="CCD9E3" w:sz="1"/>
+              <w:right w:val="single" w:color="CCD9E3" w:sz="1"/>
+            </w:tcBorders>
+            <w:shd w:fill="E3F2F9" w:val="clear"/>
+            <w:tcMar>
+              <w:top w:type="dxa" w:w="70"/>
+              <w:left w:type="dxa" w:w="110"/>
+              <w:bottom w:type="dxa" w:w="70"/>
+              <w:right w:type="dxa" w:w="110"/>
+            </w:tcMar>
+          </w:tcPr>
+          <w:p>
+            <w:pPr>
+              <w:spacing w:after="0" w:line="252"/>
+            </w:pPr>
+            <w:r>
+              <w:rPr>
+                <w:rFonts w:ascii="Arial" w:eastAsia="PingFang SC" w:hAnsi="Arial"/>
+                <w:b/>
+                <w:bCs/>
+                <w:color w:val="142233"/>
+                <w:sz w:val="20"/>
+                <w:szCs w:val="20"/>
+              </w:rPr>
+              <w:t xml:space="preserve">📦 学 skill</w:t>
+            </w:r>
+          </w:p>
+        </w:tc>
+        <w:tc>
+          <w:tcPr>
+            <w:tcW w:type="dxa" w:w="7660"/>
+            <w:tcBorders>
+              <w:top w:val="single" w:color="CCD9E3" w:sz="1"/>
+              <w:left w:val="single" w:color="CCD9E3" w:sz="1"/>
+              <w:bottom w:val="single" w:color="CCD9E3" w:sz="1"/>
+              <w:right w:val="single" w:color="CCD9E3" w:sz="1"/>
+            </w:tcBorders>
+            <w:tcMar>
+              <w:top w:type="dxa" w:w="70"/>
+              <w:left w:type="dxa" w:w="110"/>
+              <w:bottom w:type="dxa" w:w="70"/>
+              <w:right w:type="dxa" w:w="110"/>
+            </w:tcMar>
+          </w:tcPr>
+          <w:p>
+            <w:pPr>
+              <w:spacing w:after="0" w:line="252"/>
+            </w:pPr>
+            <w:r>
+              <w:rPr>
+                <w:rFonts w:ascii="Arial" w:eastAsia="PingFang SC" w:hAnsi="Arial"/>
+                <w:color w:val="142233"/>
+                <w:sz w:val="20"/>
+                <w:szCs w:val="20"/>
+              </w:rPr>
+              <w:t xml:space="preserve">Claude / AI PPT 工具</w:t>
+            </w:r>
+          </w:p>
+        </w:tc>
+      </w:tr>
+      <w:tr>
+        <w:tc>
+          <w:tcPr>
+            <w:tcW w:type="dxa" w:w="1700"/>
+            <w:tcBorders>
+              <w:top w:val="single" w:color="CCD9E3" w:sz="1"/>
+              <w:left w:val="single" w:color="CCD9E3" w:sz="1"/>
+              <w:bottom w:val="single" w:color="CCD9E3" w:sz="1"/>
+              <w:right w:val="single" w:color="CCD9E3" w:sz="1"/>
+            </w:tcBorders>
+            <w:shd w:fill="E3F2F9" w:val="clear"/>
+            <w:tcMar>
+              <w:top w:type="dxa" w:w="70"/>
+              <w:left w:type="dxa" w:w="110"/>
+              <w:bottom w:type="dxa" w:w="70"/>
+              <w:right w:type="dxa" w:w="110"/>
+            </w:tcMar>
+          </w:tcPr>
+          <w:p>
+            <w:pPr>
+              <w:spacing w:after="0" w:line="252"/>
+            </w:pPr>
+            <w:r>
+              <w:rPr>
+                <w:rFonts w:ascii="Arial" w:eastAsia="PingFang SC" w:hAnsi="Arial"/>
+                <w:b/>
+                <w:bCs/>
+                <w:color w:val="142233"/>
+                <w:sz w:val="20"/>
+                <w:szCs w:val="20"/>
+              </w:rPr>
+              <w:t xml:space="preserve">📖 读 md</w:t>
+            </w:r>
+          </w:p>
+        </w:tc>
+        <w:tc>
+          <w:tcPr>
+            <w:tcW w:type="dxa" w:w="7660"/>
+            <w:tcBorders>
+              <w:top w:val="single" w:color="CCD9E3" w:sz="1"/>
+              <w:left w:val="single" w:color="CCD9E3" w:sz="1"/>
+              <w:bottom w:val="single" w:color="CCD9E3" w:sz="1"/>
+              <w:right w:val="single" w:color="CCD9E3" w:sz="1"/>
+            </w:tcBorders>
+            <w:tcMar>
+              <w:top w:type="dxa" w:w="70"/>
+              <w:left w:type="dxa" w:w="110"/>
+              <w:bottom w:type="dxa" w:w="70"/>
+              <w:right w:type="dxa" w:w="110"/>
+            </w:tcMar>
+          </w:tcPr>
+          <w:p>
+            <w:pPr>
+              <w:spacing w:after="0" w:line="252"/>
+            </w:pPr>
+            <w:r>
+              <w:rPr>
+                <w:rFonts w:ascii="Arial" w:eastAsia="PingFang SC" w:hAnsi="Arial"/>
+                <w:color w:val="142233"/>
+                <w:sz w:val="20"/>
+                <w:szCs w:val="20"/>
+              </w:rPr>
+              <w:t xml:space="preserve">7大AI启动包/06-《AI销售PPT》启动包</w:t>
+            </w:r>
+          </w:p>
+        </w:tc>
+      </w:tr>
+    </w:tbl>
+    <w:p>
+      <w:pPr>
+        <w:spacing w:after="80" w:before="160"/>
+      </w:pPr>
+      <w:r>
+        <w:rPr>
+          <w:rFonts w:ascii="Arial" w:eastAsia="PingFang SC" w:hAnsi="Arial"/>
+          <w:b/>
+          <w:bCs/>
+          <w:color w:val="0F75BC"/>
+          <w:sz w:val="22"/>
+          <w:szCs w:val="22"/>
+        </w:rPr>
+        <w:t xml:space="preserve">🛠️ 当场动手</w:t>
+      </w:r>
+    </w:p>
+    <w:p>
+      <w:pPr>
+        <w:pStyle w:val="ListParagraph"/>
+        <w:numPr>
+          <w:ilvl w:val="0"/>
+          <w:numId w:val="2"/>
+        </w:numPr>
+        <w:spacing w:after="70" w:line="264"/>
+      </w:pPr>
+      <w:r>
+        <w:rPr>
+          <w:rFonts w:ascii="Arial" w:eastAsia="PingFang SC" w:hAnsi="Arial"/>
+          <w:color w:val="142233"/>
+          <w:sz w:val="21"/>
+          <w:szCs w:val="21"/>
+        </w:rPr>
+        <w:t xml:space="preserve">给 Claude 一个卖点</w:t>
+      </w:r>
+    </w:p>
+    <w:p>
+      <w:pPr>
+        <w:pStyle w:val="ListParagraph"/>
+        <w:numPr>
+          <w:ilvl w:val="0"/>
+          <w:numId w:val="2"/>
+        </w:numPr>
+        <w:spacing w:after="70" w:line="264"/>
+      </w:pPr>
+      <w:r>
+        <w:rPr>
+          <w:rFonts w:ascii="Arial" w:eastAsia="PingFang SC" w:hAnsi="Arial"/>
+          <w:color w:val="142233"/>
+          <w:sz w:val="21"/>
+          <w:szCs w:val="21"/>
+        </w:rPr>
+        <w:t xml:space="preserve">看它用 what/why/how + 品牌色排的卖点页</w:t>
+      </w:r>
+    </w:p>
+    <w:p>
+      <w:pPr>
+        <w:spacing w:after="80" w:before="160"/>
+      </w:pPr>
+      <w:r>
+        <w:rPr>
+          <w:rFonts w:ascii="Arial" w:eastAsia="PingFang SC" w:hAnsi="Arial"/>
+          <w:b/>
+          <w:bCs/>
+          <w:color w:val="0F75BC"/>
+          <w:sz w:val="22"/>
+          <w:szCs w:val="22"/>
+        </w:rPr>
+        <w:t xml:space="preserve">💬 这一步对话会怎么走（你只答题 / 挑刺，不用打 prompt）</w:t>
+      </w:r>
+    </w:p>
+    <w:tbl>
+      <w:tblPr>
+        <w:tblW w:type="dxa" w:w="9360"/>
+        <w:tblBorders>
+          <w:top w:val="single" w:color="auto" w:sz="4"/>
+          <w:left w:val="single" w:color="auto" w:sz="4"/>
+          <w:bottom w:val="single" w:color="auto" w:sz="4"/>
+          <w:right w:val="single" w:color="auto" w:sz="4"/>
+          <w:insideH w:val="single" w:color="auto" w:sz="4"/>
+          <w:insideV w:val="single" w:color="auto" w:sz="4"/>
+        </w:tblBorders>
+      </w:tblPr>
+      <w:tblGrid>
+        <w:gridCol w:w="9360"/>
+      </w:tblGrid>
+      <w:tr>
+        <w:tc>
+          <w:tcPr>
+            <w:tcW w:type="dxa" w:w="9360"/>
+            <w:tcBorders>
+              <w:top w:val="none"/>
+              <w:left w:val="single" w:color="0F75BC" w:sz="24" w:space="6"/>
+              <w:bottom w:val="none"/>
+              <w:right w:val="none"/>
+            </w:tcBorders>
+            <w:shd w:fill="E3F2F9" w:val="clear"/>
+            <w:tcMar>
+              <w:top w:type="dxa" w:w="120"/>
+              <w:left w:type="dxa" w:w="160"/>
+              <w:bottom w:type="dxa" w:w="120"/>
+              <w:right w:type="dxa" w:w="160"/>
+            </w:tcMar>
+          </w:tcPr>
+          <w:p>
+            <w:r>
+              <w:rPr>
+                <w:rFonts w:ascii="Arial" w:eastAsia="PingFang SC" w:hAnsi="Arial"/>
+                <w:b/>
+                <w:bCs/>
+                <w:color w:val="0F75BC"/>
+                <w:sz w:val="20"/>
+                <w:szCs w:val="20"/>
+              </w:rPr>
+              <w:t xml:space="preserve">🗣️ Claude 会问 / 做：</w:t>
+            </w:r>
+            <w:r>
+              <w:rPr>
+                <w:rFonts w:ascii="Arial" w:eastAsia="PingFang SC" w:hAnsi="Arial"/>
+                <w:color w:val="142233"/>
+                <w:sz w:val="20"/>
+                <w:szCs w:val="20"/>
+              </w:rPr>
+              <w:t xml:space="preserve">会把你给的一个卖点用 what / why / how 排成一页、套你的品牌色。</w:t>
             </w:r>
           </w:p>
         </w:tc>
@@ -8926,11 +8376,11 @@
             <w:tcW w:type="dxa" w:w="9360"/>
             <w:tcBorders>
               <w:top w:val="none"/>
-              <w:left w:val="single" w:color="FCB040" w:sz="24" w:space="6"/>
+              <w:left w:val="single" w:color="28C2E7" w:sz="24" w:space="6"/>
               <w:bottom w:val="none"/>
               <w:right w:val="none"/>
             </w:tcBorders>
-            <w:shd w:fill="FFF8EC" w:val="clear"/>
+            <w:shd w:fill="F4F8FB" w:val="clear"/>
             <w:tcMar>
               <w:top w:type="dxa" w:w="120"/>
               <w:left w:type="dxa" w:w="160"/>
@@ -8944,20 +8394,602 @@
                 <w:rFonts w:ascii="Arial" w:eastAsia="PingFang SC" w:hAnsi="Arial"/>
                 <w:b/>
                 <w:bCs/>
-                <w:color w:val="B8791A"/>
-                <w:sz w:val="20"/>
-                <w:szCs w:val="20"/>
-              </w:rPr>
-              <w:t xml:space="preserve">✏️ 想改就挑刺：</w:t>
-            </w:r>
-            <w:r>
-              <w:rPr>
-                <w:rFonts w:ascii="Arial" w:eastAsia="PingFang SC" w:hAnsi="Arial"/>
-                <w:color w:val="6A5427"/>
-                <w:sz w:val="20"/>
-                <w:szCs w:val="20"/>
-              </w:rPr>
-              <w:t xml:space="preserve">太吵了 / 开头就炸 / 中间那段抢戏 —— 你只要说哪里不对，prompt 它来改。</w:t>
+                <w:color w:val="0F75BC"/>
+                <w:sz w:val="20"/>
+                <w:szCs w:val="20"/>
+              </w:rPr>
+              <w:t xml:space="preserve">🙋 你答（SUMA 例子）：</w:t>
+            </w:r>
+            <w:r>
+              <w:rPr>
+                <w:rFonts w:ascii="Arial" w:eastAsia="PingFang SC" w:hAnsi="Arial"/>
+                <w:color w:val="142233"/>
+                <w:sz w:val="20"/>
+                <w:szCs w:val="20"/>
+              </w:rPr>
+              <w:t xml:space="preserve">卖点：&lt;你的卖点&gt;；用主色 #28c2e7 / 辅 #fcb040，标题要能卖、别堆字。</w:t>
+            </w:r>
+          </w:p>
+        </w:tc>
+      </w:tr>
+    </w:tbl>
+    <w:p>
+      <w:pPr>
+        <w:spacing w:after="40"/>
+      </w:pPr>
+      <w:r>
+        <w:rPr>
+          <w:sz w:val="8"/>
+          <w:szCs w:val="8"/>
+        </w:rPr>
+        <w:t xml:space="preserve"/>
+      </w:r>
+    </w:p>
+    <w:tbl>
+      <w:tblPr>
+        <w:tblW w:type="dxa" w:w="9360"/>
+        <w:tblBorders>
+          <w:top w:val="single" w:color="auto" w:sz="4"/>
+          <w:left w:val="single" w:color="auto" w:sz="4"/>
+          <w:bottom w:val="single" w:color="auto" w:sz="4"/>
+          <w:right w:val="single" w:color="auto" w:sz="4"/>
+          <w:insideH w:val="single" w:color="auto" w:sz="4"/>
+          <w:insideV w:val="single" w:color="auto" w:sz="4"/>
+        </w:tblBorders>
+      </w:tblPr>
+      <w:tblGrid>
+        <w:gridCol w:w="9360"/>
+      </w:tblGrid>
+      <w:tr>
+        <w:tc>
+          <w:tcPr>
+            <w:tcW w:type="dxa" w:w="9360"/>
+            <w:tcBorders>
+              <w:top w:val="none"/>
+              <w:left w:val="single" w:color="28C2E7" w:sz="24" w:space="6"/>
+              <w:bottom w:val="none"/>
+              <w:right w:val="none"/>
+            </w:tcBorders>
+            <w:shd w:fill="28C2E7" w:val="clear"/>
+            <w:tcMar>
+              <w:top w:type="dxa" w:w="120"/>
+              <w:left w:type="dxa" w:w="160"/>
+              <w:bottom w:type="dxa" w:w="120"/>
+              <w:right w:type="dxa" w:w="160"/>
+            </w:tcMar>
+          </w:tcPr>
+          <w:p>
+            <w:r>
+              <w:rPr>
+                <w:rFonts w:ascii="Arial" w:eastAsia="PingFang SC" w:hAnsi="Arial"/>
+                <w:b/>
+                <w:bCs/>
+                <w:color w:val="FFFFFF"/>
+                <w:sz w:val="22"/>
+                <w:szCs w:val="22"/>
+              </w:rPr>
+              <w:t xml:space="preserve">🎁 走出教室的交付物：</w:t>
+            </w:r>
+            <w:r>
+              <w:rPr>
+                <w:rFonts w:ascii="Arial" w:eastAsia="PingFang SC" w:hAnsi="Arial"/>
+                <w:b/>
+                <w:bCs/>
+                <w:color w:val="FFFFFF"/>
+                <w:sz w:val="22"/>
+                <w:szCs w:val="22"/>
+              </w:rPr>
+              <w:t xml:space="preserve">1 份卖点 PPT</w:t>
+            </w:r>
+          </w:p>
+        </w:tc>
+      </w:tr>
+    </w:tbl>
+    <w:p>
+      <w:pPr>
+        <w:spacing w:after="80" w:before="160"/>
+      </w:pPr>
+      <w:r>
+        <w:rPr>
+          <w:rFonts w:ascii="Arial" w:eastAsia="PingFang SC" w:hAnsi="Arial"/>
+          <w:b/>
+          <w:bCs/>
+          <w:color w:val="0F75BC"/>
+          <w:sz w:val="22"/>
+          <w:szCs w:val="22"/>
+        </w:rPr>
+        <w:t xml:space="preserve">✍️ 我的记录（现场填）</w:t>
+      </w:r>
+    </w:p>
+    <w:p>
+      <w:pPr>
+        <w:spacing w:after="0" w:before="60"/>
+      </w:pPr>
+      <w:r>
+        <w:rPr>
+          <w:rFonts w:ascii="Arial" w:eastAsia="PingFang SC" w:hAnsi="Arial"/>
+          <w:b/>
+          <w:bCs/>
+          <w:color w:val="5B6B7A"/>
+          <w:sz w:val="20"/>
+          <w:szCs w:val="20"/>
+        </w:rPr>
+        <w:t xml:space="preserve">卖点主题：</w:t>
+      </w:r>
+    </w:p>
+    <w:p>
+      <w:pPr>
+        <w:pBdr>
+          <w:bottom w:val="single" w:color="CCD9E3" w:sz="4" w:space="6"/>
+        </w:pBdr>
+        <w:spacing w:after="140"/>
+      </w:pPr>
+      <w:r>
+        <w:rPr>
+          <w:rFonts w:ascii="Arial" w:eastAsia="PingFang SC" w:hAnsi="Arial"/>
+          <w:sz w:val="20"/>
+          <w:szCs w:val="20"/>
+        </w:rPr>
+        <w:t xml:space="preserve"/>
+      </w:r>
+    </w:p>
+    <w:p>
+      <w:pPr>
+        <w:spacing w:after="0" w:before="60"/>
+      </w:pPr>
+      <w:r>
+        <w:rPr>
+          <w:rFonts w:ascii="Arial" w:eastAsia="PingFang SC" w:hAnsi="Arial"/>
+          <w:b/>
+          <w:bCs/>
+          <w:color w:val="5B6B7A"/>
+          <w:sz w:val="20"/>
+          <w:szCs w:val="20"/>
+        </w:rPr>
+        <w:t xml:space="preserve">用的品牌色：</w:t>
+      </w:r>
+    </w:p>
+    <w:p>
+      <w:pPr>
+        <w:pBdr>
+          <w:bottom w:val="single" w:color="CCD9E3" w:sz="4" w:space="6"/>
+        </w:pBdr>
+        <w:spacing w:after="140"/>
+      </w:pPr>
+      <w:r>
+        <w:rPr>
+          <w:rFonts w:ascii="Arial" w:eastAsia="PingFang SC" w:hAnsi="Arial"/>
+          <w:sz w:val="20"/>
+          <w:szCs w:val="20"/>
+        </w:rPr>
+        <w:t xml:space="preserve"/>
+      </w:r>
+    </w:p>
+    <w:p>
+      <w:r>
+        <w:br w:type="page"/>
+      </w:r>
+    </w:p>
+    <w:p>
+      <w:pPr>
+        <w:pStyle w:val="Heading1"/>
+        <w:pBdr>
+          <w:bottom w:val="single" w:color="0F75BC" w:sz="12" w:space="4"/>
+        </w:pBdr>
+        <w:spacing w:after="160" w:before="280"/>
+      </w:pPr>
+      <w:r>
+        <w:rPr>
+          <w:rFonts w:ascii="Arial" w:eastAsia="PingFang SC" w:hAnsi="Arial"/>
+          <w:b/>
+          <w:bCs/>
+          <w:color w:val="0F75BC"/>
+          <w:sz w:val="30"/>
+          <w:szCs w:val="30"/>
+        </w:rPr>
+        <w:t xml:space="preserve">Session 5 · AI 音乐</w:t>
+      </w:r>
+    </w:p>
+    <w:tbl>
+      <w:tblPr>
+        <w:tblW w:type="dxa" w:w="9360"/>
+        <w:tblBorders>
+          <w:top w:val="single" w:color="auto" w:sz="4"/>
+          <w:left w:val="single" w:color="auto" w:sz="4"/>
+          <w:bottom w:val="single" w:color="auto" w:sz="4"/>
+          <w:right w:val="single" w:color="auto" w:sz="4"/>
+          <w:insideH w:val="single" w:color="auto" w:sz="4"/>
+          <w:insideV w:val="single" w:color="auto" w:sz="4"/>
+        </w:tblBorders>
+      </w:tblPr>
+      <w:tblGrid>
+        <w:gridCol w:w="1700"/>
+        <w:gridCol w:w="7660"/>
+      </w:tblGrid>
+      <w:tr>
+        <w:tc>
+          <w:tcPr>
+            <w:tcW w:type="dxa" w:w="1700"/>
+            <w:tcBorders>
+              <w:top w:val="single" w:color="CCD9E3" w:sz="1"/>
+              <w:left w:val="single" w:color="CCD9E3" w:sz="1"/>
+              <w:bottom w:val="single" w:color="CCD9E3" w:sz="1"/>
+              <w:right w:val="single" w:color="CCD9E3" w:sz="1"/>
+            </w:tcBorders>
+            <w:shd w:fill="28C2E7" w:val="clear"/>
+            <w:tcMar>
+              <w:top w:type="dxa" w:w="70"/>
+              <w:left w:type="dxa" w:w="110"/>
+              <w:bottom w:type="dxa" w:w="70"/>
+              <w:right w:type="dxa" w:w="110"/>
+            </w:tcMar>
+            <w:vAlign w:val="center"/>
+          </w:tcPr>
+          <w:p>
+            <w:pPr>
+              <w:spacing w:after="0" w:line="252"/>
+            </w:pPr>
+            <w:r>
+              <w:rPr>
+                <w:rFonts w:ascii="Arial" w:eastAsia="PingFang SC" w:hAnsi="Arial"/>
+                <w:b/>
+                <w:bCs/>
+                <w:color w:val="FFFFFF"/>
+                <w:sz w:val="20"/>
+                <w:szCs w:val="20"/>
+              </w:rPr>
+              <w:t xml:space="preserve">🎯 目标</w:t>
+            </w:r>
+          </w:p>
+        </w:tc>
+        <w:tc>
+          <w:tcPr>
+            <w:tcW w:type="dxa" w:w="7660"/>
+            <w:tcBorders>
+              <w:top w:val="single" w:color="CCD9E3" w:sz="1"/>
+              <w:left w:val="single" w:color="CCD9E3" w:sz="1"/>
+              <w:bottom w:val="single" w:color="CCD9E3" w:sz="1"/>
+              <w:right w:val="single" w:color="CCD9E3" w:sz="1"/>
+            </w:tcBorders>
+            <w:tcMar>
+              <w:top w:type="dxa" w:w="70"/>
+              <w:left w:type="dxa" w:w="110"/>
+              <w:bottom w:type="dxa" w:w="70"/>
+              <w:right w:type="dxa" w:w="110"/>
+            </w:tcMar>
+            <w:vAlign w:val="center"/>
+          </w:tcPr>
+          <w:p>
+            <w:pPr>
+              <w:spacing w:after="0" w:line="252"/>
+            </w:pPr>
+            <w:r>
+              <w:rPr>
+                <w:rFonts w:ascii="Arial" w:eastAsia="PingFang SC" w:hAnsi="Arial"/>
+                <w:color w:val="142233"/>
+                <w:sz w:val="20"/>
+                <w:szCs w:val="20"/>
+              </w:rPr>
+              <w:t xml:space="preserve">给视频配背景乐 —— 垫在口播底下，不抢戏。</w:t>
+            </w:r>
+          </w:p>
+        </w:tc>
+      </w:tr>
+      <w:tr>
+        <w:tc>
+          <w:tcPr>
+            <w:tcW w:type="dxa" w:w="1700"/>
+            <w:tcBorders>
+              <w:top w:val="single" w:color="CCD9E3" w:sz="1"/>
+              <w:left w:val="single" w:color="CCD9E3" w:sz="1"/>
+              <w:bottom w:val="single" w:color="CCD9E3" w:sz="1"/>
+              <w:right w:val="single" w:color="CCD9E3" w:sz="1"/>
+            </w:tcBorders>
+            <w:shd w:fill="E3F2F9" w:val="clear"/>
+            <w:tcMar>
+              <w:top w:type="dxa" w:w="70"/>
+              <w:left w:type="dxa" w:w="110"/>
+              <w:bottom w:type="dxa" w:w="70"/>
+              <w:right w:type="dxa" w:w="110"/>
+            </w:tcMar>
+          </w:tcPr>
+          <w:p>
+            <w:pPr>
+              <w:spacing w:after="0" w:line="252"/>
+            </w:pPr>
+            <w:r>
+              <w:rPr>
+                <w:rFonts w:ascii="Arial" w:eastAsia="PingFang SC" w:hAnsi="Arial"/>
+                <w:b/>
+                <w:bCs/>
+                <w:color w:val="142233"/>
+                <w:sz w:val="20"/>
+                <w:szCs w:val="20"/>
+              </w:rPr>
+              <w:t xml:space="preserve">📦 学 skill</w:t>
+            </w:r>
+          </w:p>
+        </w:tc>
+        <w:tc>
+          <w:tcPr>
+            <w:tcW w:type="dxa" w:w="7660"/>
+            <w:tcBorders>
+              <w:top w:val="single" w:color="CCD9E3" w:sz="1"/>
+              <w:left w:val="single" w:color="CCD9E3" w:sz="1"/>
+              <w:bottom w:val="single" w:color="CCD9E3" w:sz="1"/>
+              <w:right w:val="single" w:color="CCD9E3" w:sz="1"/>
+            </w:tcBorders>
+            <w:tcMar>
+              <w:top w:type="dxa" w:w="70"/>
+              <w:left w:type="dxa" w:w="110"/>
+              <w:bottom w:type="dxa" w:w="70"/>
+              <w:right w:type="dxa" w:w="110"/>
+            </w:tcMar>
+          </w:tcPr>
+          <w:p>
+            <w:pPr>
+              <w:spacing w:after="0" w:line="252"/>
+            </w:pPr>
+            <w:r>
+              <w:rPr>
+                <w:rFonts w:ascii="Arial" w:eastAsia="PingFang SC" w:hAnsi="Arial"/>
+                <w:color w:val="142233"/>
+                <w:sz w:val="20"/>
+                <w:szCs w:val="20"/>
+              </w:rPr>
+              <w:t xml:space="preserve">Suno + Claude</w:t>
+            </w:r>
+          </w:p>
+        </w:tc>
+      </w:tr>
+      <w:tr>
+        <w:tc>
+          <w:tcPr>
+            <w:tcW w:type="dxa" w:w="1700"/>
+            <w:tcBorders>
+              <w:top w:val="single" w:color="CCD9E3" w:sz="1"/>
+              <w:left w:val="single" w:color="CCD9E3" w:sz="1"/>
+              <w:bottom w:val="single" w:color="CCD9E3" w:sz="1"/>
+              <w:right w:val="single" w:color="CCD9E3" w:sz="1"/>
+            </w:tcBorders>
+            <w:shd w:fill="E3F2F9" w:val="clear"/>
+            <w:tcMar>
+              <w:top w:type="dxa" w:w="70"/>
+              <w:left w:type="dxa" w:w="110"/>
+              <w:bottom w:type="dxa" w:w="70"/>
+              <w:right w:type="dxa" w:w="110"/>
+            </w:tcMar>
+          </w:tcPr>
+          <w:p>
+            <w:pPr>
+              <w:spacing w:after="0" w:line="252"/>
+            </w:pPr>
+            <w:r>
+              <w:rPr>
+                <w:rFonts w:ascii="Arial" w:eastAsia="PingFang SC" w:hAnsi="Arial"/>
+                <w:b/>
+                <w:bCs/>
+                <w:color w:val="142233"/>
+                <w:sz w:val="20"/>
+                <w:szCs w:val="20"/>
+              </w:rPr>
+              <w:t xml:space="preserve">📖 读 md</w:t>
+            </w:r>
+          </w:p>
+        </w:tc>
+        <w:tc>
+          <w:tcPr>
+            <w:tcW w:type="dxa" w:w="7660"/>
+            <w:tcBorders>
+              <w:top w:val="single" w:color="CCD9E3" w:sz="1"/>
+              <w:left w:val="single" w:color="CCD9E3" w:sz="1"/>
+              <w:bottom w:val="single" w:color="CCD9E3" w:sz="1"/>
+              <w:right w:val="single" w:color="CCD9E3" w:sz="1"/>
+            </w:tcBorders>
+            <w:tcMar>
+              <w:top w:type="dxa" w:w="70"/>
+              <w:left w:type="dxa" w:w="110"/>
+              <w:bottom w:type="dxa" w:w="70"/>
+              <w:right w:type="dxa" w:w="110"/>
+            </w:tcMar>
+          </w:tcPr>
+          <w:p>
+            <w:pPr>
+              <w:spacing w:after="0" w:line="252"/>
+            </w:pPr>
+            <w:r>
+              <w:rPr>
+                <w:rFonts w:ascii="Arial" w:eastAsia="PingFang SC" w:hAnsi="Arial"/>
+                <w:color w:val="142233"/>
+                <w:sz w:val="20"/>
+                <w:szCs w:val="20"/>
+              </w:rPr>
+              <w:t xml:space="preserve">7大AI启动包/07-《AI品牌配乐》启动包</w:t>
+            </w:r>
+          </w:p>
+        </w:tc>
+      </w:tr>
+    </w:tbl>
+    <w:p>
+      <w:pPr>
+        <w:spacing w:after="80" w:before="160"/>
+      </w:pPr>
+      <w:r>
+        <w:rPr>
+          <w:rFonts w:ascii="Arial" w:eastAsia="PingFang SC" w:hAnsi="Arial"/>
+          <w:b/>
+          <w:bCs/>
+          <w:color w:val="0F75BC"/>
+          <w:sz w:val="22"/>
+          <w:szCs w:val="22"/>
+        </w:rPr>
+        <w:t xml:space="preserve">🛠️ 当场动手</w:t>
+      </w:r>
+    </w:p>
+    <w:p>
+      <w:pPr>
+        <w:pStyle w:val="ListParagraph"/>
+        <w:numPr>
+          <w:ilvl w:val="0"/>
+          <w:numId w:val="2"/>
+        </w:numPr>
+        <w:spacing w:after="70" w:line="264"/>
+      </w:pPr>
+      <w:r>
+        <w:rPr>
+          <w:rFonts w:ascii="Arial" w:eastAsia="PingFang SC" w:hAnsi="Arial"/>
+          <w:color w:val="142233"/>
+          <w:sz w:val="21"/>
+          <w:szCs w:val="21"/>
+        </w:rPr>
+        <w:t xml:space="preserve">逛 Suno Discover 找「我要这个感觉」</w:t>
+      </w:r>
+    </w:p>
+    <w:p>
+      <w:pPr>
+        <w:pStyle w:val="ListParagraph"/>
+        <w:numPr>
+          <w:ilvl w:val="0"/>
+          <w:numId w:val="2"/>
+        </w:numPr>
+        <w:spacing w:after="70" w:line="264"/>
+      </w:pPr>
+      <w:r>
+        <w:rPr>
+          <w:rFonts w:ascii="Arial" w:eastAsia="PingFang SC" w:hAnsi="Arial"/>
+          <w:color w:val="142233"/>
+          <w:sz w:val="21"/>
+          <w:szCs w:val="21"/>
+        </w:rPr>
+        <w:t xml:space="preserve">🔴 点开「+ Show full styles」看作者的完整 prompt（抄写法，不抄歌）</w:t>
+      </w:r>
+    </w:p>
+    <w:p>
+      <w:pPr>
+        <w:pStyle w:val="ListParagraph"/>
+        <w:numPr>
+          <w:ilvl w:val="0"/>
+          <w:numId w:val="2"/>
+        </w:numPr>
+        <w:spacing w:after="70" w:line="264"/>
+      </w:pPr>
+      <w:r>
+        <w:rPr>
+          <w:rFonts w:ascii="Arial" w:eastAsia="PingFang SC" w:hAnsi="Arial"/>
+          <w:color w:val="142233"/>
+          <w:sz w:val="21"/>
+          <w:szCs w:val="21"/>
+        </w:rPr>
+        <w:t xml:space="preserve">跟 Claude 说你要的感觉 → 它写 prompt → 你去 Suno 生成</w:t>
+      </w:r>
+    </w:p>
+    <w:p>
+      <w:pPr>
+        <w:pStyle w:val="ListParagraph"/>
+        <w:numPr>
+          <w:ilvl w:val="0"/>
+          <w:numId w:val="2"/>
+        </w:numPr>
+        <w:spacing w:after="70" w:line="264"/>
+      </w:pPr>
+      <w:r>
+        <w:rPr>
+          <w:rFonts w:ascii="Arial" w:eastAsia="PingFang SC" w:hAnsi="Arial"/>
+          <w:color w:val="142233"/>
+          <w:sz w:val="21"/>
+          <w:szCs w:val="21"/>
+        </w:rPr>
+        <w:t xml:space="preserve">🔴 你试听（AI 没耳朵）→ 说哪里不对 → 它改 prompt</w:t>
+      </w:r>
+    </w:p>
+    <w:p>
+      <w:pPr>
+        <w:pStyle w:val="ListParagraph"/>
+        <w:numPr>
+          <w:ilvl w:val="0"/>
+          <w:numId w:val="2"/>
+        </w:numPr>
+        <w:spacing w:after="70" w:line="264"/>
+      </w:pPr>
+      <w:r>
+        <w:rPr>
+          <w:rFonts w:ascii="Arial" w:eastAsia="PingFang SC" w:hAnsi="Arial"/>
+          <w:color w:val="142233"/>
+          <w:sz w:val="21"/>
+          <w:szCs w:val="21"/>
+        </w:rPr>
+        <w:t xml:space="preserve">🔴 存进 Notion 音乐库（每首一行，版本+时长进标题）</w:t>
+      </w:r>
+    </w:p>
+    <w:p>
+      <w:pPr>
+        <w:spacing w:after="80" w:before="160"/>
+      </w:pPr>
+      <w:r>
+        <w:rPr>
+          <w:rFonts w:ascii="Arial" w:eastAsia="PingFang SC" w:hAnsi="Arial"/>
+          <w:b/>
+          <w:bCs/>
+          <w:color w:val="0F75BC"/>
+          <w:sz w:val="22"/>
+          <w:szCs w:val="22"/>
+        </w:rPr>
+        <w:t xml:space="preserve">💬 这一步对话会怎么走（你只答题 / 挑刺，不用打 prompt）</w:t>
+      </w:r>
+    </w:p>
+    <w:tbl>
+      <w:tblPr>
+        <w:tblW w:type="dxa" w:w="9360"/>
+        <w:tblBorders>
+          <w:top w:val="single" w:color="auto" w:sz="4"/>
+          <w:left w:val="single" w:color="auto" w:sz="4"/>
+          <w:bottom w:val="single" w:color="auto" w:sz="4"/>
+          <w:right w:val="single" w:color="auto" w:sz="4"/>
+          <w:insideH w:val="single" w:color="auto" w:sz="4"/>
+          <w:insideV w:val="single" w:color="auto" w:sz="4"/>
+        </w:tblBorders>
+      </w:tblPr>
+      <w:tblGrid>
+        <w:gridCol w:w="9360"/>
+      </w:tblGrid>
+      <w:tr>
+        <w:tc>
+          <w:tcPr>
+            <w:tcW w:type="dxa" w:w="9360"/>
+            <w:tcBorders>
+              <w:top w:val="none"/>
+              <w:left w:val="single" w:color="0F75BC" w:sz="24" w:space="6"/>
+              <w:bottom w:val="none"/>
+              <w:right w:val="none"/>
+            </w:tcBorders>
+            <w:shd w:fill="E3F2F9" w:val="clear"/>
+            <w:tcMar>
+              <w:top w:type="dxa" w:w="120"/>
+              <w:left w:type="dxa" w:w="160"/>
+              <w:bottom w:type="dxa" w:w="120"/>
+              <w:right w:type="dxa" w:w="160"/>
+            </w:tcMar>
+          </w:tcPr>
+          <w:p>
+            <w:r>
+              <w:rPr>
+                <w:rFonts w:ascii="Arial" w:eastAsia="PingFang SC" w:hAnsi="Arial"/>
+                <w:b/>
+                <w:bCs/>
+                <w:color w:val="0F75BC"/>
+                <w:sz w:val="20"/>
+                <w:szCs w:val="20"/>
+              </w:rPr>
+              <w:t xml:space="preserve">🗣️ Claude 会问 / 做：</w:t>
+            </w:r>
+            <w:r>
+              <w:rPr>
+                <w:rFonts w:ascii="Arial" w:eastAsia="PingFang SC" w:hAnsi="Arial"/>
+                <w:color w:val="142233"/>
+                <w:sz w:val="20"/>
+                <w:szCs w:val="20"/>
+              </w:rPr>
+              <w:t xml:space="preserve">会先问你要什么感觉、有没有参考的歌，然后写出带五个成分的 prompt：①用途+格式 ②具体乐器 ③调性(含「不要什么」) ④给人声让路 ⑤BPM+时长。</w:t>
             </w:r>
           </w:p>
         </w:tc>
@@ -8984,11 +9016,11 @@
             <w:tcW w:type="dxa" w:w="9360"/>
             <w:tcBorders>
               <w:top w:val="none"/>
-              <w:left w:val="single" w:color="0F75BC" w:sz="24" w:space="6"/>
+              <w:left w:val="single" w:color="28C2E7" w:sz="24" w:space="6"/>
               <w:bottom w:val="none"/>
               <w:right w:val="none"/>
             </w:tcBorders>
-            <w:shd w:fill="E3F2F9" w:val="clear"/>
+            <w:shd w:fill="F4F8FB" w:val="clear"/>
             <w:tcMar>
               <w:top w:type="dxa" w:w="120"/>
               <w:left w:type="dxa" w:w="160"/>
@@ -9006,16 +9038,16 @@
                 <w:sz w:val="20"/>
                 <w:szCs w:val="20"/>
               </w:rPr>
-              <w:t xml:space="preserve">🗣️ Claude 会问 / 做：</w:t>
-            </w:r>
-            <w:r>
-              <w:rPr>
-                <w:rFonts w:ascii="Arial" w:eastAsia="PingFang SC" w:hAnsi="Arial"/>
-                <w:color w:val="142233"/>
-                <w:sz w:val="20"/>
-                <w:szCs w:val="20"/>
-              </w:rPr>
-              <w:t xml:space="preserve">🔴 会写死「给人声让路」：low-mid frequencies scooped for voice clarity —— BGM 盖过人声是频率打架，不是音量问题。</w:t>
+              <w:t xml:space="preserve">🙋 你答（SUMA 例子）：</w:t>
+            </w:r>
+            <w:r>
+              <w:rPr>
+                <w:rFonts w:ascii="Arial" w:eastAsia="PingFang SC" w:hAnsi="Arial"/>
+                <w:color w:val="142233"/>
+                <w:sz w:val="20"/>
+                <w:szCs w:val="20"/>
+              </w:rPr>
+              <w:t xml:space="preserve">我要 Discover 上那首的感觉（cinematic、有力量），但要垫在口播底下不抢戏。</w:t>
             </w:r>
           </w:p>
         </w:tc>
@@ -9042,11 +9074,11 @@
             <w:tcW w:type="dxa" w:w="9360"/>
             <w:tcBorders>
               <w:top w:val="none"/>
-              <w:left w:val="single" w:color="28C2E7" w:sz="24" w:space="6"/>
+              <w:left w:val="single" w:color="FCB040" w:sz="24" w:space="6"/>
               <w:bottom w:val="none"/>
               <w:right w:val="none"/>
             </w:tcBorders>
-            <w:shd w:fill="F4F8FB" w:val="clear"/>
+            <w:shd w:fill="FFF8EC" w:val="clear"/>
             <w:tcMar>
               <w:top w:type="dxa" w:w="120"/>
               <w:left w:type="dxa" w:w="160"/>
@@ -9060,20 +9092,20 @@
                 <w:rFonts w:ascii="Arial" w:eastAsia="PingFang SC" w:hAnsi="Arial"/>
                 <w:b/>
                 <w:bCs/>
-                <w:color w:val="0F75BC"/>
-                <w:sz w:val="20"/>
-                <w:szCs w:val="20"/>
-              </w:rPr>
-              <w:t xml:space="preserve">🙋 你答（SUMA 例子）：</w:t>
-            </w:r>
-            <w:r>
-              <w:rPr>
-                <w:rFonts w:ascii="Arial" w:eastAsia="PingFang SC" w:hAnsi="Arial"/>
-                <w:color w:val="142233"/>
-                <w:sz w:val="20"/>
-                <w:szCs w:val="20"/>
-              </w:rPr>
-              <w:t xml:space="preserve">（这条最容易漏，漏了怎么压都糊）</w:t>
+                <w:color w:val="B8791A"/>
+                <w:sz w:val="20"/>
+                <w:szCs w:val="20"/>
+              </w:rPr>
+              <w:t xml:space="preserve">✏️ 想改就挑刺：</w:t>
+            </w:r>
+            <w:r>
+              <w:rPr>
+                <w:rFonts w:ascii="Arial" w:eastAsia="PingFang SC" w:hAnsi="Arial"/>
+                <w:color w:val="6A5427"/>
+                <w:sz w:val="20"/>
+                <w:szCs w:val="20"/>
+              </w:rPr>
+              <w:t xml:space="preserve">太吵了 / 开头就炸 / 中间那段抢戏 —— 你只要说哪里不对，prompt 它来改。</w:t>
             </w:r>
           </w:p>
         </w:tc>
@@ -9131,7 +9163,7 @@
                 <w:sz w:val="20"/>
                 <w:szCs w:val="20"/>
               </w:rPr>
-              <w:t xml:space="preserve">垫进视频用自动闪避：人声轨 anchor / BGM 轨 follower（实测 duck -19dB、BGM -1.4dB），不要 ffmpeg 硬压。</w:t>
+              <w:t xml:space="preserve">🔴 会写死「给人声让路」：low-mid frequencies scooped for voice clarity —— BGM 盖过人声是频率打架，不是音量问题。</w:t>
             </w:r>
           </w:p>
         </w:tc>
@@ -9189,7 +9221,7 @@
                 <w:sz w:val="20"/>
                 <w:szCs w:val="20"/>
               </w:rPr>
-              <w:t xml:space="preserve">🔴 开了闪避就别再手动压 —— 压两次音乐直接没了。</w:t>
+              <w:t xml:space="preserve">（这条最容易漏，漏了怎么压都糊）</w:t>
             </w:r>
           </w:p>
         </w:tc>
@@ -9247,7 +9279,7 @@
                 <w:sz w:val="20"/>
                 <w:szCs w:val="20"/>
               </w:rPr>
-              <w:t xml:space="preserve">🔴 生成完存进 Notion 音乐库：Suno 一次给好几首（2 版完整 + v5.5 预览片段），不记下来就找不到、又重生、又花额度。每首一行，版本+时长写进标题，标清哪首能用。</w:t>
+              <w:t xml:space="preserve">垫进视频用自动闪避：人声轨 anchor / BGM 轨 follower（实测 duck -19dB、BGM -1.4dB），不要 ffmpeg 硬压。</w:t>
             </w:r>
           </w:p>
         </w:tc>
@@ -9305,583 +9337,7 @@
                 <w:sz w:val="20"/>
                 <w:szCs w:val="20"/>
               </w:rPr>
-              <w:t xml:space="preserve">v5.5 预览只有 1 分钟片段、要 Pro 才完整 → 标「待改」，别误当成品发。</w:t>
-            </w:r>
-          </w:p>
-        </w:tc>
-      </w:tr>
-    </w:tbl>
-    <w:p>
-      <w:pPr>
-        <w:spacing w:after="40"/>
-      </w:pPr>
-      <w:r>
-        <w:rPr>
-          <w:sz w:val="8"/>
-          <w:szCs w:val="8"/>
-        </w:rPr>
-        <w:t xml:space="preserve"/>
-      </w:r>
-    </w:p>
-    <w:tbl>
-      <w:tblPr>
-        <w:tblW w:type="dxa" w:w="9360"/>
-        <w:tblBorders>
-          <w:top w:val="single" w:color="auto" w:sz="4"/>
-          <w:left w:val="single" w:color="auto" w:sz="4"/>
-          <w:bottom w:val="single" w:color="auto" w:sz="4"/>
-          <w:right w:val="single" w:color="auto" w:sz="4"/>
-          <w:insideH w:val="single" w:color="auto" w:sz="4"/>
-          <w:insideV w:val="single" w:color="auto" w:sz="4"/>
-        </w:tblBorders>
-      </w:tblPr>
-      <w:tblGrid>
-        <w:gridCol w:w="9360"/>
-      </w:tblGrid>
-      <w:tr>
-        <w:tc>
-          <w:tcPr>
-            <w:tcW w:type="dxa" w:w="9360"/>
-            <w:tcBorders>
-              <w:top w:val="none"/>
-              <w:left w:val="single" w:color="28C2E7" w:sz="24" w:space="6"/>
-              <w:bottom w:val="none"/>
-              <w:right w:val="none"/>
-            </w:tcBorders>
-            <w:shd w:fill="28C2E7" w:val="clear"/>
-            <w:tcMar>
-              <w:top w:type="dxa" w:w="120"/>
-              <w:left w:type="dxa" w:w="160"/>
-              <w:bottom w:type="dxa" w:w="120"/>
-              <w:right w:type="dxa" w:w="160"/>
-            </w:tcMar>
-          </w:tcPr>
-          <w:p>
-            <w:r>
-              <w:rPr>
-                <w:rFonts w:ascii="Arial" w:eastAsia="PingFang SC" w:hAnsi="Arial"/>
-                <w:b/>
-                <w:bCs/>
-                <w:color w:val="FFFFFF"/>
-                <w:sz w:val="22"/>
-                <w:szCs w:val="22"/>
-              </w:rPr>
-              <w:t xml:space="preserve">🎁 走出教室的交付物：</w:t>
-            </w:r>
-            <w:r>
-              <w:rPr>
-                <w:rFonts w:ascii="Arial" w:eastAsia="PingFang SC" w:hAnsi="Arial"/>
-                <w:b/>
-                <w:bCs/>
-                <w:color w:val="FFFFFF"/>
-                <w:sz w:val="22"/>
-                <w:szCs w:val="22"/>
-              </w:rPr>
-              <w:t xml:space="preserve">1 段可商用、垫得住口播的背景乐 + 一个存好的音乐库</w:t>
-            </w:r>
-          </w:p>
-        </w:tc>
-      </w:tr>
-    </w:tbl>
-    <w:p>
-      <w:pPr>
-        <w:spacing w:after="80" w:before="160"/>
-      </w:pPr>
-      <w:r>
-        <w:rPr>
-          <w:rFonts w:ascii="Arial" w:eastAsia="PingFang SC" w:hAnsi="Arial"/>
-          <w:b/>
-          <w:bCs/>
-          <w:color w:val="0F75BC"/>
-          <w:sz w:val="22"/>
-          <w:szCs w:val="22"/>
-        </w:rPr>
-        <w:t xml:space="preserve">✍️ 我的记录（现场填）</w:t>
-      </w:r>
-    </w:p>
-    <w:p>
-      <w:pPr>
-        <w:spacing w:after="0" w:before="60"/>
-      </w:pPr>
-      <w:r>
-        <w:rPr>
-          <w:rFonts w:ascii="Arial" w:eastAsia="PingFang SC" w:hAnsi="Arial"/>
-          <w:b/>
-          <w:bCs/>
-          <w:color w:val="5B6B7A"/>
-          <w:sz w:val="20"/>
-          <w:szCs w:val="20"/>
-        </w:rPr>
-        <w:t xml:space="preserve">参考的那首 + 它的完整 styles：</w:t>
-      </w:r>
-    </w:p>
-    <w:p>
-      <w:pPr>
-        <w:pBdr>
-          <w:bottom w:val="single" w:color="CCD9E3" w:sz="4" w:space="6"/>
-        </w:pBdr>
-        <w:spacing w:after="140"/>
-      </w:pPr>
-      <w:r>
-        <w:rPr>
-          <w:rFonts w:ascii="Arial" w:eastAsia="PingFang SC" w:hAnsi="Arial"/>
-          <w:sz w:val="20"/>
-          <w:szCs w:val="20"/>
-        </w:rPr>
-        <w:t xml:space="preserve"/>
-      </w:r>
-    </w:p>
-    <w:p>
-      <w:pPr>
-        <w:spacing w:after="0" w:before="60"/>
-      </w:pPr>
-      <w:r>
-        <w:rPr>
-          <w:rFonts w:ascii="Arial" w:eastAsia="PingFang SC" w:hAnsi="Arial"/>
-          <w:b/>
-          <w:bCs/>
-          <w:color w:val="5B6B7A"/>
-          <w:sz w:val="20"/>
-          <w:szCs w:val="20"/>
-        </w:rPr>
-        <w:t xml:space="preserve">留什么 / 扔什么 / 加什么：</w:t>
-      </w:r>
-    </w:p>
-    <w:p>
-      <w:pPr>
-        <w:pBdr>
-          <w:bottom w:val="single" w:color="CCD9E3" w:sz="4" w:space="6"/>
-        </w:pBdr>
-        <w:spacing w:after="140"/>
-      </w:pPr>
-      <w:r>
-        <w:rPr>
-          <w:rFonts w:ascii="Arial" w:eastAsia="PingFang SC" w:hAnsi="Arial"/>
-          <w:sz w:val="20"/>
-          <w:szCs w:val="20"/>
-        </w:rPr>
-        <w:t xml:space="preserve"/>
-      </w:r>
-    </w:p>
-    <w:p>
-      <w:pPr>
-        <w:spacing w:after="0" w:before="60"/>
-      </w:pPr>
-      <w:r>
-        <w:rPr>
-          <w:rFonts w:ascii="Arial" w:eastAsia="PingFang SC" w:hAnsi="Arial"/>
-          <w:b/>
-          <w:bCs/>
-          <w:color w:val="5B6B7A"/>
-          <w:sz w:val="20"/>
-          <w:szCs w:val="20"/>
-        </w:rPr>
-        <w:t xml:space="preserve">音乐库里标「可用」的是哪首：</w:t>
-      </w:r>
-    </w:p>
-    <w:p>
-      <w:pPr>
-        <w:pBdr>
-          <w:bottom w:val="single" w:color="CCD9E3" w:sz="4" w:space="6"/>
-        </w:pBdr>
-        <w:spacing w:after="140"/>
-      </w:pPr>
-      <w:r>
-        <w:rPr>
-          <w:rFonts w:ascii="Arial" w:eastAsia="PingFang SC" w:hAnsi="Arial"/>
-          <w:sz w:val="20"/>
-          <w:szCs w:val="20"/>
-        </w:rPr>
-        <w:t xml:space="preserve"/>
-      </w:r>
-    </w:p>
-    <w:p>
-      <w:r>
-        <w:br w:type="page"/>
-      </w:r>
-    </w:p>
-    <w:p>
-      <w:pPr>
-        <w:pStyle w:val="Heading1"/>
-        <w:pBdr>
-          <w:bottom w:val="single" w:color="0F75BC" w:sz="12" w:space="4"/>
-        </w:pBdr>
-        <w:spacing w:after="160" w:before="280"/>
-      </w:pPr>
-      <w:r>
-        <w:rPr>
-          <w:rFonts w:ascii="Arial" w:eastAsia="PingFang SC" w:hAnsi="Arial"/>
-          <w:b/>
-          <w:bCs/>
-          <w:color w:val="0F75BC"/>
-          <w:sz w:val="30"/>
-          <w:szCs w:val="30"/>
-        </w:rPr>
-        <w:t xml:space="preserve">Session 6 · AI 影片</w:t>
-      </w:r>
-    </w:p>
-    <w:tbl>
-      <w:tblPr>
-        <w:tblW w:type="dxa" w:w="9360"/>
-        <w:tblBorders>
-          <w:top w:val="single" w:color="auto" w:sz="4"/>
-          <w:left w:val="single" w:color="auto" w:sz="4"/>
-          <w:bottom w:val="single" w:color="auto" w:sz="4"/>
-          <w:right w:val="single" w:color="auto" w:sz="4"/>
-          <w:insideH w:val="single" w:color="auto" w:sz="4"/>
-          <w:insideV w:val="single" w:color="auto" w:sz="4"/>
-        </w:tblBorders>
-      </w:tblPr>
-      <w:tblGrid>
-        <w:gridCol w:w="1700"/>
-        <w:gridCol w:w="7660"/>
-      </w:tblGrid>
-      <w:tr>
-        <w:tc>
-          <w:tcPr>
-            <w:tcW w:type="dxa" w:w="1700"/>
-            <w:tcBorders>
-              <w:top w:val="single" w:color="CCD9E3" w:sz="1"/>
-              <w:left w:val="single" w:color="CCD9E3" w:sz="1"/>
-              <w:bottom w:val="single" w:color="CCD9E3" w:sz="1"/>
-              <w:right w:val="single" w:color="CCD9E3" w:sz="1"/>
-            </w:tcBorders>
-            <w:shd w:fill="28C2E7" w:val="clear"/>
-            <w:tcMar>
-              <w:top w:type="dxa" w:w="70"/>
-              <w:left w:type="dxa" w:w="110"/>
-              <w:bottom w:type="dxa" w:w="70"/>
-              <w:right w:type="dxa" w:w="110"/>
-            </w:tcMar>
-            <w:vAlign w:val="center"/>
-          </w:tcPr>
-          <w:p>
-            <w:pPr>
-              <w:spacing w:after="0" w:line="252"/>
-            </w:pPr>
-            <w:r>
-              <w:rPr>
-                <w:rFonts w:ascii="Arial" w:eastAsia="PingFang SC" w:hAnsi="Arial"/>
-                <w:b/>
-                <w:bCs/>
-                <w:color w:val="FFFFFF"/>
-                <w:sz w:val="20"/>
-                <w:szCs w:val="20"/>
-              </w:rPr>
-              <w:t xml:space="preserve">🎯 目标</w:t>
-            </w:r>
-          </w:p>
-        </w:tc>
-        <w:tc>
-          <w:tcPr>
-            <w:tcW w:type="dxa" w:w="7660"/>
-            <w:tcBorders>
-              <w:top w:val="single" w:color="CCD9E3" w:sz="1"/>
-              <w:left w:val="single" w:color="CCD9E3" w:sz="1"/>
-              <w:bottom w:val="single" w:color="CCD9E3" w:sz="1"/>
-              <w:right w:val="single" w:color="CCD9E3" w:sz="1"/>
-            </w:tcBorders>
-            <w:tcMar>
-              <w:top w:type="dxa" w:w="70"/>
-              <w:left w:type="dxa" w:w="110"/>
-              <w:bottom w:type="dxa" w:w="70"/>
-              <w:right w:type="dxa" w:w="110"/>
-            </w:tcMar>
-            <w:vAlign w:val="center"/>
-          </w:tcPr>
-          <w:p>
-            <w:pPr>
-              <w:spacing w:after="0" w:line="252"/>
-            </w:pPr>
-            <w:r>
-              <w:rPr>
-                <w:rFonts w:ascii="Arial" w:eastAsia="PingFang SC" w:hAnsi="Arial"/>
-                <w:color w:val="142233"/>
-                <w:sz w:val="20"/>
-                <w:szCs w:val="20"/>
-              </w:rPr>
-              <w:t xml:space="preserve">做出一支完整的口播短视频。</w:t>
-            </w:r>
-          </w:p>
-        </w:tc>
-      </w:tr>
-      <w:tr>
-        <w:tc>
-          <w:tcPr>
-            <w:tcW w:type="dxa" w:w="1700"/>
-            <w:tcBorders>
-              <w:top w:val="single" w:color="CCD9E3" w:sz="1"/>
-              <w:left w:val="single" w:color="CCD9E3" w:sz="1"/>
-              <w:bottom w:val="single" w:color="CCD9E3" w:sz="1"/>
-              <w:right w:val="single" w:color="CCD9E3" w:sz="1"/>
-            </w:tcBorders>
-            <w:shd w:fill="E3F2F9" w:val="clear"/>
-            <w:tcMar>
-              <w:top w:type="dxa" w:w="70"/>
-              <w:left w:type="dxa" w:w="110"/>
-              <w:bottom w:type="dxa" w:w="70"/>
-              <w:right w:type="dxa" w:w="110"/>
-            </w:tcMar>
-          </w:tcPr>
-          <w:p>
-            <w:pPr>
-              <w:spacing w:after="0" w:line="252"/>
-            </w:pPr>
-            <w:r>
-              <w:rPr>
-                <w:rFonts w:ascii="Arial" w:eastAsia="PingFang SC" w:hAnsi="Arial"/>
-                <w:b/>
-                <w:bCs/>
-                <w:color w:val="142233"/>
-                <w:sz w:val="20"/>
-                <w:szCs w:val="20"/>
-              </w:rPr>
-              <w:t xml:space="preserve">📦 学 skill</w:t>
-            </w:r>
-          </w:p>
-        </w:tc>
-        <w:tc>
-          <w:tcPr>
-            <w:tcW w:type="dxa" w:w="7660"/>
-            <w:tcBorders>
-              <w:top w:val="single" w:color="CCD9E3" w:sz="1"/>
-              <w:left w:val="single" w:color="CCD9E3" w:sz="1"/>
-              <w:bottom w:val="single" w:color="CCD9E3" w:sz="1"/>
-              <w:right w:val="single" w:color="CCD9E3" w:sz="1"/>
-            </w:tcBorders>
-            <w:tcMar>
-              <w:top w:type="dxa" w:w="70"/>
-              <w:left w:type="dxa" w:w="110"/>
-              <w:bottom w:type="dxa" w:w="70"/>
-              <w:right w:type="dxa" w:w="110"/>
-            </w:tcMar>
-          </w:tcPr>
-          <w:p>
-            <w:pPr>
-              <w:spacing w:after="0" w:line="252"/>
-            </w:pPr>
-            <w:r>
-              <w:rPr>
-                <w:rFonts w:ascii="Arial" w:eastAsia="PingFang SC" w:hAnsi="Arial"/>
-                <w:color w:val="142233"/>
-                <w:sz w:val="20"/>
-                <w:szCs w:val="20"/>
-              </w:rPr>
-              <w:t xml:space="preserve">Higgsfield（Seedance）· script-to-video-prompt</w:t>
-            </w:r>
-          </w:p>
-        </w:tc>
-      </w:tr>
-      <w:tr>
-        <w:tc>
-          <w:tcPr>
-            <w:tcW w:type="dxa" w:w="1700"/>
-            <w:tcBorders>
-              <w:top w:val="single" w:color="CCD9E3" w:sz="1"/>
-              <w:left w:val="single" w:color="CCD9E3" w:sz="1"/>
-              <w:bottom w:val="single" w:color="CCD9E3" w:sz="1"/>
-              <w:right w:val="single" w:color="CCD9E3" w:sz="1"/>
-            </w:tcBorders>
-            <w:shd w:fill="E3F2F9" w:val="clear"/>
-            <w:tcMar>
-              <w:top w:type="dxa" w:w="70"/>
-              <w:left w:type="dxa" w:w="110"/>
-              <w:bottom w:type="dxa" w:w="70"/>
-              <w:right w:type="dxa" w:w="110"/>
-            </w:tcMar>
-          </w:tcPr>
-          <w:p>
-            <w:pPr>
-              <w:spacing w:after="0" w:line="252"/>
-            </w:pPr>
-            <w:r>
-              <w:rPr>
-                <w:rFonts w:ascii="Arial" w:eastAsia="PingFang SC" w:hAnsi="Arial"/>
-                <w:b/>
-                <w:bCs/>
-                <w:color w:val="142233"/>
-                <w:sz w:val="20"/>
-                <w:szCs w:val="20"/>
-              </w:rPr>
-              <w:t xml:space="preserve">📖 读 md</w:t>
-            </w:r>
-          </w:p>
-        </w:tc>
-        <w:tc>
-          <w:tcPr>
-            <w:tcW w:type="dxa" w:w="7660"/>
-            <w:tcBorders>
-              <w:top w:val="single" w:color="CCD9E3" w:sz="1"/>
-              <w:left w:val="single" w:color="CCD9E3" w:sz="1"/>
-              <w:bottom w:val="single" w:color="CCD9E3" w:sz="1"/>
-              <w:right w:val="single" w:color="CCD9E3" w:sz="1"/>
-            </w:tcBorders>
-            <w:tcMar>
-              <w:top w:type="dxa" w:w="70"/>
-              <w:left w:type="dxa" w:w="110"/>
-              <w:bottom w:type="dxa" w:w="70"/>
-              <w:right w:type="dxa" w:w="110"/>
-            </w:tcMar>
-          </w:tcPr>
-          <w:p>
-            <w:pPr>
-              <w:spacing w:after="0" w:line="252"/>
-            </w:pPr>
-            <w:r>
-              <w:rPr>
-                <w:rFonts w:ascii="Arial" w:eastAsia="PingFang SC" w:hAnsi="Arial"/>
-                <w:color w:val="142233"/>
-                <w:sz w:val="20"/>
-                <w:szCs w:val="20"/>
-              </w:rPr>
-              <w:t xml:space="preserve">7大AI启动包/04-《AI口播短视频》启动包</w:t>
-            </w:r>
-          </w:p>
-        </w:tc>
-      </w:tr>
-    </w:tbl>
-    <w:p>
-      <w:pPr>
-        <w:spacing w:after="80" w:before="160"/>
-      </w:pPr>
-      <w:r>
-        <w:rPr>
-          <w:rFonts w:ascii="Arial" w:eastAsia="PingFang SC" w:hAnsi="Arial"/>
-          <w:b/>
-          <w:bCs/>
-          <w:color w:val="0F75BC"/>
-          <w:sz w:val="22"/>
-          <w:szCs w:val="22"/>
-        </w:rPr>
-        <w:t xml:space="preserve">🛠️ 当场动手</w:t>
-      </w:r>
-    </w:p>
-    <w:p>
-      <w:pPr>
-        <w:pStyle w:val="ListParagraph"/>
-        <w:numPr>
-          <w:ilvl w:val="0"/>
-          <w:numId w:val="2"/>
-        </w:numPr>
-        <w:spacing w:after="70" w:line="264"/>
-      </w:pPr>
-      <w:r>
-        <w:rPr>
-          <w:rFonts w:ascii="Arial" w:eastAsia="PingFang SC" w:hAnsi="Arial"/>
-          <w:color w:val="142233"/>
-          <w:sz w:val="21"/>
-          <w:szCs w:val="21"/>
-        </w:rPr>
-        <w:t xml:space="preserve">看 Claude 写的 8 分镜脚本</w:t>
-      </w:r>
-    </w:p>
-    <w:p>
-      <w:pPr>
-        <w:pStyle w:val="ListParagraph"/>
-        <w:numPr>
-          <w:ilvl w:val="0"/>
-          <w:numId w:val="2"/>
-        </w:numPr>
-        <w:spacing w:after="70" w:line="264"/>
-      </w:pPr>
-      <w:r>
-        <w:rPr>
-          <w:rFonts w:ascii="Arial" w:eastAsia="PingFang SC" w:hAnsi="Arial"/>
-          <w:color w:val="142233"/>
-          <w:sz w:val="21"/>
-          <w:szCs w:val="21"/>
-        </w:rPr>
-        <w:t xml:space="preserve">看它先跑的 1 镜验证</w:t>
-      </w:r>
-    </w:p>
-    <w:p>
-      <w:pPr>
-        <w:pStyle w:val="ListParagraph"/>
-        <w:numPr>
-          <w:ilvl w:val="0"/>
-          <w:numId w:val="2"/>
-        </w:numPr>
-        <w:spacing w:after="70" w:line="264"/>
-      </w:pPr>
-      <w:r>
-        <w:rPr>
-          <w:rFonts w:ascii="Arial" w:eastAsia="PingFang SC" w:hAnsi="Arial"/>
-          <w:color w:val="142233"/>
-          <w:sz w:val="21"/>
-          <w:szCs w:val="21"/>
-        </w:rPr>
-        <w:t xml:space="preserve">OK → 跑完 + 拼接</w:t>
-      </w:r>
-    </w:p>
-    <w:p>
-      <w:pPr>
-        <w:spacing w:after="80" w:before="160"/>
-      </w:pPr>
-      <w:r>
-        <w:rPr>
-          <w:rFonts w:ascii="Arial" w:eastAsia="PingFang SC" w:hAnsi="Arial"/>
-          <w:b/>
-          <w:bCs/>
-          <w:color w:val="0F75BC"/>
-          <w:sz w:val="22"/>
-          <w:szCs w:val="22"/>
-        </w:rPr>
-        <w:t xml:space="preserve">💬 这一步对话会怎么走（你只答题 / 挑刺，不用打 prompt）</w:t>
-      </w:r>
-    </w:p>
-    <w:tbl>
-      <w:tblPr>
-        <w:tblW w:type="dxa" w:w="9360"/>
-        <w:tblBorders>
-          <w:top w:val="single" w:color="auto" w:sz="4"/>
-          <w:left w:val="single" w:color="auto" w:sz="4"/>
-          <w:bottom w:val="single" w:color="auto" w:sz="4"/>
-          <w:right w:val="single" w:color="auto" w:sz="4"/>
-          <w:insideH w:val="single" w:color="auto" w:sz="4"/>
-          <w:insideV w:val="single" w:color="auto" w:sz="4"/>
-        </w:tblBorders>
-      </w:tblPr>
-      <w:tblGrid>
-        <w:gridCol w:w="9360"/>
-      </w:tblGrid>
-      <w:tr>
-        <w:tc>
-          <w:tcPr>
-            <w:tcW w:type="dxa" w:w="9360"/>
-            <w:tcBorders>
-              <w:top w:val="none"/>
-              <w:left w:val="single" w:color="0F75BC" w:sz="24" w:space="6"/>
-              <w:bottom w:val="none"/>
-              <w:right w:val="none"/>
-            </w:tcBorders>
-            <w:shd w:fill="E3F2F9" w:val="clear"/>
-            <w:tcMar>
-              <w:top w:type="dxa" w:w="120"/>
-              <w:left w:type="dxa" w:w="160"/>
-              <w:bottom w:type="dxa" w:w="120"/>
-              <w:right w:type="dxa" w:w="160"/>
-            </w:tcMar>
-          </w:tcPr>
-          <w:p>
-            <w:r>
-              <w:rPr>
-                <w:rFonts w:ascii="Arial" w:eastAsia="PingFang SC" w:hAnsi="Arial"/>
-                <w:b/>
-                <w:bCs/>
-                <w:color w:val="0F75BC"/>
-                <w:sz w:val="20"/>
-                <w:szCs w:val="20"/>
-              </w:rPr>
-              <w:t xml:space="preserve">🗣️ Claude 会问 / 做：</w:t>
-            </w:r>
-            <w:r>
-              <w:rPr>
-                <w:rFonts w:ascii="Arial" w:eastAsia="PingFang SC" w:hAnsi="Arial"/>
-                <w:color w:val="142233"/>
-                <w:sz w:val="20"/>
-                <w:szCs w:val="20"/>
-              </w:rPr>
-              <w:t xml:space="preserve">会写 8 分镜脚本（进 Notion 表）→ 没真人先九宫格选人（挑号码→定妆照锁脸）→ 锁人物 → 先跑 1 镜（480p）验证给你看。</w:t>
+              <w:t xml:space="preserve">🔴 开了闪避就别再手动压 —— 压两次音乐直接没了。</w:t>
             </w:r>
           </w:p>
         </w:tc>
@@ -9908,11 +9364,11 @@
             <w:tcW w:type="dxa" w:w="9360"/>
             <w:tcBorders>
               <w:top w:val="none"/>
-              <w:left w:val="single" w:color="28C2E7" w:sz="24" w:space="6"/>
+              <w:left w:val="single" w:color="0F75BC" w:sz="24" w:space="6"/>
               <w:bottom w:val="none"/>
               <w:right w:val="none"/>
             </w:tcBorders>
-            <w:shd w:fill="F4F8FB" w:val="clear"/>
+            <w:shd w:fill="E3F2F9" w:val="clear"/>
             <w:tcMar>
               <w:top w:type="dxa" w:w="120"/>
               <w:left w:type="dxa" w:w="160"/>
@@ -9930,16 +9386,16 @@
                 <w:sz w:val="20"/>
                 <w:szCs w:val="20"/>
               </w:rPr>
-              <w:t xml:space="preserve">🙋 你答（SUMA 例子）：</w:t>
-            </w:r>
-            <w:r>
-              <w:rPr>
-                <w:rFonts w:ascii="Arial" w:eastAsia="PingFang SC" w:hAnsi="Arial"/>
-                <w:color w:val="142233"/>
-                <w:sz w:val="20"/>
-                <w:szCs w:val="20"/>
-              </w:rPr>
-              <w:t xml:space="preserve">受众：美妆美容院老板娘，MoFu 行业揭秘；人物用学姐陈晓晴；　台词别用「咯/啦」、从第一帧讲话、禁字幕（后期加）、要 B-roll 别一直人头。</w:t>
+              <w:t xml:space="preserve">🗣️ Claude 会问 / 做：</w:t>
+            </w:r>
+            <w:r>
+              <w:rPr>
+                <w:rFonts w:ascii="Arial" w:eastAsia="PingFang SC" w:hAnsi="Arial"/>
+                <w:color w:val="142233"/>
+                <w:sz w:val="20"/>
+                <w:szCs w:val="20"/>
+              </w:rPr>
+              <w:t xml:space="preserve">🔴 生成完存进 Notion 音乐库：Suno 一次给好几首（2 版完整 + v5.5 预览片段），不记下来就找不到、又重生、又花额度。每首一行，版本+时长写进标题，标清哪首能用。</w:t>
             </w:r>
           </w:p>
         </w:tc>
@@ -9966,11 +9422,11 @@
             <w:tcW w:type="dxa" w:w="9360"/>
             <w:tcBorders>
               <w:top w:val="none"/>
-              <w:left w:val="single" w:color="0F75BC" w:sz="24" w:space="6"/>
+              <w:left w:val="single" w:color="28C2E7" w:sz="24" w:space="6"/>
               <w:bottom w:val="none"/>
               <w:right w:val="none"/>
             </w:tcBorders>
-            <w:shd w:fill="E3F2F9" w:val="clear"/>
+            <w:shd w:fill="F4F8FB" w:val="clear"/>
             <w:tcMar>
               <w:top w:type="dxa" w:w="120"/>
               <w:left w:type="dxa" w:w="160"/>
@@ -9988,6 +9444,582 @@
                 <w:sz w:val="20"/>
                 <w:szCs w:val="20"/>
               </w:rPr>
+              <w:t xml:space="preserve">🙋 你答（SUMA 例子）：</w:t>
+            </w:r>
+            <w:r>
+              <w:rPr>
+                <w:rFonts w:ascii="Arial" w:eastAsia="PingFang SC" w:hAnsi="Arial"/>
+                <w:color w:val="142233"/>
+                <w:sz w:val="20"/>
+                <w:szCs w:val="20"/>
+              </w:rPr>
+              <w:t xml:space="preserve">v5.5 预览只有 1 分钟片段、要 Pro 才完整 → 标「待改」，别误当成品发。</w:t>
+            </w:r>
+          </w:p>
+        </w:tc>
+      </w:tr>
+    </w:tbl>
+    <w:p>
+      <w:pPr>
+        <w:spacing w:after="40"/>
+      </w:pPr>
+      <w:r>
+        <w:rPr>
+          <w:sz w:val="8"/>
+          <w:szCs w:val="8"/>
+        </w:rPr>
+        <w:t xml:space="preserve"/>
+      </w:r>
+    </w:p>
+    <w:tbl>
+      <w:tblPr>
+        <w:tblW w:type="dxa" w:w="9360"/>
+        <w:tblBorders>
+          <w:top w:val="single" w:color="auto" w:sz="4"/>
+          <w:left w:val="single" w:color="auto" w:sz="4"/>
+          <w:bottom w:val="single" w:color="auto" w:sz="4"/>
+          <w:right w:val="single" w:color="auto" w:sz="4"/>
+          <w:insideH w:val="single" w:color="auto" w:sz="4"/>
+          <w:insideV w:val="single" w:color="auto" w:sz="4"/>
+        </w:tblBorders>
+      </w:tblPr>
+      <w:tblGrid>
+        <w:gridCol w:w="9360"/>
+      </w:tblGrid>
+      <w:tr>
+        <w:tc>
+          <w:tcPr>
+            <w:tcW w:type="dxa" w:w="9360"/>
+            <w:tcBorders>
+              <w:top w:val="none"/>
+              <w:left w:val="single" w:color="28C2E7" w:sz="24" w:space="6"/>
+              <w:bottom w:val="none"/>
+              <w:right w:val="none"/>
+            </w:tcBorders>
+            <w:shd w:fill="28C2E7" w:val="clear"/>
+            <w:tcMar>
+              <w:top w:type="dxa" w:w="120"/>
+              <w:left w:type="dxa" w:w="160"/>
+              <w:bottom w:type="dxa" w:w="120"/>
+              <w:right w:type="dxa" w:w="160"/>
+            </w:tcMar>
+          </w:tcPr>
+          <w:p>
+            <w:r>
+              <w:rPr>
+                <w:rFonts w:ascii="Arial" w:eastAsia="PingFang SC" w:hAnsi="Arial"/>
+                <w:b/>
+                <w:bCs/>
+                <w:color w:val="FFFFFF"/>
+                <w:sz w:val="22"/>
+                <w:szCs w:val="22"/>
+              </w:rPr>
+              <w:t xml:space="preserve">🎁 走出教室的交付物：</w:t>
+            </w:r>
+            <w:r>
+              <w:rPr>
+                <w:rFonts w:ascii="Arial" w:eastAsia="PingFang SC" w:hAnsi="Arial"/>
+                <w:b/>
+                <w:bCs/>
+                <w:color w:val="FFFFFF"/>
+                <w:sz w:val="22"/>
+                <w:szCs w:val="22"/>
+              </w:rPr>
+              <w:t xml:space="preserve">1 段可商用、垫得住口播的背景乐 + 一个存好的音乐库</w:t>
+            </w:r>
+          </w:p>
+        </w:tc>
+      </w:tr>
+    </w:tbl>
+    <w:p>
+      <w:pPr>
+        <w:spacing w:after="80" w:before="160"/>
+      </w:pPr>
+      <w:r>
+        <w:rPr>
+          <w:rFonts w:ascii="Arial" w:eastAsia="PingFang SC" w:hAnsi="Arial"/>
+          <w:b/>
+          <w:bCs/>
+          <w:color w:val="0F75BC"/>
+          <w:sz w:val="22"/>
+          <w:szCs w:val="22"/>
+        </w:rPr>
+        <w:t xml:space="preserve">✍️ 我的记录（现场填）</w:t>
+      </w:r>
+    </w:p>
+    <w:p>
+      <w:pPr>
+        <w:spacing w:after="0" w:before="60"/>
+      </w:pPr>
+      <w:r>
+        <w:rPr>
+          <w:rFonts w:ascii="Arial" w:eastAsia="PingFang SC" w:hAnsi="Arial"/>
+          <w:b/>
+          <w:bCs/>
+          <w:color w:val="5B6B7A"/>
+          <w:sz w:val="20"/>
+          <w:szCs w:val="20"/>
+        </w:rPr>
+        <w:t xml:space="preserve">参考的那首 + 它的完整 styles：</w:t>
+      </w:r>
+    </w:p>
+    <w:p>
+      <w:pPr>
+        <w:pBdr>
+          <w:bottom w:val="single" w:color="CCD9E3" w:sz="4" w:space="6"/>
+        </w:pBdr>
+        <w:spacing w:after="140"/>
+      </w:pPr>
+      <w:r>
+        <w:rPr>
+          <w:rFonts w:ascii="Arial" w:eastAsia="PingFang SC" w:hAnsi="Arial"/>
+          <w:sz w:val="20"/>
+          <w:szCs w:val="20"/>
+        </w:rPr>
+        <w:t xml:space="preserve"/>
+      </w:r>
+    </w:p>
+    <w:p>
+      <w:pPr>
+        <w:spacing w:after="0" w:before="60"/>
+      </w:pPr>
+      <w:r>
+        <w:rPr>
+          <w:rFonts w:ascii="Arial" w:eastAsia="PingFang SC" w:hAnsi="Arial"/>
+          <w:b/>
+          <w:bCs/>
+          <w:color w:val="5B6B7A"/>
+          <w:sz w:val="20"/>
+          <w:szCs w:val="20"/>
+        </w:rPr>
+        <w:t xml:space="preserve">留什么 / 扔什么 / 加什么：</w:t>
+      </w:r>
+    </w:p>
+    <w:p>
+      <w:pPr>
+        <w:pBdr>
+          <w:bottom w:val="single" w:color="CCD9E3" w:sz="4" w:space="6"/>
+        </w:pBdr>
+        <w:spacing w:after="140"/>
+      </w:pPr>
+      <w:r>
+        <w:rPr>
+          <w:rFonts w:ascii="Arial" w:eastAsia="PingFang SC" w:hAnsi="Arial"/>
+          <w:sz w:val="20"/>
+          <w:szCs w:val="20"/>
+        </w:rPr>
+        <w:t xml:space="preserve"/>
+      </w:r>
+    </w:p>
+    <w:p>
+      <w:pPr>
+        <w:spacing w:after="0" w:before="60"/>
+      </w:pPr>
+      <w:r>
+        <w:rPr>
+          <w:rFonts w:ascii="Arial" w:eastAsia="PingFang SC" w:hAnsi="Arial"/>
+          <w:b/>
+          <w:bCs/>
+          <w:color w:val="5B6B7A"/>
+          <w:sz w:val="20"/>
+          <w:szCs w:val="20"/>
+        </w:rPr>
+        <w:t xml:space="preserve">音乐库里标「可用」的是哪首：</w:t>
+      </w:r>
+    </w:p>
+    <w:p>
+      <w:pPr>
+        <w:pBdr>
+          <w:bottom w:val="single" w:color="CCD9E3" w:sz="4" w:space="6"/>
+        </w:pBdr>
+        <w:spacing w:after="140"/>
+      </w:pPr>
+      <w:r>
+        <w:rPr>
+          <w:rFonts w:ascii="Arial" w:eastAsia="PingFang SC" w:hAnsi="Arial"/>
+          <w:sz w:val="20"/>
+          <w:szCs w:val="20"/>
+        </w:rPr>
+        <w:t xml:space="preserve"/>
+      </w:r>
+    </w:p>
+    <w:p>
+      <w:r>
+        <w:br w:type="page"/>
+      </w:r>
+    </w:p>
+    <w:p>
+      <w:pPr>
+        <w:pStyle w:val="Heading1"/>
+        <w:pBdr>
+          <w:bottom w:val="single" w:color="0F75BC" w:sz="12" w:space="4"/>
+        </w:pBdr>
+        <w:spacing w:after="160" w:before="280"/>
+      </w:pPr>
+      <w:r>
+        <w:rPr>
+          <w:rFonts w:ascii="Arial" w:eastAsia="PingFang SC" w:hAnsi="Arial"/>
+          <w:b/>
+          <w:bCs/>
+          <w:color w:val="0F75BC"/>
+          <w:sz w:val="30"/>
+          <w:szCs w:val="30"/>
+        </w:rPr>
+        <w:t xml:space="preserve">Session 6 · AI 影片</w:t>
+      </w:r>
+    </w:p>
+    <w:tbl>
+      <w:tblPr>
+        <w:tblW w:type="dxa" w:w="9360"/>
+        <w:tblBorders>
+          <w:top w:val="single" w:color="auto" w:sz="4"/>
+          <w:left w:val="single" w:color="auto" w:sz="4"/>
+          <w:bottom w:val="single" w:color="auto" w:sz="4"/>
+          <w:right w:val="single" w:color="auto" w:sz="4"/>
+          <w:insideH w:val="single" w:color="auto" w:sz="4"/>
+          <w:insideV w:val="single" w:color="auto" w:sz="4"/>
+        </w:tblBorders>
+      </w:tblPr>
+      <w:tblGrid>
+        <w:gridCol w:w="1700"/>
+        <w:gridCol w:w="7660"/>
+      </w:tblGrid>
+      <w:tr>
+        <w:tc>
+          <w:tcPr>
+            <w:tcW w:type="dxa" w:w="1700"/>
+            <w:tcBorders>
+              <w:top w:val="single" w:color="CCD9E3" w:sz="1"/>
+              <w:left w:val="single" w:color="CCD9E3" w:sz="1"/>
+              <w:bottom w:val="single" w:color="CCD9E3" w:sz="1"/>
+              <w:right w:val="single" w:color="CCD9E3" w:sz="1"/>
+            </w:tcBorders>
+            <w:shd w:fill="28C2E7" w:val="clear"/>
+            <w:tcMar>
+              <w:top w:type="dxa" w:w="70"/>
+              <w:left w:type="dxa" w:w="110"/>
+              <w:bottom w:type="dxa" w:w="70"/>
+              <w:right w:type="dxa" w:w="110"/>
+            </w:tcMar>
+            <w:vAlign w:val="center"/>
+          </w:tcPr>
+          <w:p>
+            <w:pPr>
+              <w:spacing w:after="0" w:line="252"/>
+            </w:pPr>
+            <w:r>
+              <w:rPr>
+                <w:rFonts w:ascii="Arial" w:eastAsia="PingFang SC" w:hAnsi="Arial"/>
+                <w:b/>
+                <w:bCs/>
+                <w:color w:val="FFFFFF"/>
+                <w:sz w:val="20"/>
+                <w:szCs w:val="20"/>
+              </w:rPr>
+              <w:t xml:space="preserve">🎯 目标</w:t>
+            </w:r>
+          </w:p>
+        </w:tc>
+        <w:tc>
+          <w:tcPr>
+            <w:tcW w:type="dxa" w:w="7660"/>
+            <w:tcBorders>
+              <w:top w:val="single" w:color="CCD9E3" w:sz="1"/>
+              <w:left w:val="single" w:color="CCD9E3" w:sz="1"/>
+              <w:bottom w:val="single" w:color="CCD9E3" w:sz="1"/>
+              <w:right w:val="single" w:color="CCD9E3" w:sz="1"/>
+            </w:tcBorders>
+            <w:tcMar>
+              <w:top w:type="dxa" w:w="70"/>
+              <w:left w:type="dxa" w:w="110"/>
+              <w:bottom w:type="dxa" w:w="70"/>
+              <w:right w:type="dxa" w:w="110"/>
+            </w:tcMar>
+            <w:vAlign w:val="center"/>
+          </w:tcPr>
+          <w:p>
+            <w:pPr>
+              <w:spacing w:after="0" w:line="252"/>
+            </w:pPr>
+            <w:r>
+              <w:rPr>
+                <w:rFonts w:ascii="Arial" w:eastAsia="PingFang SC" w:hAnsi="Arial"/>
+                <w:color w:val="142233"/>
+                <w:sz w:val="20"/>
+                <w:szCs w:val="20"/>
+              </w:rPr>
+              <w:t xml:space="preserve">做出一支完整的口播短视频。</w:t>
+            </w:r>
+          </w:p>
+        </w:tc>
+      </w:tr>
+      <w:tr>
+        <w:tc>
+          <w:tcPr>
+            <w:tcW w:type="dxa" w:w="1700"/>
+            <w:tcBorders>
+              <w:top w:val="single" w:color="CCD9E3" w:sz="1"/>
+              <w:left w:val="single" w:color="CCD9E3" w:sz="1"/>
+              <w:bottom w:val="single" w:color="CCD9E3" w:sz="1"/>
+              <w:right w:val="single" w:color="CCD9E3" w:sz="1"/>
+            </w:tcBorders>
+            <w:shd w:fill="E3F2F9" w:val="clear"/>
+            <w:tcMar>
+              <w:top w:type="dxa" w:w="70"/>
+              <w:left w:type="dxa" w:w="110"/>
+              <w:bottom w:type="dxa" w:w="70"/>
+              <w:right w:type="dxa" w:w="110"/>
+            </w:tcMar>
+          </w:tcPr>
+          <w:p>
+            <w:pPr>
+              <w:spacing w:after="0" w:line="252"/>
+            </w:pPr>
+            <w:r>
+              <w:rPr>
+                <w:rFonts w:ascii="Arial" w:eastAsia="PingFang SC" w:hAnsi="Arial"/>
+                <w:b/>
+                <w:bCs/>
+                <w:color w:val="142233"/>
+                <w:sz w:val="20"/>
+                <w:szCs w:val="20"/>
+              </w:rPr>
+              <w:t xml:space="preserve">📦 学 skill</w:t>
+            </w:r>
+          </w:p>
+        </w:tc>
+        <w:tc>
+          <w:tcPr>
+            <w:tcW w:type="dxa" w:w="7660"/>
+            <w:tcBorders>
+              <w:top w:val="single" w:color="CCD9E3" w:sz="1"/>
+              <w:left w:val="single" w:color="CCD9E3" w:sz="1"/>
+              <w:bottom w:val="single" w:color="CCD9E3" w:sz="1"/>
+              <w:right w:val="single" w:color="CCD9E3" w:sz="1"/>
+            </w:tcBorders>
+            <w:tcMar>
+              <w:top w:type="dxa" w:w="70"/>
+              <w:left w:type="dxa" w:w="110"/>
+              <w:bottom w:type="dxa" w:w="70"/>
+              <w:right w:type="dxa" w:w="110"/>
+            </w:tcMar>
+          </w:tcPr>
+          <w:p>
+            <w:pPr>
+              <w:spacing w:after="0" w:line="252"/>
+            </w:pPr>
+            <w:r>
+              <w:rPr>
+                <w:rFonts w:ascii="Arial" w:eastAsia="PingFang SC" w:hAnsi="Arial"/>
+                <w:color w:val="142233"/>
+                <w:sz w:val="20"/>
+                <w:szCs w:val="20"/>
+              </w:rPr>
+              <w:t xml:space="preserve">Higgsfield（Seedance）· script-to-video-prompt</w:t>
+            </w:r>
+          </w:p>
+        </w:tc>
+      </w:tr>
+      <w:tr>
+        <w:tc>
+          <w:tcPr>
+            <w:tcW w:type="dxa" w:w="1700"/>
+            <w:tcBorders>
+              <w:top w:val="single" w:color="CCD9E3" w:sz="1"/>
+              <w:left w:val="single" w:color="CCD9E3" w:sz="1"/>
+              <w:bottom w:val="single" w:color="CCD9E3" w:sz="1"/>
+              <w:right w:val="single" w:color="CCD9E3" w:sz="1"/>
+            </w:tcBorders>
+            <w:shd w:fill="E3F2F9" w:val="clear"/>
+            <w:tcMar>
+              <w:top w:type="dxa" w:w="70"/>
+              <w:left w:type="dxa" w:w="110"/>
+              <w:bottom w:type="dxa" w:w="70"/>
+              <w:right w:type="dxa" w:w="110"/>
+            </w:tcMar>
+          </w:tcPr>
+          <w:p>
+            <w:pPr>
+              <w:spacing w:after="0" w:line="252"/>
+            </w:pPr>
+            <w:r>
+              <w:rPr>
+                <w:rFonts w:ascii="Arial" w:eastAsia="PingFang SC" w:hAnsi="Arial"/>
+                <w:b/>
+                <w:bCs/>
+                <w:color w:val="142233"/>
+                <w:sz w:val="20"/>
+                <w:szCs w:val="20"/>
+              </w:rPr>
+              <w:t xml:space="preserve">📖 读 md</w:t>
+            </w:r>
+          </w:p>
+        </w:tc>
+        <w:tc>
+          <w:tcPr>
+            <w:tcW w:type="dxa" w:w="7660"/>
+            <w:tcBorders>
+              <w:top w:val="single" w:color="CCD9E3" w:sz="1"/>
+              <w:left w:val="single" w:color="CCD9E3" w:sz="1"/>
+              <w:bottom w:val="single" w:color="CCD9E3" w:sz="1"/>
+              <w:right w:val="single" w:color="CCD9E3" w:sz="1"/>
+            </w:tcBorders>
+            <w:tcMar>
+              <w:top w:type="dxa" w:w="70"/>
+              <w:left w:type="dxa" w:w="110"/>
+              <w:bottom w:type="dxa" w:w="70"/>
+              <w:right w:type="dxa" w:w="110"/>
+            </w:tcMar>
+          </w:tcPr>
+          <w:p>
+            <w:pPr>
+              <w:spacing w:after="0" w:line="252"/>
+            </w:pPr>
+            <w:r>
+              <w:rPr>
+                <w:rFonts w:ascii="Arial" w:eastAsia="PingFang SC" w:hAnsi="Arial"/>
+                <w:color w:val="142233"/>
+                <w:sz w:val="20"/>
+                <w:szCs w:val="20"/>
+              </w:rPr>
+              <w:t xml:space="preserve">7大AI启动包/04-《AI口播短视频》启动包</w:t>
+            </w:r>
+          </w:p>
+        </w:tc>
+      </w:tr>
+    </w:tbl>
+    <w:p>
+      <w:pPr>
+        <w:spacing w:after="80" w:before="160"/>
+      </w:pPr>
+      <w:r>
+        <w:rPr>
+          <w:rFonts w:ascii="Arial" w:eastAsia="PingFang SC" w:hAnsi="Arial"/>
+          <w:b/>
+          <w:bCs/>
+          <w:color w:val="0F75BC"/>
+          <w:sz w:val="22"/>
+          <w:szCs w:val="22"/>
+        </w:rPr>
+        <w:t xml:space="preserve">🛠️ 当场动手</w:t>
+      </w:r>
+    </w:p>
+    <w:p>
+      <w:pPr>
+        <w:pStyle w:val="ListParagraph"/>
+        <w:numPr>
+          <w:ilvl w:val="0"/>
+          <w:numId w:val="2"/>
+        </w:numPr>
+        <w:spacing w:after="70" w:line="264"/>
+      </w:pPr>
+      <w:r>
+        <w:rPr>
+          <w:rFonts w:ascii="Arial" w:eastAsia="PingFang SC" w:hAnsi="Arial"/>
+          <w:color w:val="142233"/>
+          <w:sz w:val="21"/>
+          <w:szCs w:val="21"/>
+        </w:rPr>
+        <w:t xml:space="preserve">看 Claude 写的 8 分镜脚本</w:t>
+      </w:r>
+    </w:p>
+    <w:p>
+      <w:pPr>
+        <w:pStyle w:val="ListParagraph"/>
+        <w:numPr>
+          <w:ilvl w:val="0"/>
+          <w:numId w:val="2"/>
+        </w:numPr>
+        <w:spacing w:after="70" w:line="264"/>
+      </w:pPr>
+      <w:r>
+        <w:rPr>
+          <w:rFonts w:ascii="Arial" w:eastAsia="PingFang SC" w:hAnsi="Arial"/>
+          <w:color w:val="142233"/>
+          <w:sz w:val="21"/>
+          <w:szCs w:val="21"/>
+        </w:rPr>
+        <w:t xml:space="preserve">看它先跑的 1 镜验证</w:t>
+      </w:r>
+    </w:p>
+    <w:p>
+      <w:pPr>
+        <w:pStyle w:val="ListParagraph"/>
+        <w:numPr>
+          <w:ilvl w:val="0"/>
+          <w:numId w:val="2"/>
+        </w:numPr>
+        <w:spacing w:after="70" w:line="264"/>
+      </w:pPr>
+      <w:r>
+        <w:rPr>
+          <w:rFonts w:ascii="Arial" w:eastAsia="PingFang SC" w:hAnsi="Arial"/>
+          <w:color w:val="142233"/>
+          <w:sz w:val="21"/>
+          <w:szCs w:val="21"/>
+        </w:rPr>
+        <w:t xml:space="preserve">OK → 跑完 + 拼接</w:t>
+      </w:r>
+    </w:p>
+    <w:p>
+      <w:pPr>
+        <w:spacing w:after="80" w:before="160"/>
+      </w:pPr>
+      <w:r>
+        <w:rPr>
+          <w:rFonts w:ascii="Arial" w:eastAsia="PingFang SC" w:hAnsi="Arial"/>
+          <w:b/>
+          <w:bCs/>
+          <w:color w:val="0F75BC"/>
+          <w:sz w:val="22"/>
+          <w:szCs w:val="22"/>
+        </w:rPr>
+        <w:t xml:space="preserve">💬 这一步对话会怎么走（你只答题 / 挑刺，不用打 prompt）</w:t>
+      </w:r>
+    </w:p>
+    <w:tbl>
+      <w:tblPr>
+        <w:tblW w:type="dxa" w:w="9360"/>
+        <w:tblBorders>
+          <w:top w:val="single" w:color="auto" w:sz="4"/>
+          <w:left w:val="single" w:color="auto" w:sz="4"/>
+          <w:bottom w:val="single" w:color="auto" w:sz="4"/>
+          <w:right w:val="single" w:color="auto" w:sz="4"/>
+          <w:insideH w:val="single" w:color="auto" w:sz="4"/>
+          <w:insideV w:val="single" w:color="auto" w:sz="4"/>
+        </w:tblBorders>
+      </w:tblPr>
+      <w:tblGrid>
+        <w:gridCol w:w="9360"/>
+      </w:tblGrid>
+      <w:tr>
+        <w:tc>
+          <w:tcPr>
+            <w:tcW w:type="dxa" w:w="9360"/>
+            <w:tcBorders>
+              <w:top w:val="none"/>
+              <w:left w:val="single" w:color="0F75BC" w:sz="24" w:space="6"/>
+              <w:bottom w:val="none"/>
+              <w:right w:val="none"/>
+            </w:tcBorders>
+            <w:shd w:fill="E3F2F9" w:val="clear"/>
+            <w:tcMar>
+              <w:top w:type="dxa" w:w="120"/>
+              <w:left w:type="dxa" w:w="160"/>
+              <w:bottom w:type="dxa" w:w="120"/>
+              <w:right w:type="dxa" w:w="160"/>
+            </w:tcMar>
+          </w:tcPr>
+          <w:p>
+            <w:r>
+              <w:rPr>
+                <w:rFonts w:ascii="Arial" w:eastAsia="PingFang SC" w:hAnsi="Arial"/>
+                <w:b/>
+                <w:bCs/>
+                <w:color w:val="0F75BC"/>
+                <w:sz w:val="20"/>
+                <w:szCs w:val="20"/>
+              </w:rPr>
               <w:t xml:space="preserve">🗣️ Claude 会问 / 做：</w:t>
             </w:r>
             <w:r>
@@ -9997,7 +10029,7 @@
                 <w:sz w:val="20"/>
                 <w:szCs w:val="20"/>
               </w:rPr>
-              <w:t xml:space="preserve">1 镜 OK 后，跑完其余分镜并拼接。</w:t>
+              <w:t xml:space="preserve">会写 8 分镜脚本（进 Notion 表）→ 没真人先九宫格选人（挑号码→定妆照锁脸）→ 锁人物 → 先跑 1 镜（480p）验证给你看。</w:t>
             </w:r>
           </w:p>
         </w:tc>
@@ -10055,586 +10087,7 @@
                 <w:sz w:val="20"/>
                 <w:szCs w:val="20"/>
               </w:rPr>
-              <w:t xml:space="preserve">跑完 Shot 2–8，配 Suno 背景乐（压低），拼成完整版；中文字幕我后期自己加。</w:t>
-            </w:r>
-          </w:p>
-        </w:tc>
-      </w:tr>
-    </w:tbl>
-    <w:p>
-      <w:pPr>
-        <w:spacing w:after="40"/>
-      </w:pPr>
-      <w:r>
-        <w:rPr>
-          <w:sz w:val="8"/>
-          <w:szCs w:val="8"/>
-        </w:rPr>
-        <w:t xml:space="preserve"/>
-      </w:r>
-    </w:p>
-    <w:tbl>
-      <w:tblPr>
-        <w:tblW w:type="dxa" w:w="9360"/>
-        <w:tblBorders>
-          <w:top w:val="single" w:color="auto" w:sz="4"/>
-          <w:left w:val="single" w:color="auto" w:sz="4"/>
-          <w:bottom w:val="single" w:color="auto" w:sz="4"/>
-          <w:right w:val="single" w:color="auto" w:sz="4"/>
-          <w:insideH w:val="single" w:color="auto" w:sz="4"/>
-          <w:insideV w:val="single" w:color="auto" w:sz="4"/>
-        </w:tblBorders>
-      </w:tblPr>
-      <w:tblGrid>
-        <w:gridCol w:w="9360"/>
-      </w:tblGrid>
-      <w:tr>
-        <w:tc>
-          <w:tcPr>
-            <w:tcW w:type="dxa" w:w="9360"/>
-            <w:tcBorders>
-              <w:top w:val="none"/>
-              <w:left w:val="single" w:color="28C2E7" w:sz="24" w:space="6"/>
-              <w:bottom w:val="none"/>
-              <w:right w:val="none"/>
-            </w:tcBorders>
-            <w:shd w:fill="28C2E7" w:val="clear"/>
-            <w:tcMar>
-              <w:top w:type="dxa" w:w="120"/>
-              <w:left w:type="dxa" w:w="160"/>
-              <w:bottom w:type="dxa" w:w="120"/>
-              <w:right w:type="dxa" w:w="160"/>
-            </w:tcMar>
-          </w:tcPr>
-          <w:p>
-            <w:r>
-              <w:rPr>
-                <w:rFonts w:ascii="Arial" w:eastAsia="PingFang SC" w:hAnsi="Arial"/>
-                <w:b/>
-                <w:bCs/>
-                <w:color w:val="FFFFFF"/>
-                <w:sz w:val="22"/>
-                <w:szCs w:val="22"/>
-              </w:rPr>
-              <w:t xml:space="preserve">🎁 走出教室的交付物：</w:t>
-            </w:r>
-            <w:r>
-              <w:rPr>
-                <w:rFonts w:ascii="Arial" w:eastAsia="PingFang SC" w:hAnsi="Arial"/>
-                <w:b/>
-                <w:bCs/>
-                <w:color w:val="FFFFFF"/>
-                <w:sz w:val="22"/>
-                <w:szCs w:val="22"/>
-              </w:rPr>
-              <w:t xml:space="preserve">1 支完整短视频（约 90 秒）</w:t>
-            </w:r>
-          </w:p>
-        </w:tc>
-      </w:tr>
-    </w:tbl>
-    <w:p>
-      <w:pPr>
-        <w:spacing w:after="80" w:before="160"/>
-      </w:pPr>
-      <w:r>
-        <w:rPr>
-          <w:rFonts w:ascii="Arial" w:eastAsia="PingFang SC" w:hAnsi="Arial"/>
-          <w:b/>
-          <w:bCs/>
-          <w:color w:val="0F75BC"/>
-          <w:sz w:val="22"/>
-          <w:szCs w:val="22"/>
-        </w:rPr>
-        <w:t xml:space="preserve">✍️ 我的记录（现场填）</w:t>
-      </w:r>
-    </w:p>
-    <w:p>
-      <w:pPr>
-        <w:spacing w:after="0" w:before="60"/>
-      </w:pPr>
-      <w:r>
-        <w:rPr>
-          <w:rFonts w:ascii="Arial" w:eastAsia="PingFang SC" w:hAnsi="Arial"/>
-          <w:b/>
-          <w:bCs/>
-          <w:color w:val="5B6B7A"/>
-          <w:sz w:val="20"/>
-          <w:szCs w:val="20"/>
-        </w:rPr>
-        <w:t xml:space="preserve">视频主题：</w:t>
-      </w:r>
-    </w:p>
-    <w:p>
-      <w:pPr>
-        <w:pBdr>
-          <w:bottom w:val="single" w:color="CCD9E3" w:sz="4" w:space="6"/>
-        </w:pBdr>
-        <w:spacing w:after="140"/>
-      </w:pPr>
-      <w:r>
-        <w:rPr>
-          <w:rFonts w:ascii="Arial" w:eastAsia="PingFang SC" w:hAnsi="Arial"/>
-          <w:sz w:val="20"/>
-          <w:szCs w:val="20"/>
-        </w:rPr>
-        <w:t xml:space="preserve"/>
-      </w:r>
-    </w:p>
-    <w:p>
-      <w:pPr>
-        <w:spacing w:after="0" w:before="60"/>
-      </w:pPr>
-      <w:r>
-        <w:rPr>
-          <w:rFonts w:ascii="Arial" w:eastAsia="PingFang SC" w:hAnsi="Arial"/>
-          <w:b/>
-          <w:bCs/>
-          <w:color w:val="5B6B7A"/>
-          <w:sz w:val="20"/>
-          <w:szCs w:val="20"/>
-        </w:rPr>
-        <w:t xml:space="preserve">8 镜里最难的一镜：</w:t>
-      </w:r>
-    </w:p>
-    <w:p>
-      <w:pPr>
-        <w:pBdr>
-          <w:bottom w:val="single" w:color="CCD9E3" w:sz="4" w:space="6"/>
-        </w:pBdr>
-        <w:spacing w:after="140"/>
-      </w:pPr>
-      <w:r>
-        <w:rPr>
-          <w:rFonts w:ascii="Arial" w:eastAsia="PingFang SC" w:hAnsi="Arial"/>
-          <w:sz w:val="20"/>
-          <w:szCs w:val="20"/>
-        </w:rPr>
-        <w:t xml:space="preserve"/>
-      </w:r>
-    </w:p>
-    <w:p>
-      <w:r>
-        <w:br w:type="page"/>
-      </w:r>
-    </w:p>
-    <w:tbl>
-      <w:tblPr>
-        <w:tblW w:type="dxa" w:w="9360"/>
-        <w:tblBorders>
-          <w:top w:val="single" w:color="auto" w:sz="4"/>
-          <w:left w:val="single" w:color="auto" w:sz="4"/>
-          <w:bottom w:val="single" w:color="auto" w:sz="4"/>
-          <w:right w:val="single" w:color="auto" w:sz="4"/>
-          <w:insideH w:val="single" w:color="auto" w:sz="4"/>
-          <w:insideV w:val="single" w:color="auto" w:sz="4"/>
-        </w:tblBorders>
-      </w:tblPr>
-      <w:tblGrid>
-        <w:gridCol w:w="9360"/>
-      </w:tblGrid>
-      <w:tr>
-        <w:tc>
-          <w:tcPr>
-            <w:tcW w:type="dxa" w:w="9360"/>
-            <w:tcBorders>
-              <w:top w:val="none"/>
-              <w:left w:val="single" w:color="0F75BC" w:sz="24" w:space="6"/>
-              <w:bottom w:val="none"/>
-              <w:right w:val="none"/>
-            </w:tcBorders>
-            <w:shd w:fill="E3F2F9" w:val="clear"/>
-            <w:tcMar>
-              <w:top w:type="dxa" w:w="120"/>
-              <w:left w:type="dxa" w:w="160"/>
-              <w:bottom w:type="dxa" w:w="120"/>
-              <w:right w:type="dxa" w:w="160"/>
-            </w:tcMar>
-          </w:tcPr>
-          <w:p>
-            <w:r>
-              <w:rPr>
-                <w:rFonts w:ascii="Arial" w:eastAsia="PingFang SC" w:hAnsi="Arial"/>
-                <w:b/>
-                <w:bCs/>
-                <w:color w:val="0F75BC"/>
-                <w:sz w:val="22"/>
-                <w:szCs w:val="22"/>
-              </w:rPr>
-              <w:t xml:space="preserve">⬆️ 到这里，6 个 AI 技能都学会，且每个都有一件真产物。下面开始把它们串成系统。</w:t>
-            </w:r>
-          </w:p>
-        </w:tc>
-      </w:tr>
-    </w:tbl>
-    <w:p>
-      <w:r>
-        <w:br w:type="page"/>
-      </w:r>
-    </w:p>
-    <w:p>
-      <w:pPr>
-        <w:pStyle w:val="Heading1"/>
-        <w:pBdr>
-          <w:bottom w:val="single" w:color="0F75BC" w:sz="12" w:space="4"/>
-        </w:pBdr>
-        <w:spacing w:after="160" w:before="280"/>
-      </w:pPr>
-      <w:r>
-        <w:rPr>
-          <w:rFonts w:ascii="Arial" w:eastAsia="PingFang SC" w:hAnsi="Arial"/>
-          <w:b/>
-          <w:bCs/>
-          <w:color w:val="0F75BC"/>
-          <w:sz w:val="30"/>
-          <w:szCs w:val="30"/>
-        </w:rPr>
-        <w:t xml:space="preserve">Session 7 · 内容矩阵（系统的大脑）</w:t>
-      </w:r>
-    </w:p>
-    <w:tbl>
-      <w:tblPr>
-        <w:tblW w:type="dxa" w:w="9360"/>
-        <w:tblBorders>
-          <w:top w:val="single" w:color="auto" w:sz="4"/>
-          <w:left w:val="single" w:color="auto" w:sz="4"/>
-          <w:bottom w:val="single" w:color="auto" w:sz="4"/>
-          <w:right w:val="single" w:color="auto" w:sz="4"/>
-          <w:insideH w:val="single" w:color="auto" w:sz="4"/>
-          <w:insideV w:val="single" w:color="auto" w:sz="4"/>
-        </w:tblBorders>
-      </w:tblPr>
-      <w:tblGrid>
-        <w:gridCol w:w="1700"/>
-        <w:gridCol w:w="7660"/>
-      </w:tblGrid>
-      <w:tr>
-        <w:tc>
-          <w:tcPr>
-            <w:tcW w:type="dxa" w:w="1700"/>
-            <w:tcBorders>
-              <w:top w:val="single" w:color="CCD9E3" w:sz="1"/>
-              <w:left w:val="single" w:color="CCD9E3" w:sz="1"/>
-              <w:bottom w:val="single" w:color="CCD9E3" w:sz="1"/>
-              <w:right w:val="single" w:color="CCD9E3" w:sz="1"/>
-            </w:tcBorders>
-            <w:shd w:fill="0F75BC" w:val="clear"/>
-            <w:tcMar>
-              <w:top w:type="dxa" w:w="70"/>
-              <w:left w:type="dxa" w:w="110"/>
-              <w:bottom w:type="dxa" w:w="70"/>
-              <w:right w:type="dxa" w:w="110"/>
-            </w:tcMar>
-            <w:vAlign w:val="center"/>
-          </w:tcPr>
-          <w:p>
-            <w:pPr>
-              <w:spacing w:after="0" w:line="252"/>
-            </w:pPr>
-            <w:r>
-              <w:rPr>
-                <w:rFonts w:ascii="Arial" w:eastAsia="PingFang SC" w:hAnsi="Arial"/>
-                <w:b/>
-                <w:bCs/>
-                <w:color w:val="FFFFFF"/>
-                <w:sz w:val="20"/>
-                <w:szCs w:val="20"/>
-              </w:rPr>
-              <w:t xml:space="preserve">🎯 目标</w:t>
-            </w:r>
-          </w:p>
-        </w:tc>
-        <w:tc>
-          <w:tcPr>
-            <w:tcW w:type="dxa" w:w="7660"/>
-            <w:tcBorders>
-              <w:top w:val="single" w:color="CCD9E3" w:sz="1"/>
-              <w:left w:val="single" w:color="CCD9E3" w:sz="1"/>
-              <w:bottom w:val="single" w:color="CCD9E3" w:sz="1"/>
-              <w:right w:val="single" w:color="CCD9E3" w:sz="1"/>
-            </w:tcBorders>
-            <w:tcMar>
-              <w:top w:type="dxa" w:w="70"/>
-              <w:left w:type="dxa" w:w="110"/>
-              <w:bottom w:type="dxa" w:w="70"/>
-              <w:right w:type="dxa" w:w="110"/>
-            </w:tcMar>
-            <w:vAlign w:val="center"/>
-          </w:tcPr>
-          <w:p>
-            <w:pPr>
-              <w:spacing w:after="0" w:line="252"/>
-            </w:pPr>
-            <w:r>
-              <w:rPr>
-                <w:rFonts w:ascii="Arial" w:eastAsia="PingFang SC" w:hAnsi="Arial"/>
-                <w:color w:val="142233"/>
-                <w:sz w:val="20"/>
-                <w:szCs w:val="20"/>
-              </w:rPr>
-              <w:t xml:space="preserve">建一张能管上百条内容的 Notion 数据库。</w:t>
-            </w:r>
-          </w:p>
-        </w:tc>
-      </w:tr>
-      <w:tr>
-        <w:tc>
-          <w:tcPr>
-            <w:tcW w:type="dxa" w:w="1700"/>
-            <w:tcBorders>
-              <w:top w:val="single" w:color="CCD9E3" w:sz="1"/>
-              <w:left w:val="single" w:color="CCD9E3" w:sz="1"/>
-              <w:bottom w:val="single" w:color="CCD9E3" w:sz="1"/>
-              <w:right w:val="single" w:color="CCD9E3" w:sz="1"/>
-            </w:tcBorders>
-            <w:shd w:fill="E3F2F9" w:val="clear"/>
-            <w:tcMar>
-              <w:top w:type="dxa" w:w="70"/>
-              <w:left w:type="dxa" w:w="110"/>
-              <w:bottom w:type="dxa" w:w="70"/>
-              <w:right w:type="dxa" w:w="110"/>
-            </w:tcMar>
-          </w:tcPr>
-          <w:p>
-            <w:pPr>
-              <w:spacing w:after="0" w:line="252"/>
-            </w:pPr>
-            <w:r>
-              <w:rPr>
-                <w:rFonts w:ascii="Arial" w:eastAsia="PingFang SC" w:hAnsi="Arial"/>
-                <w:b/>
-                <w:bCs/>
-                <w:color w:val="142233"/>
-                <w:sz w:val="20"/>
-                <w:szCs w:val="20"/>
-              </w:rPr>
-              <w:t xml:space="preserve">📦 学 skill</w:t>
-            </w:r>
-          </w:p>
-        </w:tc>
-        <w:tc>
-          <w:tcPr>
-            <w:tcW w:type="dxa" w:w="7660"/>
-            <w:tcBorders>
-              <w:top w:val="single" w:color="CCD9E3" w:sz="1"/>
-              <w:left w:val="single" w:color="CCD9E3" w:sz="1"/>
-              <w:bottom w:val="single" w:color="CCD9E3" w:sz="1"/>
-              <w:right w:val="single" w:color="CCD9E3" w:sz="1"/>
-            </w:tcBorders>
-            <w:tcMar>
-              <w:top w:type="dxa" w:w="70"/>
-              <w:left w:type="dxa" w:w="110"/>
-              <w:bottom w:type="dxa" w:w="70"/>
-              <w:right w:type="dxa" w:w="110"/>
-            </w:tcMar>
-          </w:tcPr>
-          <w:p>
-            <w:pPr>
-              <w:spacing w:after="0" w:line="252"/>
-            </w:pPr>
-            <w:r>
-              <w:rPr>
-                <w:rFonts w:ascii="Arial" w:eastAsia="PingFang SC" w:hAnsi="Arial"/>
-                <w:color w:val="142233"/>
-                <w:sz w:val="20"/>
-                <w:szCs w:val="20"/>
-              </w:rPr>
-              <w:t xml:space="preserve">（用连好的 Notion）</w:t>
-            </w:r>
-          </w:p>
-        </w:tc>
-      </w:tr>
-      <w:tr>
-        <w:tc>
-          <w:tcPr>
-            <w:tcW w:type="dxa" w:w="1700"/>
-            <w:tcBorders>
-              <w:top w:val="single" w:color="CCD9E3" w:sz="1"/>
-              <w:left w:val="single" w:color="CCD9E3" w:sz="1"/>
-              <w:bottom w:val="single" w:color="CCD9E3" w:sz="1"/>
-              <w:right w:val="single" w:color="CCD9E3" w:sz="1"/>
-            </w:tcBorders>
-            <w:shd w:fill="E3F2F9" w:val="clear"/>
-            <w:tcMar>
-              <w:top w:type="dxa" w:w="70"/>
-              <w:left w:type="dxa" w:w="110"/>
-              <w:bottom w:type="dxa" w:w="70"/>
-              <w:right w:type="dxa" w:w="110"/>
-            </w:tcMar>
-          </w:tcPr>
-          <w:p>
-            <w:pPr>
-              <w:spacing w:after="0" w:line="252"/>
-            </w:pPr>
-            <w:r>
-              <w:rPr>
-                <w:rFonts w:ascii="Arial" w:eastAsia="PingFang SC" w:hAnsi="Arial"/>
-                <w:b/>
-                <w:bCs/>
-                <w:color w:val="142233"/>
-                <w:sz w:val="20"/>
-                <w:szCs w:val="20"/>
-              </w:rPr>
-              <w:t xml:space="preserve">📖 读 md</w:t>
-            </w:r>
-          </w:p>
-        </w:tc>
-        <w:tc>
-          <w:tcPr>
-            <w:tcW w:type="dxa" w:w="7660"/>
-            <w:tcBorders>
-              <w:top w:val="single" w:color="CCD9E3" w:sz="1"/>
-              <w:left w:val="single" w:color="CCD9E3" w:sz="1"/>
-              <w:bottom w:val="single" w:color="CCD9E3" w:sz="1"/>
-              <w:right w:val="single" w:color="CCD9E3" w:sz="1"/>
-            </w:tcBorders>
-            <w:tcMar>
-              <w:top w:type="dxa" w:w="70"/>
-              <w:left w:type="dxa" w:w="110"/>
-              <w:bottom w:type="dxa" w:w="70"/>
-              <w:right w:type="dxa" w:w="110"/>
-            </w:tcMar>
-          </w:tcPr>
-          <w:p>
-            <w:pPr>
-              <w:spacing w:after="0" w:line="252"/>
-            </w:pPr>
-            <w:r>
-              <w:rPr>
-                <w:rFonts w:ascii="Arial" w:eastAsia="PingFang SC" w:hAnsi="Arial"/>
-                <w:color w:val="142233"/>
-                <w:sz w:val="20"/>
-                <w:szCs w:val="20"/>
-              </w:rPr>
-              <w:t xml:space="preserve">SKILL.md（内容矩阵段）</w:t>
-            </w:r>
-          </w:p>
-        </w:tc>
-      </w:tr>
-    </w:tbl>
-    <w:p>
-      <w:pPr>
-        <w:spacing w:after="80" w:before="160"/>
-      </w:pPr>
-      <w:r>
-        <w:rPr>
-          <w:rFonts w:ascii="Arial" w:eastAsia="PingFang SC" w:hAnsi="Arial"/>
-          <w:b/>
-          <w:bCs/>
-          <w:color w:val="0F75BC"/>
-          <w:sz w:val="22"/>
-          <w:szCs w:val="22"/>
-        </w:rPr>
-        <w:t xml:space="preserve">🛠️ 当场动手</w:t>
-      </w:r>
-    </w:p>
-    <w:p>
-      <w:pPr>
-        <w:pStyle w:val="ListParagraph"/>
-        <w:numPr>
-          <w:ilvl w:val="0"/>
-          <w:numId w:val="2"/>
-        </w:numPr>
-        <w:spacing w:after="70" w:line="264"/>
-      </w:pPr>
-      <w:r>
-        <w:rPr>
-          <w:rFonts w:ascii="Arial" w:eastAsia="PingFang SC" w:hAnsi="Arial"/>
-          <w:color w:val="142233"/>
-          <w:sz w:val="21"/>
-          <w:szCs w:val="21"/>
-        </w:rPr>
-        <w:t xml:space="preserve">看 Claude 排的 受众 × 漏斗 × Hook 矩阵</w:t>
-      </w:r>
-    </w:p>
-    <w:p>
-      <w:pPr>
-        <w:pStyle w:val="ListParagraph"/>
-        <w:numPr>
-          <w:ilvl w:val="0"/>
-          <w:numId w:val="2"/>
-        </w:numPr>
-        <w:spacing w:after="70" w:line="264"/>
-      </w:pPr>
-      <w:r>
-        <w:rPr>
-          <w:rFonts w:ascii="Arial" w:eastAsia="PingFang SC" w:hAnsi="Arial"/>
-          <w:color w:val="142233"/>
-          <w:sz w:val="21"/>
-          <w:szCs w:val="21"/>
-        </w:rPr>
-        <w:t xml:space="preserve">确认它在 Notion 建的表（14 列 + Status，含 人性需求 + NLP手法）</w:t>
-      </w:r>
-    </w:p>
-    <w:p>
-      <w:pPr>
-        <w:spacing w:after="80" w:before="160"/>
-      </w:pPr>
-      <w:r>
-        <w:rPr>
-          <w:rFonts w:ascii="Arial" w:eastAsia="PingFang SC" w:hAnsi="Arial"/>
-          <w:b/>
-          <w:bCs/>
-          <w:color w:val="0F75BC"/>
-          <w:sz w:val="22"/>
-          <w:szCs w:val="22"/>
-        </w:rPr>
-        <w:t xml:space="preserve">💬 这一步对话会怎么走（你只答题 / 挑刺，不用打 prompt）</w:t>
-      </w:r>
-    </w:p>
-    <w:tbl>
-      <w:tblPr>
-        <w:tblW w:type="dxa" w:w="9360"/>
-        <w:tblBorders>
-          <w:top w:val="single" w:color="auto" w:sz="4"/>
-          <w:left w:val="single" w:color="auto" w:sz="4"/>
-          <w:bottom w:val="single" w:color="auto" w:sz="4"/>
-          <w:right w:val="single" w:color="auto" w:sz="4"/>
-          <w:insideH w:val="single" w:color="auto" w:sz="4"/>
-          <w:insideV w:val="single" w:color="auto" w:sz="4"/>
-        </w:tblBorders>
-      </w:tblPr>
-      <w:tblGrid>
-        <w:gridCol w:w="9360"/>
-      </w:tblGrid>
-      <w:tr>
-        <w:tc>
-          <w:tcPr>
-            <w:tcW w:type="dxa" w:w="9360"/>
-            <w:tcBorders>
-              <w:top w:val="none"/>
-              <w:left w:val="single" w:color="0F75BC" w:sz="24" w:space="6"/>
-              <w:bottom w:val="none"/>
-              <w:right w:val="none"/>
-            </w:tcBorders>
-            <w:shd w:fill="E3F2F9" w:val="clear"/>
-            <w:tcMar>
-              <w:top w:type="dxa" w:w="120"/>
-              <w:left w:type="dxa" w:w="160"/>
-              <w:bottom w:type="dxa" w:w="120"/>
-              <w:right w:type="dxa" w:w="160"/>
-            </w:tcMar>
-          </w:tcPr>
-          <w:p>
-            <w:r>
-              <w:rPr>
-                <w:rFonts w:ascii="Arial" w:eastAsia="PingFang SC" w:hAnsi="Arial"/>
-                <w:b/>
-                <w:bCs/>
-                <w:color w:val="0F75BC"/>
-                <w:sz w:val="20"/>
-                <w:szCs w:val="20"/>
-              </w:rPr>
-              <w:t xml:space="preserve">🗣️ Claude 会问 / 做：</w:t>
-            </w:r>
-            <w:r>
-              <w:rPr>
-                <w:rFonts w:ascii="Arial" w:eastAsia="PingFang SC" w:hAnsi="Arial"/>
-                <w:color w:val="142233"/>
-                <w:sz w:val="20"/>
-                <w:szCs w:val="20"/>
-              </w:rPr>
-              <w:t xml:space="preserve">会把 受众 × 漏斗(ToFu/MoFu/BoFu) × 8 钩子 排成矩阵，并在 Notion 建 14 列 + Status 的 database（含 人性需求 + NLP手法 两列方向列）。</w:t>
+              <w:t xml:space="preserve">受众：美妆美容院老板娘，MoFu 行业揭秘；人物用学姐陈晓晴；　台词别用「咯/啦」、从第一帧讲话、禁字幕（后期加）、要 B-roll 别一直人头。</w:t>
             </w:r>
           </w:p>
         </w:tc>
@@ -10661,11 +10114,11 @@
             <w:tcW w:type="dxa" w:w="9360"/>
             <w:tcBorders>
               <w:top w:val="none"/>
-              <w:left w:val="single" w:color="28C2E7" w:sz="24" w:space="6"/>
+              <w:left w:val="single" w:color="0F75BC" w:sz="24" w:space="6"/>
               <w:bottom w:val="none"/>
               <w:right w:val="none"/>
             </w:tcBorders>
-            <w:shd w:fill="F4F8FB" w:val="clear"/>
+            <w:shd w:fill="E3F2F9" w:val="clear"/>
             <w:tcMar>
               <w:top w:type="dxa" w:w="120"/>
               <w:left w:type="dxa" w:w="160"/>
@@ -10683,33 +10136,21 @@
                 <w:sz w:val="20"/>
                 <w:szCs w:val="20"/>
               </w:rPr>
-              <w:t xml:space="preserve">🙋 你答（SUMA 例子）：</w:t>
-            </w:r>
-            <w:r>
-              <w:rPr>
-                <w:rFonts w:ascii="Arial" w:eastAsia="PingFang SC" w:hAnsi="Arial"/>
-                <w:color w:val="142233"/>
-                <w:sz w:val="20"/>
-                <w:szCs w:val="20"/>
-              </w:rPr>
-              <w:t xml:space="preserve">看它排的对不对，删 / 加几格；Status：Need Review Idea → Proceed → Need Review → Checked → Posted。</w:t>
+              <w:t xml:space="preserve">🗣️ Claude 会问 / 做：</w:t>
+            </w:r>
+            <w:r>
+              <w:rPr>
+                <w:rFonts w:ascii="Arial" w:eastAsia="PingFang SC" w:hAnsi="Arial"/>
+                <w:color w:val="142233"/>
+                <w:sz w:val="20"/>
+                <w:szCs w:val="20"/>
+              </w:rPr>
+              <w:t xml:space="preserve">1 镜 OK 后，跑完其余分镜并拼接。</w:t>
             </w:r>
           </w:p>
         </w:tc>
       </w:tr>
     </w:tbl>
-    <w:p>
-      <w:pPr>
-        <w:spacing w:after="40"/>
-      </w:pPr>
-      <w:r>
-        <w:rPr>
-          <w:sz w:val="8"/>
-          <w:szCs w:val="8"/>
-        </w:rPr>
-        <w:t xml:space="preserve"/>
-      </w:r>
-    </w:p>
     <w:tbl>
       <w:tblPr>
         <w:tblW w:type="dxa" w:w="9360"/>
@@ -10731,11 +10172,11 @@
             <w:tcW w:type="dxa" w:w="9360"/>
             <w:tcBorders>
               <w:top w:val="none"/>
-              <w:left w:val="single" w:color="0F75BC" w:sz="24" w:space="6"/>
+              <w:left w:val="single" w:color="28C2E7" w:sz="24" w:space="6"/>
               <w:bottom w:val="none"/>
               <w:right w:val="none"/>
             </w:tcBorders>
-            <w:shd w:fill="0F75BC" w:val="clear"/>
+            <w:shd w:fill="F4F8FB" w:val="clear"/>
             <w:tcMar>
               <w:top w:type="dxa" w:w="120"/>
               <w:left w:type="dxa" w:w="160"/>
@@ -10749,6 +10190,76 @@
                 <w:rFonts w:ascii="Arial" w:eastAsia="PingFang SC" w:hAnsi="Arial"/>
                 <w:b/>
                 <w:bCs/>
+                <w:color w:val="0F75BC"/>
+                <w:sz w:val="20"/>
+                <w:szCs w:val="20"/>
+              </w:rPr>
+              <w:t xml:space="preserve">🙋 你答（SUMA 例子）：</w:t>
+            </w:r>
+            <w:r>
+              <w:rPr>
+                <w:rFonts w:ascii="Arial" w:eastAsia="PingFang SC" w:hAnsi="Arial"/>
+                <w:color w:val="142233"/>
+                <w:sz w:val="20"/>
+                <w:szCs w:val="20"/>
+              </w:rPr>
+              <w:t xml:space="preserve">跑完 Shot 2–8，配 Suno 背景乐（压低），拼成完整版；中文字幕我后期自己加。</w:t>
+            </w:r>
+          </w:p>
+        </w:tc>
+      </w:tr>
+    </w:tbl>
+    <w:p>
+      <w:pPr>
+        <w:spacing w:after="40"/>
+      </w:pPr>
+      <w:r>
+        <w:rPr>
+          <w:sz w:val="8"/>
+          <w:szCs w:val="8"/>
+        </w:rPr>
+        <w:t xml:space="preserve"/>
+      </w:r>
+    </w:p>
+    <w:tbl>
+      <w:tblPr>
+        <w:tblW w:type="dxa" w:w="9360"/>
+        <w:tblBorders>
+          <w:top w:val="single" w:color="auto" w:sz="4"/>
+          <w:left w:val="single" w:color="auto" w:sz="4"/>
+          <w:bottom w:val="single" w:color="auto" w:sz="4"/>
+          <w:right w:val="single" w:color="auto" w:sz="4"/>
+          <w:insideH w:val="single" w:color="auto" w:sz="4"/>
+          <w:insideV w:val="single" w:color="auto" w:sz="4"/>
+        </w:tblBorders>
+      </w:tblPr>
+      <w:tblGrid>
+        <w:gridCol w:w="9360"/>
+      </w:tblGrid>
+      <w:tr>
+        <w:tc>
+          <w:tcPr>
+            <w:tcW w:type="dxa" w:w="9360"/>
+            <w:tcBorders>
+              <w:top w:val="none"/>
+              <w:left w:val="single" w:color="28C2E7" w:sz="24" w:space="6"/>
+              <w:bottom w:val="none"/>
+              <w:right w:val="none"/>
+            </w:tcBorders>
+            <w:shd w:fill="28C2E7" w:val="clear"/>
+            <w:tcMar>
+              <w:top w:type="dxa" w:w="120"/>
+              <w:left w:type="dxa" w:w="160"/>
+              <w:bottom w:type="dxa" w:w="120"/>
+              <w:right w:type="dxa" w:w="160"/>
+            </w:tcMar>
+          </w:tcPr>
+          <w:p>
+            <w:r>
+              <w:rPr>
+                <w:rFonts w:ascii="Arial" w:eastAsia="PingFang SC" w:hAnsi="Arial"/>
+                <w:b/>
+                <w:bCs/>
                 <w:color w:val="FFFFFF"/>
                 <w:sz w:val="22"/>
                 <w:szCs w:val="22"/>
@@ -10764,7 +10275,7 @@
                 <w:sz w:val="22"/>
                 <w:szCs w:val="22"/>
               </w:rPr>
-              <w:t xml:space="preserve">你的内容矩阵表（立好项）</w:t>
+              <w:t xml:space="preserve">1 支完整短视频（约 90 秒）</w:t>
             </w:r>
           </w:p>
         </w:tc>
@@ -10784,6 +10295,810 @@
           <w:szCs w:val="22"/>
         </w:rPr>
         <w:t xml:space="preserve">✍️ 我的记录（现场填）</w:t>
+      </w:r>
+    </w:p>
+    <w:p>
+      <w:pPr>
+        <w:spacing w:after="0" w:before="60"/>
+      </w:pPr>
+      <w:r>
+        <w:rPr>
+          <w:rFonts w:ascii="Arial" w:eastAsia="PingFang SC" w:hAnsi="Arial"/>
+          <w:b/>
+          <w:bCs/>
+          <w:color w:val="5B6B7A"/>
+          <w:sz w:val="20"/>
+          <w:szCs w:val="20"/>
+        </w:rPr>
+        <w:t xml:space="preserve">视频主题：</w:t>
+      </w:r>
+    </w:p>
+    <w:p>
+      <w:pPr>
+        <w:pBdr>
+          <w:bottom w:val="single" w:color="CCD9E3" w:sz="4" w:space="6"/>
+        </w:pBdr>
+        <w:spacing w:after="140"/>
+      </w:pPr>
+      <w:r>
+        <w:rPr>
+          <w:rFonts w:ascii="Arial" w:eastAsia="PingFang SC" w:hAnsi="Arial"/>
+          <w:sz w:val="20"/>
+          <w:szCs w:val="20"/>
+        </w:rPr>
+        <w:t xml:space="preserve"/>
+      </w:r>
+    </w:p>
+    <w:p>
+      <w:pPr>
+        <w:spacing w:after="0" w:before="60"/>
+      </w:pPr>
+      <w:r>
+        <w:rPr>
+          <w:rFonts w:ascii="Arial" w:eastAsia="PingFang SC" w:hAnsi="Arial"/>
+          <w:b/>
+          <w:bCs/>
+          <w:color w:val="5B6B7A"/>
+          <w:sz w:val="20"/>
+          <w:szCs w:val="20"/>
+        </w:rPr>
+        <w:t xml:space="preserve">8 镜里最难的一镜：</w:t>
+      </w:r>
+    </w:p>
+    <w:p>
+      <w:pPr>
+        <w:pBdr>
+          <w:bottom w:val="single" w:color="CCD9E3" w:sz="4" w:space="6"/>
+        </w:pBdr>
+        <w:spacing w:after="140"/>
+      </w:pPr>
+      <w:r>
+        <w:rPr>
+          <w:rFonts w:ascii="Arial" w:eastAsia="PingFang SC" w:hAnsi="Arial"/>
+          <w:sz w:val="20"/>
+          <w:szCs w:val="20"/>
+        </w:rPr>
+        <w:t xml:space="preserve"/>
+      </w:r>
+    </w:p>
+    <w:p>
+      <w:r>
+        <w:br w:type="page"/>
+      </w:r>
+    </w:p>
+    <w:tbl>
+      <w:tblPr>
+        <w:tblW w:type="dxa" w:w="9360"/>
+        <w:tblBorders>
+          <w:top w:val="single" w:color="auto" w:sz="4"/>
+          <w:left w:val="single" w:color="auto" w:sz="4"/>
+          <w:bottom w:val="single" w:color="auto" w:sz="4"/>
+          <w:right w:val="single" w:color="auto" w:sz="4"/>
+          <w:insideH w:val="single" w:color="auto" w:sz="4"/>
+          <w:insideV w:val="single" w:color="auto" w:sz="4"/>
+        </w:tblBorders>
+      </w:tblPr>
+      <w:tblGrid>
+        <w:gridCol w:w="9360"/>
+      </w:tblGrid>
+      <w:tr>
+        <w:tc>
+          <w:tcPr>
+            <w:tcW w:type="dxa" w:w="9360"/>
+            <w:tcBorders>
+              <w:top w:val="none"/>
+              <w:left w:val="single" w:color="0F75BC" w:sz="24" w:space="6"/>
+              <w:bottom w:val="none"/>
+              <w:right w:val="none"/>
+            </w:tcBorders>
+            <w:shd w:fill="E3F2F9" w:val="clear"/>
+            <w:tcMar>
+              <w:top w:type="dxa" w:w="120"/>
+              <w:left w:type="dxa" w:w="160"/>
+              <w:bottom w:type="dxa" w:w="120"/>
+              <w:right w:type="dxa" w:w="160"/>
+            </w:tcMar>
+          </w:tcPr>
+          <w:p>
+            <w:r>
+              <w:rPr>
+                <w:rFonts w:ascii="Arial" w:eastAsia="PingFang SC" w:hAnsi="Arial"/>
+                <w:b/>
+                <w:bCs/>
+                <w:color w:val="0F75BC"/>
+                <w:sz w:val="22"/>
+                <w:szCs w:val="22"/>
+              </w:rPr>
+              <w:t xml:space="preserve">⬆️ 到这里，6 个 AI 技能都学会，且每个都有一件真产物。下面开始把它们串成系统。</w:t>
+            </w:r>
+          </w:p>
+        </w:tc>
+      </w:tr>
+    </w:tbl>
+    <w:p>
+      <w:r>
+        <w:br w:type="page"/>
+      </w:r>
+    </w:p>
+    <w:p>
+      <w:pPr>
+        <w:pStyle w:val="Heading1"/>
+        <w:pBdr>
+          <w:bottom w:val="single" w:color="0F75BC" w:sz="12" w:space="4"/>
+        </w:pBdr>
+        <w:spacing w:after="160" w:before="280"/>
+      </w:pPr>
+      <w:r>
+        <w:rPr>
+          <w:rFonts w:ascii="Arial" w:eastAsia="PingFang SC" w:hAnsi="Arial"/>
+          <w:b/>
+          <w:bCs/>
+          <w:color w:val="0F75BC"/>
+          <w:sz w:val="30"/>
+          <w:szCs w:val="30"/>
+        </w:rPr>
+        <w:t xml:space="preserve">Session 7 · 内容矩阵（系统的大脑）</w:t>
+      </w:r>
+    </w:p>
+    <w:tbl>
+      <w:tblPr>
+        <w:tblW w:type="dxa" w:w="9360"/>
+        <w:tblBorders>
+          <w:top w:val="single" w:color="auto" w:sz="4"/>
+          <w:left w:val="single" w:color="auto" w:sz="4"/>
+          <w:bottom w:val="single" w:color="auto" w:sz="4"/>
+          <w:right w:val="single" w:color="auto" w:sz="4"/>
+          <w:insideH w:val="single" w:color="auto" w:sz="4"/>
+          <w:insideV w:val="single" w:color="auto" w:sz="4"/>
+        </w:tblBorders>
+      </w:tblPr>
+      <w:tblGrid>
+        <w:gridCol w:w="1700"/>
+        <w:gridCol w:w="7660"/>
+      </w:tblGrid>
+      <w:tr>
+        <w:tc>
+          <w:tcPr>
+            <w:tcW w:type="dxa" w:w="1700"/>
+            <w:tcBorders>
+              <w:top w:val="single" w:color="CCD9E3" w:sz="1"/>
+              <w:left w:val="single" w:color="CCD9E3" w:sz="1"/>
+              <w:bottom w:val="single" w:color="CCD9E3" w:sz="1"/>
+              <w:right w:val="single" w:color="CCD9E3" w:sz="1"/>
+            </w:tcBorders>
+            <w:shd w:fill="0F75BC" w:val="clear"/>
+            <w:tcMar>
+              <w:top w:type="dxa" w:w="70"/>
+              <w:left w:type="dxa" w:w="110"/>
+              <w:bottom w:type="dxa" w:w="70"/>
+              <w:right w:type="dxa" w:w="110"/>
+            </w:tcMar>
+            <w:vAlign w:val="center"/>
+          </w:tcPr>
+          <w:p>
+            <w:pPr>
+              <w:spacing w:after="0" w:line="252"/>
+            </w:pPr>
+            <w:r>
+              <w:rPr>
+                <w:rFonts w:ascii="Arial" w:eastAsia="PingFang SC" w:hAnsi="Arial"/>
+                <w:b/>
+                <w:bCs/>
+                <w:color w:val="FFFFFF"/>
+                <w:sz w:val="20"/>
+                <w:szCs w:val="20"/>
+              </w:rPr>
+              <w:t xml:space="preserve">🎯 目标</w:t>
+            </w:r>
+          </w:p>
+        </w:tc>
+        <w:tc>
+          <w:tcPr>
+            <w:tcW w:type="dxa" w:w="7660"/>
+            <w:tcBorders>
+              <w:top w:val="single" w:color="CCD9E3" w:sz="1"/>
+              <w:left w:val="single" w:color="CCD9E3" w:sz="1"/>
+              <w:bottom w:val="single" w:color="CCD9E3" w:sz="1"/>
+              <w:right w:val="single" w:color="CCD9E3" w:sz="1"/>
+            </w:tcBorders>
+            <w:tcMar>
+              <w:top w:type="dxa" w:w="70"/>
+              <w:left w:type="dxa" w:w="110"/>
+              <w:bottom w:type="dxa" w:w="70"/>
+              <w:right w:type="dxa" w:w="110"/>
+            </w:tcMar>
+            <w:vAlign w:val="center"/>
+          </w:tcPr>
+          <w:p>
+            <w:pPr>
+              <w:spacing w:after="0" w:line="252"/>
+            </w:pPr>
+            <w:r>
+              <w:rPr>
+                <w:rFonts w:ascii="Arial" w:eastAsia="PingFang SC" w:hAnsi="Arial"/>
+                <w:color w:val="142233"/>
+                <w:sz w:val="20"/>
+                <w:szCs w:val="20"/>
+              </w:rPr>
+              <w:t xml:space="preserve">先搭 Notion 层级骨架，再建一张能管上百条内容的数据库。</w:t>
+            </w:r>
+          </w:p>
+        </w:tc>
+      </w:tr>
+      <w:tr>
+        <w:tc>
+          <w:tcPr>
+            <w:tcW w:type="dxa" w:w="1700"/>
+            <w:tcBorders>
+              <w:top w:val="single" w:color="CCD9E3" w:sz="1"/>
+              <w:left w:val="single" w:color="CCD9E3" w:sz="1"/>
+              <w:bottom w:val="single" w:color="CCD9E3" w:sz="1"/>
+              <w:right w:val="single" w:color="CCD9E3" w:sz="1"/>
+            </w:tcBorders>
+            <w:shd w:fill="E3F2F9" w:val="clear"/>
+            <w:tcMar>
+              <w:top w:type="dxa" w:w="70"/>
+              <w:left w:type="dxa" w:w="110"/>
+              <w:bottom w:type="dxa" w:w="70"/>
+              <w:right w:type="dxa" w:w="110"/>
+            </w:tcMar>
+          </w:tcPr>
+          <w:p>
+            <w:pPr>
+              <w:spacing w:after="0" w:line="252"/>
+            </w:pPr>
+            <w:r>
+              <w:rPr>
+                <w:rFonts w:ascii="Arial" w:eastAsia="PingFang SC" w:hAnsi="Arial"/>
+                <w:b/>
+                <w:bCs/>
+                <w:color w:val="142233"/>
+                <w:sz w:val="20"/>
+                <w:szCs w:val="20"/>
+              </w:rPr>
+              <w:t xml:space="preserve">📦 学 skill</w:t>
+            </w:r>
+          </w:p>
+        </w:tc>
+        <w:tc>
+          <w:tcPr>
+            <w:tcW w:type="dxa" w:w="7660"/>
+            <w:tcBorders>
+              <w:top w:val="single" w:color="CCD9E3" w:sz="1"/>
+              <w:left w:val="single" w:color="CCD9E3" w:sz="1"/>
+              <w:bottom w:val="single" w:color="CCD9E3" w:sz="1"/>
+              <w:right w:val="single" w:color="CCD9E3" w:sz="1"/>
+            </w:tcBorders>
+            <w:tcMar>
+              <w:top w:type="dxa" w:w="70"/>
+              <w:left w:type="dxa" w:w="110"/>
+              <w:bottom w:type="dxa" w:w="70"/>
+              <w:right w:type="dxa" w:w="110"/>
+            </w:tcMar>
+          </w:tcPr>
+          <w:p>
+            <w:pPr>
+              <w:spacing w:after="0" w:line="252"/>
+            </w:pPr>
+            <w:r>
+              <w:rPr>
+                <w:rFonts w:ascii="Arial" w:eastAsia="PingFang SC" w:hAnsi="Arial"/>
+                <w:color w:val="142233"/>
+                <w:sz w:val="20"/>
+                <w:szCs w:val="20"/>
+              </w:rPr>
+              <w:t xml:space="preserve">（用连好的 Notion）</w:t>
+            </w:r>
+          </w:p>
+        </w:tc>
+      </w:tr>
+      <w:tr>
+        <w:tc>
+          <w:tcPr>
+            <w:tcW w:type="dxa" w:w="1700"/>
+            <w:tcBorders>
+              <w:top w:val="single" w:color="CCD9E3" w:sz="1"/>
+              <w:left w:val="single" w:color="CCD9E3" w:sz="1"/>
+              <w:bottom w:val="single" w:color="CCD9E3" w:sz="1"/>
+              <w:right w:val="single" w:color="CCD9E3" w:sz="1"/>
+            </w:tcBorders>
+            <w:shd w:fill="E3F2F9" w:val="clear"/>
+            <w:tcMar>
+              <w:top w:type="dxa" w:w="70"/>
+              <w:left w:type="dxa" w:w="110"/>
+              <w:bottom w:type="dxa" w:w="70"/>
+              <w:right w:type="dxa" w:w="110"/>
+            </w:tcMar>
+          </w:tcPr>
+          <w:p>
+            <w:pPr>
+              <w:spacing w:after="0" w:line="252"/>
+            </w:pPr>
+            <w:r>
+              <w:rPr>
+                <w:rFonts w:ascii="Arial" w:eastAsia="PingFang SC" w:hAnsi="Arial"/>
+                <w:b/>
+                <w:bCs/>
+                <w:color w:val="142233"/>
+                <w:sz w:val="20"/>
+                <w:szCs w:val="20"/>
+              </w:rPr>
+              <w:t xml:space="preserve">📖 读 md</w:t>
+            </w:r>
+          </w:p>
+        </w:tc>
+        <w:tc>
+          <w:tcPr>
+            <w:tcW w:type="dxa" w:w="7660"/>
+            <w:tcBorders>
+              <w:top w:val="single" w:color="CCD9E3" w:sz="1"/>
+              <w:left w:val="single" w:color="CCD9E3" w:sz="1"/>
+              <w:bottom w:val="single" w:color="CCD9E3" w:sz="1"/>
+              <w:right w:val="single" w:color="CCD9E3" w:sz="1"/>
+            </w:tcBorders>
+            <w:tcMar>
+              <w:top w:type="dxa" w:w="70"/>
+              <w:left w:type="dxa" w:w="110"/>
+              <w:bottom w:type="dxa" w:w="70"/>
+              <w:right w:type="dxa" w:w="110"/>
+            </w:tcMar>
+          </w:tcPr>
+          <w:p>
+            <w:pPr>
+              <w:spacing w:after="0" w:line="252"/>
+            </w:pPr>
+            <w:r>
+              <w:rPr>
+                <w:rFonts w:ascii="Arial" w:eastAsia="PingFang SC" w:hAnsi="Arial"/>
+                <w:color w:val="142233"/>
+                <w:sz w:val="20"/>
+                <w:szCs w:val="20"/>
+              </w:rPr>
+              <w:t xml:space="preserve">SKILL.md（内容矩阵段）</w:t>
+            </w:r>
+          </w:p>
+        </w:tc>
+      </w:tr>
+    </w:tbl>
+    <w:p>
+      <w:pPr>
+        <w:spacing w:after="80" w:before="160"/>
+      </w:pPr>
+      <w:r>
+        <w:rPr>
+          <w:rFonts w:ascii="Arial" w:eastAsia="PingFang SC" w:hAnsi="Arial"/>
+          <w:b/>
+          <w:bCs/>
+          <w:color w:val="0F75BC"/>
+          <w:sz w:val="22"/>
+          <w:szCs w:val="22"/>
+        </w:rPr>
+        <w:t xml:space="preserve">🛠️ 当场动手</w:t>
+      </w:r>
+    </w:p>
+    <w:p>
+      <w:pPr>
+        <w:pStyle w:val="ListParagraph"/>
+        <w:numPr>
+          <w:ilvl w:val="0"/>
+          <w:numId w:val="2"/>
+        </w:numPr>
+        <w:spacing w:after="70" w:line="264"/>
+      </w:pPr>
+      <w:r>
+        <w:rPr>
+          <w:rFonts w:ascii="Arial" w:eastAsia="PingFang SC" w:hAnsi="Arial"/>
+          <w:color w:val="142233"/>
+          <w:sz w:val="21"/>
+          <w:szCs w:val="21"/>
+        </w:rPr>
+        <w:t xml:space="preserve">🔴 先让 Claude 帮你搭 Notion 层级（品牌地基 / 内容矩阵 / 素材库 / 成品归档）——别一上来就丢一张表</w:t>
+      </w:r>
+    </w:p>
+    <w:p>
+      <w:pPr>
+        <w:pStyle w:val="ListParagraph"/>
+        <w:numPr>
+          <w:ilvl w:val="0"/>
+          <w:numId w:val="2"/>
+        </w:numPr>
+        <w:spacing w:after="70" w:line="264"/>
+      </w:pPr>
+      <w:r>
+        <w:rPr>
+          <w:rFonts w:ascii="Arial" w:eastAsia="PingFang SC" w:hAnsi="Arial"/>
+          <w:color w:val="142233"/>
+          <w:sz w:val="21"/>
+          <w:szCs w:val="21"/>
+        </w:rPr>
+        <w:t xml:space="preserve">看 Claude 排的 受众 × 漏斗 × Hook 矩阵</w:t>
+      </w:r>
+    </w:p>
+    <w:p>
+      <w:pPr>
+        <w:pStyle w:val="ListParagraph"/>
+        <w:numPr>
+          <w:ilvl w:val="0"/>
+          <w:numId w:val="2"/>
+        </w:numPr>
+        <w:spacing w:after="70" w:line="264"/>
+      </w:pPr>
+      <w:r>
+        <w:rPr>
+          <w:rFonts w:ascii="Arial" w:eastAsia="PingFang SC" w:hAnsi="Arial"/>
+          <w:color w:val="142233"/>
+          <w:sz w:val="21"/>
+          <w:szCs w:val="21"/>
+        </w:rPr>
+        <w:t xml:space="preserve">确认它在「内容矩阵」文件夹里建的表（14 列 + Status，含 人性需求 + NLP手法）</w:t>
+      </w:r>
+    </w:p>
+    <w:p>
+      <w:pPr>
+        <w:spacing w:after="80" w:before="160"/>
+      </w:pPr>
+      <w:r>
+        <w:rPr>
+          <w:rFonts w:ascii="Arial" w:eastAsia="PingFang SC" w:hAnsi="Arial"/>
+          <w:b/>
+          <w:bCs/>
+          <w:color w:val="0F75BC"/>
+          <w:sz w:val="22"/>
+          <w:szCs w:val="22"/>
+        </w:rPr>
+        <w:t xml:space="preserve">💬 这一步对话会怎么走（你只答题 / 挑刺，不用打 prompt）</w:t>
+      </w:r>
+    </w:p>
+    <w:tbl>
+      <w:tblPr>
+        <w:tblW w:type="dxa" w:w="9360"/>
+        <w:tblBorders>
+          <w:top w:val="single" w:color="auto" w:sz="4"/>
+          <w:left w:val="single" w:color="auto" w:sz="4"/>
+          <w:bottom w:val="single" w:color="auto" w:sz="4"/>
+          <w:right w:val="single" w:color="auto" w:sz="4"/>
+          <w:insideH w:val="single" w:color="auto" w:sz="4"/>
+          <w:insideV w:val="single" w:color="auto" w:sz="4"/>
+        </w:tblBorders>
+      </w:tblPr>
+      <w:tblGrid>
+        <w:gridCol w:w="9360"/>
+      </w:tblGrid>
+      <w:tr>
+        <w:tc>
+          <w:tcPr>
+            <w:tcW w:type="dxa" w:w="9360"/>
+            <w:tcBorders>
+              <w:top w:val="none"/>
+              <w:left w:val="single" w:color="0F75BC" w:sz="24" w:space="6"/>
+              <w:bottom w:val="none"/>
+              <w:right w:val="none"/>
+            </w:tcBorders>
+            <w:shd w:fill="E3F2F9" w:val="clear"/>
+            <w:tcMar>
+              <w:top w:type="dxa" w:w="120"/>
+              <w:left w:type="dxa" w:w="160"/>
+              <w:bottom w:type="dxa" w:w="120"/>
+              <w:right w:type="dxa" w:w="160"/>
+            </w:tcMar>
+          </w:tcPr>
+          <w:p>
+            <w:r>
+              <w:rPr>
+                <w:rFonts w:ascii="Arial" w:eastAsia="PingFang SC" w:hAnsi="Arial"/>
+                <w:b/>
+                <w:bCs/>
+                <w:color w:val="0F75BC"/>
+                <w:sz w:val="20"/>
+                <w:szCs w:val="20"/>
+              </w:rPr>
+              <w:t xml:space="preserve">🗣️ Claude 会问 / 做：</w:t>
+            </w:r>
+            <w:r>
+              <w:rPr>
+                <w:rFonts w:ascii="Arial" w:eastAsia="PingFang SC" w:hAnsi="Arial"/>
+                <w:color w:val="142233"/>
+                <w:sz w:val="20"/>
+                <w:szCs w:val="20"/>
+              </w:rPr>
+              <w:t xml:space="preserve">🔴 会先用选项卡问你用推荐层级还是自定义，把 4 个文件夹骨架搭好（品牌地基 / 内容矩阵 / 素材库 / 成品归档），你看得见结构才不会把东西堆一页。</w:t>
+            </w:r>
+          </w:p>
+        </w:tc>
+      </w:tr>
+    </w:tbl>
+    <w:tbl>
+      <w:tblPr>
+        <w:tblW w:type="dxa" w:w="9360"/>
+        <w:tblBorders>
+          <w:top w:val="single" w:color="auto" w:sz="4"/>
+          <w:left w:val="single" w:color="auto" w:sz="4"/>
+          <w:bottom w:val="single" w:color="auto" w:sz="4"/>
+          <w:right w:val="single" w:color="auto" w:sz="4"/>
+          <w:insideH w:val="single" w:color="auto" w:sz="4"/>
+          <w:insideV w:val="single" w:color="auto" w:sz="4"/>
+        </w:tblBorders>
+      </w:tblPr>
+      <w:tblGrid>
+        <w:gridCol w:w="9360"/>
+      </w:tblGrid>
+      <w:tr>
+        <w:tc>
+          <w:tcPr>
+            <w:tcW w:type="dxa" w:w="9360"/>
+            <w:tcBorders>
+              <w:top w:val="none"/>
+              <w:left w:val="single" w:color="28C2E7" w:sz="24" w:space="6"/>
+              <w:bottom w:val="none"/>
+              <w:right w:val="none"/>
+            </w:tcBorders>
+            <w:shd w:fill="F4F8FB" w:val="clear"/>
+            <w:tcMar>
+              <w:top w:type="dxa" w:w="120"/>
+              <w:left w:type="dxa" w:w="160"/>
+              <w:bottom w:type="dxa" w:w="120"/>
+              <w:right w:type="dxa" w:w="160"/>
+            </w:tcMar>
+          </w:tcPr>
+          <w:p>
+            <w:r>
+              <w:rPr>
+                <w:rFonts w:ascii="Arial" w:eastAsia="PingFang SC" w:hAnsi="Arial"/>
+                <w:b/>
+                <w:bCs/>
+                <w:color w:val="0F75BC"/>
+                <w:sz w:val="20"/>
+                <w:szCs w:val="20"/>
+              </w:rPr>
+              <w:t xml:space="preserve">🙋 你答（SUMA 例子）：</w:t>
+            </w:r>
+            <w:r>
+              <w:rPr>
+                <w:rFonts w:ascii="Arial" w:eastAsia="PingFang SC" w:hAnsi="Arial"/>
+                <w:color w:val="142233"/>
+                <w:sz w:val="20"/>
+                <w:szCs w:val="20"/>
+              </w:rPr>
+              <w:t xml:space="preserve">用推荐层级就行 / 我已有自己的结构。</w:t>
+            </w:r>
+          </w:p>
+        </w:tc>
+      </w:tr>
+    </w:tbl>
+    <w:tbl>
+      <w:tblPr>
+        <w:tblW w:type="dxa" w:w="9360"/>
+        <w:tblBorders>
+          <w:top w:val="single" w:color="auto" w:sz="4"/>
+          <w:left w:val="single" w:color="auto" w:sz="4"/>
+          <w:bottom w:val="single" w:color="auto" w:sz="4"/>
+          <w:right w:val="single" w:color="auto" w:sz="4"/>
+          <w:insideH w:val="single" w:color="auto" w:sz="4"/>
+          <w:insideV w:val="single" w:color="auto" w:sz="4"/>
+        </w:tblBorders>
+      </w:tblPr>
+      <w:tblGrid>
+        <w:gridCol w:w="9360"/>
+      </w:tblGrid>
+      <w:tr>
+        <w:tc>
+          <w:tcPr>
+            <w:tcW w:type="dxa" w:w="9360"/>
+            <w:tcBorders>
+              <w:top w:val="none"/>
+              <w:left w:val="single" w:color="0F75BC" w:sz="24" w:space="6"/>
+              <w:bottom w:val="none"/>
+              <w:right w:val="none"/>
+            </w:tcBorders>
+            <w:shd w:fill="E3F2F9" w:val="clear"/>
+            <w:tcMar>
+              <w:top w:type="dxa" w:w="120"/>
+              <w:left w:type="dxa" w:w="160"/>
+              <w:bottom w:type="dxa" w:w="120"/>
+              <w:right w:type="dxa" w:w="160"/>
+            </w:tcMar>
+          </w:tcPr>
+          <w:p>
+            <w:r>
+              <w:rPr>
+                <w:rFonts w:ascii="Arial" w:eastAsia="PingFang SC" w:hAnsi="Arial"/>
+                <w:b/>
+                <w:bCs/>
+                <w:color w:val="0F75BC"/>
+                <w:sz w:val="20"/>
+                <w:szCs w:val="20"/>
+              </w:rPr>
+              <w:t xml:space="preserve">🗣️ Claude 会问 / 做：</w:t>
+            </w:r>
+            <w:r>
+              <w:rPr>
+                <w:rFonts w:ascii="Arial" w:eastAsia="PingFang SC" w:hAnsi="Arial"/>
+                <w:color w:val="142233"/>
+                <w:sz w:val="20"/>
+                <w:szCs w:val="20"/>
+              </w:rPr>
+              <w:t xml:space="preserve">再把 受众 × 漏斗(ToFu/MoFu/BoFu) × 8 钩子 排成矩阵，并在「内容矩阵」里建 14 列 + Status 的 database（含 人性需求 + NLP手法 两列方向列）。</w:t>
+            </w:r>
+          </w:p>
+        </w:tc>
+      </w:tr>
+    </w:tbl>
+    <w:tbl>
+      <w:tblPr>
+        <w:tblW w:type="dxa" w:w="9360"/>
+        <w:tblBorders>
+          <w:top w:val="single" w:color="auto" w:sz="4"/>
+          <w:left w:val="single" w:color="auto" w:sz="4"/>
+          <w:bottom w:val="single" w:color="auto" w:sz="4"/>
+          <w:right w:val="single" w:color="auto" w:sz="4"/>
+          <w:insideH w:val="single" w:color="auto" w:sz="4"/>
+          <w:insideV w:val="single" w:color="auto" w:sz="4"/>
+        </w:tblBorders>
+      </w:tblPr>
+      <w:tblGrid>
+        <w:gridCol w:w="9360"/>
+      </w:tblGrid>
+      <w:tr>
+        <w:tc>
+          <w:tcPr>
+            <w:tcW w:type="dxa" w:w="9360"/>
+            <w:tcBorders>
+              <w:top w:val="none"/>
+              <w:left w:val="single" w:color="28C2E7" w:sz="24" w:space="6"/>
+              <w:bottom w:val="none"/>
+              <w:right w:val="none"/>
+            </w:tcBorders>
+            <w:shd w:fill="F4F8FB" w:val="clear"/>
+            <w:tcMar>
+              <w:top w:type="dxa" w:w="120"/>
+              <w:left w:type="dxa" w:w="160"/>
+              <w:bottom w:type="dxa" w:w="120"/>
+              <w:right w:type="dxa" w:w="160"/>
+            </w:tcMar>
+          </w:tcPr>
+          <w:p>
+            <w:r>
+              <w:rPr>
+                <w:rFonts w:ascii="Arial" w:eastAsia="PingFang SC" w:hAnsi="Arial"/>
+                <w:b/>
+                <w:bCs/>
+                <w:color w:val="0F75BC"/>
+                <w:sz w:val="20"/>
+                <w:szCs w:val="20"/>
+              </w:rPr>
+              <w:t xml:space="preserve">🙋 你答（SUMA 例子）：</w:t>
+            </w:r>
+            <w:r>
+              <w:rPr>
+                <w:rFonts w:ascii="Arial" w:eastAsia="PingFang SC" w:hAnsi="Arial"/>
+                <w:color w:val="142233"/>
+                <w:sz w:val="20"/>
+                <w:szCs w:val="20"/>
+              </w:rPr>
+              <w:t xml:space="preserve">看它排的对不对，删 / 加几格；Status：Need Review Idea → Proceed → Need Review → Checked → Posted。</w:t>
+            </w:r>
+          </w:p>
+        </w:tc>
+      </w:tr>
+    </w:tbl>
+    <w:p>
+      <w:pPr>
+        <w:spacing w:after="40"/>
+      </w:pPr>
+      <w:r>
+        <w:rPr>
+          <w:sz w:val="8"/>
+          <w:szCs w:val="8"/>
+        </w:rPr>
+        <w:t xml:space="preserve"/>
+      </w:r>
+    </w:p>
+    <w:tbl>
+      <w:tblPr>
+        <w:tblW w:type="dxa" w:w="9360"/>
+        <w:tblBorders>
+          <w:top w:val="single" w:color="auto" w:sz="4"/>
+          <w:left w:val="single" w:color="auto" w:sz="4"/>
+          <w:bottom w:val="single" w:color="auto" w:sz="4"/>
+          <w:right w:val="single" w:color="auto" w:sz="4"/>
+          <w:insideH w:val="single" w:color="auto" w:sz="4"/>
+          <w:insideV w:val="single" w:color="auto" w:sz="4"/>
+        </w:tblBorders>
+      </w:tblPr>
+      <w:tblGrid>
+        <w:gridCol w:w="9360"/>
+      </w:tblGrid>
+      <w:tr>
+        <w:tc>
+          <w:tcPr>
+            <w:tcW w:type="dxa" w:w="9360"/>
+            <w:tcBorders>
+              <w:top w:val="none"/>
+              <w:left w:val="single" w:color="0F75BC" w:sz="24" w:space="6"/>
+              <w:bottom w:val="none"/>
+              <w:right w:val="none"/>
+            </w:tcBorders>
+            <w:shd w:fill="0F75BC" w:val="clear"/>
+            <w:tcMar>
+              <w:top w:type="dxa" w:w="120"/>
+              <w:left w:type="dxa" w:w="160"/>
+              <w:bottom w:type="dxa" w:w="120"/>
+              <w:right w:type="dxa" w:w="160"/>
+            </w:tcMar>
+          </w:tcPr>
+          <w:p>
+            <w:r>
+              <w:rPr>
+                <w:rFonts w:ascii="Arial" w:eastAsia="PingFang SC" w:hAnsi="Arial"/>
+                <w:b/>
+                <w:bCs/>
+                <w:color w:val="FFFFFF"/>
+                <w:sz w:val="22"/>
+                <w:szCs w:val="22"/>
+              </w:rPr>
+              <w:t xml:space="preserve">🎁 走出教室的交付物：</w:t>
+            </w:r>
+            <w:r>
+              <w:rPr>
+                <w:rFonts w:ascii="Arial" w:eastAsia="PingFang SC" w:hAnsi="Arial"/>
+                <w:b/>
+                <w:bCs/>
+                <w:color w:val="FFFFFF"/>
+                <w:sz w:val="22"/>
+                <w:szCs w:val="22"/>
+              </w:rPr>
+              <w:t xml:space="preserve">Notion 层级骨架 + 你的内容矩阵表（立好项）</w:t>
+            </w:r>
+          </w:p>
+        </w:tc>
+      </w:tr>
+    </w:tbl>
+    <w:p>
+      <w:pPr>
+        <w:spacing w:after="80" w:before="160"/>
+      </w:pPr>
+      <w:r>
+        <w:rPr>
+          <w:rFonts w:ascii="Arial" w:eastAsia="PingFang SC" w:hAnsi="Arial"/>
+          <w:b/>
+          <w:bCs/>
+          <w:color w:val="0F75BC"/>
+          <w:sz w:val="22"/>
+          <w:szCs w:val="22"/>
+        </w:rPr>
+        <w:t xml:space="preserve">✍️ 我的记录（现场填）</w:t>
+      </w:r>
+    </w:p>
+    <w:p>
+      <w:pPr>
+        <w:spacing w:after="0" w:before="60"/>
+      </w:pPr>
+      <w:r>
+        <w:rPr>
+          <w:rFonts w:ascii="Arial" w:eastAsia="PingFang SC" w:hAnsi="Arial"/>
+          <w:b/>
+          <w:bCs/>
+          <w:color w:val="5B6B7A"/>
+          <w:sz w:val="20"/>
+          <w:szCs w:val="20"/>
+        </w:rPr>
+        <w:t xml:space="preserve">我的顶层结构：</w:t>
+      </w:r>
+    </w:p>
+    <w:p>
+      <w:pPr>
+        <w:pBdr>
+          <w:bottom w:val="single" w:color="CCD9E3" w:sz="4" w:space="6"/>
+        </w:pBdr>
+        <w:spacing w:after="140"/>
+      </w:pPr>
+      <w:r>
+        <w:rPr>
+          <w:rFonts w:ascii="Arial" w:eastAsia="PingFang SC" w:hAnsi="Arial"/>
+          <w:sz w:val="20"/>
+          <w:szCs w:val="20"/>
+        </w:rPr>
+        <w:t xml:space="preserve"/>
       </w:r>
     </w:p>
     <w:p>

--- a/交付物-doc-pdf-ppt/AI内容课_VerB_CMO战略版_工作手册.docx
+++ b/交付物-doc-pdf-ppt/AI内容课_VerB_CMO战略版_工作手册.docx
@@ -714,6 +714,510 @@
     </w:tbl>
     <w:p>
       <w:pPr>
+        <w:spacing w:after="40"/>
+      </w:pPr>
+      <w:r>
+        <w:rPr>
+          <w:sz w:val="8"/>
+          <w:szCs w:val="8"/>
+        </w:rPr>
+        <w:t xml:space="preserve"/>
+      </w:r>
+    </w:p>
+    <w:p>
+      <w:pPr>
+        <w:spacing w:after="80" w:before="160"/>
+      </w:pPr>
+      <w:r>
+        <w:rPr>
+          <w:rFonts w:ascii="Arial" w:eastAsia="PingFang SC" w:hAnsi="Arial"/>
+          <w:b/>
+          <w:bCs/>
+          <w:color w:val="0F75BC"/>
+          <w:sz w:val="22"/>
+          <w:szCs w:val="22"/>
+        </w:rPr>
+        <w:t xml:space="preserve">🔴 底层三层 —— 贯穿每一样产物（不分技能）</w:t>
+      </w:r>
+    </w:p>
+    <w:p>
+      <w:pPr>
+        <w:spacing w:after="120" w:before="0" w:line="276"/>
+      </w:pPr>
+      <w:r>
+        <w:rPr>
+          <w:rFonts w:ascii="Arial" w:eastAsia="PingFang SC" w:hAnsi="Arial"/>
+          <w:color w:val="142233"/>
+          <w:sz w:val="22"/>
+          <w:szCs w:val="22"/>
+        </w:rPr>
+        <w:t xml:space="preserve">无论文案、图、视频、PPT、配乐，Claude 底层都同时套这三层。这是「有没有大师功底」的分界线——不是某个技能专属。</w:t>
+      </w:r>
+    </w:p>
+    <w:tbl>
+      <w:tblPr>
+        <w:tblW w:type="dxa" w:w="9360"/>
+        <w:tblBorders>
+          <w:top w:val="single" w:color="auto" w:sz="4"/>
+          <w:left w:val="single" w:color="auto" w:sz="4"/>
+          <w:bottom w:val="single" w:color="auto" w:sz="4"/>
+          <w:right w:val="single" w:color="auto" w:sz="4"/>
+          <w:insideH w:val="single" w:color="auto" w:sz="4"/>
+          <w:insideV w:val="single" w:color="auto" w:sz="4"/>
+        </w:tblBorders>
+      </w:tblPr>
+      <w:tblGrid>
+        <w:gridCol w:w="2100"/>
+        <w:gridCol w:w="5060"/>
+        <w:gridCol w:w="2200"/>
+      </w:tblGrid>
+      <w:tr>
+        <w:tc>
+          <w:tcPr>
+            <w:tcW w:type="dxa" w:w="2100"/>
+            <w:tcBorders>
+              <w:top w:val="single" w:color="CCD9E3" w:sz="1"/>
+              <w:left w:val="single" w:color="CCD9E3" w:sz="1"/>
+              <w:bottom w:val="single" w:color="CCD9E3" w:sz="1"/>
+              <w:right w:val="single" w:color="CCD9E3" w:sz="1"/>
+            </w:tcBorders>
+            <w:shd w:fill="E3F2F9" w:val="clear"/>
+            <w:tcMar>
+              <w:top w:type="dxa" w:w="70"/>
+              <w:left w:type="dxa" w:w="110"/>
+              <w:bottom w:type="dxa" w:w="70"/>
+              <w:right w:type="dxa" w:w="110"/>
+            </w:tcMar>
+          </w:tcPr>
+          <w:p>
+            <w:pPr>
+              <w:spacing w:after="0" w:line="252"/>
+            </w:pPr>
+            <w:r>
+              <w:rPr>
+                <w:rFonts w:ascii="Arial" w:eastAsia="PingFang SC" w:hAnsi="Arial"/>
+                <w:b/>
+                <w:bCs/>
+                <w:color w:val="142233"/>
+                <w:sz w:val="20"/>
+                <w:szCs w:val="20"/>
+              </w:rPr>
+              <w:t xml:space="preserve">层</w:t>
+            </w:r>
+          </w:p>
+        </w:tc>
+        <w:tc>
+          <w:tcPr>
+            <w:tcW w:type="dxa" w:w="5060"/>
+            <w:tcBorders>
+              <w:top w:val="single" w:color="CCD9E3" w:sz="1"/>
+              <w:left w:val="single" w:color="CCD9E3" w:sz="1"/>
+              <w:bottom w:val="single" w:color="CCD9E3" w:sz="1"/>
+              <w:right w:val="single" w:color="CCD9E3" w:sz="1"/>
+            </w:tcBorders>
+            <w:shd w:fill="E3F2F9" w:val="clear"/>
+            <w:tcMar>
+              <w:top w:type="dxa" w:w="70"/>
+              <w:left w:type="dxa" w:w="110"/>
+              <w:bottom w:type="dxa" w:w="70"/>
+              <w:right w:type="dxa" w:w="110"/>
+            </w:tcMar>
+          </w:tcPr>
+          <w:p>
+            <w:pPr>
+              <w:spacing w:after="0" w:line="252"/>
+            </w:pPr>
+            <w:r>
+              <w:rPr>
+                <w:rFonts w:ascii="Arial" w:eastAsia="PingFang SC" w:hAnsi="Arial"/>
+                <w:b/>
+                <w:bCs/>
+                <w:color w:val="142233"/>
+                <w:sz w:val="20"/>
+                <w:szCs w:val="20"/>
+              </w:rPr>
+              <w:t xml:space="preserve">是什么</w:t>
+            </w:r>
+          </w:p>
+        </w:tc>
+        <w:tc>
+          <w:tcPr>
+            <w:tcW w:type="dxa" w:w="2200"/>
+            <w:tcBorders>
+              <w:top w:val="single" w:color="CCD9E3" w:sz="1"/>
+              <w:left w:val="single" w:color="CCD9E3" w:sz="1"/>
+              <w:bottom w:val="single" w:color="CCD9E3" w:sz="1"/>
+              <w:right w:val="single" w:color="CCD9E3" w:sz="1"/>
+            </w:tcBorders>
+            <w:shd w:fill="E3F2F9" w:val="clear"/>
+            <w:tcMar>
+              <w:top w:type="dxa" w:w="70"/>
+              <w:left w:type="dxa" w:w="110"/>
+              <w:bottom w:type="dxa" w:w="70"/>
+              <w:right w:type="dxa" w:w="110"/>
+            </w:tcMar>
+          </w:tcPr>
+          <w:p>
+            <w:pPr>
+              <w:spacing w:after="0" w:line="252"/>
+            </w:pPr>
+            <w:r>
+              <w:rPr>
+                <w:rFonts w:ascii="Arial" w:eastAsia="PingFang SC" w:hAnsi="Arial"/>
+                <w:b/>
+                <w:bCs/>
+                <w:color w:val="142233"/>
+                <w:sz w:val="20"/>
+                <w:szCs w:val="20"/>
+              </w:rPr>
+              <w:t xml:space="preserve">戳的是</w:t>
+            </w:r>
+          </w:p>
+        </w:tc>
+      </w:tr>
+      <w:tr>
+        <w:tc>
+          <w:tcPr>
+            <w:tcW w:type="dxa" w:w="2100"/>
+            <w:tcBorders>
+              <w:top w:val="single" w:color="CCD9E3" w:sz="1"/>
+              <w:left w:val="single" w:color="CCD9E3" w:sz="1"/>
+              <w:bottom w:val="single" w:color="CCD9E3" w:sz="1"/>
+              <w:right w:val="single" w:color="CCD9E3" w:sz="1"/>
+            </w:tcBorders>
+            <w:tcMar>
+              <w:top w:type="dxa" w:w="70"/>
+              <w:left w:type="dxa" w:w="110"/>
+              <w:bottom w:type="dxa" w:w="70"/>
+              <w:right w:type="dxa" w:w="110"/>
+            </w:tcMar>
+          </w:tcPr>
+          <w:p>
+            <w:pPr>
+              <w:spacing w:after="0" w:line="252"/>
+            </w:pPr>
+            <w:r>
+              <w:rPr>
+                <w:rFonts w:ascii="Arial" w:eastAsia="PingFang SC" w:hAnsi="Arial"/>
+                <w:b/>
+                <w:bCs/>
+                <w:color w:val="142233"/>
+                <w:sz w:val="20"/>
+                <w:szCs w:val="20"/>
+              </w:rPr>
+              <w:t xml:space="preserve">① 说服（大师）</w:t>
+            </w:r>
+          </w:p>
+        </w:tc>
+        <w:tc>
+          <w:tcPr>
+            <w:tcW w:type="dxa" w:w="5060"/>
+            <w:tcBorders>
+              <w:top w:val="single" w:color="CCD9E3" w:sz="1"/>
+              <w:left w:val="single" w:color="CCD9E3" w:sz="1"/>
+              <w:bottom w:val="single" w:color="CCD9E3" w:sz="1"/>
+              <w:right w:val="single" w:color="CCD9E3" w:sz="1"/>
+            </w:tcBorders>
+            <w:tcMar>
+              <w:top w:type="dxa" w:w="70"/>
+              <w:left w:type="dxa" w:w="110"/>
+              <w:bottom w:type="dxa" w:w="70"/>
+              <w:right w:type="dxa" w:w="110"/>
+            </w:tcMar>
+          </w:tcPr>
+          <w:p>
+            <w:pPr>
+              <w:spacing w:after="0" w:line="252"/>
+            </w:pPr>
+            <w:r>
+              <w:rPr>
+                <w:rFonts w:ascii="Arial" w:eastAsia="PingFang SC" w:hAnsi="Arial"/>
+                <w:color w:val="142233"/>
+                <w:sz w:val="20"/>
+                <w:szCs w:val="20"/>
+              </w:rPr>
+              <w:t xml:space="preserve">LF8 生命原动力 · Blair Warren 为客户处境正名（灵魂）· 自我说服 · AIDA/PAS · Cialdini · Duarte 客户是英雄</w:t>
+            </w:r>
+          </w:p>
+        </w:tc>
+        <w:tc>
+          <w:tcPr>
+            <w:tcW w:type="dxa" w:w="2200"/>
+            <w:tcBorders>
+              <w:top w:val="single" w:color="CCD9E3" w:sz="1"/>
+              <w:left w:val="single" w:color="CCD9E3" w:sz="1"/>
+              <w:bottom w:val="single" w:color="CCD9E3" w:sz="1"/>
+              <w:right w:val="single" w:color="CCD9E3" w:sz="1"/>
+            </w:tcBorders>
+            <w:tcMar>
+              <w:top w:type="dxa" w:w="70"/>
+              <w:left w:type="dxa" w:w="110"/>
+              <w:bottom w:type="dxa" w:w="70"/>
+              <w:right w:type="dxa" w:w="110"/>
+            </w:tcMar>
+          </w:tcPr>
+          <w:p>
+            <w:pPr>
+              <w:spacing w:after="0" w:line="252"/>
+            </w:pPr>
+            <w:r>
+              <w:rPr>
+                <w:rFonts w:ascii="Arial" w:eastAsia="PingFang SC" w:hAnsi="Arial"/>
+                <w:color w:val="142233"/>
+                <w:sz w:val="20"/>
+                <w:szCs w:val="20"/>
+              </w:rPr>
+              <w:t xml:space="preserve">被说到心坎</w:t>
+            </w:r>
+          </w:p>
+        </w:tc>
+      </w:tr>
+      <w:tr>
+        <w:tc>
+          <w:tcPr>
+            <w:tcW w:type="dxa" w:w="2100"/>
+            <w:tcBorders>
+              <w:top w:val="single" w:color="CCD9E3" w:sz="1"/>
+              <w:left w:val="single" w:color="CCD9E3" w:sz="1"/>
+              <w:bottom w:val="single" w:color="CCD9E3" w:sz="1"/>
+              <w:right w:val="single" w:color="CCD9E3" w:sz="1"/>
+            </w:tcBorders>
+            <w:tcMar>
+              <w:top w:type="dxa" w:w="70"/>
+              <w:left w:type="dxa" w:w="110"/>
+              <w:bottom w:type="dxa" w:w="70"/>
+              <w:right w:type="dxa" w:w="110"/>
+            </w:tcMar>
+          </w:tcPr>
+          <w:p>
+            <w:pPr>
+              <w:spacing w:after="0" w:line="252"/>
+            </w:pPr>
+            <w:r>
+              <w:rPr>
+                <w:rFonts w:ascii="Arial" w:eastAsia="PingFang SC" w:hAnsi="Arial"/>
+                <w:b/>
+                <w:bCs/>
+                <w:color w:val="142233"/>
+                <w:sz w:val="20"/>
+                <w:szCs w:val="20"/>
+              </w:rPr>
+              <w:t xml:space="preserve">② 语言（NLP）</w:t>
+            </w:r>
+          </w:p>
+        </w:tc>
+        <w:tc>
+          <w:tcPr>
+            <w:tcW w:type="dxa" w:w="5060"/>
+            <w:tcBorders>
+              <w:top w:val="single" w:color="CCD9E3" w:sz="1"/>
+              <w:left w:val="single" w:color="CCD9E3" w:sz="1"/>
+              <w:bottom w:val="single" w:color="CCD9E3" w:sz="1"/>
+              <w:right w:val="single" w:color="CCD9E3" w:sz="1"/>
+            </w:tcBorders>
+            <w:tcMar>
+              <w:top w:type="dxa" w:w="70"/>
+              <w:left w:type="dxa" w:w="110"/>
+              <w:bottom w:type="dxa" w:w="70"/>
+              <w:right w:type="dxa" w:w="110"/>
+            </w:tcMar>
+          </w:tcPr>
+          <w:p>
+            <w:pPr>
+              <w:spacing w:after="0" w:line="252"/>
+            </w:pPr>
+            <w:r>
+              <w:rPr>
+                <w:rFonts w:ascii="Arial" w:eastAsia="PingFang SC" w:hAnsi="Arial"/>
+                <w:color w:val="142233"/>
+                <w:sz w:val="20"/>
+                <w:szCs w:val="20"/>
+              </w:rPr>
+              <w:t xml:space="preserve">换框 · 未来预演 · 连续肯定 · 锚定 · 故事（挑 1–2 个）</w:t>
+            </w:r>
+          </w:p>
+        </w:tc>
+        <w:tc>
+          <w:tcPr>
+            <w:tcW w:type="dxa" w:w="2200"/>
+            <w:tcBorders>
+              <w:top w:val="single" w:color="CCD9E3" w:sz="1"/>
+              <w:left w:val="single" w:color="CCD9E3" w:sz="1"/>
+              <w:bottom w:val="single" w:color="CCD9E3" w:sz="1"/>
+              <w:right w:val="single" w:color="CCD9E3" w:sz="1"/>
+            </w:tcBorders>
+            <w:tcMar>
+              <w:top w:type="dxa" w:w="70"/>
+              <w:left w:type="dxa" w:w="110"/>
+              <w:bottom w:type="dxa" w:w="70"/>
+              <w:right w:type="dxa" w:w="110"/>
+            </w:tcMar>
+          </w:tcPr>
+          <w:p>
+            <w:pPr>
+              <w:spacing w:after="0" w:line="252"/>
+            </w:pPr>
+            <w:r>
+              <w:rPr>
+                <w:rFonts w:ascii="Arial" w:eastAsia="PingFang SC" w:hAnsi="Arial"/>
+                <w:color w:val="142233"/>
+                <w:sz w:val="20"/>
+                <w:szCs w:val="20"/>
+              </w:rPr>
+              <w:t xml:space="preserve">话更进得去</w:t>
+            </w:r>
+          </w:p>
+        </w:tc>
+      </w:tr>
+      <w:tr>
+        <w:tc>
+          <w:tcPr>
+            <w:tcW w:type="dxa" w:w="2100"/>
+            <w:tcBorders>
+              <w:top w:val="single" w:color="CCD9E3" w:sz="1"/>
+              <w:left w:val="single" w:color="CCD9E3" w:sz="1"/>
+              <w:bottom w:val="single" w:color="CCD9E3" w:sz="1"/>
+              <w:right w:val="single" w:color="CCD9E3" w:sz="1"/>
+            </w:tcBorders>
+            <w:tcMar>
+              <w:top w:type="dxa" w:w="70"/>
+              <w:left w:type="dxa" w:w="110"/>
+              <w:bottom w:type="dxa" w:w="70"/>
+              <w:right w:type="dxa" w:w="110"/>
+            </w:tcMar>
+          </w:tcPr>
+          <w:p>
+            <w:pPr>
+              <w:spacing w:after="0" w:line="252"/>
+            </w:pPr>
+            <w:r>
+              <w:rPr>
+                <w:rFonts w:ascii="Arial" w:eastAsia="PingFang SC" w:hAnsi="Arial"/>
+                <w:b/>
+                <w:bCs/>
+                <w:color w:val="142233"/>
+                <w:sz w:val="20"/>
+                <w:szCs w:val="20"/>
+              </w:rPr>
+              <w:t xml:space="preserve">③ 动机（人性需求）</w:t>
+            </w:r>
+          </w:p>
+        </w:tc>
+        <w:tc>
+          <w:tcPr>
+            <w:tcW w:type="dxa" w:w="5060"/>
+            <w:tcBorders>
+              <w:top w:val="single" w:color="CCD9E3" w:sz="1"/>
+              <w:left w:val="single" w:color="CCD9E3" w:sz="1"/>
+              <w:bottom w:val="single" w:color="CCD9E3" w:sz="1"/>
+              <w:right w:val="single" w:color="CCD9E3" w:sz="1"/>
+            </w:tcBorders>
+            <w:tcMar>
+              <w:top w:type="dxa" w:w="70"/>
+              <w:left w:type="dxa" w:w="110"/>
+              <w:bottom w:type="dxa" w:w="70"/>
+              <w:right w:type="dxa" w:w="110"/>
+            </w:tcMar>
+          </w:tcPr>
+          <w:p>
+            <w:pPr>
+              <w:spacing w:after="0" w:line="252"/>
+            </w:pPr>
+            <w:r>
+              <w:rPr>
+                <w:rFonts w:ascii="Arial" w:eastAsia="PingFang SC" w:hAnsi="Arial"/>
+                <w:color w:val="142233"/>
+                <w:sz w:val="20"/>
+                <w:szCs w:val="20"/>
+              </w:rPr>
+              <w:t xml:space="preserve">确定 / 新鲜 / 重要 / 爱与连接 / 成长 / 贡献</w:t>
+            </w:r>
+          </w:p>
+        </w:tc>
+        <w:tc>
+          <w:tcPr>
+            <w:tcW w:type="dxa" w:w="2200"/>
+            <w:tcBorders>
+              <w:top w:val="single" w:color="CCD9E3" w:sz="1"/>
+              <w:left w:val="single" w:color="CCD9E3" w:sz="1"/>
+              <w:bottom w:val="single" w:color="CCD9E3" w:sz="1"/>
+              <w:right w:val="single" w:color="CCD9E3" w:sz="1"/>
+            </w:tcBorders>
+            <w:tcMar>
+              <w:top w:type="dxa" w:w="70"/>
+              <w:left w:type="dxa" w:w="110"/>
+              <w:bottom w:type="dxa" w:w="70"/>
+              <w:right w:type="dxa" w:w="110"/>
+            </w:tcMar>
+          </w:tcPr>
+          <w:p>
+            <w:pPr>
+              <w:spacing w:after="0" w:line="252"/>
+            </w:pPr>
+            <w:r>
+              <w:rPr>
+                <w:rFonts w:ascii="Arial" w:eastAsia="PingFang SC" w:hAnsi="Arial"/>
+                <w:color w:val="142233"/>
+                <w:sz w:val="20"/>
+                <w:szCs w:val="20"/>
+              </w:rPr>
+              <w:t xml:space="preserve">人为何行动</w:t>
+            </w:r>
+          </w:p>
+        </w:tc>
+      </w:tr>
+    </w:tbl>
+    <w:tbl>
+      <w:tblPr>
+        <w:tblW w:type="dxa" w:w="9360"/>
+        <w:tblBorders>
+          <w:top w:val="single" w:color="auto" w:sz="4"/>
+          <w:left w:val="single" w:color="auto" w:sz="4"/>
+          <w:bottom w:val="single" w:color="auto" w:sz="4"/>
+          <w:right w:val="single" w:color="auto" w:sz="4"/>
+          <w:insideH w:val="single" w:color="auto" w:sz="4"/>
+          <w:insideV w:val="single" w:color="auto" w:sz="4"/>
+        </w:tblBorders>
+      </w:tblPr>
+      <w:tblGrid>
+        <w:gridCol w:w="9360"/>
+      </w:tblGrid>
+      <w:tr>
+        <w:tc>
+          <w:tcPr>
+            <w:tcW w:type="dxa" w:w="9360"/>
+            <w:tcBorders>
+              <w:top w:val="none"/>
+              <w:left w:val="single" w:color="FCB040" w:sz="24" w:space="6"/>
+              <w:bottom w:val="none"/>
+              <w:right w:val="none"/>
+            </w:tcBorders>
+            <w:shd w:fill="FFF3DE" w:val="clear"/>
+            <w:tcMar>
+              <w:top w:type="dxa" w:w="120"/>
+              <w:left w:type="dxa" w:w="160"/>
+              <w:bottom w:type="dxa" w:w="120"/>
+              <w:right w:type="dxa" w:w="160"/>
+            </w:tcMar>
+          </w:tcPr>
+          <w:p>
+            <w:r>
+              <w:rPr>
+                <w:rFonts w:ascii="Arial" w:eastAsia="PingFang SC" w:hAnsi="Arial"/>
+                <w:b/>
+                <w:bCs/>
+                <w:color w:val="142233"/>
+                <w:sz w:val="21"/>
+                <w:szCs w:val="21"/>
+              </w:rPr>
+              <w:t xml:space="preserve">🔴 验收铁律：任何一件产物，Claude 都要能说出「这套了哪个大师 + 哪个 NLP + 戳哪个人性需求」。说不出 = 只做了表面，重来。</w:t>
+            </w:r>
+          </w:p>
+        </w:tc>
+      </w:tr>
+    </w:tbl>
+    <w:p>
+      <w:pPr>
         <w:pStyle w:val="Heading1"/>
         <w:pBdr>
           <w:bottom w:val="single" w:color="0F75BC" w:sz="12" w:space="4"/>
@@ -1586,7 +2090,7 @@
             <w:pPr>
               <w:spacing w:after="40"/>
             </w:pPr>
-            <w:hyperlink w:history="1" r:id="rIdn4qmn9qfyyuzt9uemt4kg">
+            <w:hyperlink w:history="1" r:id="rId5-8o_46jjnnlgwwyczrpn">
               <w:r>
                 <w:rPr>
                   <w:rFonts w:ascii="Courier New" w:eastAsia="PingFang SC" w:hAnsi="Courier New"/>
@@ -1617,7 +2121,7 @@
             <w:pPr>
               <w:spacing w:after="0"/>
             </w:pPr>
-            <w:hyperlink w:history="1" r:id="rId6-vpbtnfreg5nglnoru0r">
+            <w:hyperlink w:history="1" r:id="rId_sbur9ocp7ks-xfi56_zr">
               <w:r>
                 <w:rPr>
                   <w:rFonts w:ascii="Courier New" w:eastAsia="PingFang SC" w:hAnsi="Courier New"/>
@@ -1839,7 +2343,7 @@
             <w:pPr>
               <w:spacing w:after="0" w:line="252"/>
             </w:pPr>
-            <w:hyperlink w:history="1" r:id="rIddek0jo_fac6jcspdoxlcc">
+            <w:hyperlink w:history="1" r:id="rIdxaqq5ldtqaf-wx3nltxx9">
               <w:r>
                 <w:rPr>
                   <w:rFonts w:ascii="Arial" w:eastAsia="PingFang SC" w:hAnsi="Arial"/>
@@ -1941,7 +2445,7 @@
             <w:pPr>
               <w:spacing w:after="0" w:line="252"/>
             </w:pPr>
-            <w:hyperlink w:history="1" r:id="rIdh-gmuv0iclyxam5d2t6r-">
+            <w:hyperlink w:history="1" r:id="rIdly4esqpb4tlfrahkzpcsh">
               <w:r>
                 <w:rPr>
                   <w:rFonts w:ascii="Arial" w:eastAsia="PingFang SC" w:hAnsi="Arial"/>
@@ -2043,7 +2547,7 @@
             <w:pPr>
               <w:spacing w:after="0" w:line="252"/>
             </w:pPr>
-            <w:hyperlink w:history="1" r:id="rIdq3shbdsw_vernb-nflx8y">
+            <w:hyperlink w:history="1" r:id="rIdhwoxth0l097a4s78dgxjn">
               <w:r>
                 <w:rPr>
                   <w:rFonts w:ascii="Arial" w:eastAsia="PingFang SC" w:hAnsi="Arial"/>
@@ -2145,7 +2649,7 @@
             <w:pPr>
               <w:spacing w:after="0" w:line="252"/>
             </w:pPr>
-            <w:hyperlink w:history="1" r:id="rIdgsursldathtbqy2plb6_x">
+            <w:hyperlink w:history="1" r:id="rId2kfs33eub5gihope8juur">
               <w:r>
                 <w:rPr>
                   <w:rFonts w:ascii="Arial" w:eastAsia="PingFang SC" w:hAnsi="Arial"/>
@@ -2247,7 +2751,7 @@
             <w:pPr>
               <w:spacing w:after="0" w:line="252"/>
             </w:pPr>
-            <w:hyperlink w:history="1" r:id="rIdt_pnw-rjizmhku2qpd73f">
+            <w:hyperlink w:history="1" r:id="rIdzmikwyhjg_3ynslxlb6sf">
               <w:r>
                 <w:rPr>
                   <w:rFonts w:ascii="Arial" w:eastAsia="PingFang SC" w:hAnsi="Arial"/>
@@ -2349,7 +2853,7 @@
             <w:pPr>
               <w:spacing w:after="0" w:line="252"/>
             </w:pPr>
-            <w:hyperlink w:history="1" r:id="rId8vr0lzyfjx-4uwha_qi-y">
+            <w:hyperlink w:history="1" r:id="rIdrhhxdk1aqqhkehm9-dwes">
               <w:r>
                 <w:rPr>
                   <w:rFonts w:ascii="Arial" w:eastAsia="PingFang SC" w:hAnsi="Arial"/>
@@ -2451,7 +2955,7 @@
             <w:pPr>
               <w:spacing w:after="0" w:line="252"/>
             </w:pPr>
-            <w:hyperlink w:history="1" r:id="rIdguoigpouuy_izntl083fz">
+            <w:hyperlink w:history="1" r:id="rIdrw-ohgu8jakv4dplh4eho">
               <w:r>
                 <w:rPr>
                   <w:rFonts w:ascii="Arial" w:eastAsia="PingFang SC" w:hAnsi="Arial"/>
@@ -2553,7 +3057,7 @@
             <w:pPr>
               <w:spacing w:after="0" w:line="252"/>
             </w:pPr>
-            <w:hyperlink w:history="1" r:id="rIdpkooaqp1dlkfaz6dfp2hs">
+            <w:hyperlink w:history="1" r:id="rIdved7nnguedtxq_ejuphvi">
               <w:r>
                 <w:rPr>
                   <w:rFonts w:ascii="Arial" w:eastAsia="PingFang SC" w:hAnsi="Arial"/>
@@ -2655,7 +3159,7 @@
             <w:pPr>
               <w:spacing w:after="0" w:line="252"/>
             </w:pPr>
-            <w:hyperlink w:history="1" r:id="rId_v2bgiawoxuj1-blrwcd-">
+            <w:hyperlink w:history="1" r:id="rIdyvw6ltteexyb3z_mavs_j">
               <w:r>
                 <w:rPr>
                   <w:rFonts w:ascii="Arial" w:eastAsia="PingFang SC" w:hAnsi="Arial"/>
@@ -2803,7 +3307,7 @@
             <w:pPr>
               <w:spacing w:after="0" w:line="252"/>
             </w:pPr>
-            <w:hyperlink w:history="1" r:id="rIden3rk7qrtdegfpfy0byox">
+            <w:hyperlink w:history="1" r:id="rIdohwyknchn0n0p0krx4muc">
               <w:r>
                 <w:rPr>
                   <w:rFonts w:ascii="Arial" w:eastAsia="PingFang SC" w:hAnsi="Arial"/>
@@ -2905,7 +3409,7 @@
             <w:pPr>
               <w:spacing w:after="0" w:line="252"/>
             </w:pPr>
-            <w:hyperlink w:history="1" r:id="rIdumr_3sx5xb7iadadwlerz">
+            <w:hyperlink w:history="1" r:id="rIdlnv1orfyq4m2rm4pqbe2z">
               <w:r>
                 <w:rPr>
                   <w:rFonts w:ascii="Arial" w:eastAsia="PingFang SC" w:hAnsi="Arial"/>
@@ -3007,7 +3511,7 @@
             <w:pPr>
               <w:spacing w:after="0" w:line="252"/>
             </w:pPr>
-            <w:hyperlink w:history="1" r:id="rIdlye6nkt0dq7f3kuobcjpu">
+            <w:hyperlink w:history="1" r:id="rIdfraetpuozcqqssuepqbbv">
               <w:r>
                 <w:rPr>
                   <w:rFonts w:ascii="Arial" w:eastAsia="PingFang SC" w:hAnsi="Arial"/>
@@ -3109,7 +3613,7 @@
             <w:pPr>
               <w:spacing w:after="0" w:line="252"/>
             </w:pPr>
-            <w:hyperlink w:history="1" r:id="rId-uuptbklzkzet5ys3svbq">
+            <w:hyperlink w:history="1" r:id="rIdkb97awsx37ict1ryw572q">
               <w:r>
                 <w:rPr>
                   <w:rFonts w:ascii="Arial" w:eastAsia="PingFang SC" w:hAnsi="Arial"/>
@@ -3211,7 +3715,7 @@
             <w:pPr>
               <w:spacing w:after="0" w:line="252"/>
             </w:pPr>
-            <w:hyperlink w:history="1" r:id="rIdu0l9xkcluyxqumafhsmqi">
+            <w:hyperlink w:history="1" r:id="rIda-wxjpqkdokeg5o5crtvu">
               <w:r>
                 <w:rPr>
                   <w:rFonts w:ascii="Arial" w:eastAsia="PingFang SC" w:hAnsi="Arial"/>
@@ -3313,7 +3817,7 @@
             <w:pPr>
               <w:spacing w:after="0" w:line="252"/>
             </w:pPr>
-            <w:hyperlink w:history="1" r:id="rIdvbsylvkcilmj5crg_5nnb">
+            <w:hyperlink w:history="1" r:id="rId-vaet892z874ewhbzzmxe">
               <w:r>
                 <w:rPr>
                   <w:rFonts w:ascii="Arial" w:eastAsia="PingFang SC" w:hAnsi="Arial"/>
@@ -3415,7 +3919,7 @@
             <w:pPr>
               <w:spacing w:after="0" w:line="252"/>
             </w:pPr>
-            <w:hyperlink w:history="1" r:id="rIdpuq198_zjvplwyekvvo5x">
+            <w:hyperlink w:history="1" r:id="rIdousslbdrnfd9d9mn7xpjy">
               <w:r>
                 <w:rPr>
                   <w:rFonts w:ascii="Arial" w:eastAsia="PingFang SC" w:hAnsi="Arial"/>
@@ -3517,7 +4021,7 @@
             <w:pPr>
               <w:spacing w:after="0" w:line="252"/>
             </w:pPr>
-            <w:hyperlink w:history="1" r:id="rIdye0kq25bxmbryhesldicz">
+            <w:hyperlink w:history="1" r:id="rIdkf7md6uz0vd8atsoye3ha">
               <w:r>
                 <w:rPr>
                   <w:rFonts w:ascii="Arial" w:eastAsia="PingFang SC" w:hAnsi="Arial"/>
@@ -3619,7 +4123,7 @@
             <w:pPr>
               <w:spacing w:after="0" w:line="252"/>
             </w:pPr>
-            <w:hyperlink w:history="1" r:id="rIdrg10vzbhwx2hx0qrb8u96">
+            <w:hyperlink w:history="1" r:id="rId0ralnl5cmi4413qjaq99u">
               <w:r>
                 <w:rPr>
                   <w:rFonts w:ascii="Arial" w:eastAsia="PingFang SC" w:hAnsi="Arial"/>

--- a/交付物-doc-pdf-ppt/AI内容课_VerB_CMO战略版_工作手册.docx
+++ b/交付物-doc-pdf-ppt/AI内容课_VerB_CMO战略版_工作手册.docx
@@ -1704,7 +1704,7 @@
                 <w:sz w:val="20"/>
                 <w:szCs w:val="20"/>
               </w:rPr>
-              <w:t xml:space="preserve">AARRR / 5A 定位流失点 · 要 KPI（CVR/CTR/CPA/LTV）· RFM/定位 受众分层</w:t>
+              <w:t xml:space="preserve">AARRR / 5A 定位流失点 · 要 KPI（CVR/CTR/CPA/LTV）· RFM/定位 受众分层。🔴 一次只问一题、用可点选项卡（行业/痛点/KPI/受众都做成卡），等答完再问下一题——绝不一次全倒。</w:t>
             </w:r>
           </w:p>
         </w:tc>
@@ -2090,7 +2090,7 @@
             <w:pPr>
               <w:spacing w:after="40"/>
             </w:pPr>
-            <w:hyperlink w:history="1" r:id="rId5-8o_46jjnnlgwwyczrpn">
+            <w:hyperlink w:history="1" r:id="rIdzwfaujir8euj57ascfhiy">
               <w:r>
                 <w:rPr>
                   <w:rFonts w:ascii="Courier New" w:eastAsia="PingFang SC" w:hAnsi="Courier New"/>
@@ -2121,7 +2121,7 @@
             <w:pPr>
               <w:spacing w:after="0"/>
             </w:pPr>
-            <w:hyperlink w:history="1" r:id="rId_sbur9ocp7ks-xfi56_zr">
+            <w:hyperlink w:history="1" r:id="rIdrhyt5sqhhtz16kzpnpp20">
               <w:r>
                 <w:rPr>
                   <w:rFonts w:ascii="Courier New" w:eastAsia="PingFang SC" w:hAnsi="Courier New"/>
@@ -2343,7 +2343,7 @@
             <w:pPr>
               <w:spacing w:after="0" w:line="252"/>
             </w:pPr>
-            <w:hyperlink w:history="1" r:id="rIdxaqq5ldtqaf-wx3nltxx9">
+            <w:hyperlink w:history="1" r:id="rIda8tjmkzlevmukaeh3t5fr">
               <w:r>
                 <w:rPr>
                   <w:rFonts w:ascii="Arial" w:eastAsia="PingFang SC" w:hAnsi="Arial"/>
@@ -2445,7 +2445,7 @@
             <w:pPr>
               <w:spacing w:after="0" w:line="252"/>
             </w:pPr>
-            <w:hyperlink w:history="1" r:id="rIdly4esqpb4tlfrahkzpcsh">
+            <w:hyperlink w:history="1" r:id="rIddl6ueditb1foppudckjbk">
               <w:r>
                 <w:rPr>
                   <w:rFonts w:ascii="Arial" w:eastAsia="PingFang SC" w:hAnsi="Arial"/>
@@ -2547,7 +2547,7 @@
             <w:pPr>
               <w:spacing w:after="0" w:line="252"/>
             </w:pPr>
-            <w:hyperlink w:history="1" r:id="rIdhwoxth0l097a4s78dgxjn">
+            <w:hyperlink w:history="1" r:id="rIdmcnhv1xj_zuc2vra80_lc">
               <w:r>
                 <w:rPr>
                   <w:rFonts w:ascii="Arial" w:eastAsia="PingFang SC" w:hAnsi="Arial"/>
@@ -2649,7 +2649,7 @@
             <w:pPr>
               <w:spacing w:after="0" w:line="252"/>
             </w:pPr>
-            <w:hyperlink w:history="1" r:id="rId2kfs33eub5gihope8juur">
+            <w:hyperlink w:history="1" r:id="rIdhjbfcukd_oritt5o939rp">
               <w:r>
                 <w:rPr>
                   <w:rFonts w:ascii="Arial" w:eastAsia="PingFang SC" w:hAnsi="Arial"/>
@@ -2751,7 +2751,7 @@
             <w:pPr>
               <w:spacing w:after="0" w:line="252"/>
             </w:pPr>
-            <w:hyperlink w:history="1" r:id="rIdzmikwyhjg_3ynslxlb6sf">
+            <w:hyperlink w:history="1" r:id="rIdn9nlz6ydb0lk6kqyppzid">
               <w:r>
                 <w:rPr>
                   <w:rFonts w:ascii="Arial" w:eastAsia="PingFang SC" w:hAnsi="Arial"/>
@@ -2853,7 +2853,7 @@
             <w:pPr>
               <w:spacing w:after="0" w:line="252"/>
             </w:pPr>
-            <w:hyperlink w:history="1" r:id="rIdrhhxdk1aqqhkehm9-dwes">
+            <w:hyperlink w:history="1" r:id="rId-cwas2w6-ppsahswa0fb5">
               <w:r>
                 <w:rPr>
                   <w:rFonts w:ascii="Arial" w:eastAsia="PingFang SC" w:hAnsi="Arial"/>
@@ -2955,7 +2955,7 @@
             <w:pPr>
               <w:spacing w:after="0" w:line="252"/>
             </w:pPr>
-            <w:hyperlink w:history="1" r:id="rIdrw-ohgu8jakv4dplh4eho">
+            <w:hyperlink w:history="1" r:id="rIdq7o2kgdueqzikonqlwskf">
               <w:r>
                 <w:rPr>
                   <w:rFonts w:ascii="Arial" w:eastAsia="PingFang SC" w:hAnsi="Arial"/>
@@ -3057,7 +3057,7 @@
             <w:pPr>
               <w:spacing w:after="0" w:line="252"/>
             </w:pPr>
-            <w:hyperlink w:history="1" r:id="rIdved7nnguedtxq_ejuphvi">
+            <w:hyperlink w:history="1" r:id="rIdxrqqnqtcfid0safrexzki">
               <w:r>
                 <w:rPr>
                   <w:rFonts w:ascii="Arial" w:eastAsia="PingFang SC" w:hAnsi="Arial"/>
@@ -3159,7 +3159,7 @@
             <w:pPr>
               <w:spacing w:after="0" w:line="252"/>
             </w:pPr>
-            <w:hyperlink w:history="1" r:id="rIdyvw6ltteexyb3z_mavs_j">
+            <w:hyperlink w:history="1" r:id="rIdbaswijrnytls8w16cbfr2">
               <w:r>
                 <w:rPr>
                   <w:rFonts w:ascii="Arial" w:eastAsia="PingFang SC" w:hAnsi="Arial"/>
@@ -3307,7 +3307,7 @@
             <w:pPr>
               <w:spacing w:after="0" w:line="252"/>
             </w:pPr>
-            <w:hyperlink w:history="1" r:id="rIdohwyknchn0n0p0krx4muc">
+            <w:hyperlink w:history="1" r:id="rIdu7ijgcxdalwit_boyafqe">
               <w:r>
                 <w:rPr>
                   <w:rFonts w:ascii="Arial" w:eastAsia="PingFang SC" w:hAnsi="Arial"/>
@@ -3409,7 +3409,7 @@
             <w:pPr>
               <w:spacing w:after="0" w:line="252"/>
             </w:pPr>
-            <w:hyperlink w:history="1" r:id="rIdlnv1orfyq4m2rm4pqbe2z">
+            <w:hyperlink w:history="1" r:id="rIdbpi5mg-ow2xcp3hz05coc">
               <w:r>
                 <w:rPr>
                   <w:rFonts w:ascii="Arial" w:eastAsia="PingFang SC" w:hAnsi="Arial"/>
@@ -3511,7 +3511,7 @@
             <w:pPr>
               <w:spacing w:after="0" w:line="252"/>
             </w:pPr>
-            <w:hyperlink w:history="1" r:id="rIdfraetpuozcqqssuepqbbv">
+            <w:hyperlink w:history="1" r:id="rIdiphsogiccyli9ngdpcgac">
               <w:r>
                 <w:rPr>
                   <w:rFonts w:ascii="Arial" w:eastAsia="PingFang SC" w:hAnsi="Arial"/>
@@ -3613,7 +3613,7 @@
             <w:pPr>
               <w:spacing w:after="0" w:line="252"/>
             </w:pPr>
-            <w:hyperlink w:history="1" r:id="rIdkb97awsx37ict1ryw572q">
+            <w:hyperlink w:history="1" r:id="rId7urgvwh8zzk_m3up9b0os">
               <w:r>
                 <w:rPr>
                   <w:rFonts w:ascii="Arial" w:eastAsia="PingFang SC" w:hAnsi="Arial"/>
@@ -3715,7 +3715,7 @@
             <w:pPr>
               <w:spacing w:after="0" w:line="252"/>
             </w:pPr>
-            <w:hyperlink w:history="1" r:id="rIda-wxjpqkdokeg5o5crtvu">
+            <w:hyperlink w:history="1" r:id="rIdienxlvckn2sqkkmegfl0f">
               <w:r>
                 <w:rPr>
                   <w:rFonts w:ascii="Arial" w:eastAsia="PingFang SC" w:hAnsi="Arial"/>
@@ -3817,7 +3817,7 @@
             <w:pPr>
               <w:spacing w:after="0" w:line="252"/>
             </w:pPr>
-            <w:hyperlink w:history="1" r:id="rId-vaet892z874ewhbzzmxe">
+            <w:hyperlink w:history="1" r:id="rIdgg2lp5sdzqqtamy1w9nxv">
               <w:r>
                 <w:rPr>
                   <w:rFonts w:ascii="Arial" w:eastAsia="PingFang SC" w:hAnsi="Arial"/>
@@ -3919,7 +3919,7 @@
             <w:pPr>
               <w:spacing w:after="0" w:line="252"/>
             </w:pPr>
-            <w:hyperlink w:history="1" r:id="rIdousslbdrnfd9d9mn7xpjy">
+            <w:hyperlink w:history="1" r:id="rIdrrrfdjjrpbhgxe5nhpj9s">
               <w:r>
                 <w:rPr>
                   <w:rFonts w:ascii="Arial" w:eastAsia="PingFang SC" w:hAnsi="Arial"/>
@@ -4021,7 +4021,7 @@
             <w:pPr>
               <w:spacing w:after="0" w:line="252"/>
             </w:pPr>
-            <w:hyperlink w:history="1" r:id="rIdkf7md6uz0vd8atsoye3ha">
+            <w:hyperlink w:history="1" r:id="rId5goigiwkdjnlckcrmazgg">
               <w:r>
                 <w:rPr>
                   <w:rFonts w:ascii="Arial" w:eastAsia="PingFang SC" w:hAnsi="Arial"/>
@@ -4123,7 +4123,7 @@
             <w:pPr>
               <w:spacing w:after="0" w:line="252"/>
             </w:pPr>
-            <w:hyperlink w:history="1" r:id="rId0ralnl5cmi4413qjaq99u">
+            <w:hyperlink w:history="1" r:id="rIdxu3tl0jhmqapbn5nrpsjs">
               <w:r>
                 <w:rPr>
                   <w:rFonts w:ascii="Arial" w:eastAsia="PingFang SC" w:hAnsi="Arial"/>
